--- a/laba7/Андреев_Артамонов_Пыхов_Воронин_ЛР7.docx
+++ b/laba7/Андреев_Артамонов_Пыхов_Воронин_ЛР7.docx
@@ -29,8 +29,5183 @@
         <w:rPr>
           <w:lang w:val="en-US"/>
         </w:rPr>
-        <w:t xml:space="preserve">UML</w:t>
-      </w:r>
+      </w:r>
+      <w:r>
+        <mc:AlternateContent>
+          <mc:Choice Requires="wpg">
+            <w:drawing>
+              <wp:inline xmlns:wp="http://schemas.openxmlformats.org/drawingml/2006/wordprocessingDrawing" distT="0" distB="0" distL="0" distR="0">
+                <wp:extent cx="5943600" cy="3198983"/>
+                <wp:effectExtent l="0" t="0" r="0" b="0"/>
+                <wp:docPr id="1" name=""/>
+                <wp:cNvGraphicFramePr>
+                  <a:graphicFrameLocks xmlns:a="http://schemas.openxmlformats.org/drawingml/2006/main" noChangeAspect="1"/>
+                </wp:cNvGraphicFramePr>
+                <a:graphic xmlns:a="http://schemas.openxmlformats.org/drawingml/2006/main">
+                  <a:graphicData uri="http://schemas.openxmlformats.org/drawingml/2006/picture">
+                    <pic:pic xmlns:pic="http://schemas.openxmlformats.org/drawingml/2006/picture">
+                      <pic:nvPicPr>
+                        <pic:cNvPr id="1623177932" name=""/>
+                        <pic:cNvPicPr>
+                          <a:picLocks noChangeAspect="1"/>
+                        </pic:cNvPicPr>
+                        <pic:nvPr/>
+                      </pic:nvPicPr>
+                      <pic:blipFill rotWithShape="1">
+                        <a:blip r:embed="rId8"/>
+                        <a:stretch/>
+                      </pic:blipFill>
+                      <pic:spPr bwMode="auto">
+                        <a:xfrm>
+                          <a:off x="0" y="0"/>
+                          <a:ext cx="5943599" cy="3198983"/>
+                        </a:xfrm>
+                        <a:prstGeom prst="rect">
+                          <a:avLst/>
+                        </a:prstGeom>
+                      </pic:spPr>
+                    </pic:pic>
+                  </a:graphicData>
+                </a:graphic>
+              </wp:inline>
+            </w:drawing>
+          </mc:Choice>
+          <mc:Fallback>
+            <w:pict>
+              <v:shapetype id="_x0000_t75" coordsize="21600,21600" o:spt="75" o:preferrelative="t" path="m@4@5l@4@11@9@11@9@5xe" filled="f" stroked="f">
+                <v:stroke joinstyle="miter"/>
+                <v:formulas>
+                  <v:f eqn="if lineDrawn pixelLineWidth 0"/>
+                  <v:f eqn="sum @0 1 0"/>
+                  <v:f eqn="sum 0 0 @1"/>
+                  <v:f eqn="prod @2 1 2"/>
+                  <v:f eqn="prod @3 21600 pixelWidth"/>
+                  <v:f eqn="prod @3 21600 pixelHeight"/>
+                  <v:f eqn="sum @0 0 1"/>
+                  <v:f eqn="prod @6 1 2"/>
+                  <v:f eqn="prod @7 21600 pixelWidth"/>
+                  <v:f eqn="sum @8 21600 0"/>
+                  <v:f eqn="prod @7 21600 pixelHeight"/>
+                  <v:f eqn="sum @10 21600 0"/>
+                </v:formulas>
+                <v:path o:extrusionok="f" gradientshapeok="t" o:connecttype="rect"/>
+                <o:lock v:ext="edit" aspectratio="t"/>
+              </v:shapetype>
+              <v:shape id="_x0000_i0" o:spid="_x0000_s0" type="#_x0000_t75" style="width:468.00pt;height:251.89pt;mso-wrap-distance-left:0.00pt;mso-wrap-distance-top:0.00pt;mso-wrap-distance-right:0.00pt;mso-wrap-distance-bottom:0.00pt;z-index:1;" stroked="false">
+                <v:imagedata r:id="rId8" o:title=""/>
+                <o:lock v:ext="edit" rotation="t"/>
+              </v:shape>
+            </w:pict>
+          </mc:Fallback>
+        </mc:AlternateContent>
+      </w:r>
+      <w:r>
+        <w:rPr>
+          <w:lang w:val="en-US"/>
+        </w:rPr>
+      </w:r>
+      <w:r/>
+    </w:p>
+    <w:p>
+      <w:pPr>
+        <w:pStyle w:val="827"/>
+        <w:pBdr/>
+        <w:spacing/>
+        <w:ind/>
+        <w:rPr/>
+      </w:pPr>
+      <w:r>
+        <w:t xml:space="preserve">2 задание</w:t>
+      </w:r>
+      <w:r/>
+    </w:p>
+    <w:p>
+      <w:pPr>
+        <w:pStyle w:val="892"/>
+        <w:pBdr/>
+        <w:spacing/>
+        <w:ind/>
+        <w:rPr>
+          <w:color w:val="000000" w:themeColor="text1"/>
+          <w:sz w:val="20"/>
+          <w:szCs w:val="16"/>
+        </w:rPr>
+      </w:pPr>
+      <w:r>
+        <w:rPr>
+          <w:rFonts w:ascii="0xProto Nerd Font" w:hAnsi="0xProto Nerd Font" w:eastAsia="0xProto Nerd Font" w:cs="0xProto Nerd Font"/>
+          <w:color w:val="000000" w:themeColor="text1"/>
+          <w:sz w:val="20"/>
+          <w:szCs w:val="16"/>
+        </w:rPr>
+        <w:t xml:space="preserve">namespace</w:t>
+      </w:r>
+      <w:r>
+        <w:rPr>
+          <w:rFonts w:ascii="0xProto Nerd Font" w:hAnsi="0xProto Nerd Font" w:eastAsia="0xProto Nerd Font" w:cs="0xProto Nerd Font"/>
+          <w:color w:val="000000" w:themeColor="text1"/>
+          <w:sz w:val="20"/>
+          <w:szCs w:val="16"/>
+        </w:rPr>
+        <w:t xml:space="preserve"> </w:t>
+      </w:r>
+      <w:r>
+        <w:rPr>
+          <w:rFonts w:ascii="0xProto Nerd Font" w:hAnsi="0xProto Nerd Font" w:eastAsia="0xProto Nerd Font" w:cs="0xProto Nerd Font"/>
+          <w:color w:val="000000" w:themeColor="text1"/>
+          <w:sz w:val="20"/>
+          <w:szCs w:val="16"/>
+        </w:rPr>
+        <w:t xml:space="preserve">Iterator</w:t>
+      </w:r>
+      <w:r>
+        <w:rPr>
+          <w:color w:val="000000" w:themeColor="text1"/>
+          <w:sz w:val="18"/>
+          <w:szCs w:val="16"/>
+        </w:rPr>
+      </w:r>
+      <w:r>
+        <w:rPr>
+          <w:color w:val="000000" w:themeColor="text1"/>
+          <w:sz w:val="20"/>
+          <w:szCs w:val="16"/>
+        </w:rPr>
+      </w:r>
+    </w:p>
+    <w:p>
+      <w:pPr>
+        <w:pStyle w:val="892"/>
+        <w:pBdr/>
+        <w:spacing/>
+        <w:ind/>
+        <w:rPr>
+          <w:color w:val="000000" w:themeColor="text1"/>
+          <w:sz w:val="20"/>
+          <w:szCs w:val="16"/>
+        </w:rPr>
+      </w:pPr>
+      <w:r>
+        <w:rPr>
+          <w:rFonts w:ascii="0xProto Nerd Font" w:hAnsi="0xProto Nerd Font" w:eastAsia="0xProto Nerd Font" w:cs="0xProto Nerd Font"/>
+          <w:color w:val="000000" w:themeColor="text1"/>
+          <w:sz w:val="20"/>
+          <w:szCs w:val="16"/>
+        </w:rPr>
+        <w:t xml:space="preserve">{</w:t>
+      </w:r>
+      <w:r>
+        <w:rPr>
+          <w:color w:val="000000" w:themeColor="text1"/>
+          <w:sz w:val="18"/>
+          <w:szCs w:val="16"/>
+        </w:rPr>
+      </w:r>
+      <w:r>
+        <w:rPr>
+          <w:color w:val="000000" w:themeColor="text1"/>
+          <w:sz w:val="20"/>
+          <w:szCs w:val="16"/>
+        </w:rPr>
+      </w:r>
+    </w:p>
+    <w:p>
+      <w:pPr>
+        <w:pStyle w:val="892"/>
+        <w:pBdr/>
+        <w:spacing/>
+        <w:ind/>
+        <w:rPr>
+          <w:color w:val="000000" w:themeColor="text1"/>
+          <w:sz w:val="20"/>
+          <w:szCs w:val="16"/>
+        </w:rPr>
+      </w:pPr>
+      <w:r>
+        <w:rPr>
+          <w:rFonts w:ascii="0xProto Nerd Font" w:hAnsi="0xProto Nerd Font" w:eastAsia="0xProto Nerd Font" w:cs="0xProto Nerd Font"/>
+          <w:color w:val="000000" w:themeColor="text1"/>
+          <w:sz w:val="20"/>
+          <w:szCs w:val="16"/>
+        </w:rPr>
+        <w:t xml:space="preserve">    </w:t>
+      </w:r>
+      <w:r>
+        <w:rPr>
+          <w:rFonts w:ascii="0xProto Nerd Font" w:hAnsi="0xProto Nerd Font" w:eastAsia="0xProto Nerd Font" w:cs="0xProto Nerd Font"/>
+          <w:color w:val="000000" w:themeColor="text1"/>
+          <w:sz w:val="20"/>
+          <w:szCs w:val="16"/>
+        </w:rPr>
+        <w:t xml:space="preserve">public</w:t>
+      </w:r>
+      <w:r>
+        <w:rPr>
+          <w:rFonts w:ascii="0xProto Nerd Font" w:hAnsi="0xProto Nerd Font" w:eastAsia="0xProto Nerd Font" w:cs="0xProto Nerd Font"/>
+          <w:color w:val="000000" w:themeColor="text1"/>
+          <w:sz w:val="20"/>
+          <w:szCs w:val="16"/>
+        </w:rPr>
+        <w:t xml:space="preserve"> </w:t>
+      </w:r>
+      <w:r>
+        <w:rPr>
+          <w:rFonts w:ascii="0xProto Nerd Font" w:hAnsi="0xProto Nerd Font" w:eastAsia="0xProto Nerd Font" w:cs="0xProto Nerd Font"/>
+          <w:color w:val="000000" w:themeColor="text1"/>
+          <w:sz w:val="20"/>
+          <w:szCs w:val="16"/>
+        </w:rPr>
+        <w:t xml:space="preserve">interface</w:t>
+      </w:r>
+      <w:r>
+        <w:rPr>
+          <w:rFonts w:ascii="0xProto Nerd Font" w:hAnsi="0xProto Nerd Font" w:eastAsia="0xProto Nerd Font" w:cs="0xProto Nerd Font"/>
+          <w:color w:val="000000" w:themeColor="text1"/>
+          <w:sz w:val="20"/>
+          <w:szCs w:val="16"/>
+        </w:rPr>
+        <w:t xml:space="preserve"> </w:t>
+      </w:r>
+      <w:r>
+        <w:rPr>
+          <w:rFonts w:ascii="0xProto Nerd Font" w:hAnsi="0xProto Nerd Font" w:eastAsia="0xProto Nerd Font" w:cs="0xProto Nerd Font"/>
+          <w:color w:val="000000" w:themeColor="text1"/>
+          <w:sz w:val="20"/>
+          <w:szCs w:val="16"/>
+        </w:rPr>
+        <w:t xml:space="preserve">IHeroState</w:t>
+      </w:r>
+      <w:r>
+        <w:rPr>
+          <w:color w:val="000000" w:themeColor="text1"/>
+          <w:sz w:val="18"/>
+          <w:szCs w:val="16"/>
+        </w:rPr>
+      </w:r>
+      <w:r>
+        <w:rPr>
+          <w:color w:val="000000" w:themeColor="text1"/>
+          <w:sz w:val="20"/>
+          <w:szCs w:val="16"/>
+        </w:rPr>
+      </w:r>
+    </w:p>
+    <w:p>
+      <w:pPr>
+        <w:pStyle w:val="892"/>
+        <w:pBdr/>
+        <w:spacing/>
+        <w:ind/>
+        <w:rPr>
+          <w:color w:val="000000" w:themeColor="text1"/>
+          <w:sz w:val="20"/>
+          <w:szCs w:val="16"/>
+        </w:rPr>
+      </w:pPr>
+      <w:r>
+        <w:rPr>
+          <w:rFonts w:ascii="0xProto Nerd Font" w:hAnsi="0xProto Nerd Font" w:eastAsia="0xProto Nerd Font" w:cs="0xProto Nerd Font"/>
+          <w:color w:val="000000" w:themeColor="text1"/>
+          <w:sz w:val="20"/>
+          <w:szCs w:val="16"/>
+        </w:rPr>
+        <w:t xml:space="preserve">    {</w:t>
+      </w:r>
+      <w:r>
+        <w:rPr>
+          <w:color w:val="000000" w:themeColor="text1"/>
+          <w:sz w:val="18"/>
+          <w:szCs w:val="16"/>
+        </w:rPr>
+      </w:r>
+      <w:r>
+        <w:rPr>
+          <w:color w:val="000000" w:themeColor="text1"/>
+          <w:sz w:val="20"/>
+          <w:szCs w:val="16"/>
+        </w:rPr>
+      </w:r>
+    </w:p>
+    <w:p>
+      <w:pPr>
+        <w:pStyle w:val="892"/>
+        <w:pBdr/>
+        <w:spacing/>
+        <w:ind/>
+        <w:rPr>
+          <w:color w:val="000000" w:themeColor="text1"/>
+          <w:sz w:val="20"/>
+          <w:szCs w:val="16"/>
+        </w:rPr>
+      </w:pPr>
+      <w:r>
+        <w:rPr>
+          <w:rFonts w:ascii="0xProto Nerd Font" w:hAnsi="0xProto Nerd Font" w:eastAsia="0xProto Nerd Font" w:cs="0xProto Nerd Font"/>
+          <w:color w:val="000000" w:themeColor="text1"/>
+          <w:sz w:val="20"/>
+          <w:szCs w:val="16"/>
+        </w:rPr>
+        <w:t xml:space="preserve">        </w:t>
+      </w:r>
+      <w:r>
+        <w:rPr>
+          <w:rFonts w:ascii="0xProto Nerd Font" w:hAnsi="0xProto Nerd Font" w:eastAsia="0xProto Nerd Font" w:cs="0xProto Nerd Font"/>
+          <w:color w:val="000000" w:themeColor="text1"/>
+          <w:sz w:val="20"/>
+          <w:szCs w:val="16"/>
+        </w:rPr>
+        <w:t xml:space="preserve">void</w:t>
+      </w:r>
+      <w:r>
+        <w:rPr>
+          <w:rFonts w:ascii="0xProto Nerd Font" w:hAnsi="0xProto Nerd Font" w:eastAsia="0xProto Nerd Font" w:cs="0xProto Nerd Font"/>
+          <w:color w:val="000000" w:themeColor="text1"/>
+          <w:sz w:val="20"/>
+          <w:szCs w:val="16"/>
+        </w:rPr>
+        <w:t xml:space="preserve"> </w:t>
+      </w:r>
+      <w:r>
+        <w:rPr>
+          <w:rFonts w:ascii="0xProto Nerd Font" w:hAnsi="0xProto Nerd Font" w:eastAsia="0xProto Nerd Font" w:cs="0xProto Nerd Font"/>
+          <w:color w:val="000000" w:themeColor="text1"/>
+          <w:sz w:val="20"/>
+          <w:szCs w:val="16"/>
+        </w:rPr>
+        <w:t xml:space="preserve">HandleInput</w:t>
+      </w:r>
+      <w:r>
+        <w:rPr>
+          <w:rFonts w:ascii="0xProto Nerd Font" w:hAnsi="0xProto Nerd Font" w:eastAsia="0xProto Nerd Font" w:cs="0xProto Nerd Font"/>
+          <w:color w:val="000000" w:themeColor="text1"/>
+          <w:sz w:val="20"/>
+          <w:szCs w:val="16"/>
+        </w:rPr>
+        <w:t xml:space="preserve">(</w:t>
+      </w:r>
+      <w:r>
+        <w:rPr>
+          <w:rFonts w:ascii="0xProto Nerd Font" w:hAnsi="0xProto Nerd Font" w:eastAsia="0xProto Nerd Font" w:cs="0xProto Nerd Font"/>
+          <w:color w:val="000000" w:themeColor="text1"/>
+          <w:sz w:val="20"/>
+          <w:szCs w:val="16"/>
+        </w:rPr>
+        <w:t xml:space="preserve">Hero</w:t>
+      </w:r>
+      <w:r>
+        <w:rPr>
+          <w:rFonts w:ascii="0xProto Nerd Font" w:hAnsi="0xProto Nerd Font" w:eastAsia="0xProto Nerd Font" w:cs="0xProto Nerd Font"/>
+          <w:color w:val="000000" w:themeColor="text1"/>
+          <w:sz w:val="20"/>
+          <w:szCs w:val="16"/>
+        </w:rPr>
+        <w:t xml:space="preserve"> </w:t>
+      </w:r>
+      <w:r>
+        <w:rPr>
+          <w:rFonts w:ascii="0xProto Nerd Font" w:hAnsi="0xProto Nerd Font" w:eastAsia="0xProto Nerd Font" w:cs="0xProto Nerd Font"/>
+          <w:color w:val="000000" w:themeColor="text1"/>
+          <w:sz w:val="20"/>
+          <w:szCs w:val="16"/>
+        </w:rPr>
+        <w:t xml:space="preserve">hero</w:t>
+      </w:r>
+      <w:r>
+        <w:rPr>
+          <w:rFonts w:ascii="0xProto Nerd Font" w:hAnsi="0xProto Nerd Font" w:eastAsia="0xProto Nerd Font" w:cs="0xProto Nerd Font"/>
+          <w:color w:val="000000" w:themeColor="text1"/>
+          <w:sz w:val="20"/>
+          <w:szCs w:val="16"/>
+        </w:rPr>
+        <w:t xml:space="preserve">, </w:t>
+      </w:r>
+      <w:r>
+        <w:rPr>
+          <w:rFonts w:ascii="0xProto Nerd Font" w:hAnsi="0xProto Nerd Font" w:eastAsia="0xProto Nerd Font" w:cs="0xProto Nerd Font"/>
+          <w:color w:val="000000" w:themeColor="text1"/>
+          <w:sz w:val="20"/>
+          <w:szCs w:val="16"/>
+        </w:rPr>
+        <w:t xml:space="preserve">ConsoleKey</w:t>
+      </w:r>
+      <w:r>
+        <w:rPr>
+          <w:rFonts w:ascii="0xProto Nerd Font" w:hAnsi="0xProto Nerd Font" w:eastAsia="0xProto Nerd Font" w:cs="0xProto Nerd Font"/>
+          <w:color w:val="000000" w:themeColor="text1"/>
+          <w:sz w:val="20"/>
+          <w:szCs w:val="16"/>
+        </w:rPr>
+        <w:t xml:space="preserve"> </w:t>
+      </w:r>
+      <w:r>
+        <w:rPr>
+          <w:rFonts w:ascii="0xProto Nerd Font" w:hAnsi="0xProto Nerd Font" w:eastAsia="0xProto Nerd Font" w:cs="0xProto Nerd Font"/>
+          <w:color w:val="000000" w:themeColor="text1"/>
+          <w:sz w:val="20"/>
+          <w:szCs w:val="16"/>
+        </w:rPr>
+        <w:t xml:space="preserve">key</w:t>
+      </w:r>
+      <w:r>
+        <w:rPr>
+          <w:rFonts w:ascii="0xProto Nerd Font" w:hAnsi="0xProto Nerd Font" w:eastAsia="0xProto Nerd Font" w:cs="0xProto Nerd Font"/>
+          <w:color w:val="000000" w:themeColor="text1"/>
+          <w:sz w:val="20"/>
+          <w:szCs w:val="16"/>
+        </w:rPr>
+        <w:t xml:space="preserve">);</w:t>
+      </w:r>
+      <w:r>
+        <w:rPr>
+          <w:color w:val="000000" w:themeColor="text1"/>
+          <w:sz w:val="18"/>
+          <w:szCs w:val="16"/>
+        </w:rPr>
+      </w:r>
+      <w:r>
+        <w:rPr>
+          <w:color w:val="000000" w:themeColor="text1"/>
+          <w:sz w:val="20"/>
+          <w:szCs w:val="16"/>
+        </w:rPr>
+      </w:r>
+    </w:p>
+    <w:p>
+      <w:pPr>
+        <w:pStyle w:val="892"/>
+        <w:pBdr/>
+        <w:spacing/>
+        <w:ind/>
+        <w:rPr>
+          <w:rFonts w:ascii="0xProto Nerd Font" w:hAnsi="0xProto Nerd Font" w:eastAsia="0xProto Nerd Font" w:cs="0xProto Nerd Font"/>
+          <w:color w:val="000000" w:themeColor="text1"/>
+          <w:sz w:val="20"/>
+          <w:szCs w:val="20"/>
+          <w:highlight w:val="none"/>
+        </w:rPr>
+      </w:pPr>
+      <w:r>
+        <w:rPr>
+          <w:rFonts w:ascii="0xProto Nerd Font" w:hAnsi="0xProto Nerd Font" w:eastAsia="0xProto Nerd Font" w:cs="0xProto Nerd Font"/>
+          <w:color w:val="000000" w:themeColor="text1"/>
+          <w:sz w:val="20"/>
+          <w:szCs w:val="16"/>
+        </w:rPr>
+        <w:t xml:space="preserve">    }</w:t>
+      </w:r>
+      <w:r>
+        <w:rPr>
+          <w:rFonts w:ascii="0xProto Nerd Font" w:hAnsi="0xProto Nerd Font" w:eastAsia="0xProto Nerd Font" w:cs="0xProto Nerd Font"/>
+          <w:color w:val="000000" w:themeColor="text1"/>
+          <w:sz w:val="20"/>
+          <w:szCs w:val="16"/>
+        </w:rPr>
+      </w:r>
+      <w:r>
+        <w:rPr>
+          <w:rFonts w:ascii="0xProto Nerd Font" w:hAnsi="0xProto Nerd Font" w:eastAsia="0xProto Nerd Font" w:cs="0xProto Nerd Font"/>
+          <w:color w:val="000000" w:themeColor="text1"/>
+          <w:sz w:val="20"/>
+          <w:szCs w:val="20"/>
+          <w:highlight w:val="none"/>
+        </w:rPr>
+      </w:r>
+    </w:p>
+    <w:p>
+      <w:pPr>
+        <w:pStyle w:val="892"/>
+        <w:pBdr/>
+        <w:spacing/>
+        <w:ind/>
+        <w:rPr>
+          <w:rFonts w:ascii="0xProto Nerd Font" w:hAnsi="0xProto Nerd Font" w:eastAsia="0xProto Nerd Font" w:cs="0xProto Nerd Font"/>
+          <w:color w:val="000000" w:themeColor="text1"/>
+          <w:sz w:val="20"/>
+          <w:szCs w:val="20"/>
+        </w:rPr>
+      </w:pPr>
+      <w:r>
+        <w:rPr>
+          <w:rFonts w:ascii="0xProto Nerd Font" w:hAnsi="0xProto Nerd Font" w:eastAsia="0xProto Nerd Font" w:cs="0xProto Nerd Font"/>
+          <w:color w:val="000000" w:themeColor="text1"/>
+          <w:sz w:val="20"/>
+          <w:szCs w:val="16"/>
+          <w:highlight w:val="none"/>
+        </w:rPr>
+      </w:r>
+      <w:r>
+        <w:rPr>
+          <w:rFonts w:ascii="0xProto Nerd Font" w:hAnsi="0xProto Nerd Font" w:eastAsia="0xProto Nerd Font" w:cs="0xProto Nerd Font"/>
+          <w:color w:val="000000" w:themeColor="text1"/>
+          <w:sz w:val="20"/>
+          <w:szCs w:val="16"/>
+          <w:highlight w:val="none"/>
+        </w:rPr>
+      </w:r>
+      <w:r>
+        <w:rPr>
+          <w:rFonts w:ascii="0xProto Nerd Font" w:hAnsi="0xProto Nerd Font" w:eastAsia="0xProto Nerd Font" w:cs="0xProto Nerd Font"/>
+          <w:color w:val="000000" w:themeColor="text1"/>
+          <w:sz w:val="20"/>
+          <w:szCs w:val="20"/>
+        </w:rPr>
+      </w:r>
+    </w:p>
+    <w:p>
+      <w:pPr>
+        <w:pStyle w:val="892"/>
+        <w:pBdr/>
+        <w:spacing/>
+        <w:ind/>
+        <w:rPr>
+          <w:color w:val="000000" w:themeColor="text1"/>
+          <w:sz w:val="20"/>
+          <w:szCs w:val="16"/>
+        </w:rPr>
+      </w:pPr>
+      <w:r>
+        <w:rPr>
+          <w:rFonts w:ascii="0xProto Nerd Font" w:hAnsi="0xProto Nerd Font" w:eastAsia="0xProto Nerd Font" w:cs="0xProto Nerd Font"/>
+          <w:color w:val="000000" w:themeColor="text1"/>
+          <w:sz w:val="20"/>
+          <w:szCs w:val="16"/>
+        </w:rPr>
+        <w:t xml:space="preserve">    </w:t>
+      </w:r>
+      <w:r>
+        <w:rPr>
+          <w:rFonts w:ascii="0xProto Nerd Font" w:hAnsi="0xProto Nerd Font" w:eastAsia="0xProto Nerd Font" w:cs="0xProto Nerd Font"/>
+          <w:color w:val="000000" w:themeColor="text1"/>
+          <w:sz w:val="20"/>
+          <w:szCs w:val="16"/>
+        </w:rPr>
+        <w:t xml:space="preserve">public</w:t>
+      </w:r>
+      <w:r>
+        <w:rPr>
+          <w:rFonts w:ascii="0xProto Nerd Font" w:hAnsi="0xProto Nerd Font" w:eastAsia="0xProto Nerd Font" w:cs="0xProto Nerd Font"/>
+          <w:color w:val="000000" w:themeColor="text1"/>
+          <w:sz w:val="20"/>
+          <w:szCs w:val="16"/>
+        </w:rPr>
+        <w:t xml:space="preserve"> </w:t>
+      </w:r>
+      <w:r>
+        <w:rPr>
+          <w:rFonts w:ascii="0xProto Nerd Font" w:hAnsi="0xProto Nerd Font" w:eastAsia="0xProto Nerd Font" w:cs="0xProto Nerd Font"/>
+          <w:color w:val="000000" w:themeColor="text1"/>
+          <w:sz w:val="20"/>
+          <w:szCs w:val="16"/>
+        </w:rPr>
+        <w:t xml:space="preserve">class</w:t>
+      </w:r>
+      <w:r>
+        <w:rPr>
+          <w:rFonts w:ascii="0xProto Nerd Font" w:hAnsi="0xProto Nerd Font" w:eastAsia="0xProto Nerd Font" w:cs="0xProto Nerd Font"/>
+          <w:color w:val="000000" w:themeColor="text1"/>
+          <w:sz w:val="20"/>
+          <w:szCs w:val="16"/>
+        </w:rPr>
+        <w:t xml:space="preserve"> </w:t>
+      </w:r>
+      <w:r>
+        <w:rPr>
+          <w:rFonts w:ascii="0xProto Nerd Font" w:hAnsi="0xProto Nerd Font" w:eastAsia="0xProto Nerd Font" w:cs="0xProto Nerd Font"/>
+          <w:color w:val="000000" w:themeColor="text1"/>
+          <w:sz w:val="20"/>
+          <w:szCs w:val="16"/>
+        </w:rPr>
+        <w:t xml:space="preserve">Hero</w:t>
+      </w:r>
+      <w:r>
+        <w:rPr>
+          <w:color w:val="000000" w:themeColor="text1"/>
+          <w:sz w:val="18"/>
+          <w:szCs w:val="16"/>
+        </w:rPr>
+      </w:r>
+      <w:r>
+        <w:rPr>
+          <w:color w:val="000000" w:themeColor="text1"/>
+          <w:sz w:val="20"/>
+          <w:szCs w:val="16"/>
+        </w:rPr>
+      </w:r>
+    </w:p>
+    <w:p>
+      <w:pPr>
+        <w:pStyle w:val="892"/>
+        <w:pBdr/>
+        <w:spacing/>
+        <w:ind/>
+        <w:rPr>
+          <w:color w:val="000000" w:themeColor="text1"/>
+          <w:sz w:val="20"/>
+          <w:szCs w:val="16"/>
+        </w:rPr>
+      </w:pPr>
+      <w:r>
+        <w:rPr>
+          <w:rFonts w:ascii="0xProto Nerd Font" w:hAnsi="0xProto Nerd Font" w:eastAsia="0xProto Nerd Font" w:cs="0xProto Nerd Font"/>
+          <w:color w:val="000000" w:themeColor="text1"/>
+          <w:sz w:val="20"/>
+          <w:szCs w:val="16"/>
+        </w:rPr>
+        <w:t xml:space="preserve">    {</w:t>
+      </w:r>
+      <w:r>
+        <w:rPr>
+          <w:color w:val="000000" w:themeColor="text1"/>
+          <w:sz w:val="18"/>
+          <w:szCs w:val="16"/>
+        </w:rPr>
+      </w:r>
+      <w:r>
+        <w:rPr>
+          <w:color w:val="000000" w:themeColor="text1"/>
+          <w:sz w:val="20"/>
+          <w:szCs w:val="16"/>
+        </w:rPr>
+      </w:r>
+    </w:p>
+    <w:p>
+      <w:pPr>
+        <w:pStyle w:val="892"/>
+        <w:pBdr/>
+        <w:spacing/>
+        <w:ind/>
+        <w:rPr>
+          <w:color w:val="000000" w:themeColor="text1"/>
+          <w:sz w:val="20"/>
+          <w:szCs w:val="16"/>
+        </w:rPr>
+      </w:pPr>
+      <w:r>
+        <w:rPr>
+          <w:rFonts w:ascii="0xProto Nerd Font" w:hAnsi="0xProto Nerd Font" w:eastAsia="0xProto Nerd Font" w:cs="0xProto Nerd Font"/>
+          <w:color w:val="000000" w:themeColor="text1"/>
+          <w:sz w:val="20"/>
+          <w:szCs w:val="16"/>
+        </w:rPr>
+        <w:t xml:space="preserve">        </w:t>
+      </w:r>
+      <w:r>
+        <w:rPr>
+          <w:rFonts w:ascii="0xProto Nerd Font" w:hAnsi="0xProto Nerd Font" w:eastAsia="0xProto Nerd Font" w:cs="0xProto Nerd Font"/>
+          <w:color w:val="000000" w:themeColor="text1"/>
+          <w:sz w:val="20"/>
+          <w:szCs w:val="16"/>
+        </w:rPr>
+        <w:t xml:space="preserve">public</w:t>
+      </w:r>
+      <w:r>
+        <w:rPr>
+          <w:rFonts w:ascii="0xProto Nerd Font" w:hAnsi="0xProto Nerd Font" w:eastAsia="0xProto Nerd Font" w:cs="0xProto Nerd Font"/>
+          <w:color w:val="000000" w:themeColor="text1"/>
+          <w:sz w:val="20"/>
+          <w:szCs w:val="16"/>
+        </w:rPr>
+        <w:t xml:space="preserve"> </w:t>
+      </w:r>
+      <w:r>
+        <w:rPr>
+          <w:rFonts w:ascii="0xProto Nerd Font" w:hAnsi="0xProto Nerd Font" w:eastAsia="0xProto Nerd Font" w:cs="0xProto Nerd Font"/>
+          <w:color w:val="000000" w:themeColor="text1"/>
+          <w:sz w:val="20"/>
+          <w:szCs w:val="16"/>
+        </w:rPr>
+        <w:t xml:space="preserve">string</w:t>
+      </w:r>
+      <w:r>
+        <w:rPr>
+          <w:rFonts w:ascii="0xProto Nerd Font" w:hAnsi="0xProto Nerd Font" w:eastAsia="0xProto Nerd Font" w:cs="0xProto Nerd Font"/>
+          <w:color w:val="000000" w:themeColor="text1"/>
+          <w:sz w:val="20"/>
+          <w:szCs w:val="16"/>
+        </w:rPr>
+        <w:t xml:space="preserve"> </w:t>
+      </w:r>
+      <w:r>
+        <w:rPr>
+          <w:rFonts w:ascii="0xProto Nerd Font" w:hAnsi="0xProto Nerd Font" w:eastAsia="0xProto Nerd Font" w:cs="0xProto Nerd Font"/>
+          <w:color w:val="000000" w:themeColor="text1"/>
+          <w:sz w:val="20"/>
+          <w:szCs w:val="16"/>
+        </w:rPr>
+        <w:t xml:space="preserve">Name</w:t>
+      </w:r>
+      <w:r>
+        <w:rPr>
+          <w:rFonts w:ascii="0xProto Nerd Font" w:hAnsi="0xProto Nerd Font" w:eastAsia="0xProto Nerd Font" w:cs="0xProto Nerd Font"/>
+          <w:color w:val="000000" w:themeColor="text1"/>
+          <w:sz w:val="20"/>
+          <w:szCs w:val="16"/>
+        </w:rPr>
+        <w:t xml:space="preserve"> { </w:t>
+      </w:r>
+      <w:r>
+        <w:rPr>
+          <w:rFonts w:ascii="0xProto Nerd Font" w:hAnsi="0xProto Nerd Font" w:eastAsia="0xProto Nerd Font" w:cs="0xProto Nerd Font"/>
+          <w:color w:val="000000" w:themeColor="text1"/>
+          <w:sz w:val="20"/>
+          <w:szCs w:val="16"/>
+        </w:rPr>
+        <w:t xml:space="preserve">get</w:t>
+      </w:r>
+      <w:r>
+        <w:rPr>
+          <w:rFonts w:ascii="0xProto Nerd Font" w:hAnsi="0xProto Nerd Font" w:eastAsia="0xProto Nerd Font" w:cs="0xProto Nerd Font"/>
+          <w:color w:val="000000" w:themeColor="text1"/>
+          <w:sz w:val="20"/>
+          <w:szCs w:val="16"/>
+        </w:rPr>
+        <w:t xml:space="preserve">; </w:t>
+      </w:r>
+      <w:r>
+        <w:rPr>
+          <w:rFonts w:ascii="0xProto Nerd Font" w:hAnsi="0xProto Nerd Font" w:eastAsia="0xProto Nerd Font" w:cs="0xProto Nerd Font"/>
+          <w:color w:val="000000" w:themeColor="text1"/>
+          <w:sz w:val="20"/>
+          <w:szCs w:val="16"/>
+        </w:rPr>
+        <w:t xml:space="preserve">set</w:t>
+      </w:r>
+      <w:r>
+        <w:rPr>
+          <w:rFonts w:ascii="0xProto Nerd Font" w:hAnsi="0xProto Nerd Font" w:eastAsia="0xProto Nerd Font" w:cs="0xProto Nerd Font"/>
+          <w:color w:val="000000" w:themeColor="text1"/>
+          <w:sz w:val="20"/>
+          <w:szCs w:val="16"/>
+        </w:rPr>
+        <w:t xml:space="preserve">; }</w:t>
+      </w:r>
+      <w:r>
+        <w:rPr>
+          <w:color w:val="000000" w:themeColor="text1"/>
+          <w:sz w:val="18"/>
+          <w:szCs w:val="16"/>
+        </w:rPr>
+      </w:r>
+      <w:r>
+        <w:rPr>
+          <w:color w:val="000000" w:themeColor="text1"/>
+          <w:sz w:val="20"/>
+          <w:szCs w:val="16"/>
+        </w:rPr>
+      </w:r>
+    </w:p>
+    <w:p>
+      <w:pPr>
+        <w:pStyle w:val="892"/>
+        <w:pBdr/>
+        <w:spacing/>
+        <w:ind/>
+        <w:rPr>
+          <w:color w:val="000000" w:themeColor="text1"/>
+          <w:sz w:val="20"/>
+          <w:szCs w:val="16"/>
+        </w:rPr>
+      </w:pPr>
+      <w:r>
+        <w:rPr>
+          <w:rFonts w:ascii="0xProto Nerd Font" w:hAnsi="0xProto Nerd Font" w:eastAsia="0xProto Nerd Font" w:cs="0xProto Nerd Font"/>
+          <w:color w:val="000000" w:themeColor="text1"/>
+          <w:sz w:val="20"/>
+          <w:szCs w:val="16"/>
+        </w:rPr>
+        <w:t xml:space="preserve">        </w:t>
+      </w:r>
+      <w:r>
+        <w:rPr>
+          <w:rFonts w:ascii="0xProto Nerd Font" w:hAnsi="0xProto Nerd Font" w:eastAsia="0xProto Nerd Font" w:cs="0xProto Nerd Font"/>
+          <w:color w:val="000000" w:themeColor="text1"/>
+          <w:sz w:val="20"/>
+          <w:szCs w:val="16"/>
+        </w:rPr>
+        <w:t xml:space="preserve">public</w:t>
+      </w:r>
+      <w:r>
+        <w:rPr>
+          <w:rFonts w:ascii="0xProto Nerd Font" w:hAnsi="0xProto Nerd Font" w:eastAsia="0xProto Nerd Font" w:cs="0xProto Nerd Font"/>
+          <w:color w:val="000000" w:themeColor="text1"/>
+          <w:sz w:val="20"/>
+          <w:szCs w:val="16"/>
+        </w:rPr>
+        <w:t xml:space="preserve"> </w:t>
+      </w:r>
+      <w:r>
+        <w:rPr>
+          <w:rFonts w:ascii="0xProto Nerd Font" w:hAnsi="0xProto Nerd Font" w:eastAsia="0xProto Nerd Font" w:cs="0xProto Nerd Font"/>
+          <w:color w:val="000000" w:themeColor="text1"/>
+          <w:sz w:val="20"/>
+          <w:szCs w:val="16"/>
+        </w:rPr>
+        <w:t xml:space="preserve">IHeroState</w:t>
+      </w:r>
+      <w:r>
+        <w:rPr>
+          <w:rFonts w:ascii="0xProto Nerd Font" w:hAnsi="0xProto Nerd Font" w:eastAsia="0xProto Nerd Font" w:cs="0xProto Nerd Font"/>
+          <w:color w:val="000000" w:themeColor="text1"/>
+          <w:sz w:val="20"/>
+          <w:szCs w:val="16"/>
+        </w:rPr>
+        <w:t xml:space="preserve"> </w:t>
+      </w:r>
+      <w:r>
+        <w:rPr>
+          <w:rFonts w:ascii="0xProto Nerd Font" w:hAnsi="0xProto Nerd Font" w:eastAsia="0xProto Nerd Font" w:cs="0xProto Nerd Font"/>
+          <w:color w:val="000000" w:themeColor="text1"/>
+          <w:sz w:val="20"/>
+          <w:szCs w:val="16"/>
+        </w:rPr>
+        <w:t xml:space="preserve">state</w:t>
+      </w:r>
+      <w:r>
+        <w:rPr>
+          <w:rFonts w:ascii="0xProto Nerd Font" w:hAnsi="0xProto Nerd Font" w:eastAsia="0xProto Nerd Font" w:cs="0xProto Nerd Font"/>
+          <w:color w:val="000000" w:themeColor="text1"/>
+          <w:sz w:val="20"/>
+          <w:szCs w:val="16"/>
+        </w:rPr>
+        <w:t xml:space="preserve"> { </w:t>
+      </w:r>
+      <w:r>
+        <w:rPr>
+          <w:rFonts w:ascii="0xProto Nerd Font" w:hAnsi="0xProto Nerd Font" w:eastAsia="0xProto Nerd Font" w:cs="0xProto Nerd Font"/>
+          <w:color w:val="000000" w:themeColor="text1"/>
+          <w:sz w:val="20"/>
+          <w:szCs w:val="16"/>
+        </w:rPr>
+        <w:t xml:space="preserve">get</w:t>
+      </w:r>
+      <w:r>
+        <w:rPr>
+          <w:rFonts w:ascii="0xProto Nerd Font" w:hAnsi="0xProto Nerd Font" w:eastAsia="0xProto Nerd Font" w:cs="0xProto Nerd Font"/>
+          <w:color w:val="000000" w:themeColor="text1"/>
+          <w:sz w:val="20"/>
+          <w:szCs w:val="16"/>
+        </w:rPr>
+        <w:t xml:space="preserve">; </w:t>
+      </w:r>
+      <w:r>
+        <w:rPr>
+          <w:rFonts w:ascii="0xProto Nerd Font" w:hAnsi="0xProto Nerd Font" w:eastAsia="0xProto Nerd Font" w:cs="0xProto Nerd Font"/>
+          <w:color w:val="000000" w:themeColor="text1"/>
+          <w:sz w:val="20"/>
+          <w:szCs w:val="16"/>
+        </w:rPr>
+        <w:t xml:space="preserve">set</w:t>
+      </w:r>
+      <w:r>
+        <w:rPr>
+          <w:rFonts w:ascii="0xProto Nerd Font" w:hAnsi="0xProto Nerd Font" w:eastAsia="0xProto Nerd Font" w:cs="0xProto Nerd Font"/>
+          <w:color w:val="000000" w:themeColor="text1"/>
+          <w:sz w:val="20"/>
+          <w:szCs w:val="16"/>
+        </w:rPr>
+        <w:t xml:space="preserve">; } </w:t>
+      </w:r>
+      <w:r>
+        <w:rPr>
+          <w:rFonts w:ascii="0xProto Nerd Font" w:hAnsi="0xProto Nerd Font" w:eastAsia="0xProto Nerd Font" w:cs="0xProto Nerd Font"/>
+          <w:color w:val="000000" w:themeColor="text1"/>
+          <w:sz w:val="20"/>
+          <w:szCs w:val="16"/>
+        </w:rPr>
+        <w:t xml:space="preserve">=</w:t>
+      </w:r>
+      <w:r>
+        <w:rPr>
+          <w:rFonts w:ascii="0xProto Nerd Font" w:hAnsi="0xProto Nerd Font" w:eastAsia="0xProto Nerd Font" w:cs="0xProto Nerd Font"/>
+          <w:color w:val="000000" w:themeColor="text1"/>
+          <w:sz w:val="20"/>
+          <w:szCs w:val="16"/>
+        </w:rPr>
+        <w:t xml:space="preserve"> </w:t>
+      </w:r>
+      <w:r>
+        <w:rPr>
+          <w:rFonts w:ascii="0xProto Nerd Font" w:hAnsi="0xProto Nerd Font" w:eastAsia="0xProto Nerd Font" w:cs="0xProto Nerd Font"/>
+          <w:color w:val="000000" w:themeColor="text1"/>
+          <w:sz w:val="20"/>
+          <w:szCs w:val="16"/>
+        </w:rPr>
+        <w:t xml:space="preserve">new</w:t>
+      </w:r>
+      <w:r>
+        <w:rPr>
+          <w:rFonts w:ascii="0xProto Nerd Font" w:hAnsi="0xProto Nerd Font" w:eastAsia="0xProto Nerd Font" w:cs="0xProto Nerd Font"/>
+          <w:color w:val="000000" w:themeColor="text1"/>
+          <w:sz w:val="20"/>
+          <w:szCs w:val="16"/>
+        </w:rPr>
+        <w:t xml:space="preserve"> </w:t>
+      </w:r>
+      <w:r>
+        <w:rPr>
+          <w:rFonts w:ascii="0xProto Nerd Font" w:hAnsi="0xProto Nerd Font" w:eastAsia="0xProto Nerd Font" w:cs="0xProto Nerd Font"/>
+          <w:color w:val="000000" w:themeColor="text1"/>
+          <w:sz w:val="20"/>
+          <w:szCs w:val="16"/>
+        </w:rPr>
+        <w:t xml:space="preserve">IdleState</w:t>
+      </w:r>
+      <w:r>
+        <w:rPr>
+          <w:rFonts w:ascii="0xProto Nerd Font" w:hAnsi="0xProto Nerd Font" w:eastAsia="0xProto Nerd Font" w:cs="0xProto Nerd Font"/>
+          <w:color w:val="000000" w:themeColor="text1"/>
+          <w:sz w:val="20"/>
+          <w:szCs w:val="16"/>
+        </w:rPr>
+        <w:t xml:space="preserve">();</w:t>
+      </w:r>
+      <w:r>
+        <w:rPr>
+          <w:color w:val="000000" w:themeColor="text1"/>
+          <w:sz w:val="18"/>
+          <w:szCs w:val="16"/>
+        </w:rPr>
+      </w:r>
+      <w:r>
+        <w:rPr>
+          <w:color w:val="000000" w:themeColor="text1"/>
+          <w:sz w:val="20"/>
+          <w:szCs w:val="16"/>
+        </w:rPr>
+      </w:r>
+    </w:p>
+    <w:p>
+      <w:pPr>
+        <w:pStyle w:val="892"/>
+        <w:pBdr/>
+        <w:spacing/>
+        <w:ind/>
+        <w:rPr>
+          <w:color w:val="000000" w:themeColor="text1"/>
+          <w:sz w:val="20"/>
+          <w:szCs w:val="16"/>
+        </w:rPr>
+      </w:pPr>
+      <w:r>
+        <w:rPr>
+          <w:rFonts w:ascii="0xProto Nerd Font" w:hAnsi="0xProto Nerd Font" w:eastAsia="0xProto Nerd Font" w:cs="0xProto Nerd Font"/>
+          <w:color w:val="000000" w:themeColor="text1"/>
+          <w:sz w:val="20"/>
+          <w:szCs w:val="16"/>
+        </w:rPr>
+      </w:r>
+      <w:r>
+        <w:rPr>
+          <w:color w:val="000000" w:themeColor="text1"/>
+          <w:sz w:val="18"/>
+          <w:szCs w:val="16"/>
+        </w:rPr>
+      </w:r>
+      <w:r>
+        <w:rPr>
+          <w:color w:val="000000" w:themeColor="text1"/>
+          <w:sz w:val="20"/>
+          <w:szCs w:val="16"/>
+        </w:rPr>
+      </w:r>
+    </w:p>
+    <w:p>
+      <w:pPr>
+        <w:pStyle w:val="892"/>
+        <w:pBdr/>
+        <w:spacing/>
+        <w:ind/>
+        <w:rPr>
+          <w:color w:val="000000" w:themeColor="text1"/>
+          <w:sz w:val="20"/>
+          <w:szCs w:val="16"/>
+        </w:rPr>
+      </w:pPr>
+      <w:r>
+        <w:rPr>
+          <w:rFonts w:ascii="0xProto Nerd Font" w:hAnsi="0xProto Nerd Font" w:eastAsia="0xProto Nerd Font" w:cs="0xProto Nerd Font"/>
+          <w:color w:val="000000" w:themeColor="text1"/>
+          <w:sz w:val="20"/>
+          <w:szCs w:val="16"/>
+        </w:rPr>
+        <w:t xml:space="preserve">        </w:t>
+      </w:r>
+      <w:r>
+        <w:rPr>
+          <w:rFonts w:ascii="0xProto Nerd Font" w:hAnsi="0xProto Nerd Font" w:eastAsia="0xProto Nerd Font" w:cs="0xProto Nerd Font"/>
+          <w:color w:val="000000" w:themeColor="text1"/>
+          <w:sz w:val="20"/>
+          <w:szCs w:val="16"/>
+        </w:rPr>
+        <w:t xml:space="preserve">public</w:t>
+      </w:r>
+      <w:r>
+        <w:rPr>
+          <w:rFonts w:ascii="0xProto Nerd Font" w:hAnsi="0xProto Nerd Font" w:eastAsia="0xProto Nerd Font" w:cs="0xProto Nerd Font"/>
+          <w:color w:val="000000" w:themeColor="text1"/>
+          <w:sz w:val="20"/>
+          <w:szCs w:val="16"/>
+        </w:rPr>
+        <w:t xml:space="preserve"> </w:t>
+      </w:r>
+      <w:r>
+        <w:rPr>
+          <w:rFonts w:ascii="0xProto Nerd Font" w:hAnsi="0xProto Nerd Font" w:eastAsia="0xProto Nerd Font" w:cs="0xProto Nerd Font"/>
+          <w:color w:val="000000" w:themeColor="text1"/>
+          <w:sz w:val="20"/>
+          <w:szCs w:val="16"/>
+        </w:rPr>
+        <w:t xml:space="preserve">void</w:t>
+      </w:r>
+      <w:r>
+        <w:rPr>
+          <w:rFonts w:ascii="0xProto Nerd Font" w:hAnsi="0xProto Nerd Font" w:eastAsia="0xProto Nerd Font" w:cs="0xProto Nerd Font"/>
+          <w:color w:val="000000" w:themeColor="text1"/>
+          <w:sz w:val="20"/>
+          <w:szCs w:val="16"/>
+        </w:rPr>
+        <w:t xml:space="preserve"> </w:t>
+      </w:r>
+      <w:r>
+        <w:rPr>
+          <w:rFonts w:ascii="0xProto Nerd Font" w:hAnsi="0xProto Nerd Font" w:eastAsia="0xProto Nerd Font" w:cs="0xProto Nerd Font"/>
+          <w:color w:val="000000" w:themeColor="text1"/>
+          <w:sz w:val="20"/>
+          <w:szCs w:val="16"/>
+        </w:rPr>
+        <w:t xml:space="preserve">SetState</w:t>
+      </w:r>
+      <w:r>
+        <w:rPr>
+          <w:rFonts w:ascii="0xProto Nerd Font" w:hAnsi="0xProto Nerd Font" w:eastAsia="0xProto Nerd Font" w:cs="0xProto Nerd Font"/>
+          <w:color w:val="000000" w:themeColor="text1"/>
+          <w:sz w:val="20"/>
+          <w:szCs w:val="16"/>
+        </w:rPr>
+        <w:t xml:space="preserve">(</w:t>
+      </w:r>
+      <w:r>
+        <w:rPr>
+          <w:rFonts w:ascii="0xProto Nerd Font" w:hAnsi="0xProto Nerd Font" w:eastAsia="0xProto Nerd Font" w:cs="0xProto Nerd Font"/>
+          <w:color w:val="000000" w:themeColor="text1"/>
+          <w:sz w:val="20"/>
+          <w:szCs w:val="16"/>
+        </w:rPr>
+        <w:t xml:space="preserve">IHeroState</w:t>
+      </w:r>
+      <w:r>
+        <w:rPr>
+          <w:rFonts w:ascii="0xProto Nerd Font" w:hAnsi="0xProto Nerd Font" w:eastAsia="0xProto Nerd Font" w:cs="0xProto Nerd Font"/>
+          <w:color w:val="000000" w:themeColor="text1"/>
+          <w:sz w:val="20"/>
+          <w:szCs w:val="16"/>
+        </w:rPr>
+        <w:t xml:space="preserve"> </w:t>
+      </w:r>
+      <w:r>
+        <w:rPr>
+          <w:rFonts w:ascii="0xProto Nerd Font" w:hAnsi="0xProto Nerd Font" w:eastAsia="0xProto Nerd Font" w:cs="0xProto Nerd Font"/>
+          <w:color w:val="000000" w:themeColor="text1"/>
+          <w:sz w:val="20"/>
+          <w:szCs w:val="16"/>
+        </w:rPr>
+        <w:t xml:space="preserve">state</w:t>
+      </w:r>
+      <w:r>
+        <w:rPr>
+          <w:rFonts w:ascii="0xProto Nerd Font" w:hAnsi="0xProto Nerd Font" w:eastAsia="0xProto Nerd Font" w:cs="0xProto Nerd Font"/>
+          <w:color w:val="000000" w:themeColor="text1"/>
+          <w:sz w:val="20"/>
+          <w:szCs w:val="16"/>
+        </w:rPr>
+        <w:t xml:space="preserve">)</w:t>
+      </w:r>
+      <w:r>
+        <w:rPr>
+          <w:color w:val="000000" w:themeColor="text1"/>
+          <w:sz w:val="18"/>
+          <w:szCs w:val="16"/>
+        </w:rPr>
+      </w:r>
+      <w:r>
+        <w:rPr>
+          <w:color w:val="000000" w:themeColor="text1"/>
+          <w:sz w:val="20"/>
+          <w:szCs w:val="16"/>
+        </w:rPr>
+      </w:r>
+    </w:p>
+    <w:p>
+      <w:pPr>
+        <w:pStyle w:val="892"/>
+        <w:pBdr/>
+        <w:spacing/>
+        <w:ind/>
+        <w:rPr>
+          <w:color w:val="000000" w:themeColor="text1"/>
+          <w:sz w:val="20"/>
+          <w:szCs w:val="16"/>
+        </w:rPr>
+      </w:pPr>
+      <w:r>
+        <w:rPr>
+          <w:rFonts w:ascii="0xProto Nerd Font" w:hAnsi="0xProto Nerd Font" w:eastAsia="0xProto Nerd Font" w:cs="0xProto Nerd Font"/>
+          <w:color w:val="000000" w:themeColor="text1"/>
+          <w:sz w:val="20"/>
+          <w:szCs w:val="16"/>
+        </w:rPr>
+        <w:t xml:space="preserve">        {</w:t>
+      </w:r>
+      <w:r>
+        <w:rPr>
+          <w:color w:val="000000" w:themeColor="text1"/>
+          <w:sz w:val="18"/>
+          <w:szCs w:val="16"/>
+        </w:rPr>
+      </w:r>
+      <w:r>
+        <w:rPr>
+          <w:color w:val="000000" w:themeColor="text1"/>
+          <w:sz w:val="20"/>
+          <w:szCs w:val="16"/>
+        </w:rPr>
+      </w:r>
+    </w:p>
+    <w:p>
+      <w:pPr>
+        <w:pStyle w:val="892"/>
+        <w:pBdr/>
+        <w:spacing/>
+        <w:ind/>
+        <w:rPr>
+          <w:color w:val="000000" w:themeColor="text1"/>
+          <w:sz w:val="20"/>
+          <w:szCs w:val="16"/>
+        </w:rPr>
+      </w:pPr>
+      <w:r>
+        <w:rPr>
+          <w:rFonts w:ascii="0xProto Nerd Font" w:hAnsi="0xProto Nerd Font" w:eastAsia="0xProto Nerd Font" w:cs="0xProto Nerd Font"/>
+          <w:color w:val="000000" w:themeColor="text1"/>
+          <w:sz w:val="20"/>
+          <w:szCs w:val="16"/>
+        </w:rPr>
+        <w:t xml:space="preserve">            </w:t>
+      </w:r>
+      <w:r>
+        <w:rPr>
+          <w:rFonts w:ascii="0xProto Nerd Font" w:hAnsi="0xProto Nerd Font" w:eastAsia="0xProto Nerd Font" w:cs="0xProto Nerd Font"/>
+          <w:color w:val="000000" w:themeColor="text1"/>
+          <w:sz w:val="20"/>
+          <w:szCs w:val="16"/>
+        </w:rPr>
+        <w:t xml:space="preserve">this</w:t>
+      </w:r>
+      <w:r>
+        <w:rPr>
+          <w:rFonts w:ascii="0xProto Nerd Font" w:hAnsi="0xProto Nerd Font" w:eastAsia="0xProto Nerd Font" w:cs="0xProto Nerd Font"/>
+          <w:color w:val="000000" w:themeColor="text1"/>
+          <w:sz w:val="20"/>
+          <w:szCs w:val="16"/>
+        </w:rPr>
+        <w:t xml:space="preserve">.</w:t>
+      </w:r>
+      <w:r>
+        <w:rPr>
+          <w:rFonts w:ascii="0xProto Nerd Font" w:hAnsi="0xProto Nerd Font" w:eastAsia="0xProto Nerd Font" w:cs="0xProto Nerd Font"/>
+          <w:color w:val="000000" w:themeColor="text1"/>
+          <w:sz w:val="20"/>
+          <w:szCs w:val="16"/>
+        </w:rPr>
+        <w:t xml:space="preserve">state</w:t>
+      </w:r>
+      <w:r>
+        <w:rPr>
+          <w:rFonts w:ascii="0xProto Nerd Font" w:hAnsi="0xProto Nerd Font" w:eastAsia="0xProto Nerd Font" w:cs="0xProto Nerd Font"/>
+          <w:color w:val="000000" w:themeColor="text1"/>
+          <w:sz w:val="20"/>
+          <w:szCs w:val="16"/>
+        </w:rPr>
+        <w:t xml:space="preserve"> </w:t>
+      </w:r>
+      <w:r>
+        <w:rPr>
+          <w:rFonts w:ascii="0xProto Nerd Font" w:hAnsi="0xProto Nerd Font" w:eastAsia="0xProto Nerd Font" w:cs="0xProto Nerd Font"/>
+          <w:color w:val="000000" w:themeColor="text1"/>
+          <w:sz w:val="20"/>
+          <w:szCs w:val="16"/>
+        </w:rPr>
+        <w:t xml:space="preserve">=</w:t>
+      </w:r>
+      <w:r>
+        <w:rPr>
+          <w:rFonts w:ascii="0xProto Nerd Font" w:hAnsi="0xProto Nerd Font" w:eastAsia="0xProto Nerd Font" w:cs="0xProto Nerd Font"/>
+          <w:color w:val="000000" w:themeColor="text1"/>
+          <w:sz w:val="20"/>
+          <w:szCs w:val="16"/>
+        </w:rPr>
+        <w:t xml:space="preserve"> </w:t>
+      </w:r>
+      <w:r>
+        <w:rPr>
+          <w:rFonts w:ascii="0xProto Nerd Font" w:hAnsi="0xProto Nerd Font" w:eastAsia="0xProto Nerd Font" w:cs="0xProto Nerd Font"/>
+          <w:color w:val="000000" w:themeColor="text1"/>
+          <w:sz w:val="20"/>
+          <w:szCs w:val="16"/>
+        </w:rPr>
+        <w:t xml:space="preserve">state</w:t>
+      </w:r>
+      <w:r>
+        <w:rPr>
+          <w:rFonts w:ascii="0xProto Nerd Font" w:hAnsi="0xProto Nerd Font" w:eastAsia="0xProto Nerd Font" w:cs="0xProto Nerd Font"/>
+          <w:color w:val="000000" w:themeColor="text1"/>
+          <w:sz w:val="20"/>
+          <w:szCs w:val="16"/>
+        </w:rPr>
+        <w:t xml:space="preserve">;</w:t>
+      </w:r>
+      <w:r>
+        <w:rPr>
+          <w:color w:val="000000" w:themeColor="text1"/>
+          <w:sz w:val="18"/>
+          <w:szCs w:val="16"/>
+        </w:rPr>
+      </w:r>
+      <w:r>
+        <w:rPr>
+          <w:color w:val="000000" w:themeColor="text1"/>
+          <w:sz w:val="20"/>
+          <w:szCs w:val="16"/>
+        </w:rPr>
+      </w:r>
+    </w:p>
+    <w:p>
+      <w:pPr>
+        <w:pStyle w:val="892"/>
+        <w:pBdr/>
+        <w:spacing/>
+        <w:ind/>
+        <w:rPr>
+          <w:color w:val="000000" w:themeColor="text1"/>
+          <w:sz w:val="20"/>
+          <w:szCs w:val="16"/>
+        </w:rPr>
+      </w:pPr>
+      <w:r>
+        <w:rPr>
+          <w:rFonts w:ascii="0xProto Nerd Font" w:hAnsi="0xProto Nerd Font" w:eastAsia="0xProto Nerd Font" w:cs="0xProto Nerd Font"/>
+          <w:color w:val="000000" w:themeColor="text1"/>
+          <w:sz w:val="20"/>
+          <w:szCs w:val="16"/>
+        </w:rPr>
+        <w:t xml:space="preserve">        }</w:t>
+      </w:r>
+      <w:r>
+        <w:rPr>
+          <w:color w:val="000000" w:themeColor="text1"/>
+          <w:sz w:val="18"/>
+          <w:szCs w:val="16"/>
+        </w:rPr>
+      </w:r>
+      <w:r>
+        <w:rPr>
+          <w:color w:val="000000" w:themeColor="text1"/>
+          <w:sz w:val="20"/>
+          <w:szCs w:val="16"/>
+        </w:rPr>
+      </w:r>
+    </w:p>
+    <w:p>
+      <w:pPr>
+        <w:pStyle w:val="892"/>
+        <w:pBdr/>
+        <w:spacing/>
+        <w:ind/>
+        <w:rPr>
+          <w:color w:val="000000" w:themeColor="text1"/>
+          <w:sz w:val="20"/>
+          <w:szCs w:val="16"/>
+        </w:rPr>
+      </w:pPr>
+      <w:r>
+        <w:rPr>
+          <w:rFonts w:ascii="0xProto Nerd Font" w:hAnsi="0xProto Nerd Font" w:eastAsia="0xProto Nerd Font" w:cs="0xProto Nerd Font"/>
+          <w:color w:val="000000" w:themeColor="text1"/>
+          <w:sz w:val="20"/>
+          <w:szCs w:val="16"/>
+        </w:rPr>
+      </w:r>
+      <w:r>
+        <w:rPr>
+          <w:color w:val="000000" w:themeColor="text1"/>
+          <w:sz w:val="18"/>
+          <w:szCs w:val="16"/>
+        </w:rPr>
+      </w:r>
+      <w:r>
+        <w:rPr>
+          <w:color w:val="000000" w:themeColor="text1"/>
+          <w:sz w:val="20"/>
+          <w:szCs w:val="16"/>
+        </w:rPr>
+      </w:r>
+    </w:p>
+    <w:p>
+      <w:pPr>
+        <w:pStyle w:val="892"/>
+        <w:pBdr/>
+        <w:spacing/>
+        <w:ind/>
+        <w:rPr>
+          <w:color w:val="000000" w:themeColor="text1"/>
+          <w:sz w:val="20"/>
+          <w:szCs w:val="16"/>
+        </w:rPr>
+      </w:pPr>
+      <w:r>
+        <w:rPr>
+          <w:rFonts w:ascii="0xProto Nerd Font" w:hAnsi="0xProto Nerd Font" w:eastAsia="0xProto Nerd Font" w:cs="0xProto Nerd Font"/>
+          <w:color w:val="000000" w:themeColor="text1"/>
+          <w:sz w:val="20"/>
+          <w:szCs w:val="16"/>
+        </w:rPr>
+        <w:t xml:space="preserve">        </w:t>
+      </w:r>
+      <w:r>
+        <w:rPr>
+          <w:rFonts w:ascii="0xProto Nerd Font" w:hAnsi="0xProto Nerd Font" w:eastAsia="0xProto Nerd Font" w:cs="0xProto Nerd Font"/>
+          <w:color w:val="000000" w:themeColor="text1"/>
+          <w:sz w:val="20"/>
+          <w:szCs w:val="16"/>
+        </w:rPr>
+        <w:t xml:space="preserve">public</w:t>
+      </w:r>
+      <w:r>
+        <w:rPr>
+          <w:rFonts w:ascii="0xProto Nerd Font" w:hAnsi="0xProto Nerd Font" w:eastAsia="0xProto Nerd Font" w:cs="0xProto Nerd Font"/>
+          <w:color w:val="000000" w:themeColor="text1"/>
+          <w:sz w:val="20"/>
+          <w:szCs w:val="16"/>
+        </w:rPr>
+        <w:t xml:space="preserve"> </w:t>
+      </w:r>
+      <w:r>
+        <w:rPr>
+          <w:rFonts w:ascii="0xProto Nerd Font" w:hAnsi="0xProto Nerd Font" w:eastAsia="0xProto Nerd Font" w:cs="0xProto Nerd Font"/>
+          <w:color w:val="000000" w:themeColor="text1"/>
+          <w:sz w:val="20"/>
+          <w:szCs w:val="16"/>
+        </w:rPr>
+        <w:t xml:space="preserve">void</w:t>
+      </w:r>
+      <w:r>
+        <w:rPr>
+          <w:rFonts w:ascii="0xProto Nerd Font" w:hAnsi="0xProto Nerd Font" w:eastAsia="0xProto Nerd Font" w:cs="0xProto Nerd Font"/>
+          <w:color w:val="000000" w:themeColor="text1"/>
+          <w:sz w:val="20"/>
+          <w:szCs w:val="16"/>
+        </w:rPr>
+        <w:t xml:space="preserve"> </w:t>
+      </w:r>
+      <w:r>
+        <w:rPr>
+          <w:rFonts w:ascii="0xProto Nerd Font" w:hAnsi="0xProto Nerd Font" w:eastAsia="0xProto Nerd Font" w:cs="0xProto Nerd Font"/>
+          <w:color w:val="000000" w:themeColor="text1"/>
+          <w:sz w:val="20"/>
+          <w:szCs w:val="16"/>
+        </w:rPr>
+        <w:t xml:space="preserve">HandleInput</w:t>
+      </w:r>
+      <w:r>
+        <w:rPr>
+          <w:rFonts w:ascii="0xProto Nerd Font" w:hAnsi="0xProto Nerd Font" w:eastAsia="0xProto Nerd Font" w:cs="0xProto Nerd Font"/>
+          <w:color w:val="000000" w:themeColor="text1"/>
+          <w:sz w:val="20"/>
+          <w:szCs w:val="16"/>
+        </w:rPr>
+        <w:t xml:space="preserve">(</w:t>
+      </w:r>
+      <w:r>
+        <w:rPr>
+          <w:rFonts w:ascii="0xProto Nerd Font" w:hAnsi="0xProto Nerd Font" w:eastAsia="0xProto Nerd Font" w:cs="0xProto Nerd Font"/>
+          <w:color w:val="000000" w:themeColor="text1"/>
+          <w:sz w:val="20"/>
+          <w:szCs w:val="16"/>
+        </w:rPr>
+        <w:t xml:space="preserve">ConsoleKey</w:t>
+      </w:r>
+      <w:r>
+        <w:rPr>
+          <w:rFonts w:ascii="0xProto Nerd Font" w:hAnsi="0xProto Nerd Font" w:eastAsia="0xProto Nerd Font" w:cs="0xProto Nerd Font"/>
+          <w:color w:val="000000" w:themeColor="text1"/>
+          <w:sz w:val="20"/>
+          <w:szCs w:val="16"/>
+        </w:rPr>
+        <w:t xml:space="preserve"> </w:t>
+      </w:r>
+      <w:r>
+        <w:rPr>
+          <w:rFonts w:ascii="0xProto Nerd Font" w:hAnsi="0xProto Nerd Font" w:eastAsia="0xProto Nerd Font" w:cs="0xProto Nerd Font"/>
+          <w:color w:val="000000" w:themeColor="text1"/>
+          <w:sz w:val="20"/>
+          <w:szCs w:val="16"/>
+        </w:rPr>
+        <w:t xml:space="preserve">key</w:t>
+      </w:r>
+      <w:r>
+        <w:rPr>
+          <w:rFonts w:ascii="0xProto Nerd Font" w:hAnsi="0xProto Nerd Font" w:eastAsia="0xProto Nerd Font" w:cs="0xProto Nerd Font"/>
+          <w:color w:val="000000" w:themeColor="text1"/>
+          <w:sz w:val="20"/>
+          <w:szCs w:val="16"/>
+        </w:rPr>
+        <w:t xml:space="preserve">)</w:t>
+      </w:r>
+      <w:r>
+        <w:rPr>
+          <w:color w:val="000000" w:themeColor="text1"/>
+          <w:sz w:val="18"/>
+          <w:szCs w:val="16"/>
+        </w:rPr>
+      </w:r>
+      <w:r>
+        <w:rPr>
+          <w:color w:val="000000" w:themeColor="text1"/>
+          <w:sz w:val="20"/>
+          <w:szCs w:val="16"/>
+        </w:rPr>
+      </w:r>
+    </w:p>
+    <w:p>
+      <w:pPr>
+        <w:pStyle w:val="892"/>
+        <w:pBdr/>
+        <w:spacing/>
+        <w:ind/>
+        <w:rPr>
+          <w:color w:val="000000" w:themeColor="text1"/>
+          <w:sz w:val="20"/>
+          <w:szCs w:val="16"/>
+        </w:rPr>
+      </w:pPr>
+      <w:r>
+        <w:rPr>
+          <w:rFonts w:ascii="0xProto Nerd Font" w:hAnsi="0xProto Nerd Font" w:eastAsia="0xProto Nerd Font" w:cs="0xProto Nerd Font"/>
+          <w:color w:val="000000" w:themeColor="text1"/>
+          <w:sz w:val="20"/>
+          <w:szCs w:val="16"/>
+        </w:rPr>
+        <w:t xml:space="preserve">        {</w:t>
+      </w:r>
+      <w:r>
+        <w:rPr>
+          <w:color w:val="000000" w:themeColor="text1"/>
+          <w:sz w:val="18"/>
+          <w:szCs w:val="16"/>
+        </w:rPr>
+      </w:r>
+      <w:r>
+        <w:rPr>
+          <w:color w:val="000000" w:themeColor="text1"/>
+          <w:sz w:val="20"/>
+          <w:szCs w:val="16"/>
+        </w:rPr>
+      </w:r>
+    </w:p>
+    <w:p>
+      <w:pPr>
+        <w:pStyle w:val="892"/>
+        <w:pBdr/>
+        <w:spacing/>
+        <w:ind/>
+        <w:rPr>
+          <w:color w:val="000000" w:themeColor="text1"/>
+          <w:sz w:val="20"/>
+          <w:szCs w:val="16"/>
+        </w:rPr>
+      </w:pPr>
+      <w:r>
+        <w:rPr>
+          <w:rFonts w:ascii="0xProto Nerd Font" w:hAnsi="0xProto Nerd Font" w:eastAsia="0xProto Nerd Font" w:cs="0xProto Nerd Font"/>
+          <w:color w:val="000000" w:themeColor="text1"/>
+          <w:sz w:val="20"/>
+          <w:szCs w:val="16"/>
+        </w:rPr>
+        <w:t xml:space="preserve">            </w:t>
+      </w:r>
+      <w:r>
+        <w:rPr>
+          <w:rFonts w:ascii="0xProto Nerd Font" w:hAnsi="0xProto Nerd Font" w:eastAsia="0xProto Nerd Font" w:cs="0xProto Nerd Font"/>
+          <w:color w:val="000000" w:themeColor="text1"/>
+          <w:sz w:val="20"/>
+          <w:szCs w:val="16"/>
+        </w:rPr>
+        <w:t xml:space="preserve">state</w:t>
+      </w:r>
+      <w:r>
+        <w:rPr>
+          <w:rFonts w:ascii="0xProto Nerd Font" w:hAnsi="0xProto Nerd Font" w:eastAsia="0xProto Nerd Font" w:cs="0xProto Nerd Font"/>
+          <w:color w:val="000000" w:themeColor="text1"/>
+          <w:sz w:val="20"/>
+          <w:szCs w:val="16"/>
+        </w:rPr>
+        <w:t xml:space="preserve">.</w:t>
+      </w:r>
+      <w:r>
+        <w:rPr>
+          <w:rFonts w:ascii="0xProto Nerd Font" w:hAnsi="0xProto Nerd Font" w:eastAsia="0xProto Nerd Font" w:cs="0xProto Nerd Font"/>
+          <w:color w:val="000000" w:themeColor="text1"/>
+          <w:sz w:val="20"/>
+          <w:szCs w:val="16"/>
+        </w:rPr>
+        <w:t xml:space="preserve">HandleInput</w:t>
+      </w:r>
+      <w:r>
+        <w:rPr>
+          <w:rFonts w:ascii="0xProto Nerd Font" w:hAnsi="0xProto Nerd Font" w:eastAsia="0xProto Nerd Font" w:cs="0xProto Nerd Font"/>
+          <w:color w:val="000000" w:themeColor="text1"/>
+          <w:sz w:val="20"/>
+          <w:szCs w:val="16"/>
+        </w:rPr>
+        <w:t xml:space="preserve">(</w:t>
+      </w:r>
+      <w:r>
+        <w:rPr>
+          <w:rFonts w:ascii="0xProto Nerd Font" w:hAnsi="0xProto Nerd Font" w:eastAsia="0xProto Nerd Font" w:cs="0xProto Nerd Font"/>
+          <w:color w:val="000000" w:themeColor="text1"/>
+          <w:sz w:val="20"/>
+          <w:szCs w:val="16"/>
+        </w:rPr>
+        <w:t xml:space="preserve">this</w:t>
+      </w:r>
+      <w:r>
+        <w:rPr>
+          <w:rFonts w:ascii="0xProto Nerd Font" w:hAnsi="0xProto Nerd Font" w:eastAsia="0xProto Nerd Font" w:cs="0xProto Nerd Font"/>
+          <w:color w:val="000000" w:themeColor="text1"/>
+          <w:sz w:val="20"/>
+          <w:szCs w:val="16"/>
+        </w:rPr>
+        <w:t xml:space="preserve">, </w:t>
+      </w:r>
+      <w:r>
+        <w:rPr>
+          <w:rFonts w:ascii="0xProto Nerd Font" w:hAnsi="0xProto Nerd Font" w:eastAsia="0xProto Nerd Font" w:cs="0xProto Nerd Font"/>
+          <w:color w:val="000000" w:themeColor="text1"/>
+          <w:sz w:val="20"/>
+          <w:szCs w:val="16"/>
+        </w:rPr>
+        <w:t xml:space="preserve">key</w:t>
+      </w:r>
+      <w:r>
+        <w:rPr>
+          <w:rFonts w:ascii="0xProto Nerd Font" w:hAnsi="0xProto Nerd Font" w:eastAsia="0xProto Nerd Font" w:cs="0xProto Nerd Font"/>
+          <w:color w:val="000000" w:themeColor="text1"/>
+          <w:sz w:val="20"/>
+          <w:szCs w:val="16"/>
+        </w:rPr>
+        <w:t xml:space="preserve">);</w:t>
+      </w:r>
+      <w:r>
+        <w:rPr>
+          <w:color w:val="000000" w:themeColor="text1"/>
+          <w:sz w:val="18"/>
+          <w:szCs w:val="16"/>
+        </w:rPr>
+      </w:r>
+      <w:r>
+        <w:rPr>
+          <w:color w:val="000000" w:themeColor="text1"/>
+          <w:sz w:val="20"/>
+          <w:szCs w:val="16"/>
+        </w:rPr>
+      </w:r>
+    </w:p>
+    <w:p>
+      <w:pPr>
+        <w:pStyle w:val="892"/>
+        <w:pBdr/>
+        <w:spacing/>
+        <w:ind/>
+        <w:rPr>
+          <w:color w:val="000000" w:themeColor="text1"/>
+          <w:sz w:val="20"/>
+          <w:szCs w:val="16"/>
+        </w:rPr>
+      </w:pPr>
+      <w:r>
+        <w:rPr>
+          <w:rFonts w:ascii="0xProto Nerd Font" w:hAnsi="0xProto Nerd Font" w:eastAsia="0xProto Nerd Font" w:cs="0xProto Nerd Font"/>
+          <w:color w:val="000000" w:themeColor="text1"/>
+          <w:sz w:val="20"/>
+          <w:szCs w:val="16"/>
+        </w:rPr>
+        <w:t xml:space="preserve">        }</w:t>
+      </w:r>
+      <w:r>
+        <w:rPr>
+          <w:color w:val="000000" w:themeColor="text1"/>
+          <w:sz w:val="18"/>
+          <w:szCs w:val="16"/>
+        </w:rPr>
+      </w:r>
+      <w:r>
+        <w:rPr>
+          <w:color w:val="000000" w:themeColor="text1"/>
+          <w:sz w:val="20"/>
+          <w:szCs w:val="16"/>
+        </w:rPr>
+      </w:r>
+    </w:p>
+    <w:p>
+      <w:pPr>
+        <w:pStyle w:val="892"/>
+        <w:pBdr/>
+        <w:spacing/>
+        <w:ind/>
+        <w:rPr>
+          <w:color w:val="000000" w:themeColor="text1"/>
+          <w:sz w:val="20"/>
+          <w:szCs w:val="16"/>
+        </w:rPr>
+      </w:pPr>
+      <w:r>
+        <w:rPr>
+          <w:rFonts w:ascii="0xProto Nerd Font" w:hAnsi="0xProto Nerd Font" w:eastAsia="0xProto Nerd Font" w:cs="0xProto Nerd Font"/>
+          <w:color w:val="000000" w:themeColor="text1"/>
+          <w:sz w:val="20"/>
+          <w:szCs w:val="16"/>
+        </w:rPr>
+        <w:t xml:space="preserve">    }</w:t>
+      </w:r>
+      <w:r>
+        <w:rPr>
+          <w:color w:val="000000" w:themeColor="text1"/>
+          <w:sz w:val="18"/>
+          <w:szCs w:val="16"/>
+        </w:rPr>
+      </w:r>
+      <w:r>
+        <w:rPr>
+          <w:color w:val="000000" w:themeColor="text1"/>
+          <w:sz w:val="20"/>
+          <w:szCs w:val="16"/>
+        </w:rPr>
+      </w:r>
+    </w:p>
+    <w:p>
+      <w:pPr>
+        <w:pStyle w:val="892"/>
+        <w:pBdr/>
+        <w:spacing/>
+        <w:ind/>
+        <w:rPr>
+          <w:color w:val="000000" w:themeColor="text1"/>
+          <w:sz w:val="20"/>
+          <w:szCs w:val="16"/>
+        </w:rPr>
+      </w:pPr>
+      <w:r>
+        <w:rPr>
+          <w:rFonts w:ascii="0xProto Nerd Font" w:hAnsi="0xProto Nerd Font" w:eastAsia="0xProto Nerd Font" w:cs="0xProto Nerd Font"/>
+          <w:color w:val="000000" w:themeColor="text1"/>
+          <w:sz w:val="20"/>
+          <w:szCs w:val="16"/>
+        </w:rPr>
+      </w:r>
+      <w:r>
+        <w:rPr>
+          <w:color w:val="000000" w:themeColor="text1"/>
+          <w:sz w:val="18"/>
+          <w:szCs w:val="16"/>
+        </w:rPr>
+      </w:r>
+      <w:r>
+        <w:rPr>
+          <w:color w:val="000000" w:themeColor="text1"/>
+          <w:sz w:val="20"/>
+          <w:szCs w:val="16"/>
+        </w:rPr>
+      </w:r>
+    </w:p>
+    <w:p>
+      <w:pPr>
+        <w:pStyle w:val="892"/>
+        <w:pBdr/>
+        <w:spacing/>
+        <w:ind/>
+        <w:rPr>
+          <w:color w:val="000000" w:themeColor="text1"/>
+          <w:sz w:val="20"/>
+          <w:szCs w:val="16"/>
+        </w:rPr>
+      </w:pPr>
+      <w:r>
+        <w:rPr>
+          <w:rFonts w:ascii="0xProto Nerd Font" w:hAnsi="0xProto Nerd Font" w:eastAsia="0xProto Nerd Font" w:cs="0xProto Nerd Font"/>
+          <w:color w:val="000000" w:themeColor="text1"/>
+          <w:sz w:val="20"/>
+          <w:szCs w:val="16"/>
+        </w:rPr>
+        <w:t xml:space="preserve">    </w:t>
+      </w:r>
+      <w:r>
+        <w:rPr>
+          <w:rFonts w:ascii="0xProto Nerd Font" w:hAnsi="0xProto Nerd Font" w:eastAsia="0xProto Nerd Font" w:cs="0xProto Nerd Font"/>
+          <w:color w:val="000000" w:themeColor="text1"/>
+          <w:sz w:val="20"/>
+          <w:szCs w:val="16"/>
+        </w:rPr>
+        <w:t xml:space="preserve">public</w:t>
+      </w:r>
+      <w:r>
+        <w:rPr>
+          <w:rFonts w:ascii="0xProto Nerd Font" w:hAnsi="0xProto Nerd Font" w:eastAsia="0xProto Nerd Font" w:cs="0xProto Nerd Font"/>
+          <w:color w:val="000000" w:themeColor="text1"/>
+          <w:sz w:val="20"/>
+          <w:szCs w:val="16"/>
+        </w:rPr>
+        <w:t xml:space="preserve"> </w:t>
+      </w:r>
+      <w:r>
+        <w:rPr>
+          <w:rFonts w:ascii="0xProto Nerd Font" w:hAnsi="0xProto Nerd Font" w:eastAsia="0xProto Nerd Font" w:cs="0xProto Nerd Font"/>
+          <w:color w:val="000000" w:themeColor="text1"/>
+          <w:sz w:val="20"/>
+          <w:szCs w:val="16"/>
+        </w:rPr>
+        <w:t xml:space="preserve">class</w:t>
+      </w:r>
+      <w:r>
+        <w:rPr>
+          <w:rFonts w:ascii="0xProto Nerd Font" w:hAnsi="0xProto Nerd Font" w:eastAsia="0xProto Nerd Font" w:cs="0xProto Nerd Font"/>
+          <w:color w:val="000000" w:themeColor="text1"/>
+          <w:sz w:val="20"/>
+          <w:szCs w:val="16"/>
+        </w:rPr>
+        <w:t xml:space="preserve"> </w:t>
+      </w:r>
+      <w:r>
+        <w:rPr>
+          <w:rFonts w:ascii="0xProto Nerd Font" w:hAnsi="0xProto Nerd Font" w:eastAsia="0xProto Nerd Font" w:cs="0xProto Nerd Font"/>
+          <w:color w:val="000000" w:themeColor="text1"/>
+          <w:sz w:val="20"/>
+          <w:szCs w:val="16"/>
+        </w:rPr>
+        <w:t xml:space="preserve">IdleState</w:t>
+      </w:r>
+      <w:r>
+        <w:rPr>
+          <w:rFonts w:ascii="0xProto Nerd Font" w:hAnsi="0xProto Nerd Font" w:eastAsia="0xProto Nerd Font" w:cs="0xProto Nerd Font"/>
+          <w:color w:val="000000" w:themeColor="text1"/>
+          <w:sz w:val="20"/>
+          <w:szCs w:val="16"/>
+        </w:rPr>
+        <w:t xml:space="preserve"> : </w:t>
+      </w:r>
+      <w:r>
+        <w:rPr>
+          <w:rFonts w:ascii="0xProto Nerd Font" w:hAnsi="0xProto Nerd Font" w:eastAsia="0xProto Nerd Font" w:cs="0xProto Nerd Font"/>
+          <w:color w:val="000000" w:themeColor="text1"/>
+          <w:sz w:val="20"/>
+          <w:szCs w:val="16"/>
+        </w:rPr>
+        <w:t xml:space="preserve">IHeroState</w:t>
+      </w:r>
+      <w:r>
+        <w:rPr>
+          <w:color w:val="000000" w:themeColor="text1"/>
+          <w:sz w:val="18"/>
+          <w:szCs w:val="16"/>
+        </w:rPr>
+      </w:r>
+      <w:r>
+        <w:rPr>
+          <w:color w:val="000000" w:themeColor="text1"/>
+          <w:sz w:val="20"/>
+          <w:szCs w:val="16"/>
+        </w:rPr>
+      </w:r>
+    </w:p>
+    <w:p>
+      <w:pPr>
+        <w:pStyle w:val="892"/>
+        <w:pBdr/>
+        <w:spacing/>
+        <w:ind/>
+        <w:rPr>
+          <w:color w:val="000000" w:themeColor="text1"/>
+          <w:sz w:val="20"/>
+          <w:szCs w:val="16"/>
+        </w:rPr>
+      </w:pPr>
+      <w:r>
+        <w:rPr>
+          <w:rFonts w:ascii="0xProto Nerd Font" w:hAnsi="0xProto Nerd Font" w:eastAsia="0xProto Nerd Font" w:cs="0xProto Nerd Font"/>
+          <w:color w:val="000000" w:themeColor="text1"/>
+          <w:sz w:val="20"/>
+          <w:szCs w:val="16"/>
+        </w:rPr>
+        <w:t xml:space="preserve">    {</w:t>
+      </w:r>
+      <w:r>
+        <w:rPr>
+          <w:color w:val="000000" w:themeColor="text1"/>
+          <w:sz w:val="18"/>
+          <w:szCs w:val="16"/>
+        </w:rPr>
+      </w:r>
+      <w:r>
+        <w:rPr>
+          <w:color w:val="000000" w:themeColor="text1"/>
+          <w:sz w:val="20"/>
+          <w:szCs w:val="16"/>
+        </w:rPr>
+      </w:r>
+    </w:p>
+    <w:p>
+      <w:pPr>
+        <w:pStyle w:val="892"/>
+        <w:pBdr/>
+        <w:spacing/>
+        <w:ind/>
+        <w:rPr>
+          <w:color w:val="000000" w:themeColor="text1"/>
+          <w:sz w:val="20"/>
+          <w:szCs w:val="16"/>
+        </w:rPr>
+      </w:pPr>
+      <w:r>
+        <w:rPr>
+          <w:rFonts w:ascii="0xProto Nerd Font" w:hAnsi="0xProto Nerd Font" w:eastAsia="0xProto Nerd Font" w:cs="0xProto Nerd Font"/>
+          <w:color w:val="000000" w:themeColor="text1"/>
+          <w:sz w:val="20"/>
+          <w:szCs w:val="16"/>
+        </w:rPr>
+        <w:t xml:space="preserve">        </w:t>
+      </w:r>
+      <w:r>
+        <w:rPr>
+          <w:rFonts w:ascii="0xProto Nerd Font" w:hAnsi="0xProto Nerd Font" w:eastAsia="0xProto Nerd Font" w:cs="0xProto Nerd Font"/>
+          <w:color w:val="000000" w:themeColor="text1"/>
+          <w:sz w:val="20"/>
+          <w:szCs w:val="16"/>
+        </w:rPr>
+        <w:t xml:space="preserve">public</w:t>
+      </w:r>
+      <w:r>
+        <w:rPr>
+          <w:rFonts w:ascii="0xProto Nerd Font" w:hAnsi="0xProto Nerd Font" w:eastAsia="0xProto Nerd Font" w:cs="0xProto Nerd Font"/>
+          <w:color w:val="000000" w:themeColor="text1"/>
+          <w:sz w:val="20"/>
+          <w:szCs w:val="16"/>
+        </w:rPr>
+        <w:t xml:space="preserve"> </w:t>
+      </w:r>
+      <w:r>
+        <w:rPr>
+          <w:rFonts w:ascii="0xProto Nerd Font" w:hAnsi="0xProto Nerd Font" w:eastAsia="0xProto Nerd Font" w:cs="0xProto Nerd Font"/>
+          <w:color w:val="000000" w:themeColor="text1"/>
+          <w:sz w:val="20"/>
+          <w:szCs w:val="16"/>
+        </w:rPr>
+        <w:t xml:space="preserve">void</w:t>
+      </w:r>
+      <w:r>
+        <w:rPr>
+          <w:rFonts w:ascii="0xProto Nerd Font" w:hAnsi="0xProto Nerd Font" w:eastAsia="0xProto Nerd Font" w:cs="0xProto Nerd Font"/>
+          <w:color w:val="000000" w:themeColor="text1"/>
+          <w:sz w:val="20"/>
+          <w:szCs w:val="16"/>
+        </w:rPr>
+        <w:t xml:space="preserve"> </w:t>
+      </w:r>
+      <w:r>
+        <w:rPr>
+          <w:rFonts w:ascii="0xProto Nerd Font" w:hAnsi="0xProto Nerd Font" w:eastAsia="0xProto Nerd Font" w:cs="0xProto Nerd Font"/>
+          <w:color w:val="000000" w:themeColor="text1"/>
+          <w:sz w:val="20"/>
+          <w:szCs w:val="16"/>
+        </w:rPr>
+        <w:t xml:space="preserve">HandleInput</w:t>
+      </w:r>
+      <w:r>
+        <w:rPr>
+          <w:rFonts w:ascii="0xProto Nerd Font" w:hAnsi="0xProto Nerd Font" w:eastAsia="0xProto Nerd Font" w:cs="0xProto Nerd Font"/>
+          <w:color w:val="000000" w:themeColor="text1"/>
+          <w:sz w:val="20"/>
+          <w:szCs w:val="16"/>
+        </w:rPr>
+        <w:t xml:space="preserve">(</w:t>
+      </w:r>
+      <w:r>
+        <w:rPr>
+          <w:rFonts w:ascii="0xProto Nerd Font" w:hAnsi="0xProto Nerd Font" w:eastAsia="0xProto Nerd Font" w:cs="0xProto Nerd Font"/>
+          <w:color w:val="000000" w:themeColor="text1"/>
+          <w:sz w:val="20"/>
+          <w:szCs w:val="16"/>
+        </w:rPr>
+        <w:t xml:space="preserve">Hero</w:t>
+      </w:r>
+      <w:r>
+        <w:rPr>
+          <w:rFonts w:ascii="0xProto Nerd Font" w:hAnsi="0xProto Nerd Font" w:eastAsia="0xProto Nerd Font" w:cs="0xProto Nerd Font"/>
+          <w:color w:val="000000" w:themeColor="text1"/>
+          <w:sz w:val="20"/>
+          <w:szCs w:val="16"/>
+        </w:rPr>
+        <w:t xml:space="preserve"> </w:t>
+      </w:r>
+      <w:r>
+        <w:rPr>
+          <w:rFonts w:ascii="0xProto Nerd Font" w:hAnsi="0xProto Nerd Font" w:eastAsia="0xProto Nerd Font" w:cs="0xProto Nerd Font"/>
+          <w:color w:val="000000" w:themeColor="text1"/>
+          <w:sz w:val="20"/>
+          <w:szCs w:val="16"/>
+        </w:rPr>
+        <w:t xml:space="preserve">hero</w:t>
+      </w:r>
+      <w:r>
+        <w:rPr>
+          <w:rFonts w:ascii="0xProto Nerd Font" w:hAnsi="0xProto Nerd Font" w:eastAsia="0xProto Nerd Font" w:cs="0xProto Nerd Font"/>
+          <w:color w:val="000000" w:themeColor="text1"/>
+          <w:sz w:val="20"/>
+          <w:szCs w:val="16"/>
+        </w:rPr>
+        <w:t xml:space="preserve">, </w:t>
+      </w:r>
+      <w:r>
+        <w:rPr>
+          <w:rFonts w:ascii="0xProto Nerd Font" w:hAnsi="0xProto Nerd Font" w:eastAsia="0xProto Nerd Font" w:cs="0xProto Nerd Font"/>
+          <w:color w:val="000000" w:themeColor="text1"/>
+          <w:sz w:val="20"/>
+          <w:szCs w:val="16"/>
+        </w:rPr>
+        <w:t xml:space="preserve">ConsoleKey</w:t>
+      </w:r>
+      <w:r>
+        <w:rPr>
+          <w:rFonts w:ascii="0xProto Nerd Font" w:hAnsi="0xProto Nerd Font" w:eastAsia="0xProto Nerd Font" w:cs="0xProto Nerd Font"/>
+          <w:color w:val="000000" w:themeColor="text1"/>
+          <w:sz w:val="20"/>
+          <w:szCs w:val="16"/>
+        </w:rPr>
+        <w:t xml:space="preserve"> </w:t>
+      </w:r>
+      <w:r>
+        <w:rPr>
+          <w:rFonts w:ascii="0xProto Nerd Font" w:hAnsi="0xProto Nerd Font" w:eastAsia="0xProto Nerd Font" w:cs="0xProto Nerd Font"/>
+          <w:color w:val="000000" w:themeColor="text1"/>
+          <w:sz w:val="20"/>
+          <w:szCs w:val="16"/>
+        </w:rPr>
+        <w:t xml:space="preserve">key</w:t>
+      </w:r>
+      <w:r>
+        <w:rPr>
+          <w:rFonts w:ascii="0xProto Nerd Font" w:hAnsi="0xProto Nerd Font" w:eastAsia="0xProto Nerd Font" w:cs="0xProto Nerd Font"/>
+          <w:color w:val="000000" w:themeColor="text1"/>
+          <w:sz w:val="20"/>
+          <w:szCs w:val="16"/>
+        </w:rPr>
+        <w:t xml:space="preserve">)</w:t>
+      </w:r>
+      <w:r>
+        <w:rPr>
+          <w:color w:val="000000" w:themeColor="text1"/>
+          <w:sz w:val="18"/>
+          <w:szCs w:val="16"/>
+        </w:rPr>
+      </w:r>
+      <w:r>
+        <w:rPr>
+          <w:color w:val="000000" w:themeColor="text1"/>
+          <w:sz w:val="20"/>
+          <w:szCs w:val="16"/>
+        </w:rPr>
+      </w:r>
+    </w:p>
+    <w:p>
+      <w:pPr>
+        <w:pStyle w:val="892"/>
+        <w:pBdr/>
+        <w:spacing/>
+        <w:ind/>
+        <w:rPr>
+          <w:color w:val="000000" w:themeColor="text1"/>
+          <w:sz w:val="20"/>
+          <w:szCs w:val="16"/>
+        </w:rPr>
+      </w:pPr>
+      <w:r>
+        <w:rPr>
+          <w:rFonts w:ascii="0xProto Nerd Font" w:hAnsi="0xProto Nerd Font" w:eastAsia="0xProto Nerd Font" w:cs="0xProto Nerd Font"/>
+          <w:color w:val="000000" w:themeColor="text1"/>
+          <w:sz w:val="20"/>
+          <w:szCs w:val="16"/>
+        </w:rPr>
+        <w:t xml:space="preserve">        {</w:t>
+      </w:r>
+      <w:r>
+        <w:rPr>
+          <w:color w:val="000000" w:themeColor="text1"/>
+          <w:sz w:val="18"/>
+          <w:szCs w:val="16"/>
+        </w:rPr>
+      </w:r>
+      <w:r>
+        <w:rPr>
+          <w:color w:val="000000" w:themeColor="text1"/>
+          <w:sz w:val="20"/>
+          <w:szCs w:val="16"/>
+        </w:rPr>
+      </w:r>
+    </w:p>
+    <w:p>
+      <w:pPr>
+        <w:pStyle w:val="892"/>
+        <w:pBdr/>
+        <w:spacing/>
+        <w:ind/>
+        <w:rPr>
+          <w:color w:val="000000" w:themeColor="text1"/>
+          <w:sz w:val="20"/>
+          <w:szCs w:val="16"/>
+        </w:rPr>
+      </w:pPr>
+      <w:r>
+        <w:rPr>
+          <w:rFonts w:ascii="0xProto Nerd Font" w:hAnsi="0xProto Nerd Font" w:eastAsia="0xProto Nerd Font" w:cs="0xProto Nerd Font"/>
+          <w:color w:val="000000" w:themeColor="text1"/>
+          <w:sz w:val="20"/>
+          <w:szCs w:val="16"/>
+        </w:rPr>
+        <w:t xml:space="preserve">            </w:t>
+      </w:r>
+      <w:r>
+        <w:rPr>
+          <w:rFonts w:ascii="0xProto Nerd Font" w:hAnsi="0xProto Nerd Font" w:eastAsia="0xProto Nerd Font" w:cs="0xProto Nerd Font"/>
+          <w:color w:val="000000" w:themeColor="text1"/>
+          <w:sz w:val="20"/>
+          <w:szCs w:val="16"/>
+        </w:rPr>
+        <w:t xml:space="preserve">if</w:t>
+      </w:r>
+      <w:r>
+        <w:rPr>
+          <w:rFonts w:ascii="0xProto Nerd Font" w:hAnsi="0xProto Nerd Font" w:eastAsia="0xProto Nerd Font" w:cs="0xProto Nerd Font"/>
+          <w:color w:val="000000" w:themeColor="text1"/>
+          <w:sz w:val="20"/>
+          <w:szCs w:val="16"/>
+        </w:rPr>
+        <w:t xml:space="preserve"> (</w:t>
+      </w:r>
+      <w:r>
+        <w:rPr>
+          <w:rFonts w:ascii="0xProto Nerd Font" w:hAnsi="0xProto Nerd Font" w:eastAsia="0xProto Nerd Font" w:cs="0xProto Nerd Font"/>
+          <w:color w:val="000000" w:themeColor="text1"/>
+          <w:sz w:val="20"/>
+          <w:szCs w:val="16"/>
+        </w:rPr>
+        <w:t xml:space="preserve">key</w:t>
+      </w:r>
+      <w:r>
+        <w:rPr>
+          <w:rFonts w:ascii="0xProto Nerd Font" w:hAnsi="0xProto Nerd Font" w:eastAsia="0xProto Nerd Font" w:cs="0xProto Nerd Font"/>
+          <w:color w:val="000000" w:themeColor="text1"/>
+          <w:sz w:val="20"/>
+          <w:szCs w:val="16"/>
+        </w:rPr>
+        <w:t xml:space="preserve"> </w:t>
+      </w:r>
+      <w:r>
+        <w:rPr>
+          <w:rFonts w:ascii="0xProto Nerd Font" w:hAnsi="0xProto Nerd Font" w:eastAsia="0xProto Nerd Font" w:cs="0xProto Nerd Font"/>
+          <w:color w:val="000000" w:themeColor="text1"/>
+          <w:sz w:val="20"/>
+          <w:szCs w:val="16"/>
+        </w:rPr>
+        <w:t xml:space="preserve">==</w:t>
+      </w:r>
+      <w:r>
+        <w:rPr>
+          <w:rFonts w:ascii="0xProto Nerd Font" w:hAnsi="0xProto Nerd Font" w:eastAsia="0xProto Nerd Font" w:cs="0xProto Nerd Font"/>
+          <w:color w:val="000000" w:themeColor="text1"/>
+          <w:sz w:val="20"/>
+          <w:szCs w:val="16"/>
+        </w:rPr>
+        <w:t xml:space="preserve"> </w:t>
+      </w:r>
+      <w:r>
+        <w:rPr>
+          <w:rFonts w:ascii="0xProto Nerd Font" w:hAnsi="0xProto Nerd Font" w:eastAsia="0xProto Nerd Font" w:cs="0xProto Nerd Font"/>
+          <w:color w:val="000000" w:themeColor="text1"/>
+          <w:sz w:val="20"/>
+          <w:szCs w:val="16"/>
+        </w:rPr>
+        <w:t xml:space="preserve">ConsoleKey</w:t>
+      </w:r>
+      <w:r>
+        <w:rPr>
+          <w:rFonts w:ascii="0xProto Nerd Font" w:hAnsi="0xProto Nerd Font" w:eastAsia="0xProto Nerd Font" w:cs="0xProto Nerd Font"/>
+          <w:color w:val="000000" w:themeColor="text1"/>
+          <w:sz w:val="20"/>
+          <w:szCs w:val="16"/>
+        </w:rPr>
+        <w:t xml:space="preserve">.</w:t>
+      </w:r>
+      <w:r>
+        <w:rPr>
+          <w:rFonts w:ascii="0xProto Nerd Font" w:hAnsi="0xProto Nerd Font" w:eastAsia="0xProto Nerd Font" w:cs="0xProto Nerd Font"/>
+          <w:color w:val="000000" w:themeColor="text1"/>
+          <w:sz w:val="20"/>
+          <w:szCs w:val="16"/>
+        </w:rPr>
+        <w:t xml:space="preserve">Spacebar</w:t>
+      </w:r>
+      <w:r>
+        <w:rPr>
+          <w:rFonts w:ascii="0xProto Nerd Font" w:hAnsi="0xProto Nerd Font" w:eastAsia="0xProto Nerd Font" w:cs="0xProto Nerd Font"/>
+          <w:color w:val="000000" w:themeColor="text1"/>
+          <w:sz w:val="20"/>
+          <w:szCs w:val="16"/>
+        </w:rPr>
+        <w:t xml:space="preserve">)</w:t>
+      </w:r>
+      <w:r>
+        <w:rPr>
+          <w:color w:val="000000" w:themeColor="text1"/>
+          <w:sz w:val="18"/>
+          <w:szCs w:val="16"/>
+        </w:rPr>
+      </w:r>
+      <w:r>
+        <w:rPr>
+          <w:color w:val="000000" w:themeColor="text1"/>
+          <w:sz w:val="20"/>
+          <w:szCs w:val="16"/>
+        </w:rPr>
+      </w:r>
+    </w:p>
+    <w:p>
+      <w:pPr>
+        <w:pStyle w:val="892"/>
+        <w:pBdr/>
+        <w:spacing/>
+        <w:ind/>
+        <w:rPr>
+          <w:color w:val="000000" w:themeColor="text1"/>
+          <w:sz w:val="20"/>
+          <w:szCs w:val="16"/>
+        </w:rPr>
+      </w:pPr>
+      <w:r>
+        <w:rPr>
+          <w:rFonts w:ascii="0xProto Nerd Font" w:hAnsi="0xProto Nerd Font" w:eastAsia="0xProto Nerd Font" w:cs="0xProto Nerd Font"/>
+          <w:color w:val="000000" w:themeColor="text1"/>
+          <w:sz w:val="20"/>
+          <w:szCs w:val="16"/>
+        </w:rPr>
+        <w:t xml:space="preserve">            {</w:t>
+      </w:r>
+      <w:r>
+        <w:rPr>
+          <w:color w:val="000000" w:themeColor="text1"/>
+          <w:sz w:val="18"/>
+          <w:szCs w:val="16"/>
+        </w:rPr>
+      </w:r>
+      <w:r>
+        <w:rPr>
+          <w:color w:val="000000" w:themeColor="text1"/>
+          <w:sz w:val="20"/>
+          <w:szCs w:val="16"/>
+        </w:rPr>
+      </w:r>
+    </w:p>
+    <w:p>
+      <w:pPr>
+        <w:pStyle w:val="892"/>
+        <w:pBdr/>
+        <w:spacing/>
+        <w:ind/>
+        <w:rPr>
+          <w:color w:val="000000" w:themeColor="text1"/>
+          <w:sz w:val="20"/>
+          <w:szCs w:val="16"/>
+        </w:rPr>
+      </w:pPr>
+      <w:r>
+        <w:rPr>
+          <w:rFonts w:ascii="0xProto Nerd Font" w:hAnsi="0xProto Nerd Font" w:eastAsia="0xProto Nerd Font" w:cs="0xProto Nerd Font"/>
+          <w:color w:val="000000" w:themeColor="text1"/>
+          <w:sz w:val="20"/>
+          <w:szCs w:val="16"/>
+        </w:rPr>
+        <w:t xml:space="preserve">                </w:t>
+      </w:r>
+      <w:r>
+        <w:rPr>
+          <w:rFonts w:ascii="0xProto Nerd Font" w:hAnsi="0xProto Nerd Font" w:eastAsia="0xProto Nerd Font" w:cs="0xProto Nerd Font"/>
+          <w:color w:val="000000" w:themeColor="text1"/>
+          <w:sz w:val="20"/>
+          <w:szCs w:val="16"/>
+        </w:rPr>
+        <w:t xml:space="preserve">hero</w:t>
+      </w:r>
+      <w:r>
+        <w:rPr>
+          <w:rFonts w:ascii="0xProto Nerd Font" w:hAnsi="0xProto Nerd Font" w:eastAsia="0xProto Nerd Font" w:cs="0xProto Nerd Font"/>
+          <w:color w:val="000000" w:themeColor="text1"/>
+          <w:sz w:val="20"/>
+          <w:szCs w:val="16"/>
+        </w:rPr>
+        <w:t xml:space="preserve">.</w:t>
+      </w:r>
+      <w:r>
+        <w:rPr>
+          <w:rFonts w:ascii="0xProto Nerd Font" w:hAnsi="0xProto Nerd Font" w:eastAsia="0xProto Nerd Font" w:cs="0xProto Nerd Font"/>
+          <w:color w:val="000000" w:themeColor="text1"/>
+          <w:sz w:val="20"/>
+          <w:szCs w:val="16"/>
+        </w:rPr>
+        <w:t xml:space="preserve">SetState</w:t>
+      </w:r>
+      <w:r>
+        <w:rPr>
+          <w:rFonts w:ascii="0xProto Nerd Font" w:hAnsi="0xProto Nerd Font" w:eastAsia="0xProto Nerd Font" w:cs="0xProto Nerd Font"/>
+          <w:color w:val="000000" w:themeColor="text1"/>
+          <w:sz w:val="20"/>
+          <w:szCs w:val="16"/>
+        </w:rPr>
+        <w:t xml:space="preserve">(</w:t>
+      </w:r>
+      <w:r>
+        <w:rPr>
+          <w:rFonts w:ascii="0xProto Nerd Font" w:hAnsi="0xProto Nerd Font" w:eastAsia="0xProto Nerd Font" w:cs="0xProto Nerd Font"/>
+          <w:color w:val="000000" w:themeColor="text1"/>
+          <w:sz w:val="20"/>
+          <w:szCs w:val="16"/>
+        </w:rPr>
+        <w:t xml:space="preserve">new</w:t>
+      </w:r>
+      <w:r>
+        <w:rPr>
+          <w:rFonts w:ascii="0xProto Nerd Font" w:hAnsi="0xProto Nerd Font" w:eastAsia="0xProto Nerd Font" w:cs="0xProto Nerd Font"/>
+          <w:color w:val="000000" w:themeColor="text1"/>
+          <w:sz w:val="20"/>
+          <w:szCs w:val="16"/>
+        </w:rPr>
+        <w:t xml:space="preserve"> </w:t>
+      </w:r>
+      <w:r>
+        <w:rPr>
+          <w:rFonts w:ascii="0xProto Nerd Font" w:hAnsi="0xProto Nerd Font" w:eastAsia="0xProto Nerd Font" w:cs="0xProto Nerd Font"/>
+          <w:color w:val="000000" w:themeColor="text1"/>
+          <w:sz w:val="20"/>
+          <w:szCs w:val="16"/>
+        </w:rPr>
+        <w:t xml:space="preserve">JumpingState</w:t>
+      </w:r>
+      <w:r>
+        <w:rPr>
+          <w:rFonts w:ascii="0xProto Nerd Font" w:hAnsi="0xProto Nerd Font" w:eastAsia="0xProto Nerd Font" w:cs="0xProto Nerd Font"/>
+          <w:color w:val="000000" w:themeColor="text1"/>
+          <w:sz w:val="20"/>
+          <w:szCs w:val="16"/>
+        </w:rPr>
+        <w:t xml:space="preserve">());</w:t>
+      </w:r>
+      <w:r>
+        <w:rPr>
+          <w:color w:val="000000" w:themeColor="text1"/>
+          <w:sz w:val="18"/>
+          <w:szCs w:val="16"/>
+        </w:rPr>
+      </w:r>
+      <w:r>
+        <w:rPr>
+          <w:color w:val="000000" w:themeColor="text1"/>
+          <w:sz w:val="20"/>
+          <w:szCs w:val="16"/>
+        </w:rPr>
+      </w:r>
+    </w:p>
+    <w:p>
+      <w:pPr>
+        <w:pStyle w:val="892"/>
+        <w:pBdr/>
+        <w:spacing/>
+        <w:ind/>
+        <w:rPr>
+          <w:color w:val="000000" w:themeColor="text1"/>
+          <w:sz w:val="20"/>
+          <w:szCs w:val="16"/>
+        </w:rPr>
+      </w:pPr>
+      <w:r>
+        <w:rPr>
+          <w:rFonts w:ascii="0xProto Nerd Font" w:hAnsi="0xProto Nerd Font" w:eastAsia="0xProto Nerd Font" w:cs="0xProto Nerd Font"/>
+          <w:color w:val="000000" w:themeColor="text1"/>
+          <w:sz w:val="20"/>
+          <w:szCs w:val="16"/>
+        </w:rPr>
+        <w:t xml:space="preserve">            }</w:t>
+      </w:r>
+      <w:r>
+        <w:rPr>
+          <w:color w:val="000000" w:themeColor="text1"/>
+          <w:sz w:val="18"/>
+          <w:szCs w:val="16"/>
+        </w:rPr>
+      </w:r>
+      <w:r>
+        <w:rPr>
+          <w:color w:val="000000" w:themeColor="text1"/>
+          <w:sz w:val="20"/>
+          <w:szCs w:val="16"/>
+        </w:rPr>
+      </w:r>
+    </w:p>
+    <w:p>
+      <w:pPr>
+        <w:pStyle w:val="892"/>
+        <w:pBdr/>
+        <w:spacing/>
+        <w:ind/>
+        <w:rPr>
+          <w:color w:val="000000" w:themeColor="text1"/>
+          <w:sz w:val="20"/>
+          <w:szCs w:val="16"/>
+        </w:rPr>
+      </w:pPr>
+      <w:r>
+        <w:rPr>
+          <w:rFonts w:ascii="0xProto Nerd Font" w:hAnsi="0xProto Nerd Font" w:eastAsia="0xProto Nerd Font" w:cs="0xProto Nerd Font"/>
+          <w:color w:val="000000" w:themeColor="text1"/>
+          <w:sz w:val="20"/>
+          <w:szCs w:val="16"/>
+        </w:rPr>
+        <w:t xml:space="preserve">            </w:t>
+      </w:r>
+      <w:r>
+        <w:rPr>
+          <w:rFonts w:ascii="0xProto Nerd Font" w:hAnsi="0xProto Nerd Font" w:eastAsia="0xProto Nerd Font" w:cs="0xProto Nerd Font"/>
+          <w:color w:val="000000" w:themeColor="text1"/>
+          <w:sz w:val="20"/>
+          <w:szCs w:val="16"/>
+        </w:rPr>
+        <w:t xml:space="preserve">else</w:t>
+      </w:r>
+      <w:r>
+        <w:rPr>
+          <w:color w:val="000000" w:themeColor="text1"/>
+          <w:sz w:val="18"/>
+          <w:szCs w:val="16"/>
+        </w:rPr>
+      </w:r>
+      <w:r>
+        <w:rPr>
+          <w:color w:val="000000" w:themeColor="text1"/>
+          <w:sz w:val="20"/>
+          <w:szCs w:val="16"/>
+        </w:rPr>
+      </w:r>
+    </w:p>
+    <w:p>
+      <w:pPr>
+        <w:pStyle w:val="892"/>
+        <w:pBdr/>
+        <w:spacing/>
+        <w:ind/>
+        <w:rPr>
+          <w:color w:val="000000" w:themeColor="text1"/>
+          <w:sz w:val="20"/>
+          <w:szCs w:val="16"/>
+        </w:rPr>
+      </w:pPr>
+      <w:r>
+        <w:rPr>
+          <w:rFonts w:ascii="0xProto Nerd Font" w:hAnsi="0xProto Nerd Font" w:eastAsia="0xProto Nerd Font" w:cs="0xProto Nerd Font"/>
+          <w:color w:val="000000" w:themeColor="text1"/>
+          <w:sz w:val="20"/>
+          <w:szCs w:val="16"/>
+        </w:rPr>
+        <w:t xml:space="preserve">            {</w:t>
+      </w:r>
+      <w:r>
+        <w:rPr>
+          <w:color w:val="000000" w:themeColor="text1"/>
+          <w:sz w:val="18"/>
+          <w:szCs w:val="16"/>
+        </w:rPr>
+      </w:r>
+      <w:r>
+        <w:rPr>
+          <w:color w:val="000000" w:themeColor="text1"/>
+          <w:sz w:val="20"/>
+          <w:szCs w:val="16"/>
+        </w:rPr>
+      </w:r>
+    </w:p>
+    <w:p>
+      <w:pPr>
+        <w:pStyle w:val="892"/>
+        <w:pBdr/>
+        <w:spacing/>
+        <w:ind/>
+        <w:rPr>
+          <w:color w:val="000000" w:themeColor="text1"/>
+          <w:sz w:val="20"/>
+          <w:szCs w:val="16"/>
+        </w:rPr>
+      </w:pPr>
+      <w:r>
+        <w:rPr>
+          <w:rFonts w:ascii="0xProto Nerd Font" w:hAnsi="0xProto Nerd Font" w:eastAsia="0xProto Nerd Font" w:cs="0xProto Nerd Font"/>
+          <w:color w:val="000000" w:themeColor="text1"/>
+          <w:sz w:val="20"/>
+          <w:szCs w:val="16"/>
+        </w:rPr>
+        <w:t xml:space="preserve">                </w:t>
+      </w:r>
+      <w:r>
+        <w:rPr>
+          <w:rFonts w:ascii="0xProto Nerd Font" w:hAnsi="0xProto Nerd Font" w:eastAsia="0xProto Nerd Font" w:cs="0xProto Nerd Font"/>
+          <w:color w:val="000000" w:themeColor="text1"/>
+          <w:sz w:val="20"/>
+          <w:szCs w:val="16"/>
+        </w:rPr>
+        <w:t xml:space="preserve">hero</w:t>
+      </w:r>
+      <w:r>
+        <w:rPr>
+          <w:rFonts w:ascii="0xProto Nerd Font" w:hAnsi="0xProto Nerd Font" w:eastAsia="0xProto Nerd Font" w:cs="0xProto Nerd Font"/>
+          <w:color w:val="000000" w:themeColor="text1"/>
+          <w:sz w:val="20"/>
+          <w:szCs w:val="16"/>
+        </w:rPr>
+        <w:t xml:space="preserve">.</w:t>
+      </w:r>
+      <w:r>
+        <w:rPr>
+          <w:rFonts w:ascii="0xProto Nerd Font" w:hAnsi="0xProto Nerd Font" w:eastAsia="0xProto Nerd Font" w:cs="0xProto Nerd Font"/>
+          <w:color w:val="000000" w:themeColor="text1"/>
+          <w:sz w:val="20"/>
+          <w:szCs w:val="16"/>
+        </w:rPr>
+        <w:t xml:space="preserve">SetState</w:t>
+      </w:r>
+      <w:r>
+        <w:rPr>
+          <w:rFonts w:ascii="0xProto Nerd Font" w:hAnsi="0xProto Nerd Font" w:eastAsia="0xProto Nerd Font" w:cs="0xProto Nerd Font"/>
+          <w:color w:val="000000" w:themeColor="text1"/>
+          <w:sz w:val="20"/>
+          <w:szCs w:val="16"/>
+        </w:rPr>
+        <w:t xml:space="preserve">(</w:t>
+      </w:r>
+      <w:r>
+        <w:rPr>
+          <w:rFonts w:ascii="0xProto Nerd Font" w:hAnsi="0xProto Nerd Font" w:eastAsia="0xProto Nerd Font" w:cs="0xProto Nerd Font"/>
+          <w:color w:val="000000" w:themeColor="text1"/>
+          <w:sz w:val="20"/>
+          <w:szCs w:val="16"/>
+        </w:rPr>
+        <w:t xml:space="preserve">this</w:t>
+      </w:r>
+      <w:r>
+        <w:rPr>
+          <w:rFonts w:ascii="0xProto Nerd Font" w:hAnsi="0xProto Nerd Font" w:eastAsia="0xProto Nerd Font" w:cs="0xProto Nerd Font"/>
+          <w:color w:val="000000" w:themeColor="text1"/>
+          <w:sz w:val="20"/>
+          <w:szCs w:val="16"/>
+        </w:rPr>
+        <w:t xml:space="preserve">);</w:t>
+      </w:r>
+      <w:r>
+        <w:rPr>
+          <w:color w:val="000000" w:themeColor="text1"/>
+          <w:sz w:val="18"/>
+          <w:szCs w:val="16"/>
+        </w:rPr>
+      </w:r>
+      <w:r>
+        <w:rPr>
+          <w:color w:val="000000" w:themeColor="text1"/>
+          <w:sz w:val="20"/>
+          <w:szCs w:val="16"/>
+        </w:rPr>
+      </w:r>
+    </w:p>
+    <w:p>
+      <w:pPr>
+        <w:pStyle w:val="892"/>
+        <w:pBdr/>
+        <w:spacing/>
+        <w:ind/>
+        <w:rPr>
+          <w:color w:val="000000" w:themeColor="text1"/>
+          <w:sz w:val="20"/>
+          <w:szCs w:val="16"/>
+        </w:rPr>
+      </w:pPr>
+      <w:r>
+        <w:rPr>
+          <w:rFonts w:ascii="0xProto Nerd Font" w:hAnsi="0xProto Nerd Font" w:eastAsia="0xProto Nerd Font" w:cs="0xProto Nerd Font"/>
+          <w:color w:val="000000" w:themeColor="text1"/>
+          <w:sz w:val="20"/>
+          <w:szCs w:val="16"/>
+        </w:rPr>
+        <w:t xml:space="preserve">            }</w:t>
+      </w:r>
+      <w:r>
+        <w:rPr>
+          <w:color w:val="000000" w:themeColor="text1"/>
+          <w:sz w:val="18"/>
+          <w:szCs w:val="16"/>
+        </w:rPr>
+      </w:r>
+      <w:r>
+        <w:rPr>
+          <w:color w:val="000000" w:themeColor="text1"/>
+          <w:sz w:val="20"/>
+          <w:szCs w:val="16"/>
+        </w:rPr>
+      </w:r>
+    </w:p>
+    <w:p>
+      <w:pPr>
+        <w:pStyle w:val="892"/>
+        <w:pBdr/>
+        <w:spacing/>
+        <w:ind/>
+        <w:rPr>
+          <w:color w:val="000000" w:themeColor="text1"/>
+          <w:sz w:val="20"/>
+          <w:szCs w:val="16"/>
+        </w:rPr>
+      </w:pPr>
+      <w:r>
+        <w:rPr>
+          <w:rFonts w:ascii="0xProto Nerd Font" w:hAnsi="0xProto Nerd Font" w:eastAsia="0xProto Nerd Font" w:cs="0xProto Nerd Font"/>
+          <w:color w:val="000000" w:themeColor="text1"/>
+          <w:sz w:val="20"/>
+          <w:szCs w:val="16"/>
+        </w:rPr>
+        <w:t xml:space="preserve">        }</w:t>
+      </w:r>
+      <w:r>
+        <w:rPr>
+          <w:color w:val="000000" w:themeColor="text1"/>
+          <w:sz w:val="18"/>
+          <w:szCs w:val="16"/>
+        </w:rPr>
+      </w:r>
+      <w:r>
+        <w:rPr>
+          <w:color w:val="000000" w:themeColor="text1"/>
+          <w:sz w:val="20"/>
+          <w:szCs w:val="16"/>
+        </w:rPr>
+      </w:r>
+    </w:p>
+    <w:p>
+      <w:pPr>
+        <w:pStyle w:val="892"/>
+        <w:pBdr/>
+        <w:spacing/>
+        <w:ind/>
+        <w:rPr>
+          <w:color w:val="000000" w:themeColor="text1"/>
+          <w:sz w:val="20"/>
+          <w:szCs w:val="16"/>
+        </w:rPr>
+      </w:pPr>
+      <w:r>
+        <w:rPr>
+          <w:rFonts w:ascii="0xProto Nerd Font" w:hAnsi="0xProto Nerd Font" w:eastAsia="0xProto Nerd Font" w:cs="0xProto Nerd Font"/>
+          <w:color w:val="000000" w:themeColor="text1"/>
+          <w:sz w:val="20"/>
+          <w:szCs w:val="16"/>
+        </w:rPr>
+        <w:t xml:space="preserve">    }</w:t>
+      </w:r>
+      <w:r>
+        <w:rPr>
+          <w:color w:val="000000" w:themeColor="text1"/>
+          <w:sz w:val="18"/>
+          <w:szCs w:val="16"/>
+        </w:rPr>
+      </w:r>
+      <w:r>
+        <w:rPr>
+          <w:color w:val="000000" w:themeColor="text1"/>
+          <w:sz w:val="20"/>
+          <w:szCs w:val="16"/>
+        </w:rPr>
+      </w:r>
+    </w:p>
+    <w:p>
+      <w:pPr>
+        <w:pStyle w:val="892"/>
+        <w:pBdr/>
+        <w:spacing/>
+        <w:ind/>
+        <w:rPr>
+          <w:color w:val="000000" w:themeColor="text1"/>
+          <w:sz w:val="20"/>
+          <w:szCs w:val="16"/>
+        </w:rPr>
+      </w:pPr>
+      <w:r>
+        <w:rPr>
+          <w:rFonts w:ascii="0xProto Nerd Font" w:hAnsi="0xProto Nerd Font" w:eastAsia="0xProto Nerd Font" w:cs="0xProto Nerd Font"/>
+          <w:color w:val="000000" w:themeColor="text1"/>
+          <w:sz w:val="20"/>
+          <w:szCs w:val="16"/>
+        </w:rPr>
+      </w:r>
+      <w:r>
+        <w:rPr>
+          <w:color w:val="000000" w:themeColor="text1"/>
+          <w:sz w:val="18"/>
+          <w:szCs w:val="16"/>
+        </w:rPr>
+      </w:r>
+      <w:r>
+        <w:rPr>
+          <w:color w:val="000000" w:themeColor="text1"/>
+          <w:sz w:val="20"/>
+          <w:szCs w:val="16"/>
+        </w:rPr>
+      </w:r>
+    </w:p>
+    <w:p>
+      <w:pPr>
+        <w:pStyle w:val="892"/>
+        <w:pBdr/>
+        <w:spacing/>
+        <w:ind/>
+        <w:rPr>
+          <w:color w:val="000000" w:themeColor="text1"/>
+          <w:sz w:val="20"/>
+          <w:szCs w:val="16"/>
+        </w:rPr>
+      </w:pPr>
+      <w:r>
+        <w:rPr>
+          <w:rFonts w:ascii="0xProto Nerd Font" w:hAnsi="0xProto Nerd Font" w:eastAsia="0xProto Nerd Font" w:cs="0xProto Nerd Font"/>
+          <w:color w:val="000000" w:themeColor="text1"/>
+          <w:sz w:val="20"/>
+          <w:szCs w:val="16"/>
+        </w:rPr>
+        <w:t xml:space="preserve">    </w:t>
+      </w:r>
+      <w:r>
+        <w:rPr>
+          <w:rFonts w:ascii="0xProto Nerd Font" w:hAnsi="0xProto Nerd Font" w:eastAsia="0xProto Nerd Font" w:cs="0xProto Nerd Font"/>
+          <w:color w:val="000000" w:themeColor="text1"/>
+          <w:sz w:val="20"/>
+          <w:szCs w:val="16"/>
+        </w:rPr>
+        <w:t xml:space="preserve">public</w:t>
+      </w:r>
+      <w:r>
+        <w:rPr>
+          <w:rFonts w:ascii="0xProto Nerd Font" w:hAnsi="0xProto Nerd Font" w:eastAsia="0xProto Nerd Font" w:cs="0xProto Nerd Font"/>
+          <w:color w:val="000000" w:themeColor="text1"/>
+          <w:sz w:val="20"/>
+          <w:szCs w:val="16"/>
+        </w:rPr>
+        <w:t xml:space="preserve"> </w:t>
+      </w:r>
+      <w:r>
+        <w:rPr>
+          <w:rFonts w:ascii="0xProto Nerd Font" w:hAnsi="0xProto Nerd Font" w:eastAsia="0xProto Nerd Font" w:cs="0xProto Nerd Font"/>
+          <w:color w:val="000000" w:themeColor="text1"/>
+          <w:sz w:val="20"/>
+          <w:szCs w:val="16"/>
+        </w:rPr>
+        <w:t xml:space="preserve">class</w:t>
+      </w:r>
+      <w:r>
+        <w:rPr>
+          <w:rFonts w:ascii="0xProto Nerd Font" w:hAnsi="0xProto Nerd Font" w:eastAsia="0xProto Nerd Font" w:cs="0xProto Nerd Font"/>
+          <w:color w:val="000000" w:themeColor="text1"/>
+          <w:sz w:val="20"/>
+          <w:szCs w:val="16"/>
+        </w:rPr>
+        <w:t xml:space="preserve"> </w:t>
+      </w:r>
+      <w:r>
+        <w:rPr>
+          <w:rFonts w:ascii="0xProto Nerd Font" w:hAnsi="0xProto Nerd Font" w:eastAsia="0xProto Nerd Font" w:cs="0xProto Nerd Font"/>
+          <w:color w:val="000000" w:themeColor="text1"/>
+          <w:sz w:val="20"/>
+          <w:szCs w:val="16"/>
+        </w:rPr>
+        <w:t xml:space="preserve">JumpingState</w:t>
+      </w:r>
+      <w:r>
+        <w:rPr>
+          <w:rFonts w:ascii="0xProto Nerd Font" w:hAnsi="0xProto Nerd Font" w:eastAsia="0xProto Nerd Font" w:cs="0xProto Nerd Font"/>
+          <w:color w:val="000000" w:themeColor="text1"/>
+          <w:sz w:val="20"/>
+          <w:szCs w:val="16"/>
+        </w:rPr>
+        <w:t xml:space="preserve"> : </w:t>
+      </w:r>
+      <w:r>
+        <w:rPr>
+          <w:rFonts w:ascii="0xProto Nerd Font" w:hAnsi="0xProto Nerd Font" w:eastAsia="0xProto Nerd Font" w:cs="0xProto Nerd Font"/>
+          <w:color w:val="000000" w:themeColor="text1"/>
+          <w:sz w:val="20"/>
+          <w:szCs w:val="16"/>
+        </w:rPr>
+        <w:t xml:space="preserve">IHeroState</w:t>
+      </w:r>
+      <w:r>
+        <w:rPr>
+          <w:color w:val="000000" w:themeColor="text1"/>
+          <w:sz w:val="18"/>
+          <w:szCs w:val="16"/>
+        </w:rPr>
+      </w:r>
+      <w:r>
+        <w:rPr>
+          <w:color w:val="000000" w:themeColor="text1"/>
+          <w:sz w:val="20"/>
+          <w:szCs w:val="16"/>
+        </w:rPr>
+      </w:r>
+    </w:p>
+    <w:p>
+      <w:pPr>
+        <w:pStyle w:val="892"/>
+        <w:pBdr/>
+        <w:spacing/>
+        <w:ind/>
+        <w:rPr>
+          <w:color w:val="000000" w:themeColor="text1"/>
+          <w:sz w:val="20"/>
+          <w:szCs w:val="16"/>
+        </w:rPr>
+      </w:pPr>
+      <w:r>
+        <w:rPr>
+          <w:rFonts w:ascii="0xProto Nerd Font" w:hAnsi="0xProto Nerd Font" w:eastAsia="0xProto Nerd Font" w:cs="0xProto Nerd Font"/>
+          <w:color w:val="000000" w:themeColor="text1"/>
+          <w:sz w:val="20"/>
+          <w:szCs w:val="16"/>
+        </w:rPr>
+        <w:t xml:space="preserve">    {</w:t>
+      </w:r>
+      <w:r>
+        <w:rPr>
+          <w:color w:val="000000" w:themeColor="text1"/>
+          <w:sz w:val="18"/>
+          <w:szCs w:val="16"/>
+        </w:rPr>
+      </w:r>
+      <w:r>
+        <w:rPr>
+          <w:color w:val="000000" w:themeColor="text1"/>
+          <w:sz w:val="20"/>
+          <w:szCs w:val="16"/>
+        </w:rPr>
+      </w:r>
+    </w:p>
+    <w:p>
+      <w:pPr>
+        <w:pStyle w:val="892"/>
+        <w:pBdr/>
+        <w:spacing/>
+        <w:ind/>
+        <w:rPr>
+          <w:color w:val="000000" w:themeColor="text1"/>
+          <w:sz w:val="20"/>
+          <w:szCs w:val="16"/>
+        </w:rPr>
+      </w:pPr>
+      <w:r>
+        <w:rPr>
+          <w:rFonts w:ascii="0xProto Nerd Font" w:hAnsi="0xProto Nerd Font" w:eastAsia="0xProto Nerd Font" w:cs="0xProto Nerd Font"/>
+          <w:color w:val="000000" w:themeColor="text1"/>
+          <w:sz w:val="20"/>
+          <w:szCs w:val="16"/>
+        </w:rPr>
+        <w:t xml:space="preserve">        </w:t>
+      </w:r>
+      <w:r>
+        <w:rPr>
+          <w:rFonts w:ascii="0xProto Nerd Font" w:hAnsi="0xProto Nerd Font" w:eastAsia="0xProto Nerd Font" w:cs="0xProto Nerd Font"/>
+          <w:color w:val="000000" w:themeColor="text1"/>
+          <w:sz w:val="20"/>
+          <w:szCs w:val="16"/>
+        </w:rPr>
+        <w:t xml:space="preserve">public</w:t>
+      </w:r>
+      <w:r>
+        <w:rPr>
+          <w:rFonts w:ascii="0xProto Nerd Font" w:hAnsi="0xProto Nerd Font" w:eastAsia="0xProto Nerd Font" w:cs="0xProto Nerd Font"/>
+          <w:color w:val="000000" w:themeColor="text1"/>
+          <w:sz w:val="20"/>
+          <w:szCs w:val="16"/>
+        </w:rPr>
+        <w:t xml:space="preserve"> </w:t>
+      </w:r>
+      <w:r>
+        <w:rPr>
+          <w:rFonts w:ascii="0xProto Nerd Font" w:hAnsi="0xProto Nerd Font" w:eastAsia="0xProto Nerd Font" w:cs="0xProto Nerd Font"/>
+          <w:color w:val="000000" w:themeColor="text1"/>
+          <w:sz w:val="20"/>
+          <w:szCs w:val="16"/>
+        </w:rPr>
+        <w:t xml:space="preserve">void</w:t>
+      </w:r>
+      <w:r>
+        <w:rPr>
+          <w:rFonts w:ascii="0xProto Nerd Font" w:hAnsi="0xProto Nerd Font" w:eastAsia="0xProto Nerd Font" w:cs="0xProto Nerd Font"/>
+          <w:color w:val="000000" w:themeColor="text1"/>
+          <w:sz w:val="20"/>
+          <w:szCs w:val="16"/>
+        </w:rPr>
+        <w:t xml:space="preserve"> </w:t>
+      </w:r>
+      <w:r>
+        <w:rPr>
+          <w:rFonts w:ascii="0xProto Nerd Font" w:hAnsi="0xProto Nerd Font" w:eastAsia="0xProto Nerd Font" w:cs="0xProto Nerd Font"/>
+          <w:color w:val="000000" w:themeColor="text1"/>
+          <w:sz w:val="20"/>
+          <w:szCs w:val="16"/>
+        </w:rPr>
+        <w:t xml:space="preserve">HandleInput</w:t>
+      </w:r>
+      <w:r>
+        <w:rPr>
+          <w:rFonts w:ascii="0xProto Nerd Font" w:hAnsi="0xProto Nerd Font" w:eastAsia="0xProto Nerd Font" w:cs="0xProto Nerd Font"/>
+          <w:color w:val="000000" w:themeColor="text1"/>
+          <w:sz w:val="20"/>
+          <w:szCs w:val="16"/>
+        </w:rPr>
+        <w:t xml:space="preserve">(</w:t>
+      </w:r>
+      <w:r>
+        <w:rPr>
+          <w:rFonts w:ascii="0xProto Nerd Font" w:hAnsi="0xProto Nerd Font" w:eastAsia="0xProto Nerd Font" w:cs="0xProto Nerd Font"/>
+          <w:color w:val="000000" w:themeColor="text1"/>
+          <w:sz w:val="20"/>
+          <w:szCs w:val="16"/>
+        </w:rPr>
+        <w:t xml:space="preserve">Hero</w:t>
+      </w:r>
+      <w:r>
+        <w:rPr>
+          <w:rFonts w:ascii="0xProto Nerd Font" w:hAnsi="0xProto Nerd Font" w:eastAsia="0xProto Nerd Font" w:cs="0xProto Nerd Font"/>
+          <w:color w:val="000000" w:themeColor="text1"/>
+          <w:sz w:val="20"/>
+          <w:szCs w:val="16"/>
+        </w:rPr>
+        <w:t xml:space="preserve"> </w:t>
+      </w:r>
+      <w:r>
+        <w:rPr>
+          <w:rFonts w:ascii="0xProto Nerd Font" w:hAnsi="0xProto Nerd Font" w:eastAsia="0xProto Nerd Font" w:cs="0xProto Nerd Font"/>
+          <w:color w:val="000000" w:themeColor="text1"/>
+          <w:sz w:val="20"/>
+          <w:szCs w:val="16"/>
+        </w:rPr>
+        <w:t xml:space="preserve">hero</w:t>
+      </w:r>
+      <w:r>
+        <w:rPr>
+          <w:rFonts w:ascii="0xProto Nerd Font" w:hAnsi="0xProto Nerd Font" w:eastAsia="0xProto Nerd Font" w:cs="0xProto Nerd Font"/>
+          <w:color w:val="000000" w:themeColor="text1"/>
+          <w:sz w:val="20"/>
+          <w:szCs w:val="16"/>
+        </w:rPr>
+        <w:t xml:space="preserve">, </w:t>
+      </w:r>
+      <w:r>
+        <w:rPr>
+          <w:rFonts w:ascii="0xProto Nerd Font" w:hAnsi="0xProto Nerd Font" w:eastAsia="0xProto Nerd Font" w:cs="0xProto Nerd Font"/>
+          <w:color w:val="000000" w:themeColor="text1"/>
+          <w:sz w:val="20"/>
+          <w:szCs w:val="16"/>
+        </w:rPr>
+        <w:t xml:space="preserve">ConsoleKey</w:t>
+      </w:r>
+      <w:r>
+        <w:rPr>
+          <w:rFonts w:ascii="0xProto Nerd Font" w:hAnsi="0xProto Nerd Font" w:eastAsia="0xProto Nerd Font" w:cs="0xProto Nerd Font"/>
+          <w:color w:val="000000" w:themeColor="text1"/>
+          <w:sz w:val="20"/>
+          <w:szCs w:val="16"/>
+        </w:rPr>
+        <w:t xml:space="preserve"> </w:t>
+      </w:r>
+      <w:r>
+        <w:rPr>
+          <w:rFonts w:ascii="0xProto Nerd Font" w:hAnsi="0xProto Nerd Font" w:eastAsia="0xProto Nerd Font" w:cs="0xProto Nerd Font"/>
+          <w:color w:val="000000" w:themeColor="text1"/>
+          <w:sz w:val="20"/>
+          <w:szCs w:val="16"/>
+        </w:rPr>
+        <w:t xml:space="preserve">key</w:t>
+      </w:r>
+      <w:r>
+        <w:rPr>
+          <w:rFonts w:ascii="0xProto Nerd Font" w:hAnsi="0xProto Nerd Font" w:eastAsia="0xProto Nerd Font" w:cs="0xProto Nerd Font"/>
+          <w:color w:val="000000" w:themeColor="text1"/>
+          <w:sz w:val="20"/>
+          <w:szCs w:val="16"/>
+        </w:rPr>
+        <w:t xml:space="preserve">)</w:t>
+      </w:r>
+      <w:r>
+        <w:rPr>
+          <w:color w:val="000000" w:themeColor="text1"/>
+          <w:sz w:val="18"/>
+          <w:szCs w:val="16"/>
+        </w:rPr>
+      </w:r>
+      <w:r>
+        <w:rPr>
+          <w:color w:val="000000" w:themeColor="text1"/>
+          <w:sz w:val="20"/>
+          <w:szCs w:val="16"/>
+        </w:rPr>
+      </w:r>
+    </w:p>
+    <w:p>
+      <w:pPr>
+        <w:pStyle w:val="892"/>
+        <w:pBdr/>
+        <w:spacing/>
+        <w:ind/>
+        <w:rPr>
+          <w:color w:val="000000" w:themeColor="text1"/>
+          <w:sz w:val="20"/>
+          <w:szCs w:val="16"/>
+        </w:rPr>
+      </w:pPr>
+      <w:r>
+        <w:rPr>
+          <w:rFonts w:ascii="0xProto Nerd Font" w:hAnsi="0xProto Nerd Font" w:eastAsia="0xProto Nerd Font" w:cs="0xProto Nerd Font"/>
+          <w:color w:val="000000" w:themeColor="text1"/>
+          <w:sz w:val="20"/>
+          <w:szCs w:val="16"/>
+        </w:rPr>
+        <w:t xml:space="preserve">        {</w:t>
+      </w:r>
+      <w:r>
+        <w:rPr>
+          <w:color w:val="000000" w:themeColor="text1"/>
+          <w:sz w:val="18"/>
+          <w:szCs w:val="16"/>
+        </w:rPr>
+      </w:r>
+      <w:r>
+        <w:rPr>
+          <w:color w:val="000000" w:themeColor="text1"/>
+          <w:sz w:val="20"/>
+          <w:szCs w:val="16"/>
+        </w:rPr>
+      </w:r>
+    </w:p>
+    <w:p>
+      <w:pPr>
+        <w:pStyle w:val="892"/>
+        <w:pBdr/>
+        <w:spacing/>
+        <w:ind/>
+        <w:rPr>
+          <w:color w:val="000000" w:themeColor="text1"/>
+          <w:sz w:val="20"/>
+          <w:szCs w:val="16"/>
+        </w:rPr>
+      </w:pPr>
+      <w:r>
+        <w:rPr>
+          <w:rFonts w:ascii="0xProto Nerd Font" w:hAnsi="0xProto Nerd Font" w:eastAsia="0xProto Nerd Font" w:cs="0xProto Nerd Font"/>
+          <w:color w:val="000000" w:themeColor="text1"/>
+          <w:sz w:val="20"/>
+          <w:szCs w:val="16"/>
+        </w:rPr>
+        <w:t xml:space="preserve">            </w:t>
+      </w:r>
+      <w:r>
+        <w:rPr>
+          <w:rFonts w:ascii="0xProto Nerd Font" w:hAnsi="0xProto Nerd Font" w:eastAsia="0xProto Nerd Font" w:cs="0xProto Nerd Font"/>
+          <w:color w:val="000000" w:themeColor="text1"/>
+          <w:sz w:val="20"/>
+          <w:szCs w:val="16"/>
+        </w:rPr>
+        <w:t xml:space="preserve">hero</w:t>
+      </w:r>
+      <w:r>
+        <w:rPr>
+          <w:rFonts w:ascii="0xProto Nerd Font" w:hAnsi="0xProto Nerd Font" w:eastAsia="0xProto Nerd Font" w:cs="0xProto Nerd Font"/>
+          <w:color w:val="000000" w:themeColor="text1"/>
+          <w:sz w:val="20"/>
+          <w:szCs w:val="16"/>
+        </w:rPr>
+        <w:t xml:space="preserve">.</w:t>
+      </w:r>
+      <w:r>
+        <w:rPr>
+          <w:rFonts w:ascii="0xProto Nerd Font" w:hAnsi="0xProto Nerd Font" w:eastAsia="0xProto Nerd Font" w:cs="0xProto Nerd Font"/>
+          <w:color w:val="000000" w:themeColor="text1"/>
+          <w:sz w:val="20"/>
+          <w:szCs w:val="16"/>
+        </w:rPr>
+        <w:t xml:space="preserve">SetState</w:t>
+      </w:r>
+      <w:r>
+        <w:rPr>
+          <w:rFonts w:ascii="0xProto Nerd Font" w:hAnsi="0xProto Nerd Font" w:eastAsia="0xProto Nerd Font" w:cs="0xProto Nerd Font"/>
+          <w:color w:val="000000" w:themeColor="text1"/>
+          <w:sz w:val="20"/>
+          <w:szCs w:val="16"/>
+        </w:rPr>
+        <w:t xml:space="preserve">(</w:t>
+      </w:r>
+      <w:r>
+        <w:rPr>
+          <w:rFonts w:ascii="0xProto Nerd Font" w:hAnsi="0xProto Nerd Font" w:eastAsia="0xProto Nerd Font" w:cs="0xProto Nerd Font"/>
+          <w:color w:val="000000" w:themeColor="text1"/>
+          <w:sz w:val="20"/>
+          <w:szCs w:val="16"/>
+        </w:rPr>
+        <w:t xml:space="preserve">new</w:t>
+      </w:r>
+      <w:r>
+        <w:rPr>
+          <w:rFonts w:ascii="0xProto Nerd Font" w:hAnsi="0xProto Nerd Font" w:eastAsia="0xProto Nerd Font" w:cs="0xProto Nerd Font"/>
+          <w:color w:val="000000" w:themeColor="text1"/>
+          <w:sz w:val="20"/>
+          <w:szCs w:val="16"/>
+        </w:rPr>
+        <w:t xml:space="preserve"> </w:t>
+      </w:r>
+      <w:r>
+        <w:rPr>
+          <w:rFonts w:ascii="0xProto Nerd Font" w:hAnsi="0xProto Nerd Font" w:eastAsia="0xProto Nerd Font" w:cs="0xProto Nerd Font"/>
+          <w:color w:val="000000" w:themeColor="text1"/>
+          <w:sz w:val="20"/>
+          <w:szCs w:val="16"/>
+        </w:rPr>
+        <w:t xml:space="preserve">IdleState</w:t>
+      </w:r>
+      <w:r>
+        <w:rPr>
+          <w:rFonts w:ascii="0xProto Nerd Font" w:hAnsi="0xProto Nerd Font" w:eastAsia="0xProto Nerd Font" w:cs="0xProto Nerd Font"/>
+          <w:color w:val="000000" w:themeColor="text1"/>
+          <w:sz w:val="20"/>
+          <w:szCs w:val="16"/>
+        </w:rPr>
+        <w:t xml:space="preserve">());</w:t>
+      </w:r>
+      <w:r>
+        <w:rPr>
+          <w:color w:val="000000" w:themeColor="text1"/>
+          <w:sz w:val="18"/>
+          <w:szCs w:val="16"/>
+        </w:rPr>
+      </w:r>
+      <w:r>
+        <w:rPr>
+          <w:color w:val="000000" w:themeColor="text1"/>
+          <w:sz w:val="20"/>
+          <w:szCs w:val="16"/>
+        </w:rPr>
+      </w:r>
+    </w:p>
+    <w:p>
+      <w:pPr>
+        <w:pStyle w:val="892"/>
+        <w:pBdr/>
+        <w:spacing/>
+        <w:ind/>
+        <w:rPr>
+          <w:color w:val="000000" w:themeColor="text1"/>
+          <w:sz w:val="20"/>
+          <w:szCs w:val="16"/>
+        </w:rPr>
+      </w:pPr>
+      <w:r>
+        <w:rPr>
+          <w:rFonts w:ascii="0xProto Nerd Font" w:hAnsi="0xProto Nerd Font" w:eastAsia="0xProto Nerd Font" w:cs="0xProto Nerd Font"/>
+          <w:color w:val="000000" w:themeColor="text1"/>
+          <w:sz w:val="20"/>
+          <w:szCs w:val="16"/>
+        </w:rPr>
+        <w:t xml:space="preserve">        }</w:t>
+      </w:r>
+      <w:r>
+        <w:rPr>
+          <w:color w:val="000000" w:themeColor="text1"/>
+          <w:sz w:val="18"/>
+          <w:szCs w:val="16"/>
+        </w:rPr>
+      </w:r>
+      <w:r>
+        <w:rPr>
+          <w:color w:val="000000" w:themeColor="text1"/>
+          <w:sz w:val="20"/>
+          <w:szCs w:val="16"/>
+        </w:rPr>
+      </w:r>
+    </w:p>
+    <w:p>
+      <w:pPr>
+        <w:pStyle w:val="892"/>
+        <w:pBdr/>
+        <w:spacing/>
+        <w:ind/>
+        <w:rPr>
+          <w:color w:val="000000" w:themeColor="text1"/>
+          <w:sz w:val="20"/>
+          <w:szCs w:val="16"/>
+        </w:rPr>
+      </w:pPr>
+      <w:r>
+        <w:rPr>
+          <w:rFonts w:ascii="0xProto Nerd Font" w:hAnsi="0xProto Nerd Font" w:eastAsia="0xProto Nerd Font" w:cs="0xProto Nerd Font"/>
+          <w:color w:val="000000" w:themeColor="text1"/>
+          <w:sz w:val="20"/>
+          <w:szCs w:val="16"/>
+        </w:rPr>
+        <w:t xml:space="preserve">    }</w:t>
+      </w:r>
+      <w:r>
+        <w:rPr>
+          <w:color w:val="000000" w:themeColor="text1"/>
+          <w:sz w:val="18"/>
+          <w:szCs w:val="16"/>
+        </w:rPr>
+      </w:r>
+      <w:r>
+        <w:rPr>
+          <w:color w:val="000000" w:themeColor="text1"/>
+          <w:sz w:val="20"/>
+          <w:szCs w:val="16"/>
+        </w:rPr>
+      </w:r>
+    </w:p>
+    <w:p>
+      <w:pPr>
+        <w:pBdr/>
+        <w:shd w:val="nil" w:color="auto"/>
+        <w:spacing/>
+        <w:ind/>
+        <w:rPr>
+          <w:rFonts w:ascii="0xProto Nerd Font" w:hAnsi="0xProto Nerd Font" w:eastAsia="0xProto Nerd Font" w:cs="0xProto Nerd Font"/>
+          <w:color w:val="000000" w:themeColor="text1"/>
+          <w:sz w:val="20"/>
+          <w:szCs w:val="20"/>
+        </w:rPr>
+      </w:pPr>
+      <w:r>
+        <w:rPr>
+          <w:rFonts w:ascii="0xProto Nerd Font" w:hAnsi="0xProto Nerd Font" w:eastAsia="0xProto Nerd Font" w:cs="0xProto Nerd Font"/>
+          <w:color w:val="000000" w:themeColor="text1"/>
+          <w:sz w:val="20"/>
+          <w:szCs w:val="16"/>
+        </w:rPr>
+        <w:br w:type="page" w:clear="all"/>
+      </w:r>
+      <w:r>
+        <w:rPr>
+          <w:rFonts w:ascii="0xProto Nerd Font" w:hAnsi="0xProto Nerd Font" w:eastAsia="0xProto Nerd Font" w:cs="0xProto Nerd Font"/>
+          <w:color w:val="000000" w:themeColor="text1"/>
+          <w:sz w:val="20"/>
+          <w:szCs w:val="16"/>
+        </w:rPr>
+      </w:r>
+      <w:r>
+        <w:rPr>
+          <w:rFonts w:ascii="0xProto Nerd Font" w:hAnsi="0xProto Nerd Font" w:eastAsia="0xProto Nerd Font" w:cs="0xProto Nerd Font"/>
+          <w:color w:val="000000" w:themeColor="text1"/>
+          <w:sz w:val="20"/>
+          <w:szCs w:val="20"/>
+        </w:rPr>
+      </w:r>
+    </w:p>
+    <w:p>
+      <w:pPr>
+        <w:pStyle w:val="892"/>
+        <w:pBdr/>
+        <w:spacing/>
+        <w:ind/>
+        <w:rPr>
+          <w:color w:val="000000" w:themeColor="text1"/>
+          <w:sz w:val="20"/>
+          <w:szCs w:val="16"/>
+        </w:rPr>
+      </w:pPr>
+      <w:r>
+        <w:rPr>
+          <w:rFonts w:ascii="0xProto Nerd Font" w:hAnsi="0xProto Nerd Font" w:eastAsia="0xProto Nerd Font" w:cs="0xProto Nerd Font"/>
+          <w:color w:val="000000" w:themeColor="text1"/>
+          <w:sz w:val="20"/>
+          <w:szCs w:val="16"/>
+        </w:rPr>
+        <w:t xml:space="preserve">    </w:t>
+      </w:r>
+      <w:r>
+        <w:rPr>
+          <w:rFonts w:ascii="0xProto Nerd Font" w:hAnsi="0xProto Nerd Font" w:eastAsia="0xProto Nerd Font" w:cs="0xProto Nerd Font"/>
+          <w:color w:val="000000" w:themeColor="text1"/>
+          <w:sz w:val="20"/>
+          <w:szCs w:val="16"/>
+        </w:rPr>
+        <w:t xml:space="preserve">public</w:t>
+      </w:r>
+      <w:r>
+        <w:rPr>
+          <w:rFonts w:ascii="0xProto Nerd Font" w:hAnsi="0xProto Nerd Font" w:eastAsia="0xProto Nerd Font" w:cs="0xProto Nerd Font"/>
+          <w:color w:val="000000" w:themeColor="text1"/>
+          <w:sz w:val="20"/>
+          <w:szCs w:val="16"/>
+        </w:rPr>
+        <w:t xml:space="preserve"> </w:t>
+      </w:r>
+      <w:r>
+        <w:rPr>
+          <w:rFonts w:ascii="0xProto Nerd Font" w:hAnsi="0xProto Nerd Font" w:eastAsia="0xProto Nerd Font" w:cs="0xProto Nerd Font"/>
+          <w:color w:val="000000" w:themeColor="text1"/>
+          <w:sz w:val="20"/>
+          <w:szCs w:val="16"/>
+        </w:rPr>
+        <w:t xml:space="preserve">class</w:t>
+      </w:r>
+      <w:r>
+        <w:rPr>
+          <w:rFonts w:ascii="0xProto Nerd Font" w:hAnsi="0xProto Nerd Font" w:eastAsia="0xProto Nerd Font" w:cs="0xProto Nerd Font"/>
+          <w:color w:val="000000" w:themeColor="text1"/>
+          <w:sz w:val="20"/>
+          <w:szCs w:val="16"/>
+        </w:rPr>
+        <w:t xml:space="preserve"> </w:t>
+      </w:r>
+      <w:r>
+        <w:rPr>
+          <w:rFonts w:ascii="0xProto Nerd Font" w:hAnsi="0xProto Nerd Font" w:eastAsia="0xProto Nerd Font" w:cs="0xProto Nerd Font"/>
+          <w:color w:val="000000" w:themeColor="text1"/>
+          <w:sz w:val="20"/>
+          <w:szCs w:val="16"/>
+        </w:rPr>
+        <w:t xml:space="preserve">Program</w:t>
+      </w:r>
+      <w:r>
+        <w:rPr>
+          <w:color w:val="000000" w:themeColor="text1"/>
+          <w:sz w:val="18"/>
+          <w:szCs w:val="16"/>
+        </w:rPr>
+      </w:r>
+      <w:r>
+        <w:rPr>
+          <w:color w:val="000000" w:themeColor="text1"/>
+          <w:sz w:val="20"/>
+          <w:szCs w:val="16"/>
+        </w:rPr>
+      </w:r>
+    </w:p>
+    <w:p>
+      <w:pPr>
+        <w:pStyle w:val="892"/>
+        <w:pBdr/>
+        <w:spacing/>
+        <w:ind/>
+        <w:rPr>
+          <w:color w:val="000000" w:themeColor="text1"/>
+          <w:sz w:val="20"/>
+          <w:szCs w:val="16"/>
+        </w:rPr>
+      </w:pPr>
+      <w:r>
+        <w:rPr>
+          <w:rFonts w:ascii="0xProto Nerd Font" w:hAnsi="0xProto Nerd Font" w:eastAsia="0xProto Nerd Font" w:cs="0xProto Nerd Font"/>
+          <w:color w:val="000000" w:themeColor="text1"/>
+          <w:sz w:val="20"/>
+          <w:szCs w:val="16"/>
+        </w:rPr>
+        <w:t xml:space="preserve">    {</w:t>
+      </w:r>
+      <w:r>
+        <w:rPr>
+          <w:color w:val="000000" w:themeColor="text1"/>
+          <w:sz w:val="18"/>
+          <w:szCs w:val="16"/>
+        </w:rPr>
+      </w:r>
+      <w:r>
+        <w:rPr>
+          <w:color w:val="000000" w:themeColor="text1"/>
+          <w:sz w:val="20"/>
+          <w:szCs w:val="16"/>
+        </w:rPr>
+      </w:r>
+    </w:p>
+    <w:p>
+      <w:pPr>
+        <w:pStyle w:val="892"/>
+        <w:pBdr/>
+        <w:spacing/>
+        <w:ind/>
+        <w:rPr>
+          <w:color w:val="000000" w:themeColor="text1"/>
+          <w:sz w:val="20"/>
+          <w:szCs w:val="16"/>
+        </w:rPr>
+      </w:pPr>
+      <w:r>
+        <w:rPr>
+          <w:rFonts w:ascii="0xProto Nerd Font" w:hAnsi="0xProto Nerd Font" w:eastAsia="0xProto Nerd Font" w:cs="0xProto Nerd Font"/>
+          <w:color w:val="000000" w:themeColor="text1"/>
+          <w:sz w:val="20"/>
+          <w:szCs w:val="16"/>
+        </w:rPr>
+        <w:t xml:space="preserve">        </w:t>
+      </w:r>
+      <w:r>
+        <w:rPr>
+          <w:rFonts w:ascii="0xProto Nerd Font" w:hAnsi="0xProto Nerd Font" w:eastAsia="0xProto Nerd Font" w:cs="0xProto Nerd Font"/>
+          <w:color w:val="000000" w:themeColor="text1"/>
+          <w:sz w:val="20"/>
+          <w:szCs w:val="16"/>
+        </w:rPr>
+        <w:t xml:space="preserve">public</w:t>
+      </w:r>
+      <w:r>
+        <w:rPr>
+          <w:rFonts w:ascii="0xProto Nerd Font" w:hAnsi="0xProto Nerd Font" w:eastAsia="0xProto Nerd Font" w:cs="0xProto Nerd Font"/>
+          <w:color w:val="000000" w:themeColor="text1"/>
+          <w:sz w:val="20"/>
+          <w:szCs w:val="16"/>
+        </w:rPr>
+        <w:t xml:space="preserve"> </w:t>
+      </w:r>
+      <w:r>
+        <w:rPr>
+          <w:rFonts w:ascii="0xProto Nerd Font" w:hAnsi="0xProto Nerd Font" w:eastAsia="0xProto Nerd Font" w:cs="0xProto Nerd Font"/>
+          <w:color w:val="000000" w:themeColor="text1"/>
+          <w:sz w:val="20"/>
+          <w:szCs w:val="16"/>
+        </w:rPr>
+        <w:t xml:space="preserve">static</w:t>
+      </w:r>
+      <w:r>
+        <w:rPr>
+          <w:rFonts w:ascii="0xProto Nerd Font" w:hAnsi="0xProto Nerd Font" w:eastAsia="0xProto Nerd Font" w:cs="0xProto Nerd Font"/>
+          <w:color w:val="000000" w:themeColor="text1"/>
+          <w:sz w:val="20"/>
+          <w:szCs w:val="16"/>
+        </w:rPr>
+        <w:t xml:space="preserve"> </w:t>
+      </w:r>
+      <w:r>
+        <w:rPr>
+          <w:rFonts w:ascii="0xProto Nerd Font" w:hAnsi="0xProto Nerd Font" w:eastAsia="0xProto Nerd Font" w:cs="0xProto Nerd Font"/>
+          <w:color w:val="000000" w:themeColor="text1"/>
+          <w:sz w:val="20"/>
+          <w:szCs w:val="16"/>
+        </w:rPr>
+        <w:t xml:space="preserve">void</w:t>
+      </w:r>
+      <w:r>
+        <w:rPr>
+          <w:rFonts w:ascii="0xProto Nerd Font" w:hAnsi="0xProto Nerd Font" w:eastAsia="0xProto Nerd Font" w:cs="0xProto Nerd Font"/>
+          <w:color w:val="000000" w:themeColor="text1"/>
+          <w:sz w:val="20"/>
+          <w:szCs w:val="16"/>
+        </w:rPr>
+        <w:t xml:space="preserve"> </w:t>
+      </w:r>
+      <w:r>
+        <w:rPr>
+          <w:rFonts w:ascii="0xProto Nerd Font" w:hAnsi="0xProto Nerd Font" w:eastAsia="0xProto Nerd Font" w:cs="0xProto Nerd Font"/>
+          <w:color w:val="000000" w:themeColor="text1"/>
+          <w:sz w:val="20"/>
+          <w:szCs w:val="16"/>
+        </w:rPr>
+        <w:t xml:space="preserve">Main</w:t>
+      </w:r>
+      <w:r>
+        <w:rPr>
+          <w:rFonts w:ascii="0xProto Nerd Font" w:hAnsi="0xProto Nerd Font" w:eastAsia="0xProto Nerd Font" w:cs="0xProto Nerd Font"/>
+          <w:color w:val="000000" w:themeColor="text1"/>
+          <w:sz w:val="20"/>
+          <w:szCs w:val="16"/>
+        </w:rPr>
+        <w:t xml:space="preserve">(</w:t>
+      </w:r>
+      <w:r>
+        <w:rPr>
+          <w:rFonts w:ascii="0xProto Nerd Font" w:hAnsi="0xProto Nerd Font" w:eastAsia="0xProto Nerd Font" w:cs="0xProto Nerd Font"/>
+          <w:color w:val="000000" w:themeColor="text1"/>
+          <w:sz w:val="20"/>
+          <w:szCs w:val="16"/>
+        </w:rPr>
+        <w:t xml:space="preserve">string</w:t>
+      </w:r>
+      <w:r>
+        <w:rPr>
+          <w:rFonts w:ascii="0xProto Nerd Font" w:hAnsi="0xProto Nerd Font" w:eastAsia="0xProto Nerd Font" w:cs="0xProto Nerd Font"/>
+          <w:color w:val="000000" w:themeColor="text1"/>
+          <w:sz w:val="20"/>
+          <w:szCs w:val="16"/>
+        </w:rPr>
+        <w:t xml:space="preserve">[] </w:t>
+      </w:r>
+      <w:r>
+        <w:rPr>
+          <w:rFonts w:ascii="0xProto Nerd Font" w:hAnsi="0xProto Nerd Font" w:eastAsia="0xProto Nerd Font" w:cs="0xProto Nerd Font"/>
+          <w:color w:val="000000" w:themeColor="text1"/>
+          <w:sz w:val="20"/>
+          <w:szCs w:val="16"/>
+        </w:rPr>
+        <w:t xml:space="preserve">args</w:t>
+      </w:r>
+      <w:r>
+        <w:rPr>
+          <w:rFonts w:ascii="0xProto Nerd Font" w:hAnsi="0xProto Nerd Font" w:eastAsia="0xProto Nerd Font" w:cs="0xProto Nerd Font"/>
+          <w:color w:val="000000" w:themeColor="text1"/>
+          <w:sz w:val="20"/>
+          <w:szCs w:val="16"/>
+        </w:rPr>
+        <w:t xml:space="preserve">)</w:t>
+      </w:r>
+      <w:r>
+        <w:rPr>
+          <w:color w:val="000000" w:themeColor="text1"/>
+          <w:sz w:val="18"/>
+          <w:szCs w:val="16"/>
+        </w:rPr>
+      </w:r>
+      <w:r>
+        <w:rPr>
+          <w:color w:val="000000" w:themeColor="text1"/>
+          <w:sz w:val="20"/>
+          <w:szCs w:val="16"/>
+        </w:rPr>
+      </w:r>
+    </w:p>
+    <w:p>
+      <w:pPr>
+        <w:pStyle w:val="892"/>
+        <w:pBdr/>
+        <w:spacing/>
+        <w:ind/>
+        <w:rPr>
+          <w:color w:val="000000" w:themeColor="text1"/>
+          <w:sz w:val="20"/>
+          <w:szCs w:val="16"/>
+        </w:rPr>
+      </w:pPr>
+      <w:r>
+        <w:rPr>
+          <w:rFonts w:ascii="0xProto Nerd Font" w:hAnsi="0xProto Nerd Font" w:eastAsia="0xProto Nerd Font" w:cs="0xProto Nerd Font"/>
+          <w:color w:val="000000" w:themeColor="text1"/>
+          <w:sz w:val="20"/>
+          <w:szCs w:val="16"/>
+        </w:rPr>
+        <w:t xml:space="preserve">        {</w:t>
+      </w:r>
+      <w:r>
+        <w:rPr>
+          <w:color w:val="000000" w:themeColor="text1"/>
+          <w:sz w:val="18"/>
+          <w:szCs w:val="16"/>
+        </w:rPr>
+      </w:r>
+      <w:r>
+        <w:rPr>
+          <w:color w:val="000000" w:themeColor="text1"/>
+          <w:sz w:val="20"/>
+          <w:szCs w:val="16"/>
+        </w:rPr>
+      </w:r>
+    </w:p>
+    <w:p>
+      <w:pPr>
+        <w:pStyle w:val="892"/>
+        <w:pBdr/>
+        <w:spacing/>
+        <w:ind/>
+        <w:rPr>
+          <w:color w:val="000000" w:themeColor="text1"/>
+          <w:sz w:val="20"/>
+          <w:szCs w:val="16"/>
+        </w:rPr>
+      </w:pPr>
+      <w:r>
+        <w:rPr>
+          <w:rFonts w:ascii="0xProto Nerd Font" w:hAnsi="0xProto Nerd Font" w:eastAsia="0xProto Nerd Font" w:cs="0xProto Nerd Font"/>
+          <w:color w:val="000000" w:themeColor="text1"/>
+          <w:sz w:val="20"/>
+          <w:szCs w:val="16"/>
+        </w:rPr>
+        <w:t xml:space="preserve">            </w:t>
+      </w:r>
+      <w:r>
+        <w:rPr>
+          <w:rFonts w:ascii="0xProto Nerd Font" w:hAnsi="0xProto Nerd Font" w:eastAsia="0xProto Nerd Font" w:cs="0xProto Nerd Font"/>
+          <w:color w:val="000000" w:themeColor="text1"/>
+          <w:sz w:val="20"/>
+          <w:szCs w:val="16"/>
+        </w:rPr>
+        <w:t xml:space="preserve">Hero</w:t>
+      </w:r>
+      <w:r>
+        <w:rPr>
+          <w:rFonts w:ascii="0xProto Nerd Font" w:hAnsi="0xProto Nerd Font" w:eastAsia="0xProto Nerd Font" w:cs="0xProto Nerd Font"/>
+          <w:color w:val="000000" w:themeColor="text1"/>
+          <w:sz w:val="20"/>
+          <w:szCs w:val="16"/>
+        </w:rPr>
+        <w:t xml:space="preserve"> </w:t>
+      </w:r>
+      <w:r>
+        <w:rPr>
+          <w:rFonts w:ascii="0xProto Nerd Font" w:hAnsi="0xProto Nerd Font" w:eastAsia="0xProto Nerd Font" w:cs="0xProto Nerd Font"/>
+          <w:color w:val="000000" w:themeColor="text1"/>
+          <w:sz w:val="20"/>
+          <w:szCs w:val="16"/>
+        </w:rPr>
+        <w:t xml:space="preserve">hero</w:t>
+      </w:r>
+      <w:r>
+        <w:rPr>
+          <w:rFonts w:ascii="0xProto Nerd Font" w:hAnsi="0xProto Nerd Font" w:eastAsia="0xProto Nerd Font" w:cs="0xProto Nerd Font"/>
+          <w:color w:val="000000" w:themeColor="text1"/>
+          <w:sz w:val="20"/>
+          <w:szCs w:val="16"/>
+        </w:rPr>
+        <w:t xml:space="preserve"> </w:t>
+      </w:r>
+      <w:r>
+        <w:rPr>
+          <w:rFonts w:ascii="0xProto Nerd Font" w:hAnsi="0xProto Nerd Font" w:eastAsia="0xProto Nerd Font" w:cs="0xProto Nerd Font"/>
+          <w:color w:val="000000" w:themeColor="text1"/>
+          <w:sz w:val="20"/>
+          <w:szCs w:val="16"/>
+        </w:rPr>
+        <w:t xml:space="preserve">=</w:t>
+      </w:r>
+      <w:r>
+        <w:rPr>
+          <w:rFonts w:ascii="0xProto Nerd Font" w:hAnsi="0xProto Nerd Font" w:eastAsia="0xProto Nerd Font" w:cs="0xProto Nerd Font"/>
+          <w:color w:val="000000" w:themeColor="text1"/>
+          <w:sz w:val="20"/>
+          <w:szCs w:val="16"/>
+        </w:rPr>
+        <w:t xml:space="preserve"> </w:t>
+      </w:r>
+      <w:r>
+        <w:rPr>
+          <w:rFonts w:ascii="0xProto Nerd Font" w:hAnsi="0xProto Nerd Font" w:eastAsia="0xProto Nerd Font" w:cs="0xProto Nerd Font"/>
+          <w:color w:val="000000" w:themeColor="text1"/>
+          <w:sz w:val="20"/>
+          <w:szCs w:val="16"/>
+        </w:rPr>
+        <w:t xml:space="preserve">new</w:t>
+      </w:r>
+      <w:r>
+        <w:rPr>
+          <w:rFonts w:ascii="0xProto Nerd Font" w:hAnsi="0xProto Nerd Font" w:eastAsia="0xProto Nerd Font" w:cs="0xProto Nerd Font"/>
+          <w:color w:val="000000" w:themeColor="text1"/>
+          <w:sz w:val="20"/>
+          <w:szCs w:val="16"/>
+        </w:rPr>
+        <w:t xml:space="preserve"> </w:t>
+      </w:r>
+      <w:r>
+        <w:rPr>
+          <w:rFonts w:ascii="0xProto Nerd Font" w:hAnsi="0xProto Nerd Font" w:eastAsia="0xProto Nerd Font" w:cs="0xProto Nerd Font"/>
+          <w:color w:val="000000" w:themeColor="text1"/>
+          <w:sz w:val="20"/>
+          <w:szCs w:val="16"/>
+        </w:rPr>
+        <w:t xml:space="preserve">Hero</w:t>
+      </w:r>
+      <w:r>
+        <w:rPr>
+          <w:rFonts w:ascii="0xProto Nerd Font" w:hAnsi="0xProto Nerd Font" w:eastAsia="0xProto Nerd Font" w:cs="0xProto Nerd Font"/>
+          <w:color w:val="000000" w:themeColor="text1"/>
+          <w:sz w:val="20"/>
+          <w:szCs w:val="16"/>
+        </w:rPr>
+        <w:t xml:space="preserve">() { </w:t>
+      </w:r>
+      <w:r>
+        <w:rPr>
+          <w:rFonts w:ascii="0xProto Nerd Font" w:hAnsi="0xProto Nerd Font" w:eastAsia="0xProto Nerd Font" w:cs="0xProto Nerd Font"/>
+          <w:color w:val="000000" w:themeColor="text1"/>
+          <w:sz w:val="20"/>
+          <w:szCs w:val="16"/>
+        </w:rPr>
+        <w:t xml:space="preserve">Name</w:t>
+      </w:r>
+      <w:r>
+        <w:rPr>
+          <w:rFonts w:ascii="0xProto Nerd Font" w:hAnsi="0xProto Nerd Font" w:eastAsia="0xProto Nerd Font" w:cs="0xProto Nerd Font"/>
+          <w:color w:val="000000" w:themeColor="text1"/>
+          <w:sz w:val="20"/>
+          <w:szCs w:val="16"/>
+        </w:rPr>
+        <w:t xml:space="preserve"> </w:t>
+      </w:r>
+      <w:r>
+        <w:rPr>
+          <w:rFonts w:ascii="0xProto Nerd Font" w:hAnsi="0xProto Nerd Font" w:eastAsia="0xProto Nerd Font" w:cs="0xProto Nerd Font"/>
+          <w:color w:val="000000" w:themeColor="text1"/>
+          <w:sz w:val="20"/>
+          <w:szCs w:val="16"/>
+        </w:rPr>
+        <w:t xml:space="preserve">=</w:t>
+      </w:r>
+      <w:r>
+        <w:rPr>
+          <w:rFonts w:ascii="0xProto Nerd Font" w:hAnsi="0xProto Nerd Font" w:eastAsia="0xProto Nerd Font" w:cs="0xProto Nerd Font"/>
+          <w:color w:val="000000" w:themeColor="text1"/>
+          <w:sz w:val="20"/>
+          <w:szCs w:val="16"/>
+        </w:rPr>
+        <w:t xml:space="preserve"> </w:t>
+      </w:r>
+      <w:r>
+        <w:rPr>
+          <w:rFonts w:ascii="0xProto Nerd Font" w:hAnsi="0xProto Nerd Font" w:eastAsia="0xProto Nerd Font" w:cs="0xProto Nerd Font"/>
+          <w:color w:val="000000" w:themeColor="text1"/>
+          <w:sz w:val="20"/>
+          <w:szCs w:val="16"/>
+        </w:rPr>
+        <w:t xml:space="preserve">"Jumping Hero"</w:t>
+      </w:r>
+      <w:r>
+        <w:rPr>
+          <w:rFonts w:ascii="0xProto Nerd Font" w:hAnsi="0xProto Nerd Font" w:eastAsia="0xProto Nerd Font" w:cs="0xProto Nerd Font"/>
+          <w:color w:val="000000" w:themeColor="text1"/>
+          <w:sz w:val="20"/>
+          <w:szCs w:val="16"/>
+        </w:rPr>
+        <w:t xml:space="preserve"> };</w:t>
+      </w:r>
+      <w:r>
+        <w:rPr>
+          <w:color w:val="000000" w:themeColor="text1"/>
+          <w:sz w:val="18"/>
+          <w:szCs w:val="16"/>
+        </w:rPr>
+      </w:r>
+      <w:r>
+        <w:rPr>
+          <w:color w:val="000000" w:themeColor="text1"/>
+          <w:sz w:val="20"/>
+          <w:szCs w:val="16"/>
+        </w:rPr>
+      </w:r>
+    </w:p>
+    <w:p>
+      <w:pPr>
+        <w:pStyle w:val="892"/>
+        <w:pBdr/>
+        <w:spacing/>
+        <w:ind/>
+        <w:rPr>
+          <w:color w:val="000000" w:themeColor="text1"/>
+          <w:sz w:val="20"/>
+          <w:szCs w:val="16"/>
+        </w:rPr>
+      </w:pPr>
+      <w:r>
+        <w:rPr>
+          <w:rFonts w:ascii="0xProto Nerd Font" w:hAnsi="0xProto Nerd Font" w:eastAsia="0xProto Nerd Font" w:cs="0xProto Nerd Font"/>
+          <w:color w:val="000000" w:themeColor="text1"/>
+          <w:sz w:val="20"/>
+          <w:szCs w:val="16"/>
+        </w:rPr>
+      </w:r>
+      <w:r>
+        <w:rPr>
+          <w:color w:val="000000" w:themeColor="text1"/>
+          <w:sz w:val="18"/>
+          <w:szCs w:val="16"/>
+        </w:rPr>
+      </w:r>
+      <w:r>
+        <w:rPr>
+          <w:color w:val="000000" w:themeColor="text1"/>
+          <w:sz w:val="20"/>
+          <w:szCs w:val="16"/>
+        </w:rPr>
+      </w:r>
+    </w:p>
+    <w:p>
+      <w:pPr>
+        <w:pStyle w:val="892"/>
+        <w:pBdr/>
+        <w:spacing/>
+        <w:ind/>
+        <w:rPr>
+          <w:color w:val="000000" w:themeColor="text1"/>
+          <w:sz w:val="20"/>
+          <w:szCs w:val="16"/>
+        </w:rPr>
+      </w:pPr>
+      <w:r>
+        <w:rPr>
+          <w:rFonts w:ascii="0xProto Nerd Font" w:hAnsi="0xProto Nerd Font" w:eastAsia="0xProto Nerd Font" w:cs="0xProto Nerd Font"/>
+          <w:color w:val="000000" w:themeColor="text1"/>
+          <w:sz w:val="20"/>
+          <w:szCs w:val="16"/>
+        </w:rPr>
+        <w:t xml:space="preserve">            </w:t>
+      </w:r>
+      <w:r>
+        <w:rPr>
+          <w:rFonts w:ascii="0xProto Nerd Font" w:hAnsi="0xProto Nerd Font" w:eastAsia="0xProto Nerd Font" w:cs="0xProto Nerd Font"/>
+          <w:color w:val="000000" w:themeColor="text1"/>
+          <w:sz w:val="20"/>
+          <w:szCs w:val="16"/>
+        </w:rPr>
+        <w:t xml:space="preserve">while</w:t>
+      </w:r>
+      <w:r>
+        <w:rPr>
+          <w:rFonts w:ascii="0xProto Nerd Font" w:hAnsi="0xProto Nerd Font" w:eastAsia="0xProto Nerd Font" w:cs="0xProto Nerd Font"/>
+          <w:color w:val="000000" w:themeColor="text1"/>
+          <w:sz w:val="20"/>
+          <w:szCs w:val="16"/>
+        </w:rPr>
+        <w:t xml:space="preserve"> (</w:t>
+      </w:r>
+      <w:r>
+        <w:rPr>
+          <w:rFonts w:ascii="0xProto Nerd Font" w:hAnsi="0xProto Nerd Font" w:eastAsia="0xProto Nerd Font" w:cs="0xProto Nerd Font"/>
+          <w:color w:val="000000" w:themeColor="text1"/>
+          <w:sz w:val="20"/>
+          <w:szCs w:val="16"/>
+        </w:rPr>
+        <w:t xml:space="preserve">true</w:t>
+      </w:r>
+      <w:r>
+        <w:rPr>
+          <w:rFonts w:ascii="0xProto Nerd Font" w:hAnsi="0xProto Nerd Font" w:eastAsia="0xProto Nerd Font" w:cs="0xProto Nerd Font"/>
+          <w:color w:val="000000" w:themeColor="text1"/>
+          <w:sz w:val="20"/>
+          <w:szCs w:val="16"/>
+        </w:rPr>
+        <w:t xml:space="preserve">)</w:t>
+      </w:r>
+      <w:r>
+        <w:rPr>
+          <w:color w:val="000000" w:themeColor="text1"/>
+          <w:sz w:val="18"/>
+          <w:szCs w:val="16"/>
+        </w:rPr>
+      </w:r>
+      <w:r>
+        <w:rPr>
+          <w:color w:val="000000" w:themeColor="text1"/>
+          <w:sz w:val="20"/>
+          <w:szCs w:val="16"/>
+        </w:rPr>
+      </w:r>
+    </w:p>
+    <w:p>
+      <w:pPr>
+        <w:pStyle w:val="892"/>
+        <w:pBdr/>
+        <w:spacing/>
+        <w:ind/>
+        <w:rPr>
+          <w:color w:val="000000" w:themeColor="text1"/>
+          <w:sz w:val="20"/>
+          <w:szCs w:val="16"/>
+        </w:rPr>
+      </w:pPr>
+      <w:r>
+        <w:rPr>
+          <w:rFonts w:ascii="0xProto Nerd Font" w:hAnsi="0xProto Nerd Font" w:eastAsia="0xProto Nerd Font" w:cs="0xProto Nerd Font"/>
+          <w:color w:val="000000" w:themeColor="text1"/>
+          <w:sz w:val="20"/>
+          <w:szCs w:val="16"/>
+        </w:rPr>
+        <w:t xml:space="preserve">            {</w:t>
+      </w:r>
+      <w:r>
+        <w:rPr>
+          <w:color w:val="000000" w:themeColor="text1"/>
+          <w:sz w:val="18"/>
+          <w:szCs w:val="16"/>
+        </w:rPr>
+      </w:r>
+      <w:r>
+        <w:rPr>
+          <w:color w:val="000000" w:themeColor="text1"/>
+          <w:sz w:val="20"/>
+          <w:szCs w:val="16"/>
+        </w:rPr>
+      </w:r>
+    </w:p>
+    <w:p>
+      <w:pPr>
+        <w:pStyle w:val="892"/>
+        <w:pBdr/>
+        <w:spacing/>
+        <w:ind/>
+        <w:rPr>
+          <w:color w:val="000000" w:themeColor="text1"/>
+          <w:sz w:val="20"/>
+          <w:szCs w:val="16"/>
+        </w:rPr>
+      </w:pPr>
+      <w:r>
+        <w:rPr>
+          <w:rFonts w:ascii="0xProto Nerd Font" w:hAnsi="0xProto Nerd Font" w:eastAsia="0xProto Nerd Font" w:cs="0xProto Nerd Font"/>
+          <w:color w:val="000000" w:themeColor="text1"/>
+          <w:sz w:val="20"/>
+          <w:szCs w:val="16"/>
+        </w:rPr>
+        <w:t xml:space="preserve">                </w:t>
+      </w:r>
+      <w:r>
+        <w:rPr>
+          <w:rFonts w:ascii="0xProto Nerd Font" w:hAnsi="0xProto Nerd Font" w:eastAsia="0xProto Nerd Font" w:cs="0xProto Nerd Font"/>
+          <w:color w:val="000000" w:themeColor="text1"/>
+          <w:sz w:val="20"/>
+          <w:szCs w:val="16"/>
+        </w:rPr>
+        <w:t xml:space="preserve">ConsoleKey</w:t>
+      </w:r>
+      <w:r>
+        <w:rPr>
+          <w:rFonts w:ascii="0xProto Nerd Font" w:hAnsi="0xProto Nerd Font" w:eastAsia="0xProto Nerd Font" w:cs="0xProto Nerd Font"/>
+          <w:color w:val="000000" w:themeColor="text1"/>
+          <w:sz w:val="20"/>
+          <w:szCs w:val="16"/>
+        </w:rPr>
+        <w:t xml:space="preserve"> </w:t>
+      </w:r>
+      <w:r>
+        <w:rPr>
+          <w:rFonts w:ascii="0xProto Nerd Font" w:hAnsi="0xProto Nerd Font" w:eastAsia="0xProto Nerd Font" w:cs="0xProto Nerd Font"/>
+          <w:color w:val="000000" w:themeColor="text1"/>
+          <w:sz w:val="20"/>
+          <w:szCs w:val="16"/>
+        </w:rPr>
+        <w:t xml:space="preserve">key</w:t>
+      </w:r>
+      <w:r>
+        <w:rPr>
+          <w:rFonts w:ascii="0xProto Nerd Font" w:hAnsi="0xProto Nerd Font" w:eastAsia="0xProto Nerd Font" w:cs="0xProto Nerd Font"/>
+          <w:color w:val="000000" w:themeColor="text1"/>
+          <w:sz w:val="20"/>
+          <w:szCs w:val="16"/>
+        </w:rPr>
+        <w:t xml:space="preserve"> </w:t>
+      </w:r>
+      <w:r>
+        <w:rPr>
+          <w:rFonts w:ascii="0xProto Nerd Font" w:hAnsi="0xProto Nerd Font" w:eastAsia="0xProto Nerd Font" w:cs="0xProto Nerd Font"/>
+          <w:color w:val="000000" w:themeColor="text1"/>
+          <w:sz w:val="20"/>
+          <w:szCs w:val="16"/>
+        </w:rPr>
+        <w:t xml:space="preserve">=</w:t>
+      </w:r>
+      <w:r>
+        <w:rPr>
+          <w:rFonts w:ascii="0xProto Nerd Font" w:hAnsi="0xProto Nerd Font" w:eastAsia="0xProto Nerd Font" w:cs="0xProto Nerd Font"/>
+          <w:color w:val="000000" w:themeColor="text1"/>
+          <w:sz w:val="20"/>
+          <w:szCs w:val="16"/>
+        </w:rPr>
+        <w:t xml:space="preserve"> </w:t>
+      </w:r>
+      <w:r>
+        <w:rPr>
+          <w:rFonts w:ascii="0xProto Nerd Font" w:hAnsi="0xProto Nerd Font" w:eastAsia="0xProto Nerd Font" w:cs="0xProto Nerd Font"/>
+          <w:color w:val="000000" w:themeColor="text1"/>
+          <w:sz w:val="20"/>
+          <w:szCs w:val="16"/>
+        </w:rPr>
+        <w:t xml:space="preserve">Console</w:t>
+      </w:r>
+      <w:r>
+        <w:rPr>
+          <w:rFonts w:ascii="0xProto Nerd Font" w:hAnsi="0xProto Nerd Font" w:eastAsia="0xProto Nerd Font" w:cs="0xProto Nerd Font"/>
+          <w:color w:val="000000" w:themeColor="text1"/>
+          <w:sz w:val="20"/>
+          <w:szCs w:val="16"/>
+        </w:rPr>
+        <w:t xml:space="preserve">.</w:t>
+      </w:r>
+      <w:r>
+        <w:rPr>
+          <w:rFonts w:ascii="0xProto Nerd Font" w:hAnsi="0xProto Nerd Font" w:eastAsia="0xProto Nerd Font" w:cs="0xProto Nerd Font"/>
+          <w:color w:val="000000" w:themeColor="text1"/>
+          <w:sz w:val="20"/>
+          <w:szCs w:val="16"/>
+        </w:rPr>
+        <w:t xml:space="preserve">ReadKey</w:t>
+      </w:r>
+      <w:r>
+        <w:rPr>
+          <w:rFonts w:ascii="0xProto Nerd Font" w:hAnsi="0xProto Nerd Font" w:eastAsia="0xProto Nerd Font" w:cs="0xProto Nerd Font"/>
+          <w:color w:val="000000" w:themeColor="text1"/>
+          <w:sz w:val="20"/>
+          <w:szCs w:val="16"/>
+        </w:rPr>
+        <w:t xml:space="preserve">(</w:t>
+      </w:r>
+      <w:r>
+        <w:rPr>
+          <w:rFonts w:ascii="0xProto Nerd Font" w:hAnsi="0xProto Nerd Font" w:eastAsia="0xProto Nerd Font" w:cs="0xProto Nerd Font"/>
+          <w:color w:val="000000" w:themeColor="text1"/>
+          <w:sz w:val="20"/>
+          <w:szCs w:val="16"/>
+        </w:rPr>
+        <w:t xml:space="preserve">intercept</w:t>
+      </w:r>
+      <w:r>
+        <w:rPr>
+          <w:rFonts w:ascii="0xProto Nerd Font" w:hAnsi="0xProto Nerd Font" w:eastAsia="0xProto Nerd Font" w:cs="0xProto Nerd Font"/>
+          <w:color w:val="000000" w:themeColor="text1"/>
+          <w:sz w:val="20"/>
+          <w:szCs w:val="16"/>
+        </w:rPr>
+        <w:t xml:space="preserve">: </w:t>
+      </w:r>
+      <w:r>
+        <w:rPr>
+          <w:rFonts w:ascii="0xProto Nerd Font" w:hAnsi="0xProto Nerd Font" w:eastAsia="0xProto Nerd Font" w:cs="0xProto Nerd Font"/>
+          <w:color w:val="000000" w:themeColor="text1"/>
+          <w:sz w:val="20"/>
+          <w:szCs w:val="16"/>
+        </w:rPr>
+        <w:t xml:space="preserve">true</w:t>
+      </w:r>
+      <w:r>
+        <w:rPr>
+          <w:rFonts w:ascii="0xProto Nerd Font" w:hAnsi="0xProto Nerd Font" w:eastAsia="0xProto Nerd Font" w:cs="0xProto Nerd Font"/>
+          <w:color w:val="000000" w:themeColor="text1"/>
+          <w:sz w:val="20"/>
+          <w:szCs w:val="16"/>
+        </w:rPr>
+        <w:t xml:space="preserve">)</w:t>
+      </w:r>
+      <w:r>
+        <w:rPr>
+          <w:rFonts w:ascii="0xProto Nerd Font" w:hAnsi="0xProto Nerd Font" w:eastAsia="0xProto Nerd Font" w:cs="0xProto Nerd Font"/>
+          <w:color w:val="000000" w:themeColor="text1"/>
+          <w:sz w:val="20"/>
+          <w:szCs w:val="16"/>
+        </w:rPr>
+        <w:t xml:space="preserve">.</w:t>
+      </w:r>
+      <w:r>
+        <w:rPr>
+          <w:rFonts w:ascii="0xProto Nerd Font" w:hAnsi="0xProto Nerd Font" w:eastAsia="0xProto Nerd Font" w:cs="0xProto Nerd Font"/>
+          <w:color w:val="000000" w:themeColor="text1"/>
+          <w:sz w:val="20"/>
+          <w:szCs w:val="16"/>
+        </w:rPr>
+        <w:t xml:space="preserve">Key</w:t>
+      </w:r>
+      <w:r>
+        <w:rPr>
+          <w:rFonts w:ascii="0xProto Nerd Font" w:hAnsi="0xProto Nerd Font" w:eastAsia="0xProto Nerd Font" w:cs="0xProto Nerd Font"/>
+          <w:color w:val="000000" w:themeColor="text1"/>
+          <w:sz w:val="20"/>
+          <w:szCs w:val="16"/>
+        </w:rPr>
+        <w:t xml:space="preserve">;</w:t>
+      </w:r>
+      <w:r>
+        <w:rPr>
+          <w:color w:val="000000" w:themeColor="text1"/>
+          <w:sz w:val="18"/>
+          <w:szCs w:val="16"/>
+        </w:rPr>
+      </w:r>
+      <w:r>
+        <w:rPr>
+          <w:color w:val="000000" w:themeColor="text1"/>
+          <w:sz w:val="20"/>
+          <w:szCs w:val="16"/>
+        </w:rPr>
+      </w:r>
+    </w:p>
+    <w:p>
+      <w:pPr>
+        <w:pStyle w:val="892"/>
+        <w:pBdr/>
+        <w:spacing/>
+        <w:ind/>
+        <w:rPr>
+          <w:color w:val="000000" w:themeColor="text1"/>
+          <w:sz w:val="20"/>
+          <w:szCs w:val="16"/>
+        </w:rPr>
+      </w:pPr>
+      <w:r>
+        <w:rPr>
+          <w:rFonts w:ascii="0xProto Nerd Font" w:hAnsi="0xProto Nerd Font" w:eastAsia="0xProto Nerd Font" w:cs="0xProto Nerd Font"/>
+          <w:color w:val="000000" w:themeColor="text1"/>
+          <w:sz w:val="20"/>
+          <w:szCs w:val="16"/>
+        </w:rPr>
+      </w:r>
+      <w:r>
+        <w:rPr>
+          <w:color w:val="000000" w:themeColor="text1"/>
+          <w:sz w:val="18"/>
+          <w:szCs w:val="16"/>
+        </w:rPr>
+      </w:r>
+      <w:r>
+        <w:rPr>
+          <w:color w:val="000000" w:themeColor="text1"/>
+          <w:sz w:val="20"/>
+          <w:szCs w:val="16"/>
+        </w:rPr>
+      </w:r>
+    </w:p>
+    <w:p>
+      <w:pPr>
+        <w:pStyle w:val="892"/>
+        <w:pBdr/>
+        <w:spacing/>
+        <w:ind/>
+        <w:rPr>
+          <w:color w:val="000000" w:themeColor="text1"/>
+          <w:sz w:val="20"/>
+          <w:szCs w:val="16"/>
+        </w:rPr>
+      </w:pPr>
+      <w:r>
+        <w:rPr>
+          <w:rFonts w:ascii="0xProto Nerd Font" w:hAnsi="0xProto Nerd Font" w:eastAsia="0xProto Nerd Font" w:cs="0xProto Nerd Font"/>
+          <w:color w:val="000000" w:themeColor="text1"/>
+          <w:sz w:val="20"/>
+          <w:szCs w:val="16"/>
+        </w:rPr>
+        <w:t xml:space="preserve">                </w:t>
+      </w:r>
+      <w:r>
+        <w:rPr>
+          <w:rFonts w:ascii="0xProto Nerd Font" w:hAnsi="0xProto Nerd Font" w:eastAsia="0xProto Nerd Font" w:cs="0xProto Nerd Font"/>
+          <w:color w:val="000000" w:themeColor="text1"/>
+          <w:sz w:val="20"/>
+          <w:szCs w:val="16"/>
+        </w:rPr>
+        <w:t xml:space="preserve">if</w:t>
+      </w:r>
+      <w:r>
+        <w:rPr>
+          <w:rFonts w:ascii="0xProto Nerd Font" w:hAnsi="0xProto Nerd Font" w:eastAsia="0xProto Nerd Font" w:cs="0xProto Nerd Font"/>
+          <w:color w:val="000000" w:themeColor="text1"/>
+          <w:sz w:val="20"/>
+          <w:szCs w:val="16"/>
+        </w:rPr>
+        <w:t xml:space="preserve"> (</w:t>
+      </w:r>
+      <w:r>
+        <w:rPr>
+          <w:rFonts w:ascii="0xProto Nerd Font" w:hAnsi="0xProto Nerd Font" w:eastAsia="0xProto Nerd Font" w:cs="0xProto Nerd Font"/>
+          <w:color w:val="000000" w:themeColor="text1"/>
+          <w:sz w:val="20"/>
+          <w:szCs w:val="16"/>
+        </w:rPr>
+        <w:t xml:space="preserve">key</w:t>
+      </w:r>
+      <w:r>
+        <w:rPr>
+          <w:rFonts w:ascii="0xProto Nerd Font" w:hAnsi="0xProto Nerd Font" w:eastAsia="0xProto Nerd Font" w:cs="0xProto Nerd Font"/>
+          <w:color w:val="000000" w:themeColor="text1"/>
+          <w:sz w:val="20"/>
+          <w:szCs w:val="16"/>
+        </w:rPr>
+        <w:t xml:space="preserve"> </w:t>
+      </w:r>
+      <w:r>
+        <w:rPr>
+          <w:rFonts w:ascii="0xProto Nerd Font" w:hAnsi="0xProto Nerd Font" w:eastAsia="0xProto Nerd Font" w:cs="0xProto Nerd Font"/>
+          <w:color w:val="000000" w:themeColor="text1"/>
+          <w:sz w:val="20"/>
+          <w:szCs w:val="16"/>
+        </w:rPr>
+        <w:t xml:space="preserve">==</w:t>
+      </w:r>
+      <w:r>
+        <w:rPr>
+          <w:rFonts w:ascii="0xProto Nerd Font" w:hAnsi="0xProto Nerd Font" w:eastAsia="0xProto Nerd Font" w:cs="0xProto Nerd Font"/>
+          <w:color w:val="000000" w:themeColor="text1"/>
+          <w:sz w:val="20"/>
+          <w:szCs w:val="16"/>
+        </w:rPr>
+        <w:t xml:space="preserve"> </w:t>
+      </w:r>
+      <w:r>
+        <w:rPr>
+          <w:rFonts w:ascii="0xProto Nerd Font" w:hAnsi="0xProto Nerd Font" w:eastAsia="0xProto Nerd Font" w:cs="0xProto Nerd Font"/>
+          <w:color w:val="000000" w:themeColor="text1"/>
+          <w:sz w:val="20"/>
+          <w:szCs w:val="16"/>
+        </w:rPr>
+        <w:t xml:space="preserve">ConsoleKey</w:t>
+      </w:r>
+      <w:r>
+        <w:rPr>
+          <w:rFonts w:ascii="0xProto Nerd Font" w:hAnsi="0xProto Nerd Font" w:eastAsia="0xProto Nerd Font" w:cs="0xProto Nerd Font"/>
+          <w:color w:val="000000" w:themeColor="text1"/>
+          <w:sz w:val="20"/>
+          <w:szCs w:val="16"/>
+        </w:rPr>
+        <w:t xml:space="preserve">.</w:t>
+      </w:r>
+      <w:r>
+        <w:rPr>
+          <w:rFonts w:ascii="0xProto Nerd Font" w:hAnsi="0xProto Nerd Font" w:eastAsia="0xProto Nerd Font" w:cs="0xProto Nerd Font"/>
+          <w:color w:val="000000" w:themeColor="text1"/>
+          <w:sz w:val="20"/>
+          <w:szCs w:val="16"/>
+        </w:rPr>
+        <w:t xml:space="preserve">Escape</w:t>
+      </w:r>
+      <w:r>
+        <w:rPr>
+          <w:rFonts w:ascii="0xProto Nerd Font" w:hAnsi="0xProto Nerd Font" w:eastAsia="0xProto Nerd Font" w:cs="0xProto Nerd Font"/>
+          <w:color w:val="000000" w:themeColor="text1"/>
+          <w:sz w:val="20"/>
+          <w:szCs w:val="16"/>
+        </w:rPr>
+        <w:t xml:space="preserve">)</w:t>
+      </w:r>
+      <w:r>
+        <w:rPr>
+          <w:color w:val="000000" w:themeColor="text1"/>
+          <w:sz w:val="18"/>
+          <w:szCs w:val="16"/>
+        </w:rPr>
+      </w:r>
+      <w:r>
+        <w:rPr>
+          <w:color w:val="000000" w:themeColor="text1"/>
+          <w:sz w:val="20"/>
+          <w:szCs w:val="16"/>
+        </w:rPr>
+      </w:r>
+    </w:p>
+    <w:p>
+      <w:pPr>
+        <w:pStyle w:val="892"/>
+        <w:pBdr/>
+        <w:spacing/>
+        <w:ind/>
+        <w:rPr>
+          <w:color w:val="000000" w:themeColor="text1"/>
+          <w:sz w:val="20"/>
+          <w:szCs w:val="16"/>
+        </w:rPr>
+      </w:pPr>
+      <w:r>
+        <w:rPr>
+          <w:rFonts w:ascii="0xProto Nerd Font" w:hAnsi="0xProto Nerd Font" w:eastAsia="0xProto Nerd Font" w:cs="0xProto Nerd Font"/>
+          <w:color w:val="000000" w:themeColor="text1"/>
+          <w:sz w:val="20"/>
+          <w:szCs w:val="16"/>
+        </w:rPr>
+        <w:t xml:space="preserve">                {</w:t>
+      </w:r>
+      <w:r>
+        <w:rPr>
+          <w:color w:val="000000" w:themeColor="text1"/>
+          <w:sz w:val="18"/>
+          <w:szCs w:val="16"/>
+        </w:rPr>
+      </w:r>
+      <w:r>
+        <w:rPr>
+          <w:color w:val="000000" w:themeColor="text1"/>
+          <w:sz w:val="20"/>
+          <w:szCs w:val="16"/>
+        </w:rPr>
+      </w:r>
+    </w:p>
+    <w:p>
+      <w:pPr>
+        <w:pStyle w:val="892"/>
+        <w:pBdr/>
+        <w:spacing/>
+        <w:ind/>
+        <w:rPr>
+          <w:color w:val="000000" w:themeColor="text1"/>
+          <w:sz w:val="20"/>
+          <w:szCs w:val="16"/>
+        </w:rPr>
+      </w:pPr>
+      <w:r>
+        <w:rPr>
+          <w:rFonts w:ascii="0xProto Nerd Font" w:hAnsi="0xProto Nerd Font" w:eastAsia="0xProto Nerd Font" w:cs="0xProto Nerd Font"/>
+          <w:color w:val="000000" w:themeColor="text1"/>
+          <w:sz w:val="20"/>
+          <w:szCs w:val="16"/>
+        </w:rPr>
+        <w:t xml:space="preserve">                    </w:t>
+      </w:r>
+      <w:r>
+        <w:rPr>
+          <w:rFonts w:ascii="0xProto Nerd Font" w:hAnsi="0xProto Nerd Font" w:eastAsia="0xProto Nerd Font" w:cs="0xProto Nerd Font"/>
+          <w:color w:val="000000" w:themeColor="text1"/>
+          <w:sz w:val="20"/>
+          <w:szCs w:val="16"/>
+        </w:rPr>
+        <w:t xml:space="preserve">break</w:t>
+      </w:r>
+      <w:r>
+        <w:rPr>
+          <w:rFonts w:ascii="0xProto Nerd Font" w:hAnsi="0xProto Nerd Font" w:eastAsia="0xProto Nerd Font" w:cs="0xProto Nerd Font"/>
+          <w:color w:val="000000" w:themeColor="text1"/>
+          <w:sz w:val="20"/>
+          <w:szCs w:val="16"/>
+        </w:rPr>
+        <w:t xml:space="preserve">;</w:t>
+      </w:r>
+      <w:r>
+        <w:rPr>
+          <w:color w:val="000000" w:themeColor="text1"/>
+          <w:sz w:val="18"/>
+          <w:szCs w:val="16"/>
+        </w:rPr>
+      </w:r>
+      <w:r>
+        <w:rPr>
+          <w:color w:val="000000" w:themeColor="text1"/>
+          <w:sz w:val="20"/>
+          <w:szCs w:val="16"/>
+        </w:rPr>
+      </w:r>
+    </w:p>
+    <w:p>
+      <w:pPr>
+        <w:pStyle w:val="892"/>
+        <w:pBdr/>
+        <w:spacing/>
+        <w:ind/>
+        <w:rPr>
+          <w:color w:val="000000" w:themeColor="text1"/>
+          <w:sz w:val="20"/>
+          <w:szCs w:val="16"/>
+        </w:rPr>
+      </w:pPr>
+      <w:r>
+        <w:rPr>
+          <w:rFonts w:ascii="0xProto Nerd Font" w:hAnsi="0xProto Nerd Font" w:eastAsia="0xProto Nerd Font" w:cs="0xProto Nerd Font"/>
+          <w:color w:val="000000" w:themeColor="text1"/>
+          <w:sz w:val="20"/>
+          <w:szCs w:val="16"/>
+        </w:rPr>
+        <w:t xml:space="preserve">                }</w:t>
+      </w:r>
+      <w:r>
+        <w:rPr>
+          <w:color w:val="000000" w:themeColor="text1"/>
+          <w:sz w:val="18"/>
+          <w:szCs w:val="16"/>
+        </w:rPr>
+      </w:r>
+      <w:r>
+        <w:rPr>
+          <w:color w:val="000000" w:themeColor="text1"/>
+          <w:sz w:val="20"/>
+          <w:szCs w:val="16"/>
+        </w:rPr>
+      </w:r>
+    </w:p>
+    <w:p>
+      <w:pPr>
+        <w:pStyle w:val="892"/>
+        <w:pBdr/>
+        <w:spacing/>
+        <w:ind/>
+        <w:rPr>
+          <w:color w:val="000000" w:themeColor="text1"/>
+          <w:sz w:val="20"/>
+          <w:szCs w:val="16"/>
+        </w:rPr>
+      </w:pPr>
+      <w:r>
+        <w:rPr>
+          <w:rFonts w:ascii="0xProto Nerd Font" w:hAnsi="0xProto Nerd Font" w:eastAsia="0xProto Nerd Font" w:cs="0xProto Nerd Font"/>
+          <w:color w:val="000000" w:themeColor="text1"/>
+          <w:sz w:val="20"/>
+          <w:szCs w:val="16"/>
+        </w:rPr>
+      </w:r>
+      <w:r>
+        <w:rPr>
+          <w:color w:val="000000" w:themeColor="text1"/>
+          <w:sz w:val="18"/>
+          <w:szCs w:val="16"/>
+        </w:rPr>
+      </w:r>
+      <w:r>
+        <w:rPr>
+          <w:color w:val="000000" w:themeColor="text1"/>
+          <w:sz w:val="20"/>
+          <w:szCs w:val="16"/>
+        </w:rPr>
+      </w:r>
+    </w:p>
+    <w:p>
+      <w:pPr>
+        <w:pStyle w:val="892"/>
+        <w:pBdr/>
+        <w:spacing/>
+        <w:ind/>
+        <w:rPr>
+          <w:color w:val="000000" w:themeColor="text1"/>
+          <w:sz w:val="20"/>
+          <w:szCs w:val="16"/>
+        </w:rPr>
+      </w:pPr>
+      <w:r>
+        <w:rPr>
+          <w:rFonts w:ascii="0xProto Nerd Font" w:hAnsi="0xProto Nerd Font" w:eastAsia="0xProto Nerd Font" w:cs="0xProto Nerd Font"/>
+          <w:color w:val="000000" w:themeColor="text1"/>
+          <w:sz w:val="20"/>
+          <w:szCs w:val="16"/>
+        </w:rPr>
+        <w:t xml:space="preserve">                </w:t>
+      </w:r>
+      <w:r>
+        <w:rPr>
+          <w:rFonts w:ascii="0xProto Nerd Font" w:hAnsi="0xProto Nerd Font" w:eastAsia="0xProto Nerd Font" w:cs="0xProto Nerd Font"/>
+          <w:color w:val="000000" w:themeColor="text1"/>
+          <w:sz w:val="20"/>
+          <w:szCs w:val="16"/>
+        </w:rPr>
+        <w:t xml:space="preserve">hero</w:t>
+      </w:r>
+      <w:r>
+        <w:rPr>
+          <w:rFonts w:ascii="0xProto Nerd Font" w:hAnsi="0xProto Nerd Font" w:eastAsia="0xProto Nerd Font" w:cs="0xProto Nerd Font"/>
+          <w:color w:val="000000" w:themeColor="text1"/>
+          <w:sz w:val="20"/>
+          <w:szCs w:val="16"/>
+        </w:rPr>
+        <w:t xml:space="preserve">.</w:t>
+      </w:r>
+      <w:r>
+        <w:rPr>
+          <w:rFonts w:ascii="0xProto Nerd Font" w:hAnsi="0xProto Nerd Font" w:eastAsia="0xProto Nerd Font" w:cs="0xProto Nerd Font"/>
+          <w:color w:val="000000" w:themeColor="text1"/>
+          <w:sz w:val="20"/>
+          <w:szCs w:val="16"/>
+        </w:rPr>
+        <w:t xml:space="preserve">HandleInput</w:t>
+      </w:r>
+      <w:r>
+        <w:rPr>
+          <w:rFonts w:ascii="0xProto Nerd Font" w:hAnsi="0xProto Nerd Font" w:eastAsia="0xProto Nerd Font" w:cs="0xProto Nerd Font"/>
+          <w:color w:val="000000" w:themeColor="text1"/>
+          <w:sz w:val="20"/>
+          <w:szCs w:val="16"/>
+        </w:rPr>
+        <w:t xml:space="preserve">(</w:t>
+      </w:r>
+      <w:r>
+        <w:rPr>
+          <w:rFonts w:ascii="0xProto Nerd Font" w:hAnsi="0xProto Nerd Font" w:eastAsia="0xProto Nerd Font" w:cs="0xProto Nerd Font"/>
+          <w:color w:val="000000" w:themeColor="text1"/>
+          <w:sz w:val="20"/>
+          <w:szCs w:val="16"/>
+        </w:rPr>
+        <w:t xml:space="preserve">key</w:t>
+      </w:r>
+      <w:r>
+        <w:rPr>
+          <w:rFonts w:ascii="0xProto Nerd Font" w:hAnsi="0xProto Nerd Font" w:eastAsia="0xProto Nerd Font" w:cs="0xProto Nerd Font"/>
+          <w:color w:val="000000" w:themeColor="text1"/>
+          <w:sz w:val="20"/>
+          <w:szCs w:val="16"/>
+        </w:rPr>
+        <w:t xml:space="preserve">);</w:t>
+      </w:r>
+      <w:r>
+        <w:rPr>
+          <w:color w:val="000000" w:themeColor="text1"/>
+          <w:sz w:val="18"/>
+          <w:szCs w:val="16"/>
+        </w:rPr>
+      </w:r>
+      <w:r>
+        <w:rPr>
+          <w:color w:val="000000" w:themeColor="text1"/>
+          <w:sz w:val="20"/>
+          <w:szCs w:val="16"/>
+        </w:rPr>
+      </w:r>
+    </w:p>
+    <w:p>
+      <w:pPr>
+        <w:pStyle w:val="892"/>
+        <w:pBdr/>
+        <w:spacing/>
+        <w:ind/>
+        <w:rPr>
+          <w:color w:val="000000" w:themeColor="text1"/>
+          <w:sz w:val="20"/>
+          <w:szCs w:val="16"/>
+        </w:rPr>
+      </w:pPr>
+      <w:r>
+        <w:rPr>
+          <w:rFonts w:ascii="0xProto Nerd Font" w:hAnsi="0xProto Nerd Font" w:eastAsia="0xProto Nerd Font" w:cs="0xProto Nerd Font"/>
+          <w:color w:val="000000" w:themeColor="text1"/>
+          <w:sz w:val="20"/>
+          <w:szCs w:val="16"/>
+        </w:rPr>
+      </w:r>
+      <w:r>
+        <w:rPr>
+          <w:color w:val="000000" w:themeColor="text1"/>
+          <w:sz w:val="18"/>
+          <w:szCs w:val="16"/>
+        </w:rPr>
+      </w:r>
+      <w:r>
+        <w:rPr>
+          <w:color w:val="000000" w:themeColor="text1"/>
+          <w:sz w:val="20"/>
+          <w:szCs w:val="16"/>
+        </w:rPr>
+      </w:r>
+    </w:p>
+    <w:p>
+      <w:pPr>
+        <w:pStyle w:val="892"/>
+        <w:pBdr/>
+        <w:spacing/>
+        <w:ind/>
+        <w:rPr>
+          <w:color w:val="000000" w:themeColor="text1"/>
+          <w:sz w:val="20"/>
+          <w:szCs w:val="16"/>
+        </w:rPr>
+      </w:pPr>
+      <w:r>
+        <w:rPr>
+          <w:rFonts w:ascii="0xProto Nerd Font" w:hAnsi="0xProto Nerd Font" w:eastAsia="0xProto Nerd Font" w:cs="0xProto Nerd Font"/>
+          <w:color w:val="000000" w:themeColor="text1"/>
+          <w:sz w:val="20"/>
+          <w:szCs w:val="16"/>
+        </w:rPr>
+        <w:t xml:space="preserve">                </w:t>
+      </w:r>
+      <w:r>
+        <w:rPr>
+          <w:rFonts w:ascii="0xProto Nerd Font" w:hAnsi="0xProto Nerd Font" w:eastAsia="0xProto Nerd Font" w:cs="0xProto Nerd Font"/>
+          <w:color w:val="000000" w:themeColor="text1"/>
+          <w:sz w:val="20"/>
+          <w:szCs w:val="16"/>
+        </w:rPr>
+        <w:t xml:space="preserve">if</w:t>
+      </w:r>
+      <w:r>
+        <w:rPr>
+          <w:rFonts w:ascii="0xProto Nerd Font" w:hAnsi="0xProto Nerd Font" w:eastAsia="0xProto Nerd Font" w:cs="0xProto Nerd Font"/>
+          <w:color w:val="000000" w:themeColor="text1"/>
+          <w:sz w:val="20"/>
+          <w:szCs w:val="16"/>
+        </w:rPr>
+        <w:t xml:space="preserve"> (</w:t>
+      </w:r>
+      <w:r>
+        <w:rPr>
+          <w:rFonts w:ascii="0xProto Nerd Font" w:hAnsi="0xProto Nerd Font" w:eastAsia="0xProto Nerd Font" w:cs="0xProto Nerd Font"/>
+          <w:color w:val="000000" w:themeColor="text1"/>
+          <w:sz w:val="20"/>
+          <w:szCs w:val="16"/>
+        </w:rPr>
+        <w:t xml:space="preserve">hero</w:t>
+      </w:r>
+      <w:r>
+        <w:rPr>
+          <w:rFonts w:ascii="0xProto Nerd Font" w:hAnsi="0xProto Nerd Font" w:eastAsia="0xProto Nerd Font" w:cs="0xProto Nerd Font"/>
+          <w:color w:val="000000" w:themeColor="text1"/>
+          <w:sz w:val="20"/>
+          <w:szCs w:val="16"/>
+        </w:rPr>
+        <w:t xml:space="preserve">.</w:t>
+      </w:r>
+      <w:r>
+        <w:rPr>
+          <w:rFonts w:ascii="0xProto Nerd Font" w:hAnsi="0xProto Nerd Font" w:eastAsia="0xProto Nerd Font" w:cs="0xProto Nerd Font"/>
+          <w:color w:val="000000" w:themeColor="text1"/>
+          <w:sz w:val="20"/>
+          <w:szCs w:val="16"/>
+        </w:rPr>
+        <w:t xml:space="preserve">state</w:t>
+      </w:r>
+      <w:r>
+        <w:rPr>
+          <w:rFonts w:ascii="0xProto Nerd Font" w:hAnsi="0xProto Nerd Font" w:eastAsia="0xProto Nerd Font" w:cs="0xProto Nerd Font"/>
+          <w:color w:val="000000" w:themeColor="text1"/>
+          <w:sz w:val="20"/>
+          <w:szCs w:val="16"/>
+        </w:rPr>
+        <w:t xml:space="preserve"> </w:t>
+      </w:r>
+      <w:r>
+        <w:rPr>
+          <w:rFonts w:ascii="0xProto Nerd Font" w:hAnsi="0xProto Nerd Font" w:eastAsia="0xProto Nerd Font" w:cs="0xProto Nerd Font"/>
+          <w:color w:val="000000" w:themeColor="text1"/>
+          <w:sz w:val="20"/>
+          <w:szCs w:val="16"/>
+        </w:rPr>
+        <w:t xml:space="preserve">is</w:t>
+      </w:r>
+      <w:r>
+        <w:rPr>
+          <w:rFonts w:ascii="0xProto Nerd Font" w:hAnsi="0xProto Nerd Font" w:eastAsia="0xProto Nerd Font" w:cs="0xProto Nerd Font"/>
+          <w:color w:val="000000" w:themeColor="text1"/>
+          <w:sz w:val="20"/>
+          <w:szCs w:val="16"/>
+        </w:rPr>
+        <w:t xml:space="preserve"> </w:t>
+      </w:r>
+      <w:r>
+        <w:rPr>
+          <w:rFonts w:ascii="0xProto Nerd Font" w:hAnsi="0xProto Nerd Font" w:eastAsia="0xProto Nerd Font" w:cs="0xProto Nerd Font"/>
+          <w:color w:val="000000" w:themeColor="text1"/>
+          <w:sz w:val="20"/>
+          <w:szCs w:val="16"/>
+        </w:rPr>
+        <w:t xml:space="preserve">JumpingState</w:t>
+      </w:r>
+      <w:r>
+        <w:rPr>
+          <w:rFonts w:ascii="0xProto Nerd Font" w:hAnsi="0xProto Nerd Font" w:eastAsia="0xProto Nerd Font" w:cs="0xProto Nerd Font"/>
+          <w:color w:val="000000" w:themeColor="text1"/>
+          <w:sz w:val="20"/>
+          <w:szCs w:val="16"/>
+        </w:rPr>
+        <w:t xml:space="preserve">)</w:t>
+      </w:r>
+      <w:r>
+        <w:rPr>
+          <w:color w:val="000000" w:themeColor="text1"/>
+          <w:sz w:val="18"/>
+          <w:szCs w:val="16"/>
+        </w:rPr>
+      </w:r>
+      <w:r>
+        <w:rPr>
+          <w:color w:val="000000" w:themeColor="text1"/>
+          <w:sz w:val="20"/>
+          <w:szCs w:val="16"/>
+        </w:rPr>
+      </w:r>
+    </w:p>
+    <w:p>
+      <w:pPr>
+        <w:pStyle w:val="892"/>
+        <w:pBdr/>
+        <w:spacing/>
+        <w:ind/>
+        <w:rPr>
+          <w:color w:val="000000" w:themeColor="text1"/>
+          <w:sz w:val="20"/>
+          <w:szCs w:val="16"/>
+        </w:rPr>
+      </w:pPr>
+      <w:r>
+        <w:rPr>
+          <w:rFonts w:ascii="0xProto Nerd Font" w:hAnsi="0xProto Nerd Font" w:eastAsia="0xProto Nerd Font" w:cs="0xProto Nerd Font"/>
+          <w:color w:val="000000" w:themeColor="text1"/>
+          <w:sz w:val="20"/>
+          <w:szCs w:val="16"/>
+        </w:rPr>
+        <w:t xml:space="preserve">                {</w:t>
+      </w:r>
+      <w:r>
+        <w:rPr>
+          <w:color w:val="000000" w:themeColor="text1"/>
+          <w:sz w:val="18"/>
+          <w:szCs w:val="16"/>
+        </w:rPr>
+      </w:r>
+      <w:r>
+        <w:rPr>
+          <w:color w:val="000000" w:themeColor="text1"/>
+          <w:sz w:val="20"/>
+          <w:szCs w:val="16"/>
+        </w:rPr>
+      </w:r>
+    </w:p>
+    <w:p>
+      <w:pPr>
+        <w:pStyle w:val="892"/>
+        <w:pBdr/>
+        <w:spacing/>
+        <w:ind/>
+        <w:rPr>
+          <w:color w:val="000000" w:themeColor="text1"/>
+          <w:sz w:val="20"/>
+          <w:szCs w:val="16"/>
+        </w:rPr>
+      </w:pPr>
+      <w:r>
+        <w:rPr>
+          <w:rFonts w:ascii="0xProto Nerd Font" w:hAnsi="0xProto Nerd Font" w:eastAsia="0xProto Nerd Font" w:cs="0xProto Nerd Font"/>
+          <w:color w:val="000000" w:themeColor="text1"/>
+          <w:sz w:val="20"/>
+          <w:szCs w:val="16"/>
+        </w:rPr>
+        <w:t xml:space="preserve">                    </w:t>
+      </w:r>
+      <w:r>
+        <w:rPr>
+          <w:rFonts w:ascii="0xProto Nerd Font" w:hAnsi="0xProto Nerd Font" w:eastAsia="0xProto Nerd Font" w:cs="0xProto Nerd Font"/>
+          <w:color w:val="000000" w:themeColor="text1"/>
+          <w:sz w:val="20"/>
+          <w:szCs w:val="16"/>
+        </w:rPr>
+        <w:t xml:space="preserve">Console</w:t>
+      </w:r>
+      <w:r>
+        <w:rPr>
+          <w:rFonts w:ascii="0xProto Nerd Font" w:hAnsi="0xProto Nerd Font" w:eastAsia="0xProto Nerd Font" w:cs="0xProto Nerd Font"/>
+          <w:color w:val="000000" w:themeColor="text1"/>
+          <w:sz w:val="20"/>
+          <w:szCs w:val="16"/>
+        </w:rPr>
+        <w:t xml:space="preserve">.</w:t>
+      </w:r>
+      <w:r>
+        <w:rPr>
+          <w:rFonts w:ascii="0xProto Nerd Font" w:hAnsi="0xProto Nerd Font" w:eastAsia="0xProto Nerd Font" w:cs="0xProto Nerd Font"/>
+          <w:color w:val="000000" w:themeColor="text1"/>
+          <w:sz w:val="20"/>
+          <w:szCs w:val="16"/>
+        </w:rPr>
+        <w:t xml:space="preserve">WriteLine</w:t>
+      </w:r>
+      <w:r>
+        <w:rPr>
+          <w:rFonts w:ascii="0xProto Nerd Font" w:hAnsi="0xProto Nerd Font" w:eastAsia="0xProto Nerd Font" w:cs="0xProto Nerd Font"/>
+          <w:color w:val="000000" w:themeColor="text1"/>
+          <w:sz w:val="20"/>
+          <w:szCs w:val="16"/>
+        </w:rPr>
+        <w:t xml:space="preserve">(</w:t>
+      </w:r>
+      <w:r>
+        <w:rPr>
+          <w:rFonts w:ascii="0xProto Nerd Font" w:hAnsi="0xProto Nerd Font" w:eastAsia="0xProto Nerd Font" w:cs="0xProto Nerd Font"/>
+          <w:color w:val="000000" w:themeColor="text1"/>
+          <w:sz w:val="20"/>
+          <w:szCs w:val="16"/>
+        </w:rPr>
+        <w:t xml:space="preserve">"{0} is jumping!"</w:t>
+      </w:r>
+      <w:r>
+        <w:rPr>
+          <w:rFonts w:ascii="0xProto Nerd Font" w:hAnsi="0xProto Nerd Font" w:eastAsia="0xProto Nerd Font" w:cs="0xProto Nerd Font"/>
+          <w:color w:val="000000" w:themeColor="text1"/>
+          <w:sz w:val="20"/>
+          <w:szCs w:val="16"/>
+        </w:rPr>
+        <w:t xml:space="preserve">, </w:t>
+      </w:r>
+      <w:r>
+        <w:rPr>
+          <w:rFonts w:ascii="0xProto Nerd Font" w:hAnsi="0xProto Nerd Font" w:eastAsia="0xProto Nerd Font" w:cs="0xProto Nerd Font"/>
+          <w:color w:val="000000" w:themeColor="text1"/>
+          <w:sz w:val="20"/>
+          <w:szCs w:val="16"/>
+        </w:rPr>
+        <w:t xml:space="preserve">hero</w:t>
+      </w:r>
+      <w:r>
+        <w:rPr>
+          <w:rFonts w:ascii="0xProto Nerd Font" w:hAnsi="0xProto Nerd Font" w:eastAsia="0xProto Nerd Font" w:cs="0xProto Nerd Font"/>
+          <w:color w:val="000000" w:themeColor="text1"/>
+          <w:sz w:val="20"/>
+          <w:szCs w:val="16"/>
+        </w:rPr>
+        <w:t xml:space="preserve">.</w:t>
+      </w:r>
+      <w:r>
+        <w:rPr>
+          <w:rFonts w:ascii="0xProto Nerd Font" w:hAnsi="0xProto Nerd Font" w:eastAsia="0xProto Nerd Font" w:cs="0xProto Nerd Font"/>
+          <w:color w:val="000000" w:themeColor="text1"/>
+          <w:sz w:val="20"/>
+          <w:szCs w:val="16"/>
+        </w:rPr>
+        <w:t xml:space="preserve">Name</w:t>
+      </w:r>
+      <w:r>
+        <w:rPr>
+          <w:rFonts w:ascii="0xProto Nerd Font" w:hAnsi="0xProto Nerd Font" w:eastAsia="0xProto Nerd Font" w:cs="0xProto Nerd Font"/>
+          <w:color w:val="000000" w:themeColor="text1"/>
+          <w:sz w:val="20"/>
+          <w:szCs w:val="16"/>
+        </w:rPr>
+        <w:t xml:space="preserve">);</w:t>
+      </w:r>
+      <w:r>
+        <w:rPr>
+          <w:color w:val="000000" w:themeColor="text1"/>
+          <w:sz w:val="18"/>
+          <w:szCs w:val="16"/>
+        </w:rPr>
+      </w:r>
+      <w:r>
+        <w:rPr>
+          <w:color w:val="000000" w:themeColor="text1"/>
+          <w:sz w:val="20"/>
+          <w:szCs w:val="16"/>
+        </w:rPr>
+      </w:r>
+    </w:p>
+    <w:p>
+      <w:pPr>
+        <w:pStyle w:val="892"/>
+        <w:pBdr/>
+        <w:spacing/>
+        <w:ind/>
+        <w:rPr>
+          <w:color w:val="000000" w:themeColor="text1"/>
+          <w:sz w:val="20"/>
+          <w:szCs w:val="16"/>
+        </w:rPr>
+      </w:pPr>
+      <w:r>
+        <w:rPr>
+          <w:rFonts w:ascii="0xProto Nerd Font" w:hAnsi="0xProto Nerd Font" w:eastAsia="0xProto Nerd Font" w:cs="0xProto Nerd Font"/>
+          <w:color w:val="000000" w:themeColor="text1"/>
+          <w:sz w:val="20"/>
+          <w:szCs w:val="16"/>
+        </w:rPr>
+        <w:t xml:space="preserve">                }</w:t>
+      </w:r>
+      <w:r>
+        <w:rPr>
+          <w:color w:val="000000" w:themeColor="text1"/>
+          <w:sz w:val="18"/>
+          <w:szCs w:val="16"/>
+        </w:rPr>
+      </w:r>
+      <w:r>
+        <w:rPr>
+          <w:color w:val="000000" w:themeColor="text1"/>
+          <w:sz w:val="20"/>
+          <w:szCs w:val="16"/>
+        </w:rPr>
+      </w:r>
+    </w:p>
+    <w:p>
+      <w:pPr>
+        <w:pStyle w:val="892"/>
+        <w:pBdr/>
+        <w:spacing/>
+        <w:ind/>
+        <w:rPr>
+          <w:color w:val="000000" w:themeColor="text1"/>
+          <w:sz w:val="20"/>
+          <w:szCs w:val="16"/>
+        </w:rPr>
+      </w:pPr>
+      <w:r>
+        <w:rPr>
+          <w:rFonts w:ascii="0xProto Nerd Font" w:hAnsi="0xProto Nerd Font" w:eastAsia="0xProto Nerd Font" w:cs="0xProto Nerd Font"/>
+          <w:color w:val="000000" w:themeColor="text1"/>
+          <w:sz w:val="20"/>
+          <w:szCs w:val="16"/>
+        </w:rPr>
+        <w:t xml:space="preserve">                </w:t>
+      </w:r>
+      <w:r>
+        <w:rPr>
+          <w:rFonts w:ascii="0xProto Nerd Font" w:hAnsi="0xProto Nerd Font" w:eastAsia="0xProto Nerd Font" w:cs="0xProto Nerd Font"/>
+          <w:color w:val="000000" w:themeColor="text1"/>
+          <w:sz w:val="20"/>
+          <w:szCs w:val="16"/>
+        </w:rPr>
+        <w:t xml:space="preserve">else</w:t>
+      </w:r>
+      <w:r>
+        <w:rPr>
+          <w:color w:val="000000" w:themeColor="text1"/>
+          <w:sz w:val="18"/>
+          <w:szCs w:val="16"/>
+        </w:rPr>
+      </w:r>
+      <w:r>
+        <w:rPr>
+          <w:color w:val="000000" w:themeColor="text1"/>
+          <w:sz w:val="20"/>
+          <w:szCs w:val="16"/>
+        </w:rPr>
+      </w:r>
+    </w:p>
+    <w:p>
+      <w:pPr>
+        <w:pStyle w:val="892"/>
+        <w:pBdr/>
+        <w:spacing/>
+        <w:ind/>
+        <w:rPr>
+          <w:color w:val="000000" w:themeColor="text1"/>
+          <w:sz w:val="20"/>
+          <w:szCs w:val="16"/>
+        </w:rPr>
+      </w:pPr>
+      <w:r>
+        <w:rPr>
+          <w:rFonts w:ascii="0xProto Nerd Font" w:hAnsi="0xProto Nerd Font" w:eastAsia="0xProto Nerd Font" w:cs="0xProto Nerd Font"/>
+          <w:color w:val="000000" w:themeColor="text1"/>
+          <w:sz w:val="20"/>
+          <w:szCs w:val="16"/>
+        </w:rPr>
+        <w:t xml:space="preserve">                {</w:t>
+      </w:r>
+      <w:r>
+        <w:rPr>
+          <w:color w:val="000000" w:themeColor="text1"/>
+          <w:sz w:val="18"/>
+          <w:szCs w:val="16"/>
+        </w:rPr>
+      </w:r>
+      <w:r>
+        <w:rPr>
+          <w:color w:val="000000" w:themeColor="text1"/>
+          <w:sz w:val="20"/>
+          <w:szCs w:val="16"/>
+        </w:rPr>
+      </w:r>
+    </w:p>
+    <w:p>
+      <w:pPr>
+        <w:pStyle w:val="892"/>
+        <w:pBdr/>
+        <w:spacing/>
+        <w:ind/>
+        <w:rPr>
+          <w:color w:val="000000" w:themeColor="text1"/>
+          <w:sz w:val="20"/>
+          <w:szCs w:val="16"/>
+        </w:rPr>
+      </w:pPr>
+      <w:r>
+        <w:rPr>
+          <w:rFonts w:ascii="0xProto Nerd Font" w:hAnsi="0xProto Nerd Font" w:eastAsia="0xProto Nerd Font" w:cs="0xProto Nerd Font"/>
+          <w:color w:val="000000" w:themeColor="text1"/>
+          <w:sz w:val="20"/>
+          <w:szCs w:val="16"/>
+        </w:rPr>
+        <w:t xml:space="preserve">                    </w:t>
+      </w:r>
+      <w:r>
+        <w:rPr>
+          <w:rFonts w:ascii="0xProto Nerd Font" w:hAnsi="0xProto Nerd Font" w:eastAsia="0xProto Nerd Font" w:cs="0xProto Nerd Font"/>
+          <w:color w:val="000000" w:themeColor="text1"/>
+          <w:sz w:val="20"/>
+          <w:szCs w:val="16"/>
+        </w:rPr>
+        <w:t xml:space="preserve">Console</w:t>
+      </w:r>
+      <w:r>
+        <w:rPr>
+          <w:rFonts w:ascii="0xProto Nerd Font" w:hAnsi="0xProto Nerd Font" w:eastAsia="0xProto Nerd Font" w:cs="0xProto Nerd Font"/>
+          <w:color w:val="000000" w:themeColor="text1"/>
+          <w:sz w:val="20"/>
+          <w:szCs w:val="16"/>
+        </w:rPr>
+        <w:t xml:space="preserve">.</w:t>
+      </w:r>
+      <w:r>
+        <w:rPr>
+          <w:rFonts w:ascii="0xProto Nerd Font" w:hAnsi="0xProto Nerd Font" w:eastAsia="0xProto Nerd Font" w:cs="0xProto Nerd Font"/>
+          <w:color w:val="000000" w:themeColor="text1"/>
+          <w:sz w:val="20"/>
+          <w:szCs w:val="16"/>
+        </w:rPr>
+        <w:t xml:space="preserve">WriteLine</w:t>
+      </w:r>
+      <w:r>
+        <w:rPr>
+          <w:rFonts w:ascii="0xProto Nerd Font" w:hAnsi="0xProto Nerd Font" w:eastAsia="0xProto Nerd Font" w:cs="0xProto Nerd Font"/>
+          <w:color w:val="000000" w:themeColor="text1"/>
+          <w:sz w:val="20"/>
+          <w:szCs w:val="16"/>
+        </w:rPr>
+        <w:t xml:space="preserve">(</w:t>
+      </w:r>
+      <w:r>
+        <w:rPr>
+          <w:rFonts w:ascii="0xProto Nerd Font" w:hAnsi="0xProto Nerd Font" w:eastAsia="0xProto Nerd Font" w:cs="0xProto Nerd Font"/>
+          <w:color w:val="000000" w:themeColor="text1"/>
+          <w:sz w:val="20"/>
+          <w:szCs w:val="16"/>
+        </w:rPr>
+        <w:t xml:space="preserve">"{0} is in idle pose"</w:t>
+      </w:r>
+      <w:r>
+        <w:rPr>
+          <w:rFonts w:ascii="0xProto Nerd Font" w:hAnsi="0xProto Nerd Font" w:eastAsia="0xProto Nerd Font" w:cs="0xProto Nerd Font"/>
+          <w:color w:val="000000" w:themeColor="text1"/>
+          <w:sz w:val="20"/>
+          <w:szCs w:val="16"/>
+        </w:rPr>
+        <w:t xml:space="preserve">, </w:t>
+      </w:r>
+      <w:r>
+        <w:rPr>
+          <w:rFonts w:ascii="0xProto Nerd Font" w:hAnsi="0xProto Nerd Font" w:eastAsia="0xProto Nerd Font" w:cs="0xProto Nerd Font"/>
+          <w:color w:val="000000" w:themeColor="text1"/>
+          <w:sz w:val="20"/>
+          <w:szCs w:val="16"/>
+        </w:rPr>
+        <w:t xml:space="preserve">hero</w:t>
+      </w:r>
+      <w:r>
+        <w:rPr>
+          <w:rFonts w:ascii="0xProto Nerd Font" w:hAnsi="0xProto Nerd Font" w:eastAsia="0xProto Nerd Font" w:cs="0xProto Nerd Font"/>
+          <w:color w:val="000000" w:themeColor="text1"/>
+          <w:sz w:val="20"/>
+          <w:szCs w:val="16"/>
+        </w:rPr>
+        <w:t xml:space="preserve">.</w:t>
+      </w:r>
+      <w:r>
+        <w:rPr>
+          <w:rFonts w:ascii="0xProto Nerd Font" w:hAnsi="0xProto Nerd Font" w:eastAsia="0xProto Nerd Font" w:cs="0xProto Nerd Font"/>
+          <w:color w:val="000000" w:themeColor="text1"/>
+          <w:sz w:val="20"/>
+          <w:szCs w:val="16"/>
+        </w:rPr>
+        <w:t xml:space="preserve">Name</w:t>
+      </w:r>
+      <w:r>
+        <w:rPr>
+          <w:rFonts w:ascii="0xProto Nerd Font" w:hAnsi="0xProto Nerd Font" w:eastAsia="0xProto Nerd Font" w:cs="0xProto Nerd Font"/>
+          <w:color w:val="000000" w:themeColor="text1"/>
+          <w:sz w:val="20"/>
+          <w:szCs w:val="16"/>
+        </w:rPr>
+        <w:t xml:space="preserve">);</w:t>
+      </w:r>
+      <w:r>
+        <w:rPr>
+          <w:color w:val="000000" w:themeColor="text1"/>
+          <w:sz w:val="18"/>
+          <w:szCs w:val="16"/>
+        </w:rPr>
+      </w:r>
+      <w:r>
+        <w:rPr>
+          <w:color w:val="000000" w:themeColor="text1"/>
+          <w:sz w:val="20"/>
+          <w:szCs w:val="16"/>
+        </w:rPr>
+      </w:r>
+    </w:p>
+    <w:p>
+      <w:pPr>
+        <w:pStyle w:val="892"/>
+        <w:pBdr/>
+        <w:spacing/>
+        <w:ind/>
+        <w:rPr>
+          <w:color w:val="000000" w:themeColor="text1"/>
+          <w:sz w:val="20"/>
+          <w:szCs w:val="16"/>
+        </w:rPr>
+      </w:pPr>
+      <w:r>
+        <w:rPr>
+          <w:rFonts w:ascii="0xProto Nerd Font" w:hAnsi="0xProto Nerd Font" w:eastAsia="0xProto Nerd Font" w:cs="0xProto Nerd Font"/>
+          <w:color w:val="000000" w:themeColor="text1"/>
+          <w:sz w:val="20"/>
+          <w:szCs w:val="16"/>
+        </w:rPr>
+        <w:t xml:space="preserve">                }</w:t>
+      </w:r>
+      <w:r>
+        <w:rPr>
+          <w:color w:val="000000" w:themeColor="text1"/>
+          <w:sz w:val="18"/>
+          <w:szCs w:val="16"/>
+        </w:rPr>
+      </w:r>
+      <w:r>
+        <w:rPr>
+          <w:color w:val="000000" w:themeColor="text1"/>
+          <w:sz w:val="20"/>
+          <w:szCs w:val="16"/>
+        </w:rPr>
+      </w:r>
+    </w:p>
+    <w:p>
+      <w:pPr>
+        <w:pStyle w:val="892"/>
+        <w:pBdr/>
+        <w:spacing/>
+        <w:ind/>
+        <w:rPr>
+          <w:color w:val="000000" w:themeColor="text1"/>
+          <w:sz w:val="20"/>
+          <w:szCs w:val="16"/>
+        </w:rPr>
+      </w:pPr>
+      <w:r>
+        <w:rPr>
+          <w:rFonts w:ascii="0xProto Nerd Font" w:hAnsi="0xProto Nerd Font" w:eastAsia="0xProto Nerd Font" w:cs="0xProto Nerd Font"/>
+          <w:color w:val="000000" w:themeColor="text1"/>
+          <w:sz w:val="20"/>
+          <w:szCs w:val="16"/>
+        </w:rPr>
+        <w:t xml:space="preserve">            }</w:t>
+      </w:r>
+      <w:r>
+        <w:rPr>
+          <w:color w:val="000000" w:themeColor="text1"/>
+          <w:sz w:val="18"/>
+          <w:szCs w:val="16"/>
+        </w:rPr>
+      </w:r>
+      <w:r>
+        <w:rPr>
+          <w:color w:val="000000" w:themeColor="text1"/>
+          <w:sz w:val="20"/>
+          <w:szCs w:val="16"/>
+        </w:rPr>
+      </w:r>
+    </w:p>
+    <w:p>
+      <w:pPr>
+        <w:pStyle w:val="892"/>
+        <w:pBdr/>
+        <w:spacing/>
+        <w:ind/>
+        <w:rPr>
+          <w:color w:val="000000" w:themeColor="text1"/>
+          <w:sz w:val="20"/>
+          <w:szCs w:val="16"/>
+        </w:rPr>
+      </w:pPr>
+      <w:r>
+        <w:rPr>
+          <w:rFonts w:ascii="0xProto Nerd Font" w:hAnsi="0xProto Nerd Font" w:eastAsia="0xProto Nerd Font" w:cs="0xProto Nerd Font"/>
+          <w:color w:val="000000" w:themeColor="text1"/>
+          <w:sz w:val="20"/>
+          <w:szCs w:val="16"/>
+        </w:rPr>
+        <w:t xml:space="preserve">        }</w:t>
+      </w:r>
+      <w:r>
+        <w:rPr>
+          <w:color w:val="000000" w:themeColor="text1"/>
+          <w:sz w:val="18"/>
+          <w:szCs w:val="16"/>
+        </w:rPr>
+      </w:r>
+      <w:r>
+        <w:rPr>
+          <w:color w:val="000000" w:themeColor="text1"/>
+          <w:sz w:val="20"/>
+          <w:szCs w:val="16"/>
+        </w:rPr>
+      </w:r>
+    </w:p>
+    <w:p>
+      <w:pPr>
+        <w:pStyle w:val="892"/>
+        <w:pBdr/>
+        <w:spacing/>
+        <w:ind/>
+        <w:rPr>
+          <w:color w:val="000000" w:themeColor="text1"/>
+          <w:sz w:val="20"/>
+          <w:szCs w:val="16"/>
+        </w:rPr>
+      </w:pPr>
+      <w:r>
+        <w:rPr>
+          <w:rFonts w:ascii="0xProto Nerd Font" w:hAnsi="0xProto Nerd Font" w:eastAsia="0xProto Nerd Font" w:cs="0xProto Nerd Font"/>
+          <w:color w:val="000000" w:themeColor="text1"/>
+          <w:sz w:val="20"/>
+          <w:szCs w:val="16"/>
+        </w:rPr>
+        <w:t xml:space="preserve">    }</w:t>
+      </w:r>
+      <w:r>
+        <w:rPr>
+          <w:color w:val="000000" w:themeColor="text1"/>
+          <w:sz w:val="18"/>
+          <w:szCs w:val="16"/>
+        </w:rPr>
+      </w:r>
+      <w:r>
+        <w:rPr>
+          <w:color w:val="000000" w:themeColor="text1"/>
+          <w:sz w:val="20"/>
+          <w:szCs w:val="16"/>
+        </w:rPr>
+      </w:r>
+    </w:p>
+    <w:p>
+      <w:pPr>
+        <w:pStyle w:val="892"/>
+        <w:pBdr/>
+        <w:spacing/>
+        <w:ind/>
+        <w:rPr>
+          <w:color w:val="000000" w:themeColor="text1"/>
+          <w:sz w:val="20"/>
+          <w:szCs w:val="16"/>
+        </w:rPr>
+      </w:pPr>
+      <w:r>
+        <w:rPr>
+          <w:rFonts w:ascii="0xProto Nerd Font" w:hAnsi="0xProto Nerd Font" w:eastAsia="0xProto Nerd Font" w:cs="0xProto Nerd Font"/>
+          <w:color w:val="000000" w:themeColor="text1"/>
+          <w:sz w:val="20"/>
+          <w:szCs w:val="16"/>
+        </w:rPr>
+        <w:t xml:space="preserve">}</w:t>
+      </w:r>
+      <w:r>
+        <w:rPr>
+          <w:color w:val="000000" w:themeColor="text1"/>
+          <w:sz w:val="18"/>
+          <w:szCs w:val="16"/>
+        </w:rPr>
+      </w:r>
+      <w:r>
+        <w:rPr>
+          <w:color w:val="000000" w:themeColor="text1"/>
+          <w:sz w:val="20"/>
+          <w:szCs w:val="16"/>
+        </w:rPr>
+      </w:r>
+    </w:p>
+    <w:p>
+      <w:pPr>
+        <w:pBdr/>
+        <w:spacing/>
+        <w:ind/>
+        <w:rPr/>
+      </w:pPr>
       <w:r/>
       <w:r/>
     </w:p>
@@ -43,4616 +5218,96 @@
         <w:rPr/>
       </w:pPr>
       <w:r>
-        <w:t xml:space="preserve">2 задание</w:t>
+        <w:t xml:space="preserve">3 задание</w:t>
       </w:r>
       <w:r/>
     </w:p>
     <w:p>
       <w:pPr>
-        <w:pStyle w:val="892"/>
-        <w:pBdr/>
-        <w:spacing/>
-        <w:ind/>
-        <w:rPr>
-          <w:color w:val="000000" w:themeColor="text1"/>
-          <w:sz w:val="20"/>
-          <w:szCs w:val="16"/>
-        </w:rPr>
-      </w:pPr>
-      <w:r>
-        <w:rPr>
-          <w:rFonts w:ascii="0xProto Nerd Font" w:hAnsi="0xProto Nerd Font" w:eastAsia="0xProto Nerd Font" w:cs="0xProto Nerd Font"/>
-          <w:color w:val="000000" w:themeColor="text1"/>
-          <w:sz w:val="20"/>
-          <w:szCs w:val="16"/>
-        </w:rPr>
-        <w:t xml:space="preserve">namespace</w:t>
-      </w:r>
-      <w:r>
-        <w:rPr>
-          <w:rFonts w:ascii="0xProto Nerd Font" w:hAnsi="0xProto Nerd Font" w:eastAsia="0xProto Nerd Font" w:cs="0xProto Nerd Font"/>
-          <w:color w:val="000000" w:themeColor="text1"/>
-          <w:sz w:val="20"/>
-          <w:szCs w:val="16"/>
-        </w:rPr>
-        <w:t xml:space="preserve"> </w:t>
-      </w:r>
-      <w:r>
-        <w:rPr>
-          <w:rFonts w:ascii="0xProto Nerd Font" w:hAnsi="0xProto Nerd Font" w:eastAsia="0xProto Nerd Font" w:cs="0xProto Nerd Font"/>
-          <w:color w:val="000000" w:themeColor="text1"/>
-          <w:sz w:val="20"/>
-          <w:szCs w:val="16"/>
-        </w:rPr>
-        <w:t xml:space="preserve">Iterator</w:t>
-      </w:r>
-      <w:r>
-        <w:rPr>
-          <w:color w:val="000000" w:themeColor="text1"/>
-          <w:sz w:val="18"/>
-          <w:szCs w:val="16"/>
-        </w:rPr>
-      </w:r>
-    </w:p>
-    <w:p>
-      <w:pPr>
-        <w:pStyle w:val="892"/>
-        <w:pBdr/>
-        <w:spacing/>
-        <w:ind/>
-        <w:rPr>
-          <w:color w:val="000000" w:themeColor="text1"/>
-          <w:sz w:val="20"/>
-          <w:szCs w:val="16"/>
-        </w:rPr>
-      </w:pPr>
-      <w:r>
-        <w:rPr>
-          <w:rFonts w:ascii="0xProto Nerd Font" w:hAnsi="0xProto Nerd Font" w:eastAsia="0xProto Nerd Font" w:cs="0xProto Nerd Font"/>
-          <w:color w:val="000000" w:themeColor="text1"/>
-          <w:sz w:val="20"/>
-          <w:szCs w:val="16"/>
-        </w:rPr>
-        <w:t xml:space="preserve">{</w:t>
-      </w:r>
-      <w:r>
-        <w:rPr>
-          <w:color w:val="000000" w:themeColor="text1"/>
-          <w:sz w:val="18"/>
-          <w:szCs w:val="16"/>
-        </w:rPr>
-      </w:r>
-    </w:p>
-    <w:p>
-      <w:pPr>
-        <w:pStyle w:val="892"/>
-        <w:pBdr/>
-        <w:spacing/>
-        <w:ind/>
-        <w:rPr>
-          <w:color w:val="000000" w:themeColor="text1"/>
-          <w:sz w:val="20"/>
-          <w:szCs w:val="16"/>
-        </w:rPr>
-      </w:pPr>
-      <w:r>
-        <w:rPr>
-          <w:rFonts w:ascii="0xProto Nerd Font" w:hAnsi="0xProto Nerd Font" w:eastAsia="0xProto Nerd Font" w:cs="0xProto Nerd Font"/>
-          <w:color w:val="000000" w:themeColor="text1"/>
-          <w:sz w:val="20"/>
-          <w:szCs w:val="16"/>
-        </w:rPr>
-        <w:t xml:space="preserve">    </w:t>
-      </w:r>
-      <w:r>
-        <w:rPr>
-          <w:rFonts w:ascii="0xProto Nerd Font" w:hAnsi="0xProto Nerd Font" w:eastAsia="0xProto Nerd Font" w:cs="0xProto Nerd Font"/>
-          <w:color w:val="000000" w:themeColor="text1"/>
-          <w:sz w:val="20"/>
-          <w:szCs w:val="16"/>
-        </w:rPr>
-        <w:t xml:space="preserve">public</w:t>
-      </w:r>
-      <w:r>
-        <w:rPr>
-          <w:rFonts w:ascii="0xProto Nerd Font" w:hAnsi="0xProto Nerd Font" w:eastAsia="0xProto Nerd Font" w:cs="0xProto Nerd Font"/>
-          <w:color w:val="000000" w:themeColor="text1"/>
-          <w:sz w:val="20"/>
-          <w:szCs w:val="16"/>
-        </w:rPr>
-        <w:t xml:space="preserve"> </w:t>
-      </w:r>
-      <w:r>
-        <w:rPr>
-          <w:rFonts w:ascii="0xProto Nerd Font" w:hAnsi="0xProto Nerd Font" w:eastAsia="0xProto Nerd Font" w:cs="0xProto Nerd Font"/>
-          <w:color w:val="000000" w:themeColor="text1"/>
-          <w:sz w:val="20"/>
-          <w:szCs w:val="16"/>
-        </w:rPr>
-        <w:t xml:space="preserve">interface</w:t>
-      </w:r>
-      <w:r>
-        <w:rPr>
-          <w:rFonts w:ascii="0xProto Nerd Font" w:hAnsi="0xProto Nerd Font" w:eastAsia="0xProto Nerd Font" w:cs="0xProto Nerd Font"/>
-          <w:color w:val="000000" w:themeColor="text1"/>
-          <w:sz w:val="20"/>
-          <w:szCs w:val="16"/>
-        </w:rPr>
-        <w:t xml:space="preserve"> </w:t>
-      </w:r>
-      <w:r>
-        <w:rPr>
-          <w:rFonts w:ascii="0xProto Nerd Font" w:hAnsi="0xProto Nerd Font" w:eastAsia="0xProto Nerd Font" w:cs="0xProto Nerd Font"/>
-          <w:color w:val="000000" w:themeColor="text1"/>
-          <w:sz w:val="20"/>
-          <w:szCs w:val="16"/>
-        </w:rPr>
-        <w:t xml:space="preserve">IHeroState</w:t>
-      </w:r>
-      <w:r>
-        <w:rPr>
-          <w:color w:val="000000" w:themeColor="text1"/>
-          <w:sz w:val="18"/>
-          <w:szCs w:val="16"/>
-        </w:rPr>
-      </w:r>
-    </w:p>
-    <w:p>
-      <w:pPr>
-        <w:pStyle w:val="892"/>
-        <w:pBdr/>
-        <w:spacing/>
-        <w:ind/>
-        <w:rPr>
-          <w:color w:val="000000" w:themeColor="text1"/>
-          <w:sz w:val="20"/>
-          <w:szCs w:val="16"/>
-        </w:rPr>
-      </w:pPr>
-      <w:r>
-        <w:rPr>
-          <w:rFonts w:ascii="0xProto Nerd Font" w:hAnsi="0xProto Nerd Font" w:eastAsia="0xProto Nerd Font" w:cs="0xProto Nerd Font"/>
-          <w:color w:val="000000" w:themeColor="text1"/>
-          <w:sz w:val="20"/>
-          <w:szCs w:val="16"/>
-        </w:rPr>
-        <w:t xml:space="preserve">    {</w:t>
-      </w:r>
-      <w:r>
-        <w:rPr>
-          <w:color w:val="000000" w:themeColor="text1"/>
-          <w:sz w:val="18"/>
-          <w:szCs w:val="16"/>
-        </w:rPr>
-      </w:r>
-    </w:p>
-    <w:p>
-      <w:pPr>
-        <w:pStyle w:val="892"/>
-        <w:pBdr/>
-        <w:spacing/>
-        <w:ind/>
-        <w:rPr>
-          <w:color w:val="000000" w:themeColor="text1"/>
-          <w:sz w:val="20"/>
-          <w:szCs w:val="16"/>
-        </w:rPr>
-      </w:pPr>
-      <w:r>
-        <w:rPr>
-          <w:rFonts w:ascii="0xProto Nerd Font" w:hAnsi="0xProto Nerd Font" w:eastAsia="0xProto Nerd Font" w:cs="0xProto Nerd Font"/>
-          <w:color w:val="000000" w:themeColor="text1"/>
-          <w:sz w:val="20"/>
-          <w:szCs w:val="16"/>
-        </w:rPr>
-        <w:t xml:space="preserve">        </w:t>
-      </w:r>
-      <w:r>
-        <w:rPr>
-          <w:rFonts w:ascii="0xProto Nerd Font" w:hAnsi="0xProto Nerd Font" w:eastAsia="0xProto Nerd Font" w:cs="0xProto Nerd Font"/>
-          <w:color w:val="000000" w:themeColor="text1"/>
-          <w:sz w:val="20"/>
-          <w:szCs w:val="16"/>
-        </w:rPr>
-        <w:t xml:space="preserve">void</w:t>
-      </w:r>
-      <w:r>
-        <w:rPr>
-          <w:rFonts w:ascii="0xProto Nerd Font" w:hAnsi="0xProto Nerd Font" w:eastAsia="0xProto Nerd Font" w:cs="0xProto Nerd Font"/>
-          <w:color w:val="000000" w:themeColor="text1"/>
-          <w:sz w:val="20"/>
-          <w:szCs w:val="16"/>
-        </w:rPr>
-        <w:t xml:space="preserve"> </w:t>
-      </w:r>
-      <w:r>
-        <w:rPr>
-          <w:rFonts w:ascii="0xProto Nerd Font" w:hAnsi="0xProto Nerd Font" w:eastAsia="0xProto Nerd Font" w:cs="0xProto Nerd Font"/>
-          <w:color w:val="000000" w:themeColor="text1"/>
-          <w:sz w:val="20"/>
-          <w:szCs w:val="16"/>
-        </w:rPr>
-        <w:t xml:space="preserve">HandleInput</w:t>
-      </w:r>
-      <w:r>
-        <w:rPr>
-          <w:rFonts w:ascii="0xProto Nerd Font" w:hAnsi="0xProto Nerd Font" w:eastAsia="0xProto Nerd Font" w:cs="0xProto Nerd Font"/>
-          <w:color w:val="000000" w:themeColor="text1"/>
-          <w:sz w:val="20"/>
-          <w:szCs w:val="16"/>
-        </w:rPr>
-        <w:t xml:space="preserve">(</w:t>
-      </w:r>
-      <w:r>
-        <w:rPr>
-          <w:rFonts w:ascii="0xProto Nerd Font" w:hAnsi="0xProto Nerd Font" w:eastAsia="0xProto Nerd Font" w:cs="0xProto Nerd Font"/>
-          <w:color w:val="000000" w:themeColor="text1"/>
-          <w:sz w:val="20"/>
-          <w:szCs w:val="16"/>
-        </w:rPr>
-        <w:t xml:space="preserve">Hero</w:t>
-      </w:r>
-      <w:r>
-        <w:rPr>
-          <w:rFonts w:ascii="0xProto Nerd Font" w:hAnsi="0xProto Nerd Font" w:eastAsia="0xProto Nerd Font" w:cs="0xProto Nerd Font"/>
-          <w:color w:val="000000" w:themeColor="text1"/>
-          <w:sz w:val="20"/>
-          <w:szCs w:val="16"/>
-        </w:rPr>
-        <w:t xml:space="preserve"> </w:t>
-      </w:r>
-      <w:r>
-        <w:rPr>
-          <w:rFonts w:ascii="0xProto Nerd Font" w:hAnsi="0xProto Nerd Font" w:eastAsia="0xProto Nerd Font" w:cs="0xProto Nerd Font"/>
-          <w:color w:val="000000" w:themeColor="text1"/>
-          <w:sz w:val="20"/>
-          <w:szCs w:val="16"/>
-        </w:rPr>
-        <w:t xml:space="preserve">hero</w:t>
-      </w:r>
-      <w:r>
-        <w:rPr>
-          <w:rFonts w:ascii="0xProto Nerd Font" w:hAnsi="0xProto Nerd Font" w:eastAsia="0xProto Nerd Font" w:cs="0xProto Nerd Font"/>
-          <w:color w:val="000000" w:themeColor="text1"/>
-          <w:sz w:val="20"/>
-          <w:szCs w:val="16"/>
-        </w:rPr>
-        <w:t xml:space="preserve">, </w:t>
-      </w:r>
-      <w:r>
-        <w:rPr>
-          <w:rFonts w:ascii="0xProto Nerd Font" w:hAnsi="0xProto Nerd Font" w:eastAsia="0xProto Nerd Font" w:cs="0xProto Nerd Font"/>
-          <w:color w:val="000000" w:themeColor="text1"/>
-          <w:sz w:val="20"/>
-          <w:szCs w:val="16"/>
-        </w:rPr>
-        <w:t xml:space="preserve">ConsoleKey</w:t>
-      </w:r>
-      <w:r>
-        <w:rPr>
-          <w:rFonts w:ascii="0xProto Nerd Font" w:hAnsi="0xProto Nerd Font" w:eastAsia="0xProto Nerd Font" w:cs="0xProto Nerd Font"/>
-          <w:color w:val="000000" w:themeColor="text1"/>
-          <w:sz w:val="20"/>
-          <w:szCs w:val="16"/>
-        </w:rPr>
-        <w:t xml:space="preserve"> </w:t>
-      </w:r>
-      <w:r>
-        <w:rPr>
-          <w:rFonts w:ascii="0xProto Nerd Font" w:hAnsi="0xProto Nerd Font" w:eastAsia="0xProto Nerd Font" w:cs="0xProto Nerd Font"/>
-          <w:color w:val="000000" w:themeColor="text1"/>
-          <w:sz w:val="20"/>
-          <w:szCs w:val="16"/>
-        </w:rPr>
-        <w:t xml:space="preserve">key</w:t>
-      </w:r>
-      <w:r>
-        <w:rPr>
-          <w:rFonts w:ascii="0xProto Nerd Font" w:hAnsi="0xProto Nerd Font" w:eastAsia="0xProto Nerd Font" w:cs="0xProto Nerd Font"/>
-          <w:color w:val="000000" w:themeColor="text1"/>
-          <w:sz w:val="20"/>
-          <w:szCs w:val="16"/>
-        </w:rPr>
-        <w:t xml:space="preserve">);</w:t>
-      </w:r>
-      <w:r>
-        <w:rPr>
-          <w:color w:val="000000" w:themeColor="text1"/>
-          <w:sz w:val="18"/>
-          <w:szCs w:val="16"/>
-        </w:rPr>
-      </w:r>
-    </w:p>
-    <w:p>
-      <w:pPr>
-        <w:pStyle w:val="892"/>
-        <w:pBdr/>
-        <w:spacing/>
-        <w:ind/>
-        <w:rPr>
-          <w:rFonts w:ascii="0xProto Nerd Font" w:hAnsi="0xProto Nerd Font" w:eastAsia="0xProto Nerd Font" w:cs="0xProto Nerd Font"/>
-          <w:color w:val="000000" w:themeColor="text1"/>
-          <w:sz w:val="20"/>
-          <w:szCs w:val="20"/>
-          <w:highlight w:val="none"/>
-        </w:rPr>
-      </w:pPr>
-      <w:r>
-        <w:rPr>
-          <w:rFonts w:ascii="0xProto Nerd Font" w:hAnsi="0xProto Nerd Font" w:eastAsia="0xProto Nerd Font" w:cs="0xProto Nerd Font"/>
-          <w:color w:val="000000" w:themeColor="text1"/>
-          <w:sz w:val="20"/>
-          <w:szCs w:val="16"/>
-        </w:rPr>
-        <w:t xml:space="preserve">    }</w:t>
-      </w:r>
-      <w:r>
-        <w:rPr>
-          <w:rFonts w:ascii="0xProto Nerd Font" w:hAnsi="0xProto Nerd Font" w:eastAsia="0xProto Nerd Font" w:cs="0xProto Nerd Font"/>
-          <w:color w:val="000000" w:themeColor="text1"/>
-          <w:sz w:val="20"/>
-          <w:szCs w:val="16"/>
-        </w:rPr>
-      </w:r>
-    </w:p>
-    <w:p>
-      <w:pPr>
-        <w:pStyle w:val="892"/>
-        <w:pBdr/>
-        <w:spacing/>
-        <w:ind/>
-        <w:rPr>
-          <w:rFonts w:ascii="0xProto Nerd Font" w:hAnsi="0xProto Nerd Font" w:eastAsia="0xProto Nerd Font" w:cs="0xProto Nerd Font"/>
-          <w:color w:val="000000" w:themeColor="text1"/>
-          <w:sz w:val="20"/>
-          <w:szCs w:val="20"/>
-        </w:rPr>
-      </w:pPr>
-      <w:r>
-        <w:rPr>
-          <w:rFonts w:ascii="0xProto Nerd Font" w:hAnsi="0xProto Nerd Font" w:eastAsia="0xProto Nerd Font" w:cs="0xProto Nerd Font"/>
-          <w:color w:val="000000" w:themeColor="text1"/>
-          <w:sz w:val="20"/>
-          <w:szCs w:val="16"/>
-          <w:highlight w:val="none"/>
-        </w:rPr>
-      </w:r>
-      <w:r>
-        <w:rPr>
-          <w:rFonts w:ascii="0xProto Nerd Font" w:hAnsi="0xProto Nerd Font" w:eastAsia="0xProto Nerd Font" w:cs="0xProto Nerd Font"/>
-          <w:color w:val="000000" w:themeColor="text1"/>
-          <w:sz w:val="20"/>
-          <w:szCs w:val="16"/>
-          <w:highlight w:val="none"/>
-        </w:rPr>
-      </w:r>
-      <w:r>
-        <w:rPr>
-          <w:rFonts w:ascii="0xProto Nerd Font" w:hAnsi="0xProto Nerd Font" w:eastAsia="0xProto Nerd Font" w:cs="0xProto Nerd Font"/>
-          <w:color w:val="000000" w:themeColor="text1"/>
-          <w:sz w:val="20"/>
-          <w:szCs w:val="16"/>
-          <w:highlight w:val="none"/>
-        </w:rPr>
-      </w:r>
-    </w:p>
-    <w:p>
-      <w:pPr>
-        <w:pStyle w:val="892"/>
-        <w:pBdr/>
-        <w:spacing/>
-        <w:ind/>
-        <w:rPr>
-          <w:color w:val="000000" w:themeColor="text1"/>
-          <w:sz w:val="20"/>
-          <w:szCs w:val="16"/>
-        </w:rPr>
-      </w:pPr>
-      <w:r>
-        <w:rPr>
-          <w:rFonts w:ascii="0xProto Nerd Font" w:hAnsi="0xProto Nerd Font" w:eastAsia="0xProto Nerd Font" w:cs="0xProto Nerd Font"/>
-          <w:color w:val="000000" w:themeColor="text1"/>
-          <w:sz w:val="20"/>
-          <w:szCs w:val="16"/>
-        </w:rPr>
-        <w:t xml:space="preserve">    </w:t>
-      </w:r>
-      <w:r>
-        <w:rPr>
-          <w:rFonts w:ascii="0xProto Nerd Font" w:hAnsi="0xProto Nerd Font" w:eastAsia="0xProto Nerd Font" w:cs="0xProto Nerd Font"/>
-          <w:color w:val="000000" w:themeColor="text1"/>
-          <w:sz w:val="20"/>
-          <w:szCs w:val="16"/>
-        </w:rPr>
-        <w:t xml:space="preserve">public</w:t>
-      </w:r>
-      <w:r>
-        <w:rPr>
-          <w:rFonts w:ascii="0xProto Nerd Font" w:hAnsi="0xProto Nerd Font" w:eastAsia="0xProto Nerd Font" w:cs="0xProto Nerd Font"/>
-          <w:color w:val="000000" w:themeColor="text1"/>
-          <w:sz w:val="20"/>
-          <w:szCs w:val="16"/>
-        </w:rPr>
-        <w:t xml:space="preserve"> </w:t>
-      </w:r>
-      <w:r>
-        <w:rPr>
-          <w:rFonts w:ascii="0xProto Nerd Font" w:hAnsi="0xProto Nerd Font" w:eastAsia="0xProto Nerd Font" w:cs="0xProto Nerd Font"/>
-          <w:color w:val="000000" w:themeColor="text1"/>
-          <w:sz w:val="20"/>
-          <w:szCs w:val="16"/>
-        </w:rPr>
-        <w:t xml:space="preserve">class</w:t>
-      </w:r>
-      <w:r>
-        <w:rPr>
-          <w:rFonts w:ascii="0xProto Nerd Font" w:hAnsi="0xProto Nerd Font" w:eastAsia="0xProto Nerd Font" w:cs="0xProto Nerd Font"/>
-          <w:color w:val="000000" w:themeColor="text1"/>
-          <w:sz w:val="20"/>
-          <w:szCs w:val="16"/>
-        </w:rPr>
-        <w:t xml:space="preserve"> </w:t>
-      </w:r>
-      <w:r>
-        <w:rPr>
-          <w:rFonts w:ascii="0xProto Nerd Font" w:hAnsi="0xProto Nerd Font" w:eastAsia="0xProto Nerd Font" w:cs="0xProto Nerd Font"/>
-          <w:color w:val="000000" w:themeColor="text1"/>
-          <w:sz w:val="20"/>
-          <w:szCs w:val="16"/>
-        </w:rPr>
-        <w:t xml:space="preserve">Hero</w:t>
-      </w:r>
-      <w:r>
-        <w:rPr>
-          <w:color w:val="000000" w:themeColor="text1"/>
-          <w:sz w:val="18"/>
-          <w:szCs w:val="16"/>
-        </w:rPr>
-      </w:r>
-    </w:p>
-    <w:p>
-      <w:pPr>
-        <w:pStyle w:val="892"/>
-        <w:pBdr/>
-        <w:spacing/>
-        <w:ind/>
-        <w:rPr>
-          <w:color w:val="000000" w:themeColor="text1"/>
-          <w:sz w:val="20"/>
-          <w:szCs w:val="16"/>
-        </w:rPr>
-      </w:pPr>
-      <w:r>
-        <w:rPr>
-          <w:rFonts w:ascii="0xProto Nerd Font" w:hAnsi="0xProto Nerd Font" w:eastAsia="0xProto Nerd Font" w:cs="0xProto Nerd Font"/>
-          <w:color w:val="000000" w:themeColor="text1"/>
-          <w:sz w:val="20"/>
-          <w:szCs w:val="16"/>
-        </w:rPr>
-        <w:t xml:space="preserve">    {</w:t>
-      </w:r>
-      <w:r>
-        <w:rPr>
-          <w:color w:val="000000" w:themeColor="text1"/>
-          <w:sz w:val="18"/>
-          <w:szCs w:val="16"/>
-        </w:rPr>
-      </w:r>
-    </w:p>
-    <w:p>
-      <w:pPr>
-        <w:pStyle w:val="892"/>
-        <w:pBdr/>
-        <w:spacing/>
-        <w:ind/>
-        <w:rPr>
-          <w:color w:val="000000" w:themeColor="text1"/>
-          <w:sz w:val="20"/>
-          <w:szCs w:val="16"/>
-        </w:rPr>
-      </w:pPr>
-      <w:r>
-        <w:rPr>
-          <w:rFonts w:ascii="0xProto Nerd Font" w:hAnsi="0xProto Nerd Font" w:eastAsia="0xProto Nerd Font" w:cs="0xProto Nerd Font"/>
-          <w:color w:val="000000" w:themeColor="text1"/>
-          <w:sz w:val="20"/>
-          <w:szCs w:val="16"/>
-        </w:rPr>
-        <w:t xml:space="preserve">        </w:t>
-      </w:r>
-      <w:r>
-        <w:rPr>
-          <w:rFonts w:ascii="0xProto Nerd Font" w:hAnsi="0xProto Nerd Font" w:eastAsia="0xProto Nerd Font" w:cs="0xProto Nerd Font"/>
-          <w:color w:val="000000" w:themeColor="text1"/>
-          <w:sz w:val="20"/>
-          <w:szCs w:val="16"/>
-        </w:rPr>
-        <w:t xml:space="preserve">public</w:t>
-      </w:r>
-      <w:r>
-        <w:rPr>
-          <w:rFonts w:ascii="0xProto Nerd Font" w:hAnsi="0xProto Nerd Font" w:eastAsia="0xProto Nerd Font" w:cs="0xProto Nerd Font"/>
-          <w:color w:val="000000" w:themeColor="text1"/>
-          <w:sz w:val="20"/>
-          <w:szCs w:val="16"/>
-        </w:rPr>
-        <w:t xml:space="preserve"> </w:t>
-      </w:r>
-      <w:r>
-        <w:rPr>
-          <w:rFonts w:ascii="0xProto Nerd Font" w:hAnsi="0xProto Nerd Font" w:eastAsia="0xProto Nerd Font" w:cs="0xProto Nerd Font"/>
-          <w:color w:val="000000" w:themeColor="text1"/>
-          <w:sz w:val="20"/>
-          <w:szCs w:val="16"/>
-        </w:rPr>
-        <w:t xml:space="preserve">string</w:t>
-      </w:r>
-      <w:r>
-        <w:rPr>
-          <w:rFonts w:ascii="0xProto Nerd Font" w:hAnsi="0xProto Nerd Font" w:eastAsia="0xProto Nerd Font" w:cs="0xProto Nerd Font"/>
-          <w:color w:val="000000" w:themeColor="text1"/>
-          <w:sz w:val="20"/>
-          <w:szCs w:val="16"/>
-        </w:rPr>
-        <w:t xml:space="preserve"> </w:t>
-      </w:r>
-      <w:r>
-        <w:rPr>
-          <w:rFonts w:ascii="0xProto Nerd Font" w:hAnsi="0xProto Nerd Font" w:eastAsia="0xProto Nerd Font" w:cs="0xProto Nerd Font"/>
-          <w:color w:val="000000" w:themeColor="text1"/>
-          <w:sz w:val="20"/>
-          <w:szCs w:val="16"/>
-        </w:rPr>
-        <w:t xml:space="preserve">Name</w:t>
-      </w:r>
-      <w:r>
-        <w:rPr>
-          <w:rFonts w:ascii="0xProto Nerd Font" w:hAnsi="0xProto Nerd Font" w:eastAsia="0xProto Nerd Font" w:cs="0xProto Nerd Font"/>
-          <w:color w:val="000000" w:themeColor="text1"/>
-          <w:sz w:val="20"/>
-          <w:szCs w:val="16"/>
-        </w:rPr>
-        <w:t xml:space="preserve"> { </w:t>
-      </w:r>
-      <w:r>
-        <w:rPr>
-          <w:rFonts w:ascii="0xProto Nerd Font" w:hAnsi="0xProto Nerd Font" w:eastAsia="0xProto Nerd Font" w:cs="0xProto Nerd Font"/>
-          <w:color w:val="000000" w:themeColor="text1"/>
-          <w:sz w:val="20"/>
-          <w:szCs w:val="16"/>
-        </w:rPr>
-        <w:t xml:space="preserve">get</w:t>
-      </w:r>
-      <w:r>
-        <w:rPr>
-          <w:rFonts w:ascii="0xProto Nerd Font" w:hAnsi="0xProto Nerd Font" w:eastAsia="0xProto Nerd Font" w:cs="0xProto Nerd Font"/>
-          <w:color w:val="000000" w:themeColor="text1"/>
-          <w:sz w:val="20"/>
-          <w:szCs w:val="16"/>
-        </w:rPr>
-        <w:t xml:space="preserve">; </w:t>
-      </w:r>
-      <w:r>
-        <w:rPr>
-          <w:rFonts w:ascii="0xProto Nerd Font" w:hAnsi="0xProto Nerd Font" w:eastAsia="0xProto Nerd Font" w:cs="0xProto Nerd Font"/>
-          <w:color w:val="000000" w:themeColor="text1"/>
-          <w:sz w:val="20"/>
-          <w:szCs w:val="16"/>
-        </w:rPr>
-        <w:t xml:space="preserve">set</w:t>
-      </w:r>
-      <w:r>
-        <w:rPr>
-          <w:rFonts w:ascii="0xProto Nerd Font" w:hAnsi="0xProto Nerd Font" w:eastAsia="0xProto Nerd Font" w:cs="0xProto Nerd Font"/>
-          <w:color w:val="000000" w:themeColor="text1"/>
-          <w:sz w:val="20"/>
-          <w:szCs w:val="16"/>
-        </w:rPr>
-        <w:t xml:space="preserve">; }</w:t>
-      </w:r>
-      <w:r>
-        <w:rPr>
-          <w:color w:val="000000" w:themeColor="text1"/>
-          <w:sz w:val="18"/>
-          <w:szCs w:val="16"/>
-        </w:rPr>
-      </w:r>
-    </w:p>
-    <w:p>
-      <w:pPr>
-        <w:pStyle w:val="892"/>
-        <w:pBdr/>
-        <w:spacing/>
-        <w:ind/>
-        <w:rPr>
-          <w:color w:val="000000" w:themeColor="text1"/>
-          <w:sz w:val="20"/>
-          <w:szCs w:val="16"/>
-        </w:rPr>
-      </w:pPr>
-      <w:r>
-        <w:rPr>
-          <w:rFonts w:ascii="0xProto Nerd Font" w:hAnsi="0xProto Nerd Font" w:eastAsia="0xProto Nerd Font" w:cs="0xProto Nerd Font"/>
-          <w:color w:val="000000" w:themeColor="text1"/>
-          <w:sz w:val="20"/>
-          <w:szCs w:val="16"/>
-        </w:rPr>
-        <w:t xml:space="preserve">        </w:t>
-      </w:r>
-      <w:r>
-        <w:rPr>
-          <w:rFonts w:ascii="0xProto Nerd Font" w:hAnsi="0xProto Nerd Font" w:eastAsia="0xProto Nerd Font" w:cs="0xProto Nerd Font"/>
-          <w:color w:val="000000" w:themeColor="text1"/>
-          <w:sz w:val="20"/>
-          <w:szCs w:val="16"/>
-        </w:rPr>
-        <w:t xml:space="preserve">public</w:t>
-      </w:r>
-      <w:r>
-        <w:rPr>
-          <w:rFonts w:ascii="0xProto Nerd Font" w:hAnsi="0xProto Nerd Font" w:eastAsia="0xProto Nerd Font" w:cs="0xProto Nerd Font"/>
-          <w:color w:val="000000" w:themeColor="text1"/>
-          <w:sz w:val="20"/>
-          <w:szCs w:val="16"/>
-        </w:rPr>
-        <w:t xml:space="preserve"> </w:t>
-      </w:r>
-      <w:r>
-        <w:rPr>
-          <w:rFonts w:ascii="0xProto Nerd Font" w:hAnsi="0xProto Nerd Font" w:eastAsia="0xProto Nerd Font" w:cs="0xProto Nerd Font"/>
-          <w:color w:val="000000" w:themeColor="text1"/>
-          <w:sz w:val="20"/>
-          <w:szCs w:val="16"/>
-        </w:rPr>
-        <w:t xml:space="preserve">IHeroState</w:t>
-      </w:r>
-      <w:r>
-        <w:rPr>
-          <w:rFonts w:ascii="0xProto Nerd Font" w:hAnsi="0xProto Nerd Font" w:eastAsia="0xProto Nerd Font" w:cs="0xProto Nerd Font"/>
-          <w:color w:val="000000" w:themeColor="text1"/>
-          <w:sz w:val="20"/>
-          <w:szCs w:val="16"/>
-        </w:rPr>
-        <w:t xml:space="preserve"> </w:t>
-      </w:r>
-      <w:r>
-        <w:rPr>
-          <w:rFonts w:ascii="0xProto Nerd Font" w:hAnsi="0xProto Nerd Font" w:eastAsia="0xProto Nerd Font" w:cs="0xProto Nerd Font"/>
-          <w:color w:val="000000" w:themeColor="text1"/>
-          <w:sz w:val="20"/>
-          <w:szCs w:val="16"/>
-        </w:rPr>
-        <w:t xml:space="preserve">state</w:t>
-      </w:r>
-      <w:r>
-        <w:rPr>
-          <w:rFonts w:ascii="0xProto Nerd Font" w:hAnsi="0xProto Nerd Font" w:eastAsia="0xProto Nerd Font" w:cs="0xProto Nerd Font"/>
-          <w:color w:val="000000" w:themeColor="text1"/>
-          <w:sz w:val="20"/>
-          <w:szCs w:val="16"/>
-        </w:rPr>
-        <w:t xml:space="preserve"> { </w:t>
-      </w:r>
-      <w:r>
-        <w:rPr>
-          <w:rFonts w:ascii="0xProto Nerd Font" w:hAnsi="0xProto Nerd Font" w:eastAsia="0xProto Nerd Font" w:cs="0xProto Nerd Font"/>
-          <w:color w:val="000000" w:themeColor="text1"/>
-          <w:sz w:val="20"/>
-          <w:szCs w:val="16"/>
-        </w:rPr>
-        <w:t xml:space="preserve">get</w:t>
-      </w:r>
-      <w:r>
-        <w:rPr>
-          <w:rFonts w:ascii="0xProto Nerd Font" w:hAnsi="0xProto Nerd Font" w:eastAsia="0xProto Nerd Font" w:cs="0xProto Nerd Font"/>
-          <w:color w:val="000000" w:themeColor="text1"/>
-          <w:sz w:val="20"/>
-          <w:szCs w:val="16"/>
-        </w:rPr>
-        <w:t xml:space="preserve">; </w:t>
-      </w:r>
-      <w:r>
-        <w:rPr>
-          <w:rFonts w:ascii="0xProto Nerd Font" w:hAnsi="0xProto Nerd Font" w:eastAsia="0xProto Nerd Font" w:cs="0xProto Nerd Font"/>
-          <w:color w:val="000000" w:themeColor="text1"/>
-          <w:sz w:val="20"/>
-          <w:szCs w:val="16"/>
-        </w:rPr>
-        <w:t xml:space="preserve">set</w:t>
-      </w:r>
-      <w:r>
-        <w:rPr>
-          <w:rFonts w:ascii="0xProto Nerd Font" w:hAnsi="0xProto Nerd Font" w:eastAsia="0xProto Nerd Font" w:cs="0xProto Nerd Font"/>
-          <w:color w:val="000000" w:themeColor="text1"/>
-          <w:sz w:val="20"/>
-          <w:szCs w:val="16"/>
-        </w:rPr>
-        <w:t xml:space="preserve">; } </w:t>
-      </w:r>
-      <w:r>
-        <w:rPr>
-          <w:rFonts w:ascii="0xProto Nerd Font" w:hAnsi="0xProto Nerd Font" w:eastAsia="0xProto Nerd Font" w:cs="0xProto Nerd Font"/>
-          <w:color w:val="000000" w:themeColor="text1"/>
-          <w:sz w:val="20"/>
-          <w:szCs w:val="16"/>
-        </w:rPr>
-        <w:t xml:space="preserve">=</w:t>
-      </w:r>
-      <w:r>
-        <w:rPr>
-          <w:rFonts w:ascii="0xProto Nerd Font" w:hAnsi="0xProto Nerd Font" w:eastAsia="0xProto Nerd Font" w:cs="0xProto Nerd Font"/>
-          <w:color w:val="000000" w:themeColor="text1"/>
-          <w:sz w:val="20"/>
-          <w:szCs w:val="16"/>
-        </w:rPr>
-        <w:t xml:space="preserve"> </w:t>
-      </w:r>
-      <w:r>
-        <w:rPr>
-          <w:rFonts w:ascii="0xProto Nerd Font" w:hAnsi="0xProto Nerd Font" w:eastAsia="0xProto Nerd Font" w:cs="0xProto Nerd Font"/>
-          <w:color w:val="000000" w:themeColor="text1"/>
-          <w:sz w:val="20"/>
-          <w:szCs w:val="16"/>
-        </w:rPr>
-        <w:t xml:space="preserve">new</w:t>
-      </w:r>
-      <w:r>
-        <w:rPr>
-          <w:rFonts w:ascii="0xProto Nerd Font" w:hAnsi="0xProto Nerd Font" w:eastAsia="0xProto Nerd Font" w:cs="0xProto Nerd Font"/>
-          <w:color w:val="000000" w:themeColor="text1"/>
-          <w:sz w:val="20"/>
-          <w:szCs w:val="16"/>
-        </w:rPr>
-        <w:t xml:space="preserve"> </w:t>
-      </w:r>
-      <w:r>
-        <w:rPr>
-          <w:rFonts w:ascii="0xProto Nerd Font" w:hAnsi="0xProto Nerd Font" w:eastAsia="0xProto Nerd Font" w:cs="0xProto Nerd Font"/>
-          <w:color w:val="000000" w:themeColor="text1"/>
-          <w:sz w:val="20"/>
-          <w:szCs w:val="16"/>
-        </w:rPr>
-        <w:t xml:space="preserve">IdleState</w:t>
-      </w:r>
-      <w:r>
-        <w:rPr>
-          <w:rFonts w:ascii="0xProto Nerd Font" w:hAnsi="0xProto Nerd Font" w:eastAsia="0xProto Nerd Font" w:cs="0xProto Nerd Font"/>
-          <w:color w:val="000000" w:themeColor="text1"/>
-          <w:sz w:val="20"/>
-          <w:szCs w:val="16"/>
-        </w:rPr>
-        <w:t xml:space="preserve">();</w:t>
-      </w:r>
-      <w:r>
-        <w:rPr>
-          <w:color w:val="000000" w:themeColor="text1"/>
-          <w:sz w:val="18"/>
-          <w:szCs w:val="16"/>
-        </w:rPr>
-      </w:r>
-    </w:p>
-    <w:p>
-      <w:pPr>
-        <w:pStyle w:val="892"/>
-        <w:pBdr/>
-        <w:spacing/>
-        <w:ind/>
-        <w:rPr>
-          <w:color w:val="000000" w:themeColor="text1"/>
-          <w:sz w:val="20"/>
-          <w:szCs w:val="16"/>
-        </w:rPr>
-      </w:pPr>
-      <w:r>
-        <w:rPr>
-          <w:rFonts w:ascii="0xProto Nerd Font" w:hAnsi="0xProto Nerd Font" w:eastAsia="0xProto Nerd Font" w:cs="0xProto Nerd Font"/>
-          <w:color w:val="000000" w:themeColor="text1"/>
-          <w:sz w:val="20"/>
-          <w:szCs w:val="16"/>
-        </w:rPr>
-      </w:r>
-      <w:r>
-        <w:rPr>
-          <w:color w:val="000000" w:themeColor="text1"/>
-          <w:sz w:val="18"/>
-          <w:szCs w:val="16"/>
-        </w:rPr>
-      </w:r>
-    </w:p>
-    <w:p>
-      <w:pPr>
-        <w:pStyle w:val="892"/>
-        <w:pBdr/>
-        <w:spacing/>
-        <w:ind/>
-        <w:rPr>
-          <w:color w:val="000000" w:themeColor="text1"/>
-          <w:sz w:val="20"/>
-          <w:szCs w:val="16"/>
-        </w:rPr>
-      </w:pPr>
-      <w:r>
-        <w:rPr>
-          <w:rFonts w:ascii="0xProto Nerd Font" w:hAnsi="0xProto Nerd Font" w:eastAsia="0xProto Nerd Font" w:cs="0xProto Nerd Font"/>
-          <w:color w:val="000000" w:themeColor="text1"/>
-          <w:sz w:val="20"/>
-          <w:szCs w:val="16"/>
-        </w:rPr>
-        <w:t xml:space="preserve">        </w:t>
-      </w:r>
-      <w:r>
-        <w:rPr>
-          <w:rFonts w:ascii="0xProto Nerd Font" w:hAnsi="0xProto Nerd Font" w:eastAsia="0xProto Nerd Font" w:cs="0xProto Nerd Font"/>
-          <w:color w:val="000000" w:themeColor="text1"/>
-          <w:sz w:val="20"/>
-          <w:szCs w:val="16"/>
-        </w:rPr>
-        <w:t xml:space="preserve">public</w:t>
-      </w:r>
-      <w:r>
-        <w:rPr>
-          <w:rFonts w:ascii="0xProto Nerd Font" w:hAnsi="0xProto Nerd Font" w:eastAsia="0xProto Nerd Font" w:cs="0xProto Nerd Font"/>
-          <w:color w:val="000000" w:themeColor="text1"/>
-          <w:sz w:val="20"/>
-          <w:szCs w:val="16"/>
-        </w:rPr>
-        <w:t xml:space="preserve"> </w:t>
-      </w:r>
-      <w:r>
-        <w:rPr>
-          <w:rFonts w:ascii="0xProto Nerd Font" w:hAnsi="0xProto Nerd Font" w:eastAsia="0xProto Nerd Font" w:cs="0xProto Nerd Font"/>
-          <w:color w:val="000000" w:themeColor="text1"/>
-          <w:sz w:val="20"/>
-          <w:szCs w:val="16"/>
-        </w:rPr>
-        <w:t xml:space="preserve">void</w:t>
-      </w:r>
-      <w:r>
-        <w:rPr>
-          <w:rFonts w:ascii="0xProto Nerd Font" w:hAnsi="0xProto Nerd Font" w:eastAsia="0xProto Nerd Font" w:cs="0xProto Nerd Font"/>
-          <w:color w:val="000000" w:themeColor="text1"/>
-          <w:sz w:val="20"/>
-          <w:szCs w:val="16"/>
-        </w:rPr>
-        <w:t xml:space="preserve"> </w:t>
-      </w:r>
-      <w:r>
-        <w:rPr>
-          <w:rFonts w:ascii="0xProto Nerd Font" w:hAnsi="0xProto Nerd Font" w:eastAsia="0xProto Nerd Font" w:cs="0xProto Nerd Font"/>
-          <w:color w:val="000000" w:themeColor="text1"/>
-          <w:sz w:val="20"/>
-          <w:szCs w:val="16"/>
-        </w:rPr>
-        <w:t xml:space="preserve">SetState</w:t>
-      </w:r>
-      <w:r>
-        <w:rPr>
-          <w:rFonts w:ascii="0xProto Nerd Font" w:hAnsi="0xProto Nerd Font" w:eastAsia="0xProto Nerd Font" w:cs="0xProto Nerd Font"/>
-          <w:color w:val="000000" w:themeColor="text1"/>
-          <w:sz w:val="20"/>
-          <w:szCs w:val="16"/>
-        </w:rPr>
-        <w:t xml:space="preserve">(</w:t>
-      </w:r>
-      <w:r>
-        <w:rPr>
-          <w:rFonts w:ascii="0xProto Nerd Font" w:hAnsi="0xProto Nerd Font" w:eastAsia="0xProto Nerd Font" w:cs="0xProto Nerd Font"/>
-          <w:color w:val="000000" w:themeColor="text1"/>
-          <w:sz w:val="20"/>
-          <w:szCs w:val="16"/>
-        </w:rPr>
-        <w:t xml:space="preserve">IHeroState</w:t>
-      </w:r>
-      <w:r>
-        <w:rPr>
-          <w:rFonts w:ascii="0xProto Nerd Font" w:hAnsi="0xProto Nerd Font" w:eastAsia="0xProto Nerd Font" w:cs="0xProto Nerd Font"/>
-          <w:color w:val="000000" w:themeColor="text1"/>
-          <w:sz w:val="20"/>
-          <w:szCs w:val="16"/>
-        </w:rPr>
-        <w:t xml:space="preserve"> </w:t>
-      </w:r>
-      <w:r>
-        <w:rPr>
-          <w:rFonts w:ascii="0xProto Nerd Font" w:hAnsi="0xProto Nerd Font" w:eastAsia="0xProto Nerd Font" w:cs="0xProto Nerd Font"/>
-          <w:color w:val="000000" w:themeColor="text1"/>
-          <w:sz w:val="20"/>
-          <w:szCs w:val="16"/>
-        </w:rPr>
-        <w:t xml:space="preserve">state</w:t>
-      </w:r>
-      <w:r>
-        <w:rPr>
-          <w:rFonts w:ascii="0xProto Nerd Font" w:hAnsi="0xProto Nerd Font" w:eastAsia="0xProto Nerd Font" w:cs="0xProto Nerd Font"/>
-          <w:color w:val="000000" w:themeColor="text1"/>
-          <w:sz w:val="20"/>
-          <w:szCs w:val="16"/>
-        </w:rPr>
-        <w:t xml:space="preserve">)</w:t>
-      </w:r>
-      <w:r>
-        <w:rPr>
-          <w:color w:val="000000" w:themeColor="text1"/>
-          <w:sz w:val="18"/>
-          <w:szCs w:val="16"/>
-        </w:rPr>
-      </w:r>
-    </w:p>
-    <w:p>
-      <w:pPr>
-        <w:pStyle w:val="892"/>
-        <w:pBdr/>
-        <w:spacing/>
-        <w:ind/>
-        <w:rPr>
-          <w:color w:val="000000" w:themeColor="text1"/>
-          <w:sz w:val="20"/>
-          <w:szCs w:val="16"/>
-        </w:rPr>
-      </w:pPr>
-      <w:r>
-        <w:rPr>
-          <w:rFonts w:ascii="0xProto Nerd Font" w:hAnsi="0xProto Nerd Font" w:eastAsia="0xProto Nerd Font" w:cs="0xProto Nerd Font"/>
-          <w:color w:val="000000" w:themeColor="text1"/>
-          <w:sz w:val="20"/>
-          <w:szCs w:val="16"/>
-        </w:rPr>
-        <w:t xml:space="preserve">        {</w:t>
-      </w:r>
-      <w:r>
-        <w:rPr>
-          <w:color w:val="000000" w:themeColor="text1"/>
-          <w:sz w:val="18"/>
-          <w:szCs w:val="16"/>
-        </w:rPr>
-      </w:r>
-    </w:p>
-    <w:p>
-      <w:pPr>
-        <w:pStyle w:val="892"/>
-        <w:pBdr/>
-        <w:spacing/>
-        <w:ind/>
-        <w:rPr>
-          <w:color w:val="000000" w:themeColor="text1"/>
-          <w:sz w:val="20"/>
-          <w:szCs w:val="16"/>
-        </w:rPr>
-      </w:pPr>
-      <w:r>
-        <w:rPr>
-          <w:rFonts w:ascii="0xProto Nerd Font" w:hAnsi="0xProto Nerd Font" w:eastAsia="0xProto Nerd Font" w:cs="0xProto Nerd Font"/>
-          <w:color w:val="000000" w:themeColor="text1"/>
-          <w:sz w:val="20"/>
-          <w:szCs w:val="16"/>
-        </w:rPr>
-        <w:t xml:space="preserve">            </w:t>
-      </w:r>
-      <w:r>
-        <w:rPr>
-          <w:rFonts w:ascii="0xProto Nerd Font" w:hAnsi="0xProto Nerd Font" w:eastAsia="0xProto Nerd Font" w:cs="0xProto Nerd Font"/>
-          <w:color w:val="000000" w:themeColor="text1"/>
-          <w:sz w:val="20"/>
-          <w:szCs w:val="16"/>
-        </w:rPr>
-        <w:t xml:space="preserve">this</w:t>
-      </w:r>
-      <w:r>
-        <w:rPr>
-          <w:rFonts w:ascii="0xProto Nerd Font" w:hAnsi="0xProto Nerd Font" w:eastAsia="0xProto Nerd Font" w:cs="0xProto Nerd Font"/>
-          <w:color w:val="000000" w:themeColor="text1"/>
-          <w:sz w:val="20"/>
-          <w:szCs w:val="16"/>
-        </w:rPr>
-        <w:t xml:space="preserve">.</w:t>
-      </w:r>
-      <w:r>
-        <w:rPr>
-          <w:rFonts w:ascii="0xProto Nerd Font" w:hAnsi="0xProto Nerd Font" w:eastAsia="0xProto Nerd Font" w:cs="0xProto Nerd Font"/>
-          <w:color w:val="000000" w:themeColor="text1"/>
-          <w:sz w:val="20"/>
-          <w:szCs w:val="16"/>
-        </w:rPr>
-        <w:t xml:space="preserve">state</w:t>
-      </w:r>
-      <w:r>
-        <w:rPr>
-          <w:rFonts w:ascii="0xProto Nerd Font" w:hAnsi="0xProto Nerd Font" w:eastAsia="0xProto Nerd Font" w:cs="0xProto Nerd Font"/>
-          <w:color w:val="000000" w:themeColor="text1"/>
-          <w:sz w:val="20"/>
-          <w:szCs w:val="16"/>
-        </w:rPr>
-        <w:t xml:space="preserve"> </w:t>
-      </w:r>
-      <w:r>
-        <w:rPr>
-          <w:rFonts w:ascii="0xProto Nerd Font" w:hAnsi="0xProto Nerd Font" w:eastAsia="0xProto Nerd Font" w:cs="0xProto Nerd Font"/>
-          <w:color w:val="000000" w:themeColor="text1"/>
-          <w:sz w:val="20"/>
-          <w:szCs w:val="16"/>
-        </w:rPr>
-        <w:t xml:space="preserve">=</w:t>
-      </w:r>
-      <w:r>
-        <w:rPr>
-          <w:rFonts w:ascii="0xProto Nerd Font" w:hAnsi="0xProto Nerd Font" w:eastAsia="0xProto Nerd Font" w:cs="0xProto Nerd Font"/>
-          <w:color w:val="000000" w:themeColor="text1"/>
-          <w:sz w:val="20"/>
-          <w:szCs w:val="16"/>
-        </w:rPr>
-        <w:t xml:space="preserve"> </w:t>
-      </w:r>
-      <w:r>
-        <w:rPr>
-          <w:rFonts w:ascii="0xProto Nerd Font" w:hAnsi="0xProto Nerd Font" w:eastAsia="0xProto Nerd Font" w:cs="0xProto Nerd Font"/>
-          <w:color w:val="000000" w:themeColor="text1"/>
-          <w:sz w:val="20"/>
-          <w:szCs w:val="16"/>
-        </w:rPr>
-        <w:t xml:space="preserve">state</w:t>
-      </w:r>
-      <w:r>
-        <w:rPr>
-          <w:rFonts w:ascii="0xProto Nerd Font" w:hAnsi="0xProto Nerd Font" w:eastAsia="0xProto Nerd Font" w:cs="0xProto Nerd Font"/>
-          <w:color w:val="000000" w:themeColor="text1"/>
-          <w:sz w:val="20"/>
-          <w:szCs w:val="16"/>
-        </w:rPr>
-        <w:t xml:space="preserve">;</w:t>
-      </w:r>
-      <w:r>
-        <w:rPr>
-          <w:color w:val="000000" w:themeColor="text1"/>
-          <w:sz w:val="18"/>
-          <w:szCs w:val="16"/>
-        </w:rPr>
-      </w:r>
-    </w:p>
-    <w:p>
-      <w:pPr>
-        <w:pStyle w:val="892"/>
-        <w:pBdr/>
-        <w:spacing/>
-        <w:ind/>
-        <w:rPr>
-          <w:color w:val="000000" w:themeColor="text1"/>
-          <w:sz w:val="20"/>
-          <w:szCs w:val="16"/>
-        </w:rPr>
-      </w:pPr>
-      <w:r>
-        <w:rPr>
-          <w:rFonts w:ascii="0xProto Nerd Font" w:hAnsi="0xProto Nerd Font" w:eastAsia="0xProto Nerd Font" w:cs="0xProto Nerd Font"/>
-          <w:color w:val="000000" w:themeColor="text1"/>
-          <w:sz w:val="20"/>
-          <w:szCs w:val="16"/>
-        </w:rPr>
-        <w:t xml:space="preserve">        }</w:t>
-      </w:r>
-      <w:r>
-        <w:rPr>
-          <w:color w:val="000000" w:themeColor="text1"/>
-          <w:sz w:val="18"/>
-          <w:szCs w:val="16"/>
-        </w:rPr>
-      </w:r>
-    </w:p>
-    <w:p>
-      <w:pPr>
-        <w:pStyle w:val="892"/>
-        <w:pBdr/>
-        <w:spacing/>
-        <w:ind/>
-        <w:rPr>
-          <w:color w:val="000000" w:themeColor="text1"/>
-          <w:sz w:val="20"/>
-          <w:szCs w:val="16"/>
-        </w:rPr>
-      </w:pPr>
-      <w:r>
-        <w:rPr>
-          <w:rFonts w:ascii="0xProto Nerd Font" w:hAnsi="0xProto Nerd Font" w:eastAsia="0xProto Nerd Font" w:cs="0xProto Nerd Font"/>
-          <w:color w:val="000000" w:themeColor="text1"/>
-          <w:sz w:val="20"/>
-          <w:szCs w:val="16"/>
-        </w:rPr>
-      </w:r>
-      <w:r>
-        <w:rPr>
-          <w:color w:val="000000" w:themeColor="text1"/>
-          <w:sz w:val="18"/>
-          <w:szCs w:val="16"/>
-        </w:rPr>
-      </w:r>
-    </w:p>
-    <w:p>
-      <w:pPr>
-        <w:pStyle w:val="892"/>
-        <w:pBdr/>
-        <w:spacing/>
-        <w:ind/>
-        <w:rPr>
-          <w:color w:val="000000" w:themeColor="text1"/>
-          <w:sz w:val="20"/>
-          <w:szCs w:val="16"/>
-        </w:rPr>
-      </w:pPr>
-      <w:r>
-        <w:rPr>
-          <w:rFonts w:ascii="0xProto Nerd Font" w:hAnsi="0xProto Nerd Font" w:eastAsia="0xProto Nerd Font" w:cs="0xProto Nerd Font"/>
-          <w:color w:val="000000" w:themeColor="text1"/>
-          <w:sz w:val="20"/>
-          <w:szCs w:val="16"/>
-        </w:rPr>
-        <w:t xml:space="preserve">        </w:t>
-      </w:r>
-      <w:r>
-        <w:rPr>
-          <w:rFonts w:ascii="0xProto Nerd Font" w:hAnsi="0xProto Nerd Font" w:eastAsia="0xProto Nerd Font" w:cs="0xProto Nerd Font"/>
-          <w:color w:val="000000" w:themeColor="text1"/>
-          <w:sz w:val="20"/>
-          <w:szCs w:val="16"/>
-        </w:rPr>
-        <w:t xml:space="preserve">public</w:t>
-      </w:r>
-      <w:r>
-        <w:rPr>
-          <w:rFonts w:ascii="0xProto Nerd Font" w:hAnsi="0xProto Nerd Font" w:eastAsia="0xProto Nerd Font" w:cs="0xProto Nerd Font"/>
-          <w:color w:val="000000" w:themeColor="text1"/>
-          <w:sz w:val="20"/>
-          <w:szCs w:val="16"/>
-        </w:rPr>
-        <w:t xml:space="preserve"> </w:t>
-      </w:r>
-      <w:r>
-        <w:rPr>
-          <w:rFonts w:ascii="0xProto Nerd Font" w:hAnsi="0xProto Nerd Font" w:eastAsia="0xProto Nerd Font" w:cs="0xProto Nerd Font"/>
-          <w:color w:val="000000" w:themeColor="text1"/>
-          <w:sz w:val="20"/>
-          <w:szCs w:val="16"/>
-        </w:rPr>
-        <w:t xml:space="preserve">void</w:t>
-      </w:r>
-      <w:r>
-        <w:rPr>
-          <w:rFonts w:ascii="0xProto Nerd Font" w:hAnsi="0xProto Nerd Font" w:eastAsia="0xProto Nerd Font" w:cs="0xProto Nerd Font"/>
-          <w:color w:val="000000" w:themeColor="text1"/>
-          <w:sz w:val="20"/>
-          <w:szCs w:val="16"/>
-        </w:rPr>
-        <w:t xml:space="preserve"> </w:t>
-      </w:r>
-      <w:r>
-        <w:rPr>
-          <w:rFonts w:ascii="0xProto Nerd Font" w:hAnsi="0xProto Nerd Font" w:eastAsia="0xProto Nerd Font" w:cs="0xProto Nerd Font"/>
-          <w:color w:val="000000" w:themeColor="text1"/>
-          <w:sz w:val="20"/>
-          <w:szCs w:val="16"/>
-        </w:rPr>
-        <w:t xml:space="preserve">HandleInput</w:t>
-      </w:r>
-      <w:r>
-        <w:rPr>
-          <w:rFonts w:ascii="0xProto Nerd Font" w:hAnsi="0xProto Nerd Font" w:eastAsia="0xProto Nerd Font" w:cs="0xProto Nerd Font"/>
-          <w:color w:val="000000" w:themeColor="text1"/>
-          <w:sz w:val="20"/>
-          <w:szCs w:val="16"/>
-        </w:rPr>
-        <w:t xml:space="preserve">(</w:t>
-      </w:r>
-      <w:r>
-        <w:rPr>
-          <w:rFonts w:ascii="0xProto Nerd Font" w:hAnsi="0xProto Nerd Font" w:eastAsia="0xProto Nerd Font" w:cs="0xProto Nerd Font"/>
-          <w:color w:val="000000" w:themeColor="text1"/>
-          <w:sz w:val="20"/>
-          <w:szCs w:val="16"/>
-        </w:rPr>
-        <w:t xml:space="preserve">ConsoleKey</w:t>
-      </w:r>
-      <w:r>
-        <w:rPr>
-          <w:rFonts w:ascii="0xProto Nerd Font" w:hAnsi="0xProto Nerd Font" w:eastAsia="0xProto Nerd Font" w:cs="0xProto Nerd Font"/>
-          <w:color w:val="000000" w:themeColor="text1"/>
-          <w:sz w:val="20"/>
-          <w:szCs w:val="16"/>
-        </w:rPr>
-        <w:t xml:space="preserve"> </w:t>
-      </w:r>
-      <w:r>
-        <w:rPr>
-          <w:rFonts w:ascii="0xProto Nerd Font" w:hAnsi="0xProto Nerd Font" w:eastAsia="0xProto Nerd Font" w:cs="0xProto Nerd Font"/>
-          <w:color w:val="000000" w:themeColor="text1"/>
-          <w:sz w:val="20"/>
-          <w:szCs w:val="16"/>
-        </w:rPr>
-        <w:t xml:space="preserve">key</w:t>
-      </w:r>
-      <w:r>
-        <w:rPr>
-          <w:rFonts w:ascii="0xProto Nerd Font" w:hAnsi="0xProto Nerd Font" w:eastAsia="0xProto Nerd Font" w:cs="0xProto Nerd Font"/>
-          <w:color w:val="000000" w:themeColor="text1"/>
-          <w:sz w:val="20"/>
-          <w:szCs w:val="16"/>
-        </w:rPr>
-        <w:t xml:space="preserve">)</w:t>
-      </w:r>
-      <w:r>
-        <w:rPr>
-          <w:color w:val="000000" w:themeColor="text1"/>
-          <w:sz w:val="18"/>
-          <w:szCs w:val="16"/>
-        </w:rPr>
-      </w:r>
-    </w:p>
-    <w:p>
-      <w:pPr>
-        <w:pStyle w:val="892"/>
-        <w:pBdr/>
-        <w:spacing/>
-        <w:ind/>
-        <w:rPr>
-          <w:color w:val="000000" w:themeColor="text1"/>
-          <w:sz w:val="20"/>
-          <w:szCs w:val="16"/>
-        </w:rPr>
-      </w:pPr>
-      <w:r>
-        <w:rPr>
-          <w:rFonts w:ascii="0xProto Nerd Font" w:hAnsi="0xProto Nerd Font" w:eastAsia="0xProto Nerd Font" w:cs="0xProto Nerd Font"/>
-          <w:color w:val="000000" w:themeColor="text1"/>
-          <w:sz w:val="20"/>
-          <w:szCs w:val="16"/>
-        </w:rPr>
-        <w:t xml:space="preserve">        {</w:t>
-      </w:r>
-      <w:r>
-        <w:rPr>
-          <w:color w:val="000000" w:themeColor="text1"/>
-          <w:sz w:val="18"/>
-          <w:szCs w:val="16"/>
-        </w:rPr>
-      </w:r>
-    </w:p>
-    <w:p>
-      <w:pPr>
-        <w:pStyle w:val="892"/>
-        <w:pBdr/>
-        <w:spacing/>
-        <w:ind/>
-        <w:rPr>
-          <w:color w:val="000000" w:themeColor="text1"/>
-          <w:sz w:val="20"/>
-          <w:szCs w:val="16"/>
-        </w:rPr>
-      </w:pPr>
-      <w:r>
-        <w:rPr>
-          <w:rFonts w:ascii="0xProto Nerd Font" w:hAnsi="0xProto Nerd Font" w:eastAsia="0xProto Nerd Font" w:cs="0xProto Nerd Font"/>
-          <w:color w:val="000000" w:themeColor="text1"/>
-          <w:sz w:val="20"/>
-          <w:szCs w:val="16"/>
-        </w:rPr>
-        <w:t xml:space="preserve">            </w:t>
-      </w:r>
-      <w:r>
-        <w:rPr>
-          <w:rFonts w:ascii="0xProto Nerd Font" w:hAnsi="0xProto Nerd Font" w:eastAsia="0xProto Nerd Font" w:cs="0xProto Nerd Font"/>
-          <w:color w:val="000000" w:themeColor="text1"/>
-          <w:sz w:val="20"/>
-          <w:szCs w:val="16"/>
-        </w:rPr>
-        <w:t xml:space="preserve">state</w:t>
-      </w:r>
-      <w:r>
-        <w:rPr>
-          <w:rFonts w:ascii="0xProto Nerd Font" w:hAnsi="0xProto Nerd Font" w:eastAsia="0xProto Nerd Font" w:cs="0xProto Nerd Font"/>
-          <w:color w:val="000000" w:themeColor="text1"/>
-          <w:sz w:val="20"/>
-          <w:szCs w:val="16"/>
-        </w:rPr>
-        <w:t xml:space="preserve">.</w:t>
-      </w:r>
-      <w:r>
-        <w:rPr>
-          <w:rFonts w:ascii="0xProto Nerd Font" w:hAnsi="0xProto Nerd Font" w:eastAsia="0xProto Nerd Font" w:cs="0xProto Nerd Font"/>
-          <w:color w:val="000000" w:themeColor="text1"/>
-          <w:sz w:val="20"/>
-          <w:szCs w:val="16"/>
-        </w:rPr>
-        <w:t xml:space="preserve">HandleInput</w:t>
-      </w:r>
-      <w:r>
-        <w:rPr>
-          <w:rFonts w:ascii="0xProto Nerd Font" w:hAnsi="0xProto Nerd Font" w:eastAsia="0xProto Nerd Font" w:cs="0xProto Nerd Font"/>
-          <w:color w:val="000000" w:themeColor="text1"/>
-          <w:sz w:val="20"/>
-          <w:szCs w:val="16"/>
-        </w:rPr>
-        <w:t xml:space="preserve">(</w:t>
-      </w:r>
-      <w:r>
-        <w:rPr>
-          <w:rFonts w:ascii="0xProto Nerd Font" w:hAnsi="0xProto Nerd Font" w:eastAsia="0xProto Nerd Font" w:cs="0xProto Nerd Font"/>
-          <w:color w:val="000000" w:themeColor="text1"/>
-          <w:sz w:val="20"/>
-          <w:szCs w:val="16"/>
-        </w:rPr>
-        <w:t xml:space="preserve">this</w:t>
-      </w:r>
-      <w:r>
-        <w:rPr>
-          <w:rFonts w:ascii="0xProto Nerd Font" w:hAnsi="0xProto Nerd Font" w:eastAsia="0xProto Nerd Font" w:cs="0xProto Nerd Font"/>
-          <w:color w:val="000000" w:themeColor="text1"/>
-          <w:sz w:val="20"/>
-          <w:szCs w:val="16"/>
-        </w:rPr>
-        <w:t xml:space="preserve">, </w:t>
-      </w:r>
-      <w:r>
-        <w:rPr>
-          <w:rFonts w:ascii="0xProto Nerd Font" w:hAnsi="0xProto Nerd Font" w:eastAsia="0xProto Nerd Font" w:cs="0xProto Nerd Font"/>
-          <w:color w:val="000000" w:themeColor="text1"/>
-          <w:sz w:val="20"/>
-          <w:szCs w:val="16"/>
-        </w:rPr>
-        <w:t xml:space="preserve">key</w:t>
-      </w:r>
-      <w:r>
-        <w:rPr>
-          <w:rFonts w:ascii="0xProto Nerd Font" w:hAnsi="0xProto Nerd Font" w:eastAsia="0xProto Nerd Font" w:cs="0xProto Nerd Font"/>
-          <w:color w:val="000000" w:themeColor="text1"/>
-          <w:sz w:val="20"/>
-          <w:szCs w:val="16"/>
-        </w:rPr>
-        <w:t xml:space="preserve">);</w:t>
-      </w:r>
-      <w:r>
-        <w:rPr>
-          <w:color w:val="000000" w:themeColor="text1"/>
-          <w:sz w:val="18"/>
-          <w:szCs w:val="16"/>
-        </w:rPr>
-      </w:r>
-    </w:p>
-    <w:p>
-      <w:pPr>
-        <w:pStyle w:val="892"/>
-        <w:pBdr/>
-        <w:spacing/>
-        <w:ind/>
-        <w:rPr>
-          <w:color w:val="000000" w:themeColor="text1"/>
-          <w:sz w:val="20"/>
-          <w:szCs w:val="16"/>
-        </w:rPr>
-      </w:pPr>
-      <w:r>
-        <w:rPr>
-          <w:rFonts w:ascii="0xProto Nerd Font" w:hAnsi="0xProto Nerd Font" w:eastAsia="0xProto Nerd Font" w:cs="0xProto Nerd Font"/>
-          <w:color w:val="000000" w:themeColor="text1"/>
-          <w:sz w:val="20"/>
-          <w:szCs w:val="16"/>
-        </w:rPr>
-        <w:t xml:space="preserve">        }</w:t>
-      </w:r>
-      <w:r>
-        <w:rPr>
-          <w:color w:val="000000" w:themeColor="text1"/>
-          <w:sz w:val="18"/>
-          <w:szCs w:val="16"/>
-        </w:rPr>
-      </w:r>
-    </w:p>
-    <w:p>
-      <w:pPr>
-        <w:pStyle w:val="892"/>
-        <w:pBdr/>
-        <w:spacing/>
-        <w:ind/>
-        <w:rPr>
-          <w:color w:val="000000" w:themeColor="text1"/>
-          <w:sz w:val="20"/>
-          <w:szCs w:val="16"/>
-        </w:rPr>
-      </w:pPr>
-      <w:r>
-        <w:rPr>
-          <w:rFonts w:ascii="0xProto Nerd Font" w:hAnsi="0xProto Nerd Font" w:eastAsia="0xProto Nerd Font" w:cs="0xProto Nerd Font"/>
-          <w:color w:val="000000" w:themeColor="text1"/>
-          <w:sz w:val="20"/>
-          <w:szCs w:val="16"/>
-        </w:rPr>
-        <w:t xml:space="preserve">    }</w:t>
-      </w:r>
-      <w:r>
-        <w:rPr>
-          <w:color w:val="000000" w:themeColor="text1"/>
-          <w:sz w:val="18"/>
-          <w:szCs w:val="16"/>
-        </w:rPr>
-      </w:r>
-    </w:p>
-    <w:p>
-      <w:pPr>
-        <w:pStyle w:val="892"/>
-        <w:pBdr/>
-        <w:spacing/>
-        <w:ind/>
-        <w:rPr>
-          <w:color w:val="000000" w:themeColor="text1"/>
-          <w:sz w:val="20"/>
-          <w:szCs w:val="16"/>
-        </w:rPr>
-      </w:pPr>
-      <w:r>
-        <w:rPr>
-          <w:rFonts w:ascii="0xProto Nerd Font" w:hAnsi="0xProto Nerd Font" w:eastAsia="0xProto Nerd Font" w:cs="0xProto Nerd Font"/>
-          <w:color w:val="000000" w:themeColor="text1"/>
-          <w:sz w:val="20"/>
-          <w:szCs w:val="16"/>
-        </w:rPr>
-      </w:r>
-      <w:r>
-        <w:rPr>
-          <w:color w:val="000000" w:themeColor="text1"/>
-          <w:sz w:val="18"/>
-          <w:szCs w:val="16"/>
-        </w:rPr>
-      </w:r>
-    </w:p>
-    <w:p>
-      <w:pPr>
-        <w:pStyle w:val="892"/>
-        <w:pBdr/>
-        <w:spacing/>
-        <w:ind/>
-        <w:rPr>
-          <w:color w:val="000000" w:themeColor="text1"/>
-          <w:sz w:val="20"/>
-          <w:szCs w:val="16"/>
-        </w:rPr>
-      </w:pPr>
-      <w:r>
-        <w:rPr>
-          <w:rFonts w:ascii="0xProto Nerd Font" w:hAnsi="0xProto Nerd Font" w:eastAsia="0xProto Nerd Font" w:cs="0xProto Nerd Font"/>
-          <w:color w:val="000000" w:themeColor="text1"/>
-          <w:sz w:val="20"/>
-          <w:szCs w:val="16"/>
-        </w:rPr>
-        <w:t xml:space="preserve">    </w:t>
-      </w:r>
-      <w:r>
-        <w:rPr>
-          <w:rFonts w:ascii="0xProto Nerd Font" w:hAnsi="0xProto Nerd Font" w:eastAsia="0xProto Nerd Font" w:cs="0xProto Nerd Font"/>
-          <w:color w:val="000000" w:themeColor="text1"/>
-          <w:sz w:val="20"/>
-          <w:szCs w:val="16"/>
-        </w:rPr>
-        <w:t xml:space="preserve">public</w:t>
-      </w:r>
-      <w:r>
-        <w:rPr>
-          <w:rFonts w:ascii="0xProto Nerd Font" w:hAnsi="0xProto Nerd Font" w:eastAsia="0xProto Nerd Font" w:cs="0xProto Nerd Font"/>
-          <w:color w:val="000000" w:themeColor="text1"/>
-          <w:sz w:val="20"/>
-          <w:szCs w:val="16"/>
-        </w:rPr>
-        <w:t xml:space="preserve"> </w:t>
-      </w:r>
-      <w:r>
-        <w:rPr>
-          <w:rFonts w:ascii="0xProto Nerd Font" w:hAnsi="0xProto Nerd Font" w:eastAsia="0xProto Nerd Font" w:cs="0xProto Nerd Font"/>
-          <w:color w:val="000000" w:themeColor="text1"/>
-          <w:sz w:val="20"/>
-          <w:szCs w:val="16"/>
-        </w:rPr>
-        <w:t xml:space="preserve">class</w:t>
-      </w:r>
-      <w:r>
-        <w:rPr>
-          <w:rFonts w:ascii="0xProto Nerd Font" w:hAnsi="0xProto Nerd Font" w:eastAsia="0xProto Nerd Font" w:cs="0xProto Nerd Font"/>
-          <w:color w:val="000000" w:themeColor="text1"/>
-          <w:sz w:val="20"/>
-          <w:szCs w:val="16"/>
-        </w:rPr>
-        <w:t xml:space="preserve"> </w:t>
-      </w:r>
-      <w:r>
-        <w:rPr>
-          <w:rFonts w:ascii="0xProto Nerd Font" w:hAnsi="0xProto Nerd Font" w:eastAsia="0xProto Nerd Font" w:cs="0xProto Nerd Font"/>
-          <w:color w:val="000000" w:themeColor="text1"/>
-          <w:sz w:val="20"/>
-          <w:szCs w:val="16"/>
-        </w:rPr>
-        <w:t xml:space="preserve">IdleState</w:t>
-      </w:r>
-      <w:r>
-        <w:rPr>
-          <w:rFonts w:ascii="0xProto Nerd Font" w:hAnsi="0xProto Nerd Font" w:eastAsia="0xProto Nerd Font" w:cs="0xProto Nerd Font"/>
-          <w:color w:val="000000" w:themeColor="text1"/>
-          <w:sz w:val="20"/>
-          <w:szCs w:val="16"/>
-        </w:rPr>
-        <w:t xml:space="preserve"> : </w:t>
-      </w:r>
-      <w:r>
-        <w:rPr>
-          <w:rFonts w:ascii="0xProto Nerd Font" w:hAnsi="0xProto Nerd Font" w:eastAsia="0xProto Nerd Font" w:cs="0xProto Nerd Font"/>
-          <w:color w:val="000000" w:themeColor="text1"/>
-          <w:sz w:val="20"/>
-          <w:szCs w:val="16"/>
-        </w:rPr>
-        <w:t xml:space="preserve">IHeroState</w:t>
-      </w:r>
-      <w:r>
-        <w:rPr>
-          <w:color w:val="000000" w:themeColor="text1"/>
-          <w:sz w:val="18"/>
-          <w:szCs w:val="16"/>
-        </w:rPr>
-      </w:r>
-    </w:p>
-    <w:p>
-      <w:pPr>
-        <w:pStyle w:val="892"/>
-        <w:pBdr/>
-        <w:spacing/>
-        <w:ind/>
-        <w:rPr>
-          <w:color w:val="000000" w:themeColor="text1"/>
-          <w:sz w:val="20"/>
-          <w:szCs w:val="16"/>
-        </w:rPr>
-      </w:pPr>
-      <w:r>
-        <w:rPr>
-          <w:rFonts w:ascii="0xProto Nerd Font" w:hAnsi="0xProto Nerd Font" w:eastAsia="0xProto Nerd Font" w:cs="0xProto Nerd Font"/>
-          <w:color w:val="000000" w:themeColor="text1"/>
-          <w:sz w:val="20"/>
-          <w:szCs w:val="16"/>
-        </w:rPr>
-        <w:t xml:space="preserve">    {</w:t>
-      </w:r>
-      <w:r>
-        <w:rPr>
-          <w:color w:val="000000" w:themeColor="text1"/>
-          <w:sz w:val="18"/>
-          <w:szCs w:val="16"/>
-        </w:rPr>
-      </w:r>
-    </w:p>
-    <w:p>
-      <w:pPr>
-        <w:pStyle w:val="892"/>
-        <w:pBdr/>
-        <w:spacing/>
-        <w:ind/>
-        <w:rPr>
-          <w:color w:val="000000" w:themeColor="text1"/>
-          <w:sz w:val="20"/>
-          <w:szCs w:val="16"/>
-        </w:rPr>
-      </w:pPr>
-      <w:r>
-        <w:rPr>
-          <w:rFonts w:ascii="0xProto Nerd Font" w:hAnsi="0xProto Nerd Font" w:eastAsia="0xProto Nerd Font" w:cs="0xProto Nerd Font"/>
-          <w:color w:val="000000" w:themeColor="text1"/>
-          <w:sz w:val="20"/>
-          <w:szCs w:val="16"/>
-        </w:rPr>
-        <w:t xml:space="preserve">        </w:t>
-      </w:r>
-      <w:r>
-        <w:rPr>
-          <w:rFonts w:ascii="0xProto Nerd Font" w:hAnsi="0xProto Nerd Font" w:eastAsia="0xProto Nerd Font" w:cs="0xProto Nerd Font"/>
-          <w:color w:val="000000" w:themeColor="text1"/>
-          <w:sz w:val="20"/>
-          <w:szCs w:val="16"/>
-        </w:rPr>
-        <w:t xml:space="preserve">public</w:t>
-      </w:r>
-      <w:r>
-        <w:rPr>
-          <w:rFonts w:ascii="0xProto Nerd Font" w:hAnsi="0xProto Nerd Font" w:eastAsia="0xProto Nerd Font" w:cs="0xProto Nerd Font"/>
-          <w:color w:val="000000" w:themeColor="text1"/>
-          <w:sz w:val="20"/>
-          <w:szCs w:val="16"/>
-        </w:rPr>
-        <w:t xml:space="preserve"> </w:t>
-      </w:r>
-      <w:r>
-        <w:rPr>
-          <w:rFonts w:ascii="0xProto Nerd Font" w:hAnsi="0xProto Nerd Font" w:eastAsia="0xProto Nerd Font" w:cs="0xProto Nerd Font"/>
-          <w:color w:val="000000" w:themeColor="text1"/>
-          <w:sz w:val="20"/>
-          <w:szCs w:val="16"/>
-        </w:rPr>
-        <w:t xml:space="preserve">void</w:t>
-      </w:r>
-      <w:r>
-        <w:rPr>
-          <w:rFonts w:ascii="0xProto Nerd Font" w:hAnsi="0xProto Nerd Font" w:eastAsia="0xProto Nerd Font" w:cs="0xProto Nerd Font"/>
-          <w:color w:val="000000" w:themeColor="text1"/>
-          <w:sz w:val="20"/>
-          <w:szCs w:val="16"/>
-        </w:rPr>
-        <w:t xml:space="preserve"> </w:t>
-      </w:r>
-      <w:r>
-        <w:rPr>
-          <w:rFonts w:ascii="0xProto Nerd Font" w:hAnsi="0xProto Nerd Font" w:eastAsia="0xProto Nerd Font" w:cs="0xProto Nerd Font"/>
-          <w:color w:val="000000" w:themeColor="text1"/>
-          <w:sz w:val="20"/>
-          <w:szCs w:val="16"/>
-        </w:rPr>
-        <w:t xml:space="preserve">HandleInput</w:t>
-      </w:r>
-      <w:r>
-        <w:rPr>
-          <w:rFonts w:ascii="0xProto Nerd Font" w:hAnsi="0xProto Nerd Font" w:eastAsia="0xProto Nerd Font" w:cs="0xProto Nerd Font"/>
-          <w:color w:val="000000" w:themeColor="text1"/>
-          <w:sz w:val="20"/>
-          <w:szCs w:val="16"/>
-        </w:rPr>
-        <w:t xml:space="preserve">(</w:t>
-      </w:r>
-      <w:r>
-        <w:rPr>
-          <w:rFonts w:ascii="0xProto Nerd Font" w:hAnsi="0xProto Nerd Font" w:eastAsia="0xProto Nerd Font" w:cs="0xProto Nerd Font"/>
-          <w:color w:val="000000" w:themeColor="text1"/>
-          <w:sz w:val="20"/>
-          <w:szCs w:val="16"/>
-        </w:rPr>
-        <w:t xml:space="preserve">Hero</w:t>
-      </w:r>
-      <w:r>
-        <w:rPr>
-          <w:rFonts w:ascii="0xProto Nerd Font" w:hAnsi="0xProto Nerd Font" w:eastAsia="0xProto Nerd Font" w:cs="0xProto Nerd Font"/>
-          <w:color w:val="000000" w:themeColor="text1"/>
-          <w:sz w:val="20"/>
-          <w:szCs w:val="16"/>
-        </w:rPr>
-        <w:t xml:space="preserve"> </w:t>
-      </w:r>
-      <w:r>
-        <w:rPr>
-          <w:rFonts w:ascii="0xProto Nerd Font" w:hAnsi="0xProto Nerd Font" w:eastAsia="0xProto Nerd Font" w:cs="0xProto Nerd Font"/>
-          <w:color w:val="000000" w:themeColor="text1"/>
-          <w:sz w:val="20"/>
-          <w:szCs w:val="16"/>
-        </w:rPr>
-        <w:t xml:space="preserve">hero</w:t>
-      </w:r>
-      <w:r>
-        <w:rPr>
-          <w:rFonts w:ascii="0xProto Nerd Font" w:hAnsi="0xProto Nerd Font" w:eastAsia="0xProto Nerd Font" w:cs="0xProto Nerd Font"/>
-          <w:color w:val="000000" w:themeColor="text1"/>
-          <w:sz w:val="20"/>
-          <w:szCs w:val="16"/>
-        </w:rPr>
-        <w:t xml:space="preserve">, </w:t>
-      </w:r>
-      <w:r>
-        <w:rPr>
-          <w:rFonts w:ascii="0xProto Nerd Font" w:hAnsi="0xProto Nerd Font" w:eastAsia="0xProto Nerd Font" w:cs="0xProto Nerd Font"/>
-          <w:color w:val="000000" w:themeColor="text1"/>
-          <w:sz w:val="20"/>
-          <w:szCs w:val="16"/>
-        </w:rPr>
-        <w:t xml:space="preserve">ConsoleKey</w:t>
-      </w:r>
-      <w:r>
-        <w:rPr>
-          <w:rFonts w:ascii="0xProto Nerd Font" w:hAnsi="0xProto Nerd Font" w:eastAsia="0xProto Nerd Font" w:cs="0xProto Nerd Font"/>
-          <w:color w:val="000000" w:themeColor="text1"/>
-          <w:sz w:val="20"/>
-          <w:szCs w:val="16"/>
-        </w:rPr>
-        <w:t xml:space="preserve"> </w:t>
-      </w:r>
-      <w:r>
-        <w:rPr>
-          <w:rFonts w:ascii="0xProto Nerd Font" w:hAnsi="0xProto Nerd Font" w:eastAsia="0xProto Nerd Font" w:cs="0xProto Nerd Font"/>
-          <w:color w:val="000000" w:themeColor="text1"/>
-          <w:sz w:val="20"/>
-          <w:szCs w:val="16"/>
-        </w:rPr>
-        <w:t xml:space="preserve">key</w:t>
-      </w:r>
-      <w:r>
-        <w:rPr>
-          <w:rFonts w:ascii="0xProto Nerd Font" w:hAnsi="0xProto Nerd Font" w:eastAsia="0xProto Nerd Font" w:cs="0xProto Nerd Font"/>
-          <w:color w:val="000000" w:themeColor="text1"/>
-          <w:sz w:val="20"/>
-          <w:szCs w:val="16"/>
-        </w:rPr>
-        <w:t xml:space="preserve">)</w:t>
-      </w:r>
-      <w:r>
-        <w:rPr>
-          <w:color w:val="000000" w:themeColor="text1"/>
-          <w:sz w:val="18"/>
-          <w:szCs w:val="16"/>
-        </w:rPr>
-      </w:r>
-    </w:p>
-    <w:p>
-      <w:pPr>
-        <w:pStyle w:val="892"/>
-        <w:pBdr/>
-        <w:spacing/>
-        <w:ind/>
-        <w:rPr>
-          <w:color w:val="000000" w:themeColor="text1"/>
-          <w:sz w:val="20"/>
-          <w:szCs w:val="16"/>
-        </w:rPr>
-      </w:pPr>
-      <w:r>
-        <w:rPr>
-          <w:rFonts w:ascii="0xProto Nerd Font" w:hAnsi="0xProto Nerd Font" w:eastAsia="0xProto Nerd Font" w:cs="0xProto Nerd Font"/>
-          <w:color w:val="000000" w:themeColor="text1"/>
-          <w:sz w:val="20"/>
-          <w:szCs w:val="16"/>
-        </w:rPr>
-        <w:t xml:space="preserve">        {</w:t>
-      </w:r>
-      <w:r>
-        <w:rPr>
-          <w:color w:val="000000" w:themeColor="text1"/>
-          <w:sz w:val="18"/>
-          <w:szCs w:val="16"/>
-        </w:rPr>
-      </w:r>
-    </w:p>
-    <w:p>
-      <w:pPr>
-        <w:pStyle w:val="892"/>
-        <w:pBdr/>
-        <w:spacing/>
-        <w:ind/>
-        <w:rPr>
-          <w:color w:val="000000" w:themeColor="text1"/>
-          <w:sz w:val="20"/>
-          <w:szCs w:val="16"/>
-        </w:rPr>
-      </w:pPr>
-      <w:r>
-        <w:rPr>
-          <w:rFonts w:ascii="0xProto Nerd Font" w:hAnsi="0xProto Nerd Font" w:eastAsia="0xProto Nerd Font" w:cs="0xProto Nerd Font"/>
-          <w:color w:val="000000" w:themeColor="text1"/>
-          <w:sz w:val="20"/>
-          <w:szCs w:val="16"/>
-        </w:rPr>
-        <w:t xml:space="preserve">            </w:t>
-      </w:r>
-      <w:r>
-        <w:rPr>
-          <w:rFonts w:ascii="0xProto Nerd Font" w:hAnsi="0xProto Nerd Font" w:eastAsia="0xProto Nerd Font" w:cs="0xProto Nerd Font"/>
-          <w:color w:val="000000" w:themeColor="text1"/>
-          <w:sz w:val="20"/>
-          <w:szCs w:val="16"/>
-        </w:rPr>
-        <w:t xml:space="preserve">if</w:t>
-      </w:r>
-      <w:r>
-        <w:rPr>
-          <w:rFonts w:ascii="0xProto Nerd Font" w:hAnsi="0xProto Nerd Font" w:eastAsia="0xProto Nerd Font" w:cs="0xProto Nerd Font"/>
-          <w:color w:val="000000" w:themeColor="text1"/>
-          <w:sz w:val="20"/>
-          <w:szCs w:val="16"/>
-        </w:rPr>
-        <w:t xml:space="preserve"> (</w:t>
-      </w:r>
-      <w:r>
-        <w:rPr>
-          <w:rFonts w:ascii="0xProto Nerd Font" w:hAnsi="0xProto Nerd Font" w:eastAsia="0xProto Nerd Font" w:cs="0xProto Nerd Font"/>
-          <w:color w:val="000000" w:themeColor="text1"/>
-          <w:sz w:val="20"/>
-          <w:szCs w:val="16"/>
-        </w:rPr>
-        <w:t xml:space="preserve">key</w:t>
-      </w:r>
-      <w:r>
-        <w:rPr>
-          <w:rFonts w:ascii="0xProto Nerd Font" w:hAnsi="0xProto Nerd Font" w:eastAsia="0xProto Nerd Font" w:cs="0xProto Nerd Font"/>
-          <w:color w:val="000000" w:themeColor="text1"/>
-          <w:sz w:val="20"/>
-          <w:szCs w:val="16"/>
-        </w:rPr>
-        <w:t xml:space="preserve"> </w:t>
-      </w:r>
-      <w:r>
-        <w:rPr>
-          <w:rFonts w:ascii="0xProto Nerd Font" w:hAnsi="0xProto Nerd Font" w:eastAsia="0xProto Nerd Font" w:cs="0xProto Nerd Font"/>
-          <w:color w:val="000000" w:themeColor="text1"/>
-          <w:sz w:val="20"/>
-          <w:szCs w:val="16"/>
-        </w:rPr>
-        <w:t xml:space="preserve">==</w:t>
-      </w:r>
-      <w:r>
-        <w:rPr>
-          <w:rFonts w:ascii="0xProto Nerd Font" w:hAnsi="0xProto Nerd Font" w:eastAsia="0xProto Nerd Font" w:cs="0xProto Nerd Font"/>
-          <w:color w:val="000000" w:themeColor="text1"/>
-          <w:sz w:val="20"/>
-          <w:szCs w:val="16"/>
-        </w:rPr>
-        <w:t xml:space="preserve"> </w:t>
-      </w:r>
-      <w:r>
-        <w:rPr>
-          <w:rFonts w:ascii="0xProto Nerd Font" w:hAnsi="0xProto Nerd Font" w:eastAsia="0xProto Nerd Font" w:cs="0xProto Nerd Font"/>
-          <w:color w:val="000000" w:themeColor="text1"/>
-          <w:sz w:val="20"/>
-          <w:szCs w:val="16"/>
-        </w:rPr>
-        <w:t xml:space="preserve">ConsoleKey</w:t>
-      </w:r>
-      <w:r>
-        <w:rPr>
-          <w:rFonts w:ascii="0xProto Nerd Font" w:hAnsi="0xProto Nerd Font" w:eastAsia="0xProto Nerd Font" w:cs="0xProto Nerd Font"/>
-          <w:color w:val="000000" w:themeColor="text1"/>
-          <w:sz w:val="20"/>
-          <w:szCs w:val="16"/>
-        </w:rPr>
-        <w:t xml:space="preserve">.</w:t>
-      </w:r>
-      <w:r>
-        <w:rPr>
-          <w:rFonts w:ascii="0xProto Nerd Font" w:hAnsi="0xProto Nerd Font" w:eastAsia="0xProto Nerd Font" w:cs="0xProto Nerd Font"/>
-          <w:color w:val="000000" w:themeColor="text1"/>
-          <w:sz w:val="20"/>
-          <w:szCs w:val="16"/>
-        </w:rPr>
-        <w:t xml:space="preserve">Spacebar</w:t>
-      </w:r>
-      <w:r>
-        <w:rPr>
-          <w:rFonts w:ascii="0xProto Nerd Font" w:hAnsi="0xProto Nerd Font" w:eastAsia="0xProto Nerd Font" w:cs="0xProto Nerd Font"/>
-          <w:color w:val="000000" w:themeColor="text1"/>
-          <w:sz w:val="20"/>
-          <w:szCs w:val="16"/>
-        </w:rPr>
-        <w:t xml:space="preserve">)</w:t>
-      </w:r>
-      <w:r>
-        <w:rPr>
-          <w:color w:val="000000" w:themeColor="text1"/>
-          <w:sz w:val="18"/>
-          <w:szCs w:val="16"/>
-        </w:rPr>
-      </w:r>
-    </w:p>
-    <w:p>
-      <w:pPr>
-        <w:pStyle w:val="892"/>
-        <w:pBdr/>
-        <w:spacing/>
-        <w:ind/>
-        <w:rPr>
-          <w:color w:val="000000" w:themeColor="text1"/>
-          <w:sz w:val="20"/>
-          <w:szCs w:val="16"/>
-        </w:rPr>
-      </w:pPr>
-      <w:r>
-        <w:rPr>
-          <w:rFonts w:ascii="0xProto Nerd Font" w:hAnsi="0xProto Nerd Font" w:eastAsia="0xProto Nerd Font" w:cs="0xProto Nerd Font"/>
-          <w:color w:val="000000" w:themeColor="text1"/>
-          <w:sz w:val="20"/>
-          <w:szCs w:val="16"/>
-        </w:rPr>
-        <w:t xml:space="preserve">            {</w:t>
-      </w:r>
-      <w:r>
-        <w:rPr>
-          <w:color w:val="000000" w:themeColor="text1"/>
-          <w:sz w:val="18"/>
-          <w:szCs w:val="16"/>
-        </w:rPr>
-      </w:r>
-    </w:p>
-    <w:p>
-      <w:pPr>
-        <w:pStyle w:val="892"/>
-        <w:pBdr/>
-        <w:spacing/>
-        <w:ind/>
-        <w:rPr>
-          <w:color w:val="000000" w:themeColor="text1"/>
-          <w:sz w:val="20"/>
-          <w:szCs w:val="16"/>
-        </w:rPr>
-      </w:pPr>
-      <w:r>
-        <w:rPr>
-          <w:rFonts w:ascii="0xProto Nerd Font" w:hAnsi="0xProto Nerd Font" w:eastAsia="0xProto Nerd Font" w:cs="0xProto Nerd Font"/>
-          <w:color w:val="000000" w:themeColor="text1"/>
-          <w:sz w:val="20"/>
-          <w:szCs w:val="16"/>
-        </w:rPr>
-        <w:t xml:space="preserve">                </w:t>
-      </w:r>
-      <w:r>
-        <w:rPr>
-          <w:rFonts w:ascii="0xProto Nerd Font" w:hAnsi="0xProto Nerd Font" w:eastAsia="0xProto Nerd Font" w:cs="0xProto Nerd Font"/>
-          <w:color w:val="000000" w:themeColor="text1"/>
-          <w:sz w:val="20"/>
-          <w:szCs w:val="16"/>
-        </w:rPr>
-        <w:t xml:space="preserve">hero</w:t>
-      </w:r>
-      <w:r>
-        <w:rPr>
-          <w:rFonts w:ascii="0xProto Nerd Font" w:hAnsi="0xProto Nerd Font" w:eastAsia="0xProto Nerd Font" w:cs="0xProto Nerd Font"/>
-          <w:color w:val="000000" w:themeColor="text1"/>
-          <w:sz w:val="20"/>
-          <w:szCs w:val="16"/>
-        </w:rPr>
-        <w:t xml:space="preserve">.</w:t>
-      </w:r>
-      <w:r>
-        <w:rPr>
-          <w:rFonts w:ascii="0xProto Nerd Font" w:hAnsi="0xProto Nerd Font" w:eastAsia="0xProto Nerd Font" w:cs="0xProto Nerd Font"/>
-          <w:color w:val="000000" w:themeColor="text1"/>
-          <w:sz w:val="20"/>
-          <w:szCs w:val="16"/>
-        </w:rPr>
-        <w:t xml:space="preserve">SetState</w:t>
-      </w:r>
-      <w:r>
-        <w:rPr>
-          <w:rFonts w:ascii="0xProto Nerd Font" w:hAnsi="0xProto Nerd Font" w:eastAsia="0xProto Nerd Font" w:cs="0xProto Nerd Font"/>
-          <w:color w:val="000000" w:themeColor="text1"/>
-          <w:sz w:val="20"/>
-          <w:szCs w:val="16"/>
-        </w:rPr>
-        <w:t xml:space="preserve">(</w:t>
-      </w:r>
-      <w:r>
-        <w:rPr>
-          <w:rFonts w:ascii="0xProto Nerd Font" w:hAnsi="0xProto Nerd Font" w:eastAsia="0xProto Nerd Font" w:cs="0xProto Nerd Font"/>
-          <w:color w:val="000000" w:themeColor="text1"/>
-          <w:sz w:val="20"/>
-          <w:szCs w:val="16"/>
-        </w:rPr>
-        <w:t xml:space="preserve">new</w:t>
-      </w:r>
-      <w:r>
-        <w:rPr>
-          <w:rFonts w:ascii="0xProto Nerd Font" w:hAnsi="0xProto Nerd Font" w:eastAsia="0xProto Nerd Font" w:cs="0xProto Nerd Font"/>
-          <w:color w:val="000000" w:themeColor="text1"/>
-          <w:sz w:val="20"/>
-          <w:szCs w:val="16"/>
-        </w:rPr>
-        <w:t xml:space="preserve"> </w:t>
-      </w:r>
-      <w:r>
-        <w:rPr>
-          <w:rFonts w:ascii="0xProto Nerd Font" w:hAnsi="0xProto Nerd Font" w:eastAsia="0xProto Nerd Font" w:cs="0xProto Nerd Font"/>
-          <w:color w:val="000000" w:themeColor="text1"/>
-          <w:sz w:val="20"/>
-          <w:szCs w:val="16"/>
-        </w:rPr>
-        <w:t xml:space="preserve">JumpingState</w:t>
-      </w:r>
-      <w:r>
-        <w:rPr>
-          <w:rFonts w:ascii="0xProto Nerd Font" w:hAnsi="0xProto Nerd Font" w:eastAsia="0xProto Nerd Font" w:cs="0xProto Nerd Font"/>
-          <w:color w:val="000000" w:themeColor="text1"/>
-          <w:sz w:val="20"/>
-          <w:szCs w:val="16"/>
-        </w:rPr>
-        <w:t xml:space="preserve">());</w:t>
-      </w:r>
-      <w:r>
-        <w:rPr>
-          <w:color w:val="000000" w:themeColor="text1"/>
-          <w:sz w:val="18"/>
-          <w:szCs w:val="16"/>
-        </w:rPr>
-      </w:r>
-    </w:p>
-    <w:p>
-      <w:pPr>
-        <w:pStyle w:val="892"/>
-        <w:pBdr/>
-        <w:spacing/>
-        <w:ind/>
-        <w:rPr>
-          <w:color w:val="000000" w:themeColor="text1"/>
-          <w:sz w:val="20"/>
-          <w:szCs w:val="16"/>
-        </w:rPr>
-      </w:pPr>
-      <w:r>
-        <w:rPr>
-          <w:rFonts w:ascii="0xProto Nerd Font" w:hAnsi="0xProto Nerd Font" w:eastAsia="0xProto Nerd Font" w:cs="0xProto Nerd Font"/>
-          <w:color w:val="000000" w:themeColor="text1"/>
-          <w:sz w:val="20"/>
-          <w:szCs w:val="16"/>
-        </w:rPr>
-        <w:t xml:space="preserve">            }</w:t>
-      </w:r>
-      <w:r>
-        <w:rPr>
-          <w:color w:val="000000" w:themeColor="text1"/>
-          <w:sz w:val="18"/>
-          <w:szCs w:val="16"/>
-        </w:rPr>
-      </w:r>
-    </w:p>
-    <w:p>
-      <w:pPr>
-        <w:pStyle w:val="892"/>
-        <w:pBdr/>
-        <w:spacing/>
-        <w:ind/>
-        <w:rPr>
-          <w:color w:val="000000" w:themeColor="text1"/>
-          <w:sz w:val="20"/>
-          <w:szCs w:val="16"/>
-        </w:rPr>
-      </w:pPr>
-      <w:r>
-        <w:rPr>
-          <w:rFonts w:ascii="0xProto Nerd Font" w:hAnsi="0xProto Nerd Font" w:eastAsia="0xProto Nerd Font" w:cs="0xProto Nerd Font"/>
-          <w:color w:val="000000" w:themeColor="text1"/>
-          <w:sz w:val="20"/>
-          <w:szCs w:val="16"/>
-        </w:rPr>
-        <w:t xml:space="preserve">            </w:t>
-      </w:r>
-      <w:r>
-        <w:rPr>
-          <w:rFonts w:ascii="0xProto Nerd Font" w:hAnsi="0xProto Nerd Font" w:eastAsia="0xProto Nerd Font" w:cs="0xProto Nerd Font"/>
-          <w:color w:val="000000" w:themeColor="text1"/>
-          <w:sz w:val="20"/>
-          <w:szCs w:val="16"/>
-        </w:rPr>
-        <w:t xml:space="preserve">else</w:t>
-      </w:r>
-      <w:r>
-        <w:rPr>
-          <w:color w:val="000000" w:themeColor="text1"/>
-          <w:sz w:val="18"/>
-          <w:szCs w:val="16"/>
-        </w:rPr>
-      </w:r>
-    </w:p>
-    <w:p>
-      <w:pPr>
-        <w:pStyle w:val="892"/>
-        <w:pBdr/>
-        <w:spacing/>
-        <w:ind/>
-        <w:rPr>
-          <w:color w:val="000000" w:themeColor="text1"/>
-          <w:sz w:val="20"/>
-          <w:szCs w:val="16"/>
-        </w:rPr>
-      </w:pPr>
-      <w:r>
-        <w:rPr>
-          <w:rFonts w:ascii="0xProto Nerd Font" w:hAnsi="0xProto Nerd Font" w:eastAsia="0xProto Nerd Font" w:cs="0xProto Nerd Font"/>
-          <w:color w:val="000000" w:themeColor="text1"/>
-          <w:sz w:val="20"/>
-          <w:szCs w:val="16"/>
-        </w:rPr>
-        <w:t xml:space="preserve">            {</w:t>
-      </w:r>
-      <w:r>
-        <w:rPr>
-          <w:color w:val="000000" w:themeColor="text1"/>
-          <w:sz w:val="18"/>
-          <w:szCs w:val="16"/>
-        </w:rPr>
-      </w:r>
-    </w:p>
-    <w:p>
-      <w:pPr>
-        <w:pStyle w:val="892"/>
-        <w:pBdr/>
-        <w:spacing/>
-        <w:ind/>
-        <w:rPr>
-          <w:color w:val="000000" w:themeColor="text1"/>
-          <w:sz w:val="20"/>
-          <w:szCs w:val="16"/>
-        </w:rPr>
-      </w:pPr>
-      <w:r>
-        <w:rPr>
-          <w:rFonts w:ascii="0xProto Nerd Font" w:hAnsi="0xProto Nerd Font" w:eastAsia="0xProto Nerd Font" w:cs="0xProto Nerd Font"/>
-          <w:color w:val="000000" w:themeColor="text1"/>
-          <w:sz w:val="20"/>
-          <w:szCs w:val="16"/>
-        </w:rPr>
-        <w:t xml:space="preserve">                </w:t>
-      </w:r>
-      <w:r>
-        <w:rPr>
-          <w:rFonts w:ascii="0xProto Nerd Font" w:hAnsi="0xProto Nerd Font" w:eastAsia="0xProto Nerd Font" w:cs="0xProto Nerd Font"/>
-          <w:color w:val="000000" w:themeColor="text1"/>
-          <w:sz w:val="20"/>
-          <w:szCs w:val="16"/>
-        </w:rPr>
-        <w:t xml:space="preserve">hero</w:t>
-      </w:r>
-      <w:r>
-        <w:rPr>
-          <w:rFonts w:ascii="0xProto Nerd Font" w:hAnsi="0xProto Nerd Font" w:eastAsia="0xProto Nerd Font" w:cs="0xProto Nerd Font"/>
-          <w:color w:val="000000" w:themeColor="text1"/>
-          <w:sz w:val="20"/>
-          <w:szCs w:val="16"/>
-        </w:rPr>
-        <w:t xml:space="preserve">.</w:t>
-      </w:r>
-      <w:r>
-        <w:rPr>
-          <w:rFonts w:ascii="0xProto Nerd Font" w:hAnsi="0xProto Nerd Font" w:eastAsia="0xProto Nerd Font" w:cs="0xProto Nerd Font"/>
-          <w:color w:val="000000" w:themeColor="text1"/>
-          <w:sz w:val="20"/>
-          <w:szCs w:val="16"/>
-        </w:rPr>
-        <w:t xml:space="preserve">SetState</w:t>
-      </w:r>
-      <w:r>
-        <w:rPr>
-          <w:rFonts w:ascii="0xProto Nerd Font" w:hAnsi="0xProto Nerd Font" w:eastAsia="0xProto Nerd Font" w:cs="0xProto Nerd Font"/>
-          <w:color w:val="000000" w:themeColor="text1"/>
-          <w:sz w:val="20"/>
-          <w:szCs w:val="16"/>
-        </w:rPr>
-        <w:t xml:space="preserve">(</w:t>
-      </w:r>
-      <w:r>
-        <w:rPr>
-          <w:rFonts w:ascii="0xProto Nerd Font" w:hAnsi="0xProto Nerd Font" w:eastAsia="0xProto Nerd Font" w:cs="0xProto Nerd Font"/>
-          <w:color w:val="000000" w:themeColor="text1"/>
-          <w:sz w:val="20"/>
-          <w:szCs w:val="16"/>
-        </w:rPr>
-        <w:t xml:space="preserve">this</w:t>
-      </w:r>
-      <w:r>
-        <w:rPr>
-          <w:rFonts w:ascii="0xProto Nerd Font" w:hAnsi="0xProto Nerd Font" w:eastAsia="0xProto Nerd Font" w:cs="0xProto Nerd Font"/>
-          <w:color w:val="000000" w:themeColor="text1"/>
-          <w:sz w:val="20"/>
-          <w:szCs w:val="16"/>
-        </w:rPr>
-        <w:t xml:space="preserve">);</w:t>
-      </w:r>
-      <w:r>
-        <w:rPr>
-          <w:color w:val="000000" w:themeColor="text1"/>
-          <w:sz w:val="18"/>
-          <w:szCs w:val="16"/>
-        </w:rPr>
-      </w:r>
-    </w:p>
-    <w:p>
-      <w:pPr>
-        <w:pStyle w:val="892"/>
-        <w:pBdr/>
-        <w:spacing/>
-        <w:ind/>
-        <w:rPr>
-          <w:color w:val="000000" w:themeColor="text1"/>
-          <w:sz w:val="20"/>
-          <w:szCs w:val="16"/>
-        </w:rPr>
-      </w:pPr>
-      <w:r>
-        <w:rPr>
-          <w:rFonts w:ascii="0xProto Nerd Font" w:hAnsi="0xProto Nerd Font" w:eastAsia="0xProto Nerd Font" w:cs="0xProto Nerd Font"/>
-          <w:color w:val="000000" w:themeColor="text1"/>
-          <w:sz w:val="20"/>
-          <w:szCs w:val="16"/>
-        </w:rPr>
-        <w:t xml:space="preserve">            }</w:t>
-      </w:r>
-      <w:r>
-        <w:rPr>
-          <w:color w:val="000000" w:themeColor="text1"/>
-          <w:sz w:val="18"/>
-          <w:szCs w:val="16"/>
-        </w:rPr>
-      </w:r>
-    </w:p>
-    <w:p>
-      <w:pPr>
-        <w:pStyle w:val="892"/>
-        <w:pBdr/>
-        <w:spacing/>
-        <w:ind/>
-        <w:rPr>
-          <w:color w:val="000000" w:themeColor="text1"/>
-          <w:sz w:val="20"/>
-          <w:szCs w:val="16"/>
-        </w:rPr>
-      </w:pPr>
-      <w:r>
-        <w:rPr>
-          <w:rFonts w:ascii="0xProto Nerd Font" w:hAnsi="0xProto Nerd Font" w:eastAsia="0xProto Nerd Font" w:cs="0xProto Nerd Font"/>
-          <w:color w:val="000000" w:themeColor="text1"/>
-          <w:sz w:val="20"/>
-          <w:szCs w:val="16"/>
-        </w:rPr>
-        <w:t xml:space="preserve">        }</w:t>
-      </w:r>
-      <w:r>
-        <w:rPr>
-          <w:color w:val="000000" w:themeColor="text1"/>
-          <w:sz w:val="18"/>
-          <w:szCs w:val="16"/>
-        </w:rPr>
-      </w:r>
-    </w:p>
-    <w:p>
-      <w:pPr>
-        <w:pStyle w:val="892"/>
-        <w:pBdr/>
-        <w:spacing/>
-        <w:ind/>
-        <w:rPr>
-          <w:color w:val="000000" w:themeColor="text1"/>
-          <w:sz w:val="20"/>
-          <w:szCs w:val="16"/>
-        </w:rPr>
-      </w:pPr>
-      <w:r>
-        <w:rPr>
-          <w:rFonts w:ascii="0xProto Nerd Font" w:hAnsi="0xProto Nerd Font" w:eastAsia="0xProto Nerd Font" w:cs="0xProto Nerd Font"/>
-          <w:color w:val="000000" w:themeColor="text1"/>
-          <w:sz w:val="20"/>
-          <w:szCs w:val="16"/>
-        </w:rPr>
-        <w:t xml:space="preserve">    }</w:t>
-      </w:r>
-      <w:r>
-        <w:rPr>
-          <w:color w:val="000000" w:themeColor="text1"/>
-          <w:sz w:val="18"/>
-          <w:szCs w:val="16"/>
-        </w:rPr>
-      </w:r>
-    </w:p>
-    <w:p>
-      <w:pPr>
-        <w:pStyle w:val="892"/>
-        <w:pBdr/>
-        <w:spacing/>
-        <w:ind/>
-        <w:rPr>
-          <w:color w:val="000000" w:themeColor="text1"/>
-          <w:sz w:val="20"/>
-          <w:szCs w:val="16"/>
-        </w:rPr>
-      </w:pPr>
-      <w:r>
-        <w:rPr>
-          <w:rFonts w:ascii="0xProto Nerd Font" w:hAnsi="0xProto Nerd Font" w:eastAsia="0xProto Nerd Font" w:cs="0xProto Nerd Font"/>
-          <w:color w:val="000000" w:themeColor="text1"/>
-          <w:sz w:val="20"/>
-          <w:szCs w:val="16"/>
-        </w:rPr>
-      </w:r>
-      <w:r>
-        <w:rPr>
-          <w:color w:val="000000" w:themeColor="text1"/>
-          <w:sz w:val="18"/>
-          <w:szCs w:val="16"/>
-        </w:rPr>
-      </w:r>
-    </w:p>
-    <w:p>
-      <w:pPr>
-        <w:pStyle w:val="892"/>
-        <w:pBdr/>
-        <w:spacing/>
-        <w:ind/>
-        <w:rPr>
-          <w:color w:val="000000" w:themeColor="text1"/>
-          <w:sz w:val="20"/>
-          <w:szCs w:val="16"/>
-        </w:rPr>
-      </w:pPr>
-      <w:r>
-        <w:rPr>
-          <w:rFonts w:ascii="0xProto Nerd Font" w:hAnsi="0xProto Nerd Font" w:eastAsia="0xProto Nerd Font" w:cs="0xProto Nerd Font"/>
-          <w:color w:val="000000" w:themeColor="text1"/>
-          <w:sz w:val="20"/>
-          <w:szCs w:val="16"/>
-        </w:rPr>
-        <w:t xml:space="preserve">    </w:t>
-      </w:r>
-      <w:r>
-        <w:rPr>
-          <w:rFonts w:ascii="0xProto Nerd Font" w:hAnsi="0xProto Nerd Font" w:eastAsia="0xProto Nerd Font" w:cs="0xProto Nerd Font"/>
-          <w:color w:val="000000" w:themeColor="text1"/>
-          <w:sz w:val="20"/>
-          <w:szCs w:val="16"/>
-        </w:rPr>
-        <w:t xml:space="preserve">public</w:t>
-      </w:r>
-      <w:r>
-        <w:rPr>
-          <w:rFonts w:ascii="0xProto Nerd Font" w:hAnsi="0xProto Nerd Font" w:eastAsia="0xProto Nerd Font" w:cs="0xProto Nerd Font"/>
-          <w:color w:val="000000" w:themeColor="text1"/>
-          <w:sz w:val="20"/>
-          <w:szCs w:val="16"/>
-        </w:rPr>
-        <w:t xml:space="preserve"> </w:t>
-      </w:r>
-      <w:r>
-        <w:rPr>
-          <w:rFonts w:ascii="0xProto Nerd Font" w:hAnsi="0xProto Nerd Font" w:eastAsia="0xProto Nerd Font" w:cs="0xProto Nerd Font"/>
-          <w:color w:val="000000" w:themeColor="text1"/>
-          <w:sz w:val="20"/>
-          <w:szCs w:val="16"/>
-        </w:rPr>
-        <w:t xml:space="preserve">class</w:t>
-      </w:r>
-      <w:r>
-        <w:rPr>
-          <w:rFonts w:ascii="0xProto Nerd Font" w:hAnsi="0xProto Nerd Font" w:eastAsia="0xProto Nerd Font" w:cs="0xProto Nerd Font"/>
-          <w:color w:val="000000" w:themeColor="text1"/>
-          <w:sz w:val="20"/>
-          <w:szCs w:val="16"/>
-        </w:rPr>
-        <w:t xml:space="preserve"> </w:t>
-      </w:r>
-      <w:r>
-        <w:rPr>
-          <w:rFonts w:ascii="0xProto Nerd Font" w:hAnsi="0xProto Nerd Font" w:eastAsia="0xProto Nerd Font" w:cs="0xProto Nerd Font"/>
-          <w:color w:val="000000" w:themeColor="text1"/>
-          <w:sz w:val="20"/>
-          <w:szCs w:val="16"/>
-        </w:rPr>
-        <w:t xml:space="preserve">JumpingState</w:t>
-      </w:r>
-      <w:r>
-        <w:rPr>
-          <w:rFonts w:ascii="0xProto Nerd Font" w:hAnsi="0xProto Nerd Font" w:eastAsia="0xProto Nerd Font" w:cs="0xProto Nerd Font"/>
-          <w:color w:val="000000" w:themeColor="text1"/>
-          <w:sz w:val="20"/>
-          <w:szCs w:val="16"/>
-        </w:rPr>
-        <w:t xml:space="preserve"> : </w:t>
-      </w:r>
-      <w:r>
-        <w:rPr>
-          <w:rFonts w:ascii="0xProto Nerd Font" w:hAnsi="0xProto Nerd Font" w:eastAsia="0xProto Nerd Font" w:cs="0xProto Nerd Font"/>
-          <w:color w:val="000000" w:themeColor="text1"/>
-          <w:sz w:val="20"/>
-          <w:szCs w:val="16"/>
-        </w:rPr>
-        <w:t xml:space="preserve">IHeroState</w:t>
-      </w:r>
-      <w:r>
-        <w:rPr>
-          <w:color w:val="000000" w:themeColor="text1"/>
-          <w:sz w:val="18"/>
-          <w:szCs w:val="16"/>
-        </w:rPr>
-      </w:r>
-    </w:p>
-    <w:p>
-      <w:pPr>
-        <w:pStyle w:val="892"/>
-        <w:pBdr/>
-        <w:spacing/>
-        <w:ind/>
-        <w:rPr>
-          <w:color w:val="000000" w:themeColor="text1"/>
-          <w:sz w:val="20"/>
-          <w:szCs w:val="16"/>
-        </w:rPr>
-      </w:pPr>
-      <w:r>
-        <w:rPr>
-          <w:rFonts w:ascii="0xProto Nerd Font" w:hAnsi="0xProto Nerd Font" w:eastAsia="0xProto Nerd Font" w:cs="0xProto Nerd Font"/>
-          <w:color w:val="000000" w:themeColor="text1"/>
-          <w:sz w:val="20"/>
-          <w:szCs w:val="16"/>
-        </w:rPr>
-        <w:t xml:space="preserve">    {</w:t>
-      </w:r>
-      <w:r>
-        <w:rPr>
-          <w:color w:val="000000" w:themeColor="text1"/>
-          <w:sz w:val="18"/>
-          <w:szCs w:val="16"/>
-        </w:rPr>
-      </w:r>
-    </w:p>
-    <w:p>
-      <w:pPr>
-        <w:pStyle w:val="892"/>
-        <w:pBdr/>
-        <w:spacing/>
-        <w:ind/>
-        <w:rPr>
-          <w:color w:val="000000" w:themeColor="text1"/>
-          <w:sz w:val="20"/>
-          <w:szCs w:val="16"/>
-        </w:rPr>
-      </w:pPr>
-      <w:r>
-        <w:rPr>
-          <w:rFonts w:ascii="0xProto Nerd Font" w:hAnsi="0xProto Nerd Font" w:eastAsia="0xProto Nerd Font" w:cs="0xProto Nerd Font"/>
-          <w:color w:val="000000" w:themeColor="text1"/>
-          <w:sz w:val="20"/>
-          <w:szCs w:val="16"/>
-        </w:rPr>
-        <w:t xml:space="preserve">        </w:t>
-      </w:r>
-      <w:r>
-        <w:rPr>
-          <w:rFonts w:ascii="0xProto Nerd Font" w:hAnsi="0xProto Nerd Font" w:eastAsia="0xProto Nerd Font" w:cs="0xProto Nerd Font"/>
-          <w:color w:val="000000" w:themeColor="text1"/>
-          <w:sz w:val="20"/>
-          <w:szCs w:val="16"/>
-        </w:rPr>
-        <w:t xml:space="preserve">public</w:t>
-      </w:r>
-      <w:r>
-        <w:rPr>
-          <w:rFonts w:ascii="0xProto Nerd Font" w:hAnsi="0xProto Nerd Font" w:eastAsia="0xProto Nerd Font" w:cs="0xProto Nerd Font"/>
-          <w:color w:val="000000" w:themeColor="text1"/>
-          <w:sz w:val="20"/>
-          <w:szCs w:val="16"/>
-        </w:rPr>
-        <w:t xml:space="preserve"> </w:t>
-      </w:r>
-      <w:r>
-        <w:rPr>
-          <w:rFonts w:ascii="0xProto Nerd Font" w:hAnsi="0xProto Nerd Font" w:eastAsia="0xProto Nerd Font" w:cs="0xProto Nerd Font"/>
-          <w:color w:val="000000" w:themeColor="text1"/>
-          <w:sz w:val="20"/>
-          <w:szCs w:val="16"/>
-        </w:rPr>
-        <w:t xml:space="preserve">void</w:t>
-      </w:r>
-      <w:r>
-        <w:rPr>
-          <w:rFonts w:ascii="0xProto Nerd Font" w:hAnsi="0xProto Nerd Font" w:eastAsia="0xProto Nerd Font" w:cs="0xProto Nerd Font"/>
-          <w:color w:val="000000" w:themeColor="text1"/>
-          <w:sz w:val="20"/>
-          <w:szCs w:val="16"/>
-        </w:rPr>
-        <w:t xml:space="preserve"> </w:t>
-      </w:r>
-      <w:r>
-        <w:rPr>
-          <w:rFonts w:ascii="0xProto Nerd Font" w:hAnsi="0xProto Nerd Font" w:eastAsia="0xProto Nerd Font" w:cs="0xProto Nerd Font"/>
-          <w:color w:val="000000" w:themeColor="text1"/>
-          <w:sz w:val="20"/>
-          <w:szCs w:val="16"/>
-        </w:rPr>
-        <w:t xml:space="preserve">HandleInput</w:t>
-      </w:r>
-      <w:r>
-        <w:rPr>
-          <w:rFonts w:ascii="0xProto Nerd Font" w:hAnsi="0xProto Nerd Font" w:eastAsia="0xProto Nerd Font" w:cs="0xProto Nerd Font"/>
-          <w:color w:val="000000" w:themeColor="text1"/>
-          <w:sz w:val="20"/>
-          <w:szCs w:val="16"/>
-        </w:rPr>
-        <w:t xml:space="preserve">(</w:t>
-      </w:r>
-      <w:r>
-        <w:rPr>
-          <w:rFonts w:ascii="0xProto Nerd Font" w:hAnsi="0xProto Nerd Font" w:eastAsia="0xProto Nerd Font" w:cs="0xProto Nerd Font"/>
-          <w:color w:val="000000" w:themeColor="text1"/>
-          <w:sz w:val="20"/>
-          <w:szCs w:val="16"/>
-        </w:rPr>
-        <w:t xml:space="preserve">Hero</w:t>
-      </w:r>
-      <w:r>
-        <w:rPr>
-          <w:rFonts w:ascii="0xProto Nerd Font" w:hAnsi="0xProto Nerd Font" w:eastAsia="0xProto Nerd Font" w:cs="0xProto Nerd Font"/>
-          <w:color w:val="000000" w:themeColor="text1"/>
-          <w:sz w:val="20"/>
-          <w:szCs w:val="16"/>
-        </w:rPr>
-        <w:t xml:space="preserve"> </w:t>
-      </w:r>
-      <w:r>
-        <w:rPr>
-          <w:rFonts w:ascii="0xProto Nerd Font" w:hAnsi="0xProto Nerd Font" w:eastAsia="0xProto Nerd Font" w:cs="0xProto Nerd Font"/>
-          <w:color w:val="000000" w:themeColor="text1"/>
-          <w:sz w:val="20"/>
-          <w:szCs w:val="16"/>
-        </w:rPr>
-        <w:t xml:space="preserve">hero</w:t>
-      </w:r>
-      <w:r>
-        <w:rPr>
-          <w:rFonts w:ascii="0xProto Nerd Font" w:hAnsi="0xProto Nerd Font" w:eastAsia="0xProto Nerd Font" w:cs="0xProto Nerd Font"/>
-          <w:color w:val="000000" w:themeColor="text1"/>
-          <w:sz w:val="20"/>
-          <w:szCs w:val="16"/>
-        </w:rPr>
-        <w:t xml:space="preserve">, </w:t>
-      </w:r>
-      <w:r>
-        <w:rPr>
-          <w:rFonts w:ascii="0xProto Nerd Font" w:hAnsi="0xProto Nerd Font" w:eastAsia="0xProto Nerd Font" w:cs="0xProto Nerd Font"/>
-          <w:color w:val="000000" w:themeColor="text1"/>
-          <w:sz w:val="20"/>
-          <w:szCs w:val="16"/>
-        </w:rPr>
-        <w:t xml:space="preserve">ConsoleKey</w:t>
-      </w:r>
-      <w:r>
-        <w:rPr>
-          <w:rFonts w:ascii="0xProto Nerd Font" w:hAnsi="0xProto Nerd Font" w:eastAsia="0xProto Nerd Font" w:cs="0xProto Nerd Font"/>
-          <w:color w:val="000000" w:themeColor="text1"/>
-          <w:sz w:val="20"/>
-          <w:szCs w:val="16"/>
-        </w:rPr>
-        <w:t xml:space="preserve"> </w:t>
-      </w:r>
-      <w:r>
-        <w:rPr>
-          <w:rFonts w:ascii="0xProto Nerd Font" w:hAnsi="0xProto Nerd Font" w:eastAsia="0xProto Nerd Font" w:cs="0xProto Nerd Font"/>
-          <w:color w:val="000000" w:themeColor="text1"/>
-          <w:sz w:val="20"/>
-          <w:szCs w:val="16"/>
-        </w:rPr>
-        <w:t xml:space="preserve">key</w:t>
-      </w:r>
-      <w:r>
-        <w:rPr>
-          <w:rFonts w:ascii="0xProto Nerd Font" w:hAnsi="0xProto Nerd Font" w:eastAsia="0xProto Nerd Font" w:cs="0xProto Nerd Font"/>
-          <w:color w:val="000000" w:themeColor="text1"/>
-          <w:sz w:val="20"/>
-          <w:szCs w:val="16"/>
-        </w:rPr>
-        <w:t xml:space="preserve">)</w:t>
-      </w:r>
-      <w:r>
-        <w:rPr>
-          <w:color w:val="000000" w:themeColor="text1"/>
-          <w:sz w:val="18"/>
-          <w:szCs w:val="16"/>
-        </w:rPr>
-      </w:r>
-    </w:p>
-    <w:p>
-      <w:pPr>
-        <w:pStyle w:val="892"/>
-        <w:pBdr/>
-        <w:spacing/>
-        <w:ind/>
-        <w:rPr>
-          <w:color w:val="000000" w:themeColor="text1"/>
-          <w:sz w:val="20"/>
-          <w:szCs w:val="16"/>
-        </w:rPr>
-      </w:pPr>
-      <w:r>
-        <w:rPr>
-          <w:rFonts w:ascii="0xProto Nerd Font" w:hAnsi="0xProto Nerd Font" w:eastAsia="0xProto Nerd Font" w:cs="0xProto Nerd Font"/>
-          <w:color w:val="000000" w:themeColor="text1"/>
-          <w:sz w:val="20"/>
-          <w:szCs w:val="16"/>
-        </w:rPr>
-        <w:t xml:space="preserve">        {</w:t>
-      </w:r>
-      <w:r>
-        <w:rPr>
-          <w:color w:val="000000" w:themeColor="text1"/>
-          <w:sz w:val="18"/>
-          <w:szCs w:val="16"/>
-        </w:rPr>
-      </w:r>
-    </w:p>
-    <w:p>
-      <w:pPr>
-        <w:pStyle w:val="892"/>
-        <w:pBdr/>
-        <w:spacing/>
-        <w:ind/>
-        <w:rPr>
-          <w:color w:val="000000" w:themeColor="text1"/>
-          <w:sz w:val="20"/>
-          <w:szCs w:val="16"/>
-        </w:rPr>
-      </w:pPr>
-      <w:r>
-        <w:rPr>
-          <w:rFonts w:ascii="0xProto Nerd Font" w:hAnsi="0xProto Nerd Font" w:eastAsia="0xProto Nerd Font" w:cs="0xProto Nerd Font"/>
-          <w:color w:val="000000" w:themeColor="text1"/>
-          <w:sz w:val="20"/>
-          <w:szCs w:val="16"/>
-        </w:rPr>
-        <w:t xml:space="preserve">            </w:t>
-      </w:r>
-      <w:r>
-        <w:rPr>
-          <w:rFonts w:ascii="0xProto Nerd Font" w:hAnsi="0xProto Nerd Font" w:eastAsia="0xProto Nerd Font" w:cs="0xProto Nerd Font"/>
-          <w:color w:val="000000" w:themeColor="text1"/>
-          <w:sz w:val="20"/>
-          <w:szCs w:val="16"/>
-        </w:rPr>
-        <w:t xml:space="preserve">hero</w:t>
-      </w:r>
-      <w:r>
-        <w:rPr>
-          <w:rFonts w:ascii="0xProto Nerd Font" w:hAnsi="0xProto Nerd Font" w:eastAsia="0xProto Nerd Font" w:cs="0xProto Nerd Font"/>
-          <w:color w:val="000000" w:themeColor="text1"/>
-          <w:sz w:val="20"/>
-          <w:szCs w:val="16"/>
-        </w:rPr>
-        <w:t xml:space="preserve">.</w:t>
-      </w:r>
-      <w:r>
-        <w:rPr>
-          <w:rFonts w:ascii="0xProto Nerd Font" w:hAnsi="0xProto Nerd Font" w:eastAsia="0xProto Nerd Font" w:cs="0xProto Nerd Font"/>
-          <w:color w:val="000000" w:themeColor="text1"/>
-          <w:sz w:val="20"/>
-          <w:szCs w:val="16"/>
-        </w:rPr>
-        <w:t xml:space="preserve">SetState</w:t>
-      </w:r>
-      <w:r>
-        <w:rPr>
-          <w:rFonts w:ascii="0xProto Nerd Font" w:hAnsi="0xProto Nerd Font" w:eastAsia="0xProto Nerd Font" w:cs="0xProto Nerd Font"/>
-          <w:color w:val="000000" w:themeColor="text1"/>
-          <w:sz w:val="20"/>
-          <w:szCs w:val="16"/>
-        </w:rPr>
-        <w:t xml:space="preserve">(</w:t>
-      </w:r>
-      <w:r>
-        <w:rPr>
-          <w:rFonts w:ascii="0xProto Nerd Font" w:hAnsi="0xProto Nerd Font" w:eastAsia="0xProto Nerd Font" w:cs="0xProto Nerd Font"/>
-          <w:color w:val="000000" w:themeColor="text1"/>
-          <w:sz w:val="20"/>
-          <w:szCs w:val="16"/>
-        </w:rPr>
-        <w:t xml:space="preserve">new</w:t>
-      </w:r>
-      <w:r>
-        <w:rPr>
-          <w:rFonts w:ascii="0xProto Nerd Font" w:hAnsi="0xProto Nerd Font" w:eastAsia="0xProto Nerd Font" w:cs="0xProto Nerd Font"/>
-          <w:color w:val="000000" w:themeColor="text1"/>
-          <w:sz w:val="20"/>
-          <w:szCs w:val="16"/>
-        </w:rPr>
-        <w:t xml:space="preserve"> </w:t>
-      </w:r>
-      <w:r>
-        <w:rPr>
-          <w:rFonts w:ascii="0xProto Nerd Font" w:hAnsi="0xProto Nerd Font" w:eastAsia="0xProto Nerd Font" w:cs="0xProto Nerd Font"/>
-          <w:color w:val="000000" w:themeColor="text1"/>
-          <w:sz w:val="20"/>
-          <w:szCs w:val="16"/>
-        </w:rPr>
-        <w:t xml:space="preserve">IdleState</w:t>
-      </w:r>
-      <w:r>
-        <w:rPr>
-          <w:rFonts w:ascii="0xProto Nerd Font" w:hAnsi="0xProto Nerd Font" w:eastAsia="0xProto Nerd Font" w:cs="0xProto Nerd Font"/>
-          <w:color w:val="000000" w:themeColor="text1"/>
-          <w:sz w:val="20"/>
-          <w:szCs w:val="16"/>
-        </w:rPr>
-        <w:t xml:space="preserve">());</w:t>
-      </w:r>
-      <w:r>
-        <w:rPr>
-          <w:color w:val="000000" w:themeColor="text1"/>
-          <w:sz w:val="18"/>
-          <w:szCs w:val="16"/>
-        </w:rPr>
-      </w:r>
-    </w:p>
-    <w:p>
-      <w:pPr>
-        <w:pStyle w:val="892"/>
-        <w:pBdr/>
-        <w:spacing/>
-        <w:ind/>
-        <w:rPr>
-          <w:color w:val="000000" w:themeColor="text1"/>
-          <w:sz w:val="20"/>
-          <w:szCs w:val="16"/>
-        </w:rPr>
-      </w:pPr>
-      <w:r>
-        <w:rPr>
-          <w:rFonts w:ascii="0xProto Nerd Font" w:hAnsi="0xProto Nerd Font" w:eastAsia="0xProto Nerd Font" w:cs="0xProto Nerd Font"/>
-          <w:color w:val="000000" w:themeColor="text1"/>
-          <w:sz w:val="20"/>
-          <w:szCs w:val="16"/>
-        </w:rPr>
-        <w:t xml:space="preserve">        }</w:t>
-      </w:r>
-      <w:r>
-        <w:rPr>
-          <w:color w:val="000000" w:themeColor="text1"/>
-          <w:sz w:val="18"/>
-          <w:szCs w:val="16"/>
-        </w:rPr>
-      </w:r>
-    </w:p>
-    <w:p>
-      <w:pPr>
-        <w:pStyle w:val="892"/>
-        <w:pBdr/>
-        <w:spacing/>
-        <w:ind/>
-        <w:rPr>
-          <w:color w:val="000000" w:themeColor="text1"/>
-          <w:sz w:val="20"/>
-          <w:szCs w:val="16"/>
-        </w:rPr>
-      </w:pPr>
-      <w:r>
-        <w:rPr>
-          <w:rFonts w:ascii="0xProto Nerd Font" w:hAnsi="0xProto Nerd Font" w:eastAsia="0xProto Nerd Font" w:cs="0xProto Nerd Font"/>
-          <w:color w:val="000000" w:themeColor="text1"/>
-          <w:sz w:val="20"/>
-          <w:szCs w:val="16"/>
-        </w:rPr>
-        <w:t xml:space="preserve">    }</w:t>
-      </w:r>
-      <w:r>
-        <w:rPr>
-          <w:color w:val="000000" w:themeColor="text1"/>
-          <w:sz w:val="18"/>
-          <w:szCs w:val="16"/>
-        </w:rPr>
-      </w:r>
-    </w:p>
-    <w:p>
-      <w:pPr>
-        <w:pBdr/>
-        <w:shd w:val="nil"/>
-        <w:spacing/>
-        <w:ind/>
-        <w:rPr>
-          <w:rFonts w:ascii="0xProto Nerd Font" w:hAnsi="0xProto Nerd Font" w:eastAsia="0xProto Nerd Font" w:cs="0xProto Nerd Font"/>
-          <w:color w:val="000000" w:themeColor="text1"/>
-          <w:sz w:val="20"/>
-          <w:szCs w:val="20"/>
-        </w:rPr>
-      </w:pPr>
-      <w:r>
-        <w:rPr>
-          <w:rFonts w:ascii="0xProto Nerd Font" w:hAnsi="0xProto Nerd Font" w:eastAsia="0xProto Nerd Font" w:cs="0xProto Nerd Font"/>
-          <w:color w:val="000000" w:themeColor="text1"/>
-          <w:sz w:val="20"/>
-          <w:szCs w:val="16"/>
-        </w:rPr>
-        <w:br w:type="page" w:clear="all"/>
-      </w:r>
-      <w:r>
-        <w:rPr>
-          <w:rFonts w:ascii="0xProto Nerd Font" w:hAnsi="0xProto Nerd Font" w:eastAsia="0xProto Nerd Font" w:cs="0xProto Nerd Font"/>
-          <w:color w:val="000000" w:themeColor="text1"/>
-          <w:sz w:val="20"/>
-          <w:szCs w:val="16"/>
-        </w:rPr>
-      </w:r>
-      <w:r>
-        <w:rPr>
-          <w:rFonts w:ascii="0xProto Nerd Font" w:hAnsi="0xProto Nerd Font" w:eastAsia="0xProto Nerd Font" w:cs="0xProto Nerd Font"/>
-          <w:color w:val="000000" w:themeColor="text1"/>
-          <w:sz w:val="20"/>
-          <w:szCs w:val="16"/>
-        </w:rPr>
-      </w:r>
-    </w:p>
-    <w:p>
-      <w:pPr>
-        <w:pStyle w:val="892"/>
-        <w:pBdr/>
-        <w:spacing/>
-        <w:ind/>
-        <w:rPr>
-          <w:color w:val="000000" w:themeColor="text1"/>
-          <w:sz w:val="20"/>
-          <w:szCs w:val="16"/>
-        </w:rPr>
-      </w:pPr>
-      <w:r>
-        <w:rPr>
-          <w:rFonts w:ascii="0xProto Nerd Font" w:hAnsi="0xProto Nerd Font" w:eastAsia="0xProto Nerd Font" w:cs="0xProto Nerd Font"/>
-          <w:color w:val="000000" w:themeColor="text1"/>
-          <w:sz w:val="20"/>
-          <w:szCs w:val="16"/>
-        </w:rPr>
-        <w:t xml:space="preserve">    </w:t>
-      </w:r>
-      <w:r>
-        <w:rPr>
-          <w:rFonts w:ascii="0xProto Nerd Font" w:hAnsi="0xProto Nerd Font" w:eastAsia="0xProto Nerd Font" w:cs="0xProto Nerd Font"/>
-          <w:color w:val="000000" w:themeColor="text1"/>
-          <w:sz w:val="20"/>
-          <w:szCs w:val="16"/>
-        </w:rPr>
-        <w:t xml:space="preserve">public</w:t>
-      </w:r>
-      <w:r>
-        <w:rPr>
-          <w:rFonts w:ascii="0xProto Nerd Font" w:hAnsi="0xProto Nerd Font" w:eastAsia="0xProto Nerd Font" w:cs="0xProto Nerd Font"/>
-          <w:color w:val="000000" w:themeColor="text1"/>
-          <w:sz w:val="20"/>
-          <w:szCs w:val="16"/>
-        </w:rPr>
-        <w:t xml:space="preserve"> </w:t>
-      </w:r>
-      <w:r>
-        <w:rPr>
-          <w:rFonts w:ascii="0xProto Nerd Font" w:hAnsi="0xProto Nerd Font" w:eastAsia="0xProto Nerd Font" w:cs="0xProto Nerd Font"/>
-          <w:color w:val="000000" w:themeColor="text1"/>
-          <w:sz w:val="20"/>
-          <w:szCs w:val="16"/>
-        </w:rPr>
-        <w:t xml:space="preserve">class</w:t>
-      </w:r>
-      <w:r>
-        <w:rPr>
-          <w:rFonts w:ascii="0xProto Nerd Font" w:hAnsi="0xProto Nerd Font" w:eastAsia="0xProto Nerd Font" w:cs="0xProto Nerd Font"/>
-          <w:color w:val="000000" w:themeColor="text1"/>
-          <w:sz w:val="20"/>
-          <w:szCs w:val="16"/>
-        </w:rPr>
-        <w:t xml:space="preserve"> </w:t>
-      </w:r>
-      <w:r>
-        <w:rPr>
-          <w:rFonts w:ascii="0xProto Nerd Font" w:hAnsi="0xProto Nerd Font" w:eastAsia="0xProto Nerd Font" w:cs="0xProto Nerd Font"/>
-          <w:color w:val="000000" w:themeColor="text1"/>
-          <w:sz w:val="20"/>
-          <w:szCs w:val="16"/>
-        </w:rPr>
-        <w:t xml:space="preserve">Program</w:t>
-      </w:r>
-      <w:r>
-        <w:rPr>
-          <w:color w:val="000000" w:themeColor="text1"/>
-          <w:sz w:val="18"/>
-          <w:szCs w:val="16"/>
-        </w:rPr>
-      </w:r>
-    </w:p>
-    <w:p>
-      <w:pPr>
-        <w:pStyle w:val="892"/>
-        <w:pBdr/>
-        <w:spacing/>
-        <w:ind/>
-        <w:rPr>
-          <w:color w:val="000000" w:themeColor="text1"/>
-          <w:sz w:val="20"/>
-          <w:szCs w:val="16"/>
-        </w:rPr>
-      </w:pPr>
-      <w:r>
-        <w:rPr>
-          <w:rFonts w:ascii="0xProto Nerd Font" w:hAnsi="0xProto Nerd Font" w:eastAsia="0xProto Nerd Font" w:cs="0xProto Nerd Font"/>
-          <w:color w:val="000000" w:themeColor="text1"/>
-          <w:sz w:val="20"/>
-          <w:szCs w:val="16"/>
-        </w:rPr>
-        <w:t xml:space="preserve">    {</w:t>
-      </w:r>
-      <w:r>
-        <w:rPr>
-          <w:color w:val="000000" w:themeColor="text1"/>
-          <w:sz w:val="18"/>
-          <w:szCs w:val="16"/>
-        </w:rPr>
-      </w:r>
-    </w:p>
-    <w:p>
-      <w:pPr>
-        <w:pStyle w:val="892"/>
-        <w:pBdr/>
-        <w:spacing/>
-        <w:ind/>
-        <w:rPr>
-          <w:color w:val="000000" w:themeColor="text1"/>
-          <w:sz w:val="20"/>
-          <w:szCs w:val="16"/>
-        </w:rPr>
-      </w:pPr>
-      <w:r>
-        <w:rPr>
-          <w:rFonts w:ascii="0xProto Nerd Font" w:hAnsi="0xProto Nerd Font" w:eastAsia="0xProto Nerd Font" w:cs="0xProto Nerd Font"/>
-          <w:color w:val="000000" w:themeColor="text1"/>
-          <w:sz w:val="20"/>
-          <w:szCs w:val="16"/>
-        </w:rPr>
-        <w:t xml:space="preserve">        </w:t>
-      </w:r>
-      <w:r>
-        <w:rPr>
-          <w:rFonts w:ascii="0xProto Nerd Font" w:hAnsi="0xProto Nerd Font" w:eastAsia="0xProto Nerd Font" w:cs="0xProto Nerd Font"/>
-          <w:color w:val="000000" w:themeColor="text1"/>
-          <w:sz w:val="20"/>
-          <w:szCs w:val="16"/>
-        </w:rPr>
-        <w:t xml:space="preserve">public</w:t>
-      </w:r>
-      <w:r>
-        <w:rPr>
-          <w:rFonts w:ascii="0xProto Nerd Font" w:hAnsi="0xProto Nerd Font" w:eastAsia="0xProto Nerd Font" w:cs="0xProto Nerd Font"/>
-          <w:color w:val="000000" w:themeColor="text1"/>
-          <w:sz w:val="20"/>
-          <w:szCs w:val="16"/>
-        </w:rPr>
-        <w:t xml:space="preserve"> </w:t>
-      </w:r>
-      <w:r>
-        <w:rPr>
-          <w:rFonts w:ascii="0xProto Nerd Font" w:hAnsi="0xProto Nerd Font" w:eastAsia="0xProto Nerd Font" w:cs="0xProto Nerd Font"/>
-          <w:color w:val="000000" w:themeColor="text1"/>
-          <w:sz w:val="20"/>
-          <w:szCs w:val="16"/>
-        </w:rPr>
-        <w:t xml:space="preserve">static</w:t>
-      </w:r>
-      <w:r>
-        <w:rPr>
-          <w:rFonts w:ascii="0xProto Nerd Font" w:hAnsi="0xProto Nerd Font" w:eastAsia="0xProto Nerd Font" w:cs="0xProto Nerd Font"/>
-          <w:color w:val="000000" w:themeColor="text1"/>
-          <w:sz w:val="20"/>
-          <w:szCs w:val="16"/>
-        </w:rPr>
-        <w:t xml:space="preserve"> </w:t>
-      </w:r>
-      <w:r>
-        <w:rPr>
-          <w:rFonts w:ascii="0xProto Nerd Font" w:hAnsi="0xProto Nerd Font" w:eastAsia="0xProto Nerd Font" w:cs="0xProto Nerd Font"/>
-          <w:color w:val="000000" w:themeColor="text1"/>
-          <w:sz w:val="20"/>
-          <w:szCs w:val="16"/>
-        </w:rPr>
-        <w:t xml:space="preserve">void</w:t>
-      </w:r>
-      <w:r>
-        <w:rPr>
-          <w:rFonts w:ascii="0xProto Nerd Font" w:hAnsi="0xProto Nerd Font" w:eastAsia="0xProto Nerd Font" w:cs="0xProto Nerd Font"/>
-          <w:color w:val="000000" w:themeColor="text1"/>
-          <w:sz w:val="20"/>
-          <w:szCs w:val="16"/>
-        </w:rPr>
-        <w:t xml:space="preserve"> </w:t>
-      </w:r>
-      <w:r>
-        <w:rPr>
-          <w:rFonts w:ascii="0xProto Nerd Font" w:hAnsi="0xProto Nerd Font" w:eastAsia="0xProto Nerd Font" w:cs="0xProto Nerd Font"/>
-          <w:color w:val="000000" w:themeColor="text1"/>
-          <w:sz w:val="20"/>
-          <w:szCs w:val="16"/>
-        </w:rPr>
-        <w:t xml:space="preserve">Main</w:t>
-      </w:r>
-      <w:r>
-        <w:rPr>
-          <w:rFonts w:ascii="0xProto Nerd Font" w:hAnsi="0xProto Nerd Font" w:eastAsia="0xProto Nerd Font" w:cs="0xProto Nerd Font"/>
-          <w:color w:val="000000" w:themeColor="text1"/>
-          <w:sz w:val="20"/>
-          <w:szCs w:val="16"/>
-        </w:rPr>
-        <w:t xml:space="preserve">(</w:t>
-      </w:r>
-      <w:r>
-        <w:rPr>
-          <w:rFonts w:ascii="0xProto Nerd Font" w:hAnsi="0xProto Nerd Font" w:eastAsia="0xProto Nerd Font" w:cs="0xProto Nerd Font"/>
-          <w:color w:val="000000" w:themeColor="text1"/>
-          <w:sz w:val="20"/>
-          <w:szCs w:val="16"/>
-        </w:rPr>
-        <w:t xml:space="preserve">string</w:t>
-      </w:r>
-      <w:r>
-        <w:rPr>
-          <w:rFonts w:ascii="0xProto Nerd Font" w:hAnsi="0xProto Nerd Font" w:eastAsia="0xProto Nerd Font" w:cs="0xProto Nerd Font"/>
-          <w:color w:val="000000" w:themeColor="text1"/>
-          <w:sz w:val="20"/>
-          <w:szCs w:val="16"/>
-        </w:rPr>
-        <w:t xml:space="preserve">[] </w:t>
-      </w:r>
-      <w:r>
-        <w:rPr>
-          <w:rFonts w:ascii="0xProto Nerd Font" w:hAnsi="0xProto Nerd Font" w:eastAsia="0xProto Nerd Font" w:cs="0xProto Nerd Font"/>
-          <w:color w:val="000000" w:themeColor="text1"/>
-          <w:sz w:val="20"/>
-          <w:szCs w:val="16"/>
-        </w:rPr>
-        <w:t xml:space="preserve">args</w:t>
-      </w:r>
-      <w:r>
-        <w:rPr>
-          <w:rFonts w:ascii="0xProto Nerd Font" w:hAnsi="0xProto Nerd Font" w:eastAsia="0xProto Nerd Font" w:cs="0xProto Nerd Font"/>
-          <w:color w:val="000000" w:themeColor="text1"/>
-          <w:sz w:val="20"/>
-          <w:szCs w:val="16"/>
-        </w:rPr>
-        <w:t xml:space="preserve">)</w:t>
-      </w:r>
-      <w:r>
-        <w:rPr>
-          <w:color w:val="000000" w:themeColor="text1"/>
-          <w:sz w:val="18"/>
-          <w:szCs w:val="16"/>
-        </w:rPr>
-      </w:r>
-    </w:p>
-    <w:p>
-      <w:pPr>
-        <w:pStyle w:val="892"/>
-        <w:pBdr/>
-        <w:spacing/>
-        <w:ind/>
-        <w:rPr>
-          <w:color w:val="000000" w:themeColor="text1"/>
-          <w:sz w:val="20"/>
-          <w:szCs w:val="16"/>
-        </w:rPr>
-      </w:pPr>
-      <w:r>
-        <w:rPr>
-          <w:rFonts w:ascii="0xProto Nerd Font" w:hAnsi="0xProto Nerd Font" w:eastAsia="0xProto Nerd Font" w:cs="0xProto Nerd Font"/>
-          <w:color w:val="000000" w:themeColor="text1"/>
-          <w:sz w:val="20"/>
-          <w:szCs w:val="16"/>
-        </w:rPr>
-        <w:t xml:space="preserve">        {</w:t>
-      </w:r>
-      <w:r>
-        <w:rPr>
-          <w:color w:val="000000" w:themeColor="text1"/>
-          <w:sz w:val="18"/>
-          <w:szCs w:val="16"/>
-        </w:rPr>
-      </w:r>
-    </w:p>
-    <w:p>
-      <w:pPr>
-        <w:pStyle w:val="892"/>
-        <w:pBdr/>
-        <w:spacing/>
-        <w:ind/>
-        <w:rPr>
-          <w:color w:val="000000" w:themeColor="text1"/>
-          <w:sz w:val="20"/>
-          <w:szCs w:val="16"/>
-        </w:rPr>
-      </w:pPr>
-      <w:r>
-        <w:rPr>
-          <w:rFonts w:ascii="0xProto Nerd Font" w:hAnsi="0xProto Nerd Font" w:eastAsia="0xProto Nerd Font" w:cs="0xProto Nerd Font"/>
-          <w:color w:val="000000" w:themeColor="text1"/>
-          <w:sz w:val="20"/>
-          <w:szCs w:val="16"/>
-        </w:rPr>
-        <w:t xml:space="preserve">            </w:t>
-      </w:r>
-      <w:r>
-        <w:rPr>
-          <w:rFonts w:ascii="0xProto Nerd Font" w:hAnsi="0xProto Nerd Font" w:eastAsia="0xProto Nerd Font" w:cs="0xProto Nerd Font"/>
-          <w:color w:val="000000" w:themeColor="text1"/>
-          <w:sz w:val="20"/>
-          <w:szCs w:val="16"/>
-        </w:rPr>
-        <w:t xml:space="preserve">Hero</w:t>
-      </w:r>
-      <w:r>
-        <w:rPr>
-          <w:rFonts w:ascii="0xProto Nerd Font" w:hAnsi="0xProto Nerd Font" w:eastAsia="0xProto Nerd Font" w:cs="0xProto Nerd Font"/>
-          <w:color w:val="000000" w:themeColor="text1"/>
-          <w:sz w:val="20"/>
-          <w:szCs w:val="16"/>
-        </w:rPr>
-        <w:t xml:space="preserve"> </w:t>
-      </w:r>
-      <w:r>
-        <w:rPr>
-          <w:rFonts w:ascii="0xProto Nerd Font" w:hAnsi="0xProto Nerd Font" w:eastAsia="0xProto Nerd Font" w:cs="0xProto Nerd Font"/>
-          <w:color w:val="000000" w:themeColor="text1"/>
-          <w:sz w:val="20"/>
-          <w:szCs w:val="16"/>
-        </w:rPr>
-        <w:t xml:space="preserve">hero</w:t>
-      </w:r>
-      <w:r>
-        <w:rPr>
-          <w:rFonts w:ascii="0xProto Nerd Font" w:hAnsi="0xProto Nerd Font" w:eastAsia="0xProto Nerd Font" w:cs="0xProto Nerd Font"/>
-          <w:color w:val="000000" w:themeColor="text1"/>
-          <w:sz w:val="20"/>
-          <w:szCs w:val="16"/>
-        </w:rPr>
-        <w:t xml:space="preserve"> </w:t>
-      </w:r>
-      <w:r>
-        <w:rPr>
-          <w:rFonts w:ascii="0xProto Nerd Font" w:hAnsi="0xProto Nerd Font" w:eastAsia="0xProto Nerd Font" w:cs="0xProto Nerd Font"/>
-          <w:color w:val="000000" w:themeColor="text1"/>
-          <w:sz w:val="20"/>
-          <w:szCs w:val="16"/>
-        </w:rPr>
-        <w:t xml:space="preserve">=</w:t>
-      </w:r>
-      <w:r>
-        <w:rPr>
-          <w:rFonts w:ascii="0xProto Nerd Font" w:hAnsi="0xProto Nerd Font" w:eastAsia="0xProto Nerd Font" w:cs="0xProto Nerd Font"/>
-          <w:color w:val="000000" w:themeColor="text1"/>
-          <w:sz w:val="20"/>
-          <w:szCs w:val="16"/>
-        </w:rPr>
-        <w:t xml:space="preserve"> </w:t>
-      </w:r>
-      <w:r>
-        <w:rPr>
-          <w:rFonts w:ascii="0xProto Nerd Font" w:hAnsi="0xProto Nerd Font" w:eastAsia="0xProto Nerd Font" w:cs="0xProto Nerd Font"/>
-          <w:color w:val="000000" w:themeColor="text1"/>
-          <w:sz w:val="20"/>
-          <w:szCs w:val="16"/>
-        </w:rPr>
-        <w:t xml:space="preserve">new</w:t>
-      </w:r>
-      <w:r>
-        <w:rPr>
-          <w:rFonts w:ascii="0xProto Nerd Font" w:hAnsi="0xProto Nerd Font" w:eastAsia="0xProto Nerd Font" w:cs="0xProto Nerd Font"/>
-          <w:color w:val="000000" w:themeColor="text1"/>
-          <w:sz w:val="20"/>
-          <w:szCs w:val="16"/>
-        </w:rPr>
-        <w:t xml:space="preserve"> </w:t>
-      </w:r>
-      <w:r>
-        <w:rPr>
-          <w:rFonts w:ascii="0xProto Nerd Font" w:hAnsi="0xProto Nerd Font" w:eastAsia="0xProto Nerd Font" w:cs="0xProto Nerd Font"/>
-          <w:color w:val="000000" w:themeColor="text1"/>
-          <w:sz w:val="20"/>
-          <w:szCs w:val="16"/>
-        </w:rPr>
-        <w:t xml:space="preserve">Hero</w:t>
-      </w:r>
-      <w:r>
-        <w:rPr>
-          <w:rFonts w:ascii="0xProto Nerd Font" w:hAnsi="0xProto Nerd Font" w:eastAsia="0xProto Nerd Font" w:cs="0xProto Nerd Font"/>
-          <w:color w:val="000000" w:themeColor="text1"/>
-          <w:sz w:val="20"/>
-          <w:szCs w:val="16"/>
-        </w:rPr>
-        <w:t xml:space="preserve">() { </w:t>
-      </w:r>
-      <w:r>
-        <w:rPr>
-          <w:rFonts w:ascii="0xProto Nerd Font" w:hAnsi="0xProto Nerd Font" w:eastAsia="0xProto Nerd Font" w:cs="0xProto Nerd Font"/>
-          <w:color w:val="000000" w:themeColor="text1"/>
-          <w:sz w:val="20"/>
-          <w:szCs w:val="16"/>
-        </w:rPr>
-        <w:t xml:space="preserve">Name</w:t>
-      </w:r>
-      <w:r>
-        <w:rPr>
-          <w:rFonts w:ascii="0xProto Nerd Font" w:hAnsi="0xProto Nerd Font" w:eastAsia="0xProto Nerd Font" w:cs="0xProto Nerd Font"/>
-          <w:color w:val="000000" w:themeColor="text1"/>
-          <w:sz w:val="20"/>
-          <w:szCs w:val="16"/>
-        </w:rPr>
-        <w:t xml:space="preserve"> </w:t>
-      </w:r>
-      <w:r>
-        <w:rPr>
-          <w:rFonts w:ascii="0xProto Nerd Font" w:hAnsi="0xProto Nerd Font" w:eastAsia="0xProto Nerd Font" w:cs="0xProto Nerd Font"/>
-          <w:color w:val="000000" w:themeColor="text1"/>
-          <w:sz w:val="20"/>
-          <w:szCs w:val="16"/>
-        </w:rPr>
-        <w:t xml:space="preserve">=</w:t>
-      </w:r>
-      <w:r>
-        <w:rPr>
-          <w:rFonts w:ascii="0xProto Nerd Font" w:hAnsi="0xProto Nerd Font" w:eastAsia="0xProto Nerd Font" w:cs="0xProto Nerd Font"/>
-          <w:color w:val="000000" w:themeColor="text1"/>
-          <w:sz w:val="20"/>
-          <w:szCs w:val="16"/>
-        </w:rPr>
-        <w:t xml:space="preserve"> </w:t>
-      </w:r>
-      <w:r>
-        <w:rPr>
-          <w:rFonts w:ascii="0xProto Nerd Font" w:hAnsi="0xProto Nerd Font" w:eastAsia="0xProto Nerd Font" w:cs="0xProto Nerd Font"/>
-          <w:color w:val="000000" w:themeColor="text1"/>
-          <w:sz w:val="20"/>
-          <w:szCs w:val="16"/>
-        </w:rPr>
-        <w:t xml:space="preserve">"Jumping Hero"</w:t>
-      </w:r>
-      <w:r>
-        <w:rPr>
-          <w:rFonts w:ascii="0xProto Nerd Font" w:hAnsi="0xProto Nerd Font" w:eastAsia="0xProto Nerd Font" w:cs="0xProto Nerd Font"/>
-          <w:color w:val="000000" w:themeColor="text1"/>
-          <w:sz w:val="20"/>
-          <w:szCs w:val="16"/>
-        </w:rPr>
-        <w:t xml:space="preserve"> };</w:t>
-      </w:r>
-      <w:r>
-        <w:rPr>
-          <w:color w:val="000000" w:themeColor="text1"/>
-          <w:sz w:val="18"/>
-          <w:szCs w:val="16"/>
-        </w:rPr>
-      </w:r>
-    </w:p>
-    <w:p>
-      <w:pPr>
-        <w:pStyle w:val="892"/>
-        <w:pBdr/>
-        <w:spacing/>
-        <w:ind/>
-        <w:rPr>
-          <w:color w:val="000000" w:themeColor="text1"/>
-          <w:sz w:val="20"/>
-          <w:szCs w:val="16"/>
-        </w:rPr>
-      </w:pPr>
-      <w:r>
-        <w:rPr>
-          <w:rFonts w:ascii="0xProto Nerd Font" w:hAnsi="0xProto Nerd Font" w:eastAsia="0xProto Nerd Font" w:cs="0xProto Nerd Font"/>
-          <w:color w:val="000000" w:themeColor="text1"/>
-          <w:sz w:val="20"/>
-          <w:szCs w:val="16"/>
-        </w:rPr>
-      </w:r>
-      <w:r>
-        <w:rPr>
-          <w:color w:val="000000" w:themeColor="text1"/>
-          <w:sz w:val="18"/>
-          <w:szCs w:val="16"/>
-        </w:rPr>
-      </w:r>
-    </w:p>
-    <w:p>
-      <w:pPr>
-        <w:pStyle w:val="892"/>
-        <w:pBdr/>
-        <w:spacing/>
-        <w:ind/>
-        <w:rPr>
-          <w:color w:val="000000" w:themeColor="text1"/>
-          <w:sz w:val="20"/>
-          <w:szCs w:val="16"/>
-        </w:rPr>
-      </w:pPr>
-      <w:r>
-        <w:rPr>
-          <w:rFonts w:ascii="0xProto Nerd Font" w:hAnsi="0xProto Nerd Font" w:eastAsia="0xProto Nerd Font" w:cs="0xProto Nerd Font"/>
-          <w:color w:val="000000" w:themeColor="text1"/>
-          <w:sz w:val="20"/>
-          <w:szCs w:val="16"/>
-        </w:rPr>
-        <w:t xml:space="preserve">            </w:t>
-      </w:r>
-      <w:r>
-        <w:rPr>
-          <w:rFonts w:ascii="0xProto Nerd Font" w:hAnsi="0xProto Nerd Font" w:eastAsia="0xProto Nerd Font" w:cs="0xProto Nerd Font"/>
-          <w:color w:val="000000" w:themeColor="text1"/>
-          <w:sz w:val="20"/>
-          <w:szCs w:val="16"/>
-        </w:rPr>
-        <w:t xml:space="preserve">while</w:t>
-      </w:r>
-      <w:r>
-        <w:rPr>
-          <w:rFonts w:ascii="0xProto Nerd Font" w:hAnsi="0xProto Nerd Font" w:eastAsia="0xProto Nerd Font" w:cs="0xProto Nerd Font"/>
-          <w:color w:val="000000" w:themeColor="text1"/>
-          <w:sz w:val="20"/>
-          <w:szCs w:val="16"/>
-        </w:rPr>
-        <w:t xml:space="preserve"> (</w:t>
-      </w:r>
-      <w:r>
-        <w:rPr>
-          <w:rFonts w:ascii="0xProto Nerd Font" w:hAnsi="0xProto Nerd Font" w:eastAsia="0xProto Nerd Font" w:cs="0xProto Nerd Font"/>
-          <w:color w:val="000000" w:themeColor="text1"/>
-          <w:sz w:val="20"/>
-          <w:szCs w:val="16"/>
-        </w:rPr>
-        <w:t xml:space="preserve">true</w:t>
-      </w:r>
-      <w:r>
-        <w:rPr>
-          <w:rFonts w:ascii="0xProto Nerd Font" w:hAnsi="0xProto Nerd Font" w:eastAsia="0xProto Nerd Font" w:cs="0xProto Nerd Font"/>
-          <w:color w:val="000000" w:themeColor="text1"/>
-          <w:sz w:val="20"/>
-          <w:szCs w:val="16"/>
-        </w:rPr>
-        <w:t xml:space="preserve">)</w:t>
-      </w:r>
-      <w:r>
-        <w:rPr>
-          <w:color w:val="000000" w:themeColor="text1"/>
-          <w:sz w:val="18"/>
-          <w:szCs w:val="16"/>
-        </w:rPr>
-      </w:r>
-    </w:p>
-    <w:p>
-      <w:pPr>
-        <w:pStyle w:val="892"/>
-        <w:pBdr/>
-        <w:spacing/>
-        <w:ind/>
-        <w:rPr>
-          <w:color w:val="000000" w:themeColor="text1"/>
-          <w:sz w:val="20"/>
-          <w:szCs w:val="16"/>
-        </w:rPr>
-      </w:pPr>
-      <w:r>
-        <w:rPr>
-          <w:rFonts w:ascii="0xProto Nerd Font" w:hAnsi="0xProto Nerd Font" w:eastAsia="0xProto Nerd Font" w:cs="0xProto Nerd Font"/>
-          <w:color w:val="000000" w:themeColor="text1"/>
-          <w:sz w:val="20"/>
-          <w:szCs w:val="16"/>
-        </w:rPr>
-        <w:t xml:space="preserve">            {</w:t>
-      </w:r>
-      <w:r>
-        <w:rPr>
-          <w:color w:val="000000" w:themeColor="text1"/>
-          <w:sz w:val="18"/>
-          <w:szCs w:val="16"/>
-        </w:rPr>
-      </w:r>
-    </w:p>
-    <w:p>
-      <w:pPr>
-        <w:pStyle w:val="892"/>
-        <w:pBdr/>
-        <w:spacing/>
-        <w:ind/>
-        <w:rPr>
-          <w:color w:val="000000" w:themeColor="text1"/>
-          <w:sz w:val="20"/>
-          <w:szCs w:val="16"/>
-        </w:rPr>
-      </w:pPr>
-      <w:r>
-        <w:rPr>
-          <w:rFonts w:ascii="0xProto Nerd Font" w:hAnsi="0xProto Nerd Font" w:eastAsia="0xProto Nerd Font" w:cs="0xProto Nerd Font"/>
-          <w:color w:val="000000" w:themeColor="text1"/>
-          <w:sz w:val="20"/>
-          <w:szCs w:val="16"/>
-        </w:rPr>
-        <w:t xml:space="preserve">                </w:t>
-      </w:r>
-      <w:r>
-        <w:rPr>
-          <w:rFonts w:ascii="0xProto Nerd Font" w:hAnsi="0xProto Nerd Font" w:eastAsia="0xProto Nerd Font" w:cs="0xProto Nerd Font"/>
-          <w:color w:val="000000" w:themeColor="text1"/>
-          <w:sz w:val="20"/>
-          <w:szCs w:val="16"/>
-        </w:rPr>
-        <w:t xml:space="preserve">ConsoleKey</w:t>
-      </w:r>
-      <w:r>
-        <w:rPr>
-          <w:rFonts w:ascii="0xProto Nerd Font" w:hAnsi="0xProto Nerd Font" w:eastAsia="0xProto Nerd Font" w:cs="0xProto Nerd Font"/>
-          <w:color w:val="000000" w:themeColor="text1"/>
-          <w:sz w:val="20"/>
-          <w:szCs w:val="16"/>
-        </w:rPr>
-        <w:t xml:space="preserve"> </w:t>
-      </w:r>
-      <w:r>
-        <w:rPr>
-          <w:rFonts w:ascii="0xProto Nerd Font" w:hAnsi="0xProto Nerd Font" w:eastAsia="0xProto Nerd Font" w:cs="0xProto Nerd Font"/>
-          <w:color w:val="000000" w:themeColor="text1"/>
-          <w:sz w:val="20"/>
-          <w:szCs w:val="16"/>
-        </w:rPr>
-        <w:t xml:space="preserve">key</w:t>
-      </w:r>
-      <w:r>
-        <w:rPr>
-          <w:rFonts w:ascii="0xProto Nerd Font" w:hAnsi="0xProto Nerd Font" w:eastAsia="0xProto Nerd Font" w:cs="0xProto Nerd Font"/>
-          <w:color w:val="000000" w:themeColor="text1"/>
-          <w:sz w:val="20"/>
-          <w:szCs w:val="16"/>
-        </w:rPr>
-        <w:t xml:space="preserve"> </w:t>
-      </w:r>
-      <w:r>
-        <w:rPr>
-          <w:rFonts w:ascii="0xProto Nerd Font" w:hAnsi="0xProto Nerd Font" w:eastAsia="0xProto Nerd Font" w:cs="0xProto Nerd Font"/>
-          <w:color w:val="000000" w:themeColor="text1"/>
-          <w:sz w:val="20"/>
-          <w:szCs w:val="16"/>
-        </w:rPr>
-        <w:t xml:space="preserve">=</w:t>
-      </w:r>
-      <w:r>
-        <w:rPr>
-          <w:rFonts w:ascii="0xProto Nerd Font" w:hAnsi="0xProto Nerd Font" w:eastAsia="0xProto Nerd Font" w:cs="0xProto Nerd Font"/>
-          <w:color w:val="000000" w:themeColor="text1"/>
-          <w:sz w:val="20"/>
-          <w:szCs w:val="16"/>
-        </w:rPr>
-        <w:t xml:space="preserve"> </w:t>
-      </w:r>
-      <w:r>
-        <w:rPr>
-          <w:rFonts w:ascii="0xProto Nerd Font" w:hAnsi="0xProto Nerd Font" w:eastAsia="0xProto Nerd Font" w:cs="0xProto Nerd Font"/>
-          <w:color w:val="000000" w:themeColor="text1"/>
-          <w:sz w:val="20"/>
-          <w:szCs w:val="16"/>
-        </w:rPr>
-        <w:t xml:space="preserve">Console</w:t>
-      </w:r>
-      <w:r>
-        <w:rPr>
-          <w:rFonts w:ascii="0xProto Nerd Font" w:hAnsi="0xProto Nerd Font" w:eastAsia="0xProto Nerd Font" w:cs="0xProto Nerd Font"/>
-          <w:color w:val="000000" w:themeColor="text1"/>
-          <w:sz w:val="20"/>
-          <w:szCs w:val="16"/>
-        </w:rPr>
-        <w:t xml:space="preserve">.</w:t>
-      </w:r>
-      <w:r>
-        <w:rPr>
-          <w:rFonts w:ascii="0xProto Nerd Font" w:hAnsi="0xProto Nerd Font" w:eastAsia="0xProto Nerd Font" w:cs="0xProto Nerd Font"/>
-          <w:color w:val="000000" w:themeColor="text1"/>
-          <w:sz w:val="20"/>
-          <w:szCs w:val="16"/>
-        </w:rPr>
-        <w:t xml:space="preserve">ReadKey</w:t>
-      </w:r>
-      <w:r>
-        <w:rPr>
-          <w:rFonts w:ascii="0xProto Nerd Font" w:hAnsi="0xProto Nerd Font" w:eastAsia="0xProto Nerd Font" w:cs="0xProto Nerd Font"/>
-          <w:color w:val="000000" w:themeColor="text1"/>
-          <w:sz w:val="20"/>
-          <w:szCs w:val="16"/>
-        </w:rPr>
-        <w:t xml:space="preserve">(</w:t>
-      </w:r>
-      <w:r>
-        <w:rPr>
-          <w:rFonts w:ascii="0xProto Nerd Font" w:hAnsi="0xProto Nerd Font" w:eastAsia="0xProto Nerd Font" w:cs="0xProto Nerd Font"/>
-          <w:color w:val="000000" w:themeColor="text1"/>
-          <w:sz w:val="20"/>
-          <w:szCs w:val="16"/>
-        </w:rPr>
-        <w:t xml:space="preserve">intercept</w:t>
-      </w:r>
-      <w:r>
-        <w:rPr>
-          <w:rFonts w:ascii="0xProto Nerd Font" w:hAnsi="0xProto Nerd Font" w:eastAsia="0xProto Nerd Font" w:cs="0xProto Nerd Font"/>
-          <w:color w:val="000000" w:themeColor="text1"/>
-          <w:sz w:val="20"/>
-          <w:szCs w:val="16"/>
-        </w:rPr>
-        <w:t xml:space="preserve">: </w:t>
-      </w:r>
-      <w:r>
-        <w:rPr>
-          <w:rFonts w:ascii="0xProto Nerd Font" w:hAnsi="0xProto Nerd Font" w:eastAsia="0xProto Nerd Font" w:cs="0xProto Nerd Font"/>
-          <w:color w:val="000000" w:themeColor="text1"/>
-          <w:sz w:val="20"/>
-          <w:szCs w:val="16"/>
-        </w:rPr>
-        <w:t xml:space="preserve">true</w:t>
-      </w:r>
-      <w:r>
-        <w:rPr>
-          <w:rFonts w:ascii="0xProto Nerd Font" w:hAnsi="0xProto Nerd Font" w:eastAsia="0xProto Nerd Font" w:cs="0xProto Nerd Font"/>
-          <w:color w:val="000000" w:themeColor="text1"/>
-          <w:sz w:val="20"/>
-          <w:szCs w:val="16"/>
-        </w:rPr>
-        <w:t xml:space="preserve">)</w:t>
-      </w:r>
-      <w:r>
-        <w:rPr>
-          <w:rFonts w:ascii="0xProto Nerd Font" w:hAnsi="0xProto Nerd Font" w:eastAsia="0xProto Nerd Font" w:cs="0xProto Nerd Font"/>
-          <w:color w:val="000000" w:themeColor="text1"/>
-          <w:sz w:val="20"/>
-          <w:szCs w:val="16"/>
-        </w:rPr>
-        <w:t xml:space="preserve">.</w:t>
-      </w:r>
-      <w:r>
-        <w:rPr>
-          <w:rFonts w:ascii="0xProto Nerd Font" w:hAnsi="0xProto Nerd Font" w:eastAsia="0xProto Nerd Font" w:cs="0xProto Nerd Font"/>
-          <w:color w:val="000000" w:themeColor="text1"/>
-          <w:sz w:val="20"/>
-          <w:szCs w:val="16"/>
-        </w:rPr>
-        <w:t xml:space="preserve">Key</w:t>
-      </w:r>
-      <w:r>
-        <w:rPr>
-          <w:rFonts w:ascii="0xProto Nerd Font" w:hAnsi="0xProto Nerd Font" w:eastAsia="0xProto Nerd Font" w:cs="0xProto Nerd Font"/>
-          <w:color w:val="000000" w:themeColor="text1"/>
-          <w:sz w:val="20"/>
-          <w:szCs w:val="16"/>
-        </w:rPr>
-        <w:t xml:space="preserve">;</w:t>
-      </w:r>
-      <w:r>
-        <w:rPr>
-          <w:color w:val="000000" w:themeColor="text1"/>
-          <w:sz w:val="18"/>
-          <w:szCs w:val="16"/>
-        </w:rPr>
-      </w:r>
-    </w:p>
-    <w:p>
-      <w:pPr>
-        <w:pStyle w:val="892"/>
-        <w:pBdr/>
-        <w:spacing/>
-        <w:ind/>
-        <w:rPr>
-          <w:color w:val="000000" w:themeColor="text1"/>
-          <w:sz w:val="20"/>
-          <w:szCs w:val="16"/>
-        </w:rPr>
-      </w:pPr>
-      <w:r>
-        <w:rPr>
-          <w:rFonts w:ascii="0xProto Nerd Font" w:hAnsi="0xProto Nerd Font" w:eastAsia="0xProto Nerd Font" w:cs="0xProto Nerd Font"/>
-          <w:color w:val="000000" w:themeColor="text1"/>
-          <w:sz w:val="20"/>
-          <w:szCs w:val="16"/>
-        </w:rPr>
-      </w:r>
-      <w:r>
-        <w:rPr>
-          <w:color w:val="000000" w:themeColor="text1"/>
-          <w:sz w:val="18"/>
-          <w:szCs w:val="16"/>
-        </w:rPr>
-      </w:r>
-    </w:p>
-    <w:p>
-      <w:pPr>
-        <w:pStyle w:val="892"/>
-        <w:pBdr/>
-        <w:spacing/>
-        <w:ind/>
-        <w:rPr>
-          <w:color w:val="000000" w:themeColor="text1"/>
-          <w:sz w:val="20"/>
-          <w:szCs w:val="16"/>
-        </w:rPr>
-      </w:pPr>
-      <w:r>
-        <w:rPr>
-          <w:rFonts w:ascii="0xProto Nerd Font" w:hAnsi="0xProto Nerd Font" w:eastAsia="0xProto Nerd Font" w:cs="0xProto Nerd Font"/>
-          <w:color w:val="000000" w:themeColor="text1"/>
-          <w:sz w:val="20"/>
-          <w:szCs w:val="16"/>
-        </w:rPr>
-        <w:t xml:space="preserve">                </w:t>
-      </w:r>
-      <w:r>
-        <w:rPr>
-          <w:rFonts w:ascii="0xProto Nerd Font" w:hAnsi="0xProto Nerd Font" w:eastAsia="0xProto Nerd Font" w:cs="0xProto Nerd Font"/>
-          <w:color w:val="000000" w:themeColor="text1"/>
-          <w:sz w:val="20"/>
-          <w:szCs w:val="16"/>
-        </w:rPr>
-        <w:t xml:space="preserve">if</w:t>
-      </w:r>
-      <w:r>
-        <w:rPr>
-          <w:rFonts w:ascii="0xProto Nerd Font" w:hAnsi="0xProto Nerd Font" w:eastAsia="0xProto Nerd Font" w:cs="0xProto Nerd Font"/>
-          <w:color w:val="000000" w:themeColor="text1"/>
-          <w:sz w:val="20"/>
-          <w:szCs w:val="16"/>
-        </w:rPr>
-        <w:t xml:space="preserve"> (</w:t>
-      </w:r>
-      <w:r>
-        <w:rPr>
-          <w:rFonts w:ascii="0xProto Nerd Font" w:hAnsi="0xProto Nerd Font" w:eastAsia="0xProto Nerd Font" w:cs="0xProto Nerd Font"/>
-          <w:color w:val="000000" w:themeColor="text1"/>
-          <w:sz w:val="20"/>
-          <w:szCs w:val="16"/>
-        </w:rPr>
-        <w:t xml:space="preserve">key</w:t>
-      </w:r>
-      <w:r>
-        <w:rPr>
-          <w:rFonts w:ascii="0xProto Nerd Font" w:hAnsi="0xProto Nerd Font" w:eastAsia="0xProto Nerd Font" w:cs="0xProto Nerd Font"/>
-          <w:color w:val="000000" w:themeColor="text1"/>
-          <w:sz w:val="20"/>
-          <w:szCs w:val="16"/>
-        </w:rPr>
-        <w:t xml:space="preserve"> </w:t>
-      </w:r>
-      <w:r>
-        <w:rPr>
-          <w:rFonts w:ascii="0xProto Nerd Font" w:hAnsi="0xProto Nerd Font" w:eastAsia="0xProto Nerd Font" w:cs="0xProto Nerd Font"/>
-          <w:color w:val="000000" w:themeColor="text1"/>
-          <w:sz w:val="20"/>
-          <w:szCs w:val="16"/>
-        </w:rPr>
-        <w:t xml:space="preserve">==</w:t>
-      </w:r>
-      <w:r>
-        <w:rPr>
-          <w:rFonts w:ascii="0xProto Nerd Font" w:hAnsi="0xProto Nerd Font" w:eastAsia="0xProto Nerd Font" w:cs="0xProto Nerd Font"/>
-          <w:color w:val="000000" w:themeColor="text1"/>
-          <w:sz w:val="20"/>
-          <w:szCs w:val="16"/>
-        </w:rPr>
-        <w:t xml:space="preserve"> </w:t>
-      </w:r>
-      <w:r>
-        <w:rPr>
-          <w:rFonts w:ascii="0xProto Nerd Font" w:hAnsi="0xProto Nerd Font" w:eastAsia="0xProto Nerd Font" w:cs="0xProto Nerd Font"/>
-          <w:color w:val="000000" w:themeColor="text1"/>
-          <w:sz w:val="20"/>
-          <w:szCs w:val="16"/>
-        </w:rPr>
-        <w:t xml:space="preserve">ConsoleKey</w:t>
-      </w:r>
-      <w:r>
-        <w:rPr>
-          <w:rFonts w:ascii="0xProto Nerd Font" w:hAnsi="0xProto Nerd Font" w:eastAsia="0xProto Nerd Font" w:cs="0xProto Nerd Font"/>
-          <w:color w:val="000000" w:themeColor="text1"/>
-          <w:sz w:val="20"/>
-          <w:szCs w:val="16"/>
-        </w:rPr>
-        <w:t xml:space="preserve">.</w:t>
-      </w:r>
-      <w:r>
-        <w:rPr>
-          <w:rFonts w:ascii="0xProto Nerd Font" w:hAnsi="0xProto Nerd Font" w:eastAsia="0xProto Nerd Font" w:cs="0xProto Nerd Font"/>
-          <w:color w:val="000000" w:themeColor="text1"/>
-          <w:sz w:val="20"/>
-          <w:szCs w:val="16"/>
-        </w:rPr>
-        <w:t xml:space="preserve">Escape</w:t>
-      </w:r>
-      <w:r>
-        <w:rPr>
-          <w:rFonts w:ascii="0xProto Nerd Font" w:hAnsi="0xProto Nerd Font" w:eastAsia="0xProto Nerd Font" w:cs="0xProto Nerd Font"/>
-          <w:color w:val="000000" w:themeColor="text1"/>
-          <w:sz w:val="20"/>
-          <w:szCs w:val="16"/>
-        </w:rPr>
-        <w:t xml:space="preserve">)</w:t>
-      </w:r>
-      <w:r>
-        <w:rPr>
-          <w:color w:val="000000" w:themeColor="text1"/>
-          <w:sz w:val="18"/>
-          <w:szCs w:val="16"/>
-        </w:rPr>
-      </w:r>
-    </w:p>
-    <w:p>
-      <w:pPr>
-        <w:pStyle w:val="892"/>
-        <w:pBdr/>
-        <w:spacing/>
-        <w:ind/>
-        <w:rPr>
-          <w:color w:val="000000" w:themeColor="text1"/>
-          <w:sz w:val="20"/>
-          <w:szCs w:val="16"/>
-        </w:rPr>
-      </w:pPr>
-      <w:r>
-        <w:rPr>
-          <w:rFonts w:ascii="0xProto Nerd Font" w:hAnsi="0xProto Nerd Font" w:eastAsia="0xProto Nerd Font" w:cs="0xProto Nerd Font"/>
-          <w:color w:val="000000" w:themeColor="text1"/>
-          <w:sz w:val="20"/>
-          <w:szCs w:val="16"/>
-        </w:rPr>
-        <w:t xml:space="preserve">                {</w:t>
-      </w:r>
-      <w:r>
-        <w:rPr>
-          <w:color w:val="000000" w:themeColor="text1"/>
-          <w:sz w:val="18"/>
-          <w:szCs w:val="16"/>
-        </w:rPr>
-      </w:r>
-    </w:p>
-    <w:p>
-      <w:pPr>
-        <w:pStyle w:val="892"/>
-        <w:pBdr/>
-        <w:spacing/>
-        <w:ind/>
-        <w:rPr>
-          <w:color w:val="000000" w:themeColor="text1"/>
-          <w:sz w:val="20"/>
-          <w:szCs w:val="16"/>
-        </w:rPr>
-      </w:pPr>
-      <w:r>
-        <w:rPr>
-          <w:rFonts w:ascii="0xProto Nerd Font" w:hAnsi="0xProto Nerd Font" w:eastAsia="0xProto Nerd Font" w:cs="0xProto Nerd Font"/>
-          <w:color w:val="000000" w:themeColor="text1"/>
-          <w:sz w:val="20"/>
-          <w:szCs w:val="16"/>
-        </w:rPr>
-        <w:t xml:space="preserve">                    </w:t>
-      </w:r>
-      <w:r>
-        <w:rPr>
-          <w:rFonts w:ascii="0xProto Nerd Font" w:hAnsi="0xProto Nerd Font" w:eastAsia="0xProto Nerd Font" w:cs="0xProto Nerd Font"/>
-          <w:color w:val="000000" w:themeColor="text1"/>
-          <w:sz w:val="20"/>
-          <w:szCs w:val="16"/>
-        </w:rPr>
-        <w:t xml:space="preserve">break</w:t>
-      </w:r>
-      <w:r>
-        <w:rPr>
-          <w:rFonts w:ascii="0xProto Nerd Font" w:hAnsi="0xProto Nerd Font" w:eastAsia="0xProto Nerd Font" w:cs="0xProto Nerd Font"/>
-          <w:color w:val="000000" w:themeColor="text1"/>
-          <w:sz w:val="20"/>
-          <w:szCs w:val="16"/>
-        </w:rPr>
-        <w:t xml:space="preserve">;</w:t>
-      </w:r>
-      <w:r>
-        <w:rPr>
-          <w:color w:val="000000" w:themeColor="text1"/>
-          <w:sz w:val="18"/>
-          <w:szCs w:val="16"/>
-        </w:rPr>
-      </w:r>
-    </w:p>
-    <w:p>
-      <w:pPr>
-        <w:pStyle w:val="892"/>
-        <w:pBdr/>
-        <w:spacing/>
-        <w:ind/>
-        <w:rPr>
-          <w:color w:val="000000" w:themeColor="text1"/>
-          <w:sz w:val="20"/>
-          <w:szCs w:val="16"/>
-        </w:rPr>
-      </w:pPr>
-      <w:r>
-        <w:rPr>
-          <w:rFonts w:ascii="0xProto Nerd Font" w:hAnsi="0xProto Nerd Font" w:eastAsia="0xProto Nerd Font" w:cs="0xProto Nerd Font"/>
-          <w:color w:val="000000" w:themeColor="text1"/>
-          <w:sz w:val="20"/>
-          <w:szCs w:val="16"/>
-        </w:rPr>
-        <w:t xml:space="preserve">                }</w:t>
-      </w:r>
-      <w:r>
-        <w:rPr>
-          <w:color w:val="000000" w:themeColor="text1"/>
-          <w:sz w:val="18"/>
-          <w:szCs w:val="16"/>
-        </w:rPr>
-      </w:r>
-    </w:p>
-    <w:p>
-      <w:pPr>
-        <w:pStyle w:val="892"/>
-        <w:pBdr/>
-        <w:spacing/>
-        <w:ind/>
-        <w:rPr>
-          <w:color w:val="000000" w:themeColor="text1"/>
-          <w:sz w:val="20"/>
-          <w:szCs w:val="16"/>
-        </w:rPr>
-      </w:pPr>
-      <w:r>
-        <w:rPr>
-          <w:rFonts w:ascii="0xProto Nerd Font" w:hAnsi="0xProto Nerd Font" w:eastAsia="0xProto Nerd Font" w:cs="0xProto Nerd Font"/>
-          <w:color w:val="000000" w:themeColor="text1"/>
-          <w:sz w:val="20"/>
-          <w:szCs w:val="16"/>
-        </w:rPr>
-      </w:r>
-      <w:r>
-        <w:rPr>
-          <w:color w:val="000000" w:themeColor="text1"/>
-          <w:sz w:val="18"/>
-          <w:szCs w:val="16"/>
-        </w:rPr>
-      </w:r>
-    </w:p>
-    <w:p>
-      <w:pPr>
-        <w:pStyle w:val="892"/>
-        <w:pBdr/>
-        <w:spacing/>
-        <w:ind/>
-        <w:rPr>
-          <w:color w:val="000000" w:themeColor="text1"/>
-          <w:sz w:val="20"/>
-          <w:szCs w:val="16"/>
-        </w:rPr>
-      </w:pPr>
-      <w:r>
-        <w:rPr>
-          <w:rFonts w:ascii="0xProto Nerd Font" w:hAnsi="0xProto Nerd Font" w:eastAsia="0xProto Nerd Font" w:cs="0xProto Nerd Font"/>
-          <w:color w:val="000000" w:themeColor="text1"/>
-          <w:sz w:val="20"/>
-          <w:szCs w:val="16"/>
-        </w:rPr>
-        <w:t xml:space="preserve">                </w:t>
-      </w:r>
-      <w:r>
-        <w:rPr>
-          <w:rFonts w:ascii="0xProto Nerd Font" w:hAnsi="0xProto Nerd Font" w:eastAsia="0xProto Nerd Font" w:cs="0xProto Nerd Font"/>
-          <w:color w:val="000000" w:themeColor="text1"/>
-          <w:sz w:val="20"/>
-          <w:szCs w:val="16"/>
-        </w:rPr>
-        <w:t xml:space="preserve">hero</w:t>
-      </w:r>
-      <w:r>
-        <w:rPr>
-          <w:rFonts w:ascii="0xProto Nerd Font" w:hAnsi="0xProto Nerd Font" w:eastAsia="0xProto Nerd Font" w:cs="0xProto Nerd Font"/>
-          <w:color w:val="000000" w:themeColor="text1"/>
-          <w:sz w:val="20"/>
-          <w:szCs w:val="16"/>
-        </w:rPr>
-        <w:t xml:space="preserve">.</w:t>
-      </w:r>
-      <w:r>
-        <w:rPr>
-          <w:rFonts w:ascii="0xProto Nerd Font" w:hAnsi="0xProto Nerd Font" w:eastAsia="0xProto Nerd Font" w:cs="0xProto Nerd Font"/>
-          <w:color w:val="000000" w:themeColor="text1"/>
-          <w:sz w:val="20"/>
-          <w:szCs w:val="16"/>
-        </w:rPr>
-        <w:t xml:space="preserve">HandleInput</w:t>
-      </w:r>
-      <w:r>
-        <w:rPr>
-          <w:rFonts w:ascii="0xProto Nerd Font" w:hAnsi="0xProto Nerd Font" w:eastAsia="0xProto Nerd Font" w:cs="0xProto Nerd Font"/>
-          <w:color w:val="000000" w:themeColor="text1"/>
-          <w:sz w:val="20"/>
-          <w:szCs w:val="16"/>
-        </w:rPr>
-        <w:t xml:space="preserve">(</w:t>
-      </w:r>
-      <w:r>
-        <w:rPr>
-          <w:rFonts w:ascii="0xProto Nerd Font" w:hAnsi="0xProto Nerd Font" w:eastAsia="0xProto Nerd Font" w:cs="0xProto Nerd Font"/>
-          <w:color w:val="000000" w:themeColor="text1"/>
-          <w:sz w:val="20"/>
-          <w:szCs w:val="16"/>
-        </w:rPr>
-        <w:t xml:space="preserve">key</w:t>
-      </w:r>
-      <w:r>
-        <w:rPr>
-          <w:rFonts w:ascii="0xProto Nerd Font" w:hAnsi="0xProto Nerd Font" w:eastAsia="0xProto Nerd Font" w:cs="0xProto Nerd Font"/>
-          <w:color w:val="000000" w:themeColor="text1"/>
-          <w:sz w:val="20"/>
-          <w:szCs w:val="16"/>
-        </w:rPr>
-        <w:t xml:space="preserve">);</w:t>
-      </w:r>
-      <w:r>
-        <w:rPr>
-          <w:color w:val="000000" w:themeColor="text1"/>
-          <w:sz w:val="18"/>
-          <w:szCs w:val="16"/>
-        </w:rPr>
-      </w:r>
-    </w:p>
-    <w:p>
-      <w:pPr>
-        <w:pStyle w:val="892"/>
-        <w:pBdr/>
-        <w:spacing/>
-        <w:ind/>
-        <w:rPr>
-          <w:color w:val="000000" w:themeColor="text1"/>
-          <w:sz w:val="20"/>
-          <w:szCs w:val="16"/>
-        </w:rPr>
-      </w:pPr>
-      <w:r>
-        <w:rPr>
-          <w:rFonts w:ascii="0xProto Nerd Font" w:hAnsi="0xProto Nerd Font" w:eastAsia="0xProto Nerd Font" w:cs="0xProto Nerd Font"/>
-          <w:color w:val="000000" w:themeColor="text1"/>
-          <w:sz w:val="20"/>
-          <w:szCs w:val="16"/>
-        </w:rPr>
-      </w:r>
-      <w:r>
-        <w:rPr>
-          <w:color w:val="000000" w:themeColor="text1"/>
-          <w:sz w:val="18"/>
-          <w:szCs w:val="16"/>
-        </w:rPr>
-      </w:r>
-    </w:p>
-    <w:p>
-      <w:pPr>
-        <w:pStyle w:val="892"/>
-        <w:pBdr/>
-        <w:spacing/>
-        <w:ind/>
-        <w:rPr>
-          <w:color w:val="000000" w:themeColor="text1"/>
-          <w:sz w:val="20"/>
-          <w:szCs w:val="16"/>
-        </w:rPr>
-      </w:pPr>
-      <w:r>
-        <w:rPr>
-          <w:rFonts w:ascii="0xProto Nerd Font" w:hAnsi="0xProto Nerd Font" w:eastAsia="0xProto Nerd Font" w:cs="0xProto Nerd Font"/>
-          <w:color w:val="000000" w:themeColor="text1"/>
-          <w:sz w:val="20"/>
-          <w:szCs w:val="16"/>
-        </w:rPr>
-        <w:t xml:space="preserve">                </w:t>
-      </w:r>
-      <w:r>
-        <w:rPr>
-          <w:rFonts w:ascii="0xProto Nerd Font" w:hAnsi="0xProto Nerd Font" w:eastAsia="0xProto Nerd Font" w:cs="0xProto Nerd Font"/>
-          <w:color w:val="000000" w:themeColor="text1"/>
-          <w:sz w:val="20"/>
-          <w:szCs w:val="16"/>
-        </w:rPr>
-        <w:t xml:space="preserve">if</w:t>
-      </w:r>
-      <w:r>
-        <w:rPr>
-          <w:rFonts w:ascii="0xProto Nerd Font" w:hAnsi="0xProto Nerd Font" w:eastAsia="0xProto Nerd Font" w:cs="0xProto Nerd Font"/>
-          <w:color w:val="000000" w:themeColor="text1"/>
-          <w:sz w:val="20"/>
-          <w:szCs w:val="16"/>
-        </w:rPr>
-        <w:t xml:space="preserve"> (</w:t>
-      </w:r>
-      <w:r>
-        <w:rPr>
-          <w:rFonts w:ascii="0xProto Nerd Font" w:hAnsi="0xProto Nerd Font" w:eastAsia="0xProto Nerd Font" w:cs="0xProto Nerd Font"/>
-          <w:color w:val="000000" w:themeColor="text1"/>
-          <w:sz w:val="20"/>
-          <w:szCs w:val="16"/>
-        </w:rPr>
-        <w:t xml:space="preserve">hero</w:t>
-      </w:r>
-      <w:r>
-        <w:rPr>
-          <w:rFonts w:ascii="0xProto Nerd Font" w:hAnsi="0xProto Nerd Font" w:eastAsia="0xProto Nerd Font" w:cs="0xProto Nerd Font"/>
-          <w:color w:val="000000" w:themeColor="text1"/>
-          <w:sz w:val="20"/>
-          <w:szCs w:val="16"/>
-        </w:rPr>
-        <w:t xml:space="preserve">.</w:t>
-      </w:r>
-      <w:r>
-        <w:rPr>
-          <w:rFonts w:ascii="0xProto Nerd Font" w:hAnsi="0xProto Nerd Font" w:eastAsia="0xProto Nerd Font" w:cs="0xProto Nerd Font"/>
-          <w:color w:val="000000" w:themeColor="text1"/>
-          <w:sz w:val="20"/>
-          <w:szCs w:val="16"/>
-        </w:rPr>
-        <w:t xml:space="preserve">state</w:t>
-      </w:r>
-      <w:r>
-        <w:rPr>
-          <w:rFonts w:ascii="0xProto Nerd Font" w:hAnsi="0xProto Nerd Font" w:eastAsia="0xProto Nerd Font" w:cs="0xProto Nerd Font"/>
-          <w:color w:val="000000" w:themeColor="text1"/>
-          <w:sz w:val="20"/>
-          <w:szCs w:val="16"/>
-        </w:rPr>
-        <w:t xml:space="preserve"> </w:t>
-      </w:r>
-      <w:r>
-        <w:rPr>
-          <w:rFonts w:ascii="0xProto Nerd Font" w:hAnsi="0xProto Nerd Font" w:eastAsia="0xProto Nerd Font" w:cs="0xProto Nerd Font"/>
-          <w:color w:val="000000" w:themeColor="text1"/>
-          <w:sz w:val="20"/>
-          <w:szCs w:val="16"/>
-        </w:rPr>
-        <w:t xml:space="preserve">is</w:t>
-      </w:r>
-      <w:r>
-        <w:rPr>
-          <w:rFonts w:ascii="0xProto Nerd Font" w:hAnsi="0xProto Nerd Font" w:eastAsia="0xProto Nerd Font" w:cs="0xProto Nerd Font"/>
-          <w:color w:val="000000" w:themeColor="text1"/>
-          <w:sz w:val="20"/>
-          <w:szCs w:val="16"/>
-        </w:rPr>
-        <w:t xml:space="preserve"> </w:t>
-      </w:r>
-      <w:r>
-        <w:rPr>
-          <w:rFonts w:ascii="0xProto Nerd Font" w:hAnsi="0xProto Nerd Font" w:eastAsia="0xProto Nerd Font" w:cs="0xProto Nerd Font"/>
-          <w:color w:val="000000" w:themeColor="text1"/>
-          <w:sz w:val="20"/>
-          <w:szCs w:val="16"/>
-        </w:rPr>
-        <w:t xml:space="preserve">JumpingState</w:t>
-      </w:r>
-      <w:r>
-        <w:rPr>
-          <w:rFonts w:ascii="0xProto Nerd Font" w:hAnsi="0xProto Nerd Font" w:eastAsia="0xProto Nerd Font" w:cs="0xProto Nerd Font"/>
-          <w:color w:val="000000" w:themeColor="text1"/>
-          <w:sz w:val="20"/>
-          <w:szCs w:val="16"/>
-        </w:rPr>
-        <w:t xml:space="preserve">)</w:t>
-      </w:r>
-      <w:r>
-        <w:rPr>
-          <w:color w:val="000000" w:themeColor="text1"/>
-          <w:sz w:val="18"/>
-          <w:szCs w:val="16"/>
-        </w:rPr>
-      </w:r>
-    </w:p>
-    <w:p>
-      <w:pPr>
-        <w:pStyle w:val="892"/>
-        <w:pBdr/>
-        <w:spacing/>
-        <w:ind/>
-        <w:rPr>
-          <w:color w:val="000000" w:themeColor="text1"/>
-          <w:sz w:val="20"/>
-          <w:szCs w:val="16"/>
-        </w:rPr>
-      </w:pPr>
-      <w:r>
-        <w:rPr>
-          <w:rFonts w:ascii="0xProto Nerd Font" w:hAnsi="0xProto Nerd Font" w:eastAsia="0xProto Nerd Font" w:cs="0xProto Nerd Font"/>
-          <w:color w:val="000000" w:themeColor="text1"/>
-          <w:sz w:val="20"/>
-          <w:szCs w:val="16"/>
-        </w:rPr>
-        <w:t xml:space="preserve">                {</w:t>
-      </w:r>
-      <w:r>
-        <w:rPr>
-          <w:color w:val="000000" w:themeColor="text1"/>
-          <w:sz w:val="18"/>
-          <w:szCs w:val="16"/>
-        </w:rPr>
-      </w:r>
-    </w:p>
-    <w:p>
-      <w:pPr>
-        <w:pStyle w:val="892"/>
-        <w:pBdr/>
-        <w:spacing/>
-        <w:ind/>
-        <w:rPr>
-          <w:color w:val="000000" w:themeColor="text1"/>
-          <w:sz w:val="20"/>
-          <w:szCs w:val="16"/>
-        </w:rPr>
-      </w:pPr>
-      <w:r>
-        <w:rPr>
-          <w:rFonts w:ascii="0xProto Nerd Font" w:hAnsi="0xProto Nerd Font" w:eastAsia="0xProto Nerd Font" w:cs="0xProto Nerd Font"/>
-          <w:color w:val="000000" w:themeColor="text1"/>
-          <w:sz w:val="20"/>
-          <w:szCs w:val="16"/>
-        </w:rPr>
-        <w:t xml:space="preserve">                    </w:t>
-      </w:r>
-      <w:r>
-        <w:rPr>
-          <w:rFonts w:ascii="0xProto Nerd Font" w:hAnsi="0xProto Nerd Font" w:eastAsia="0xProto Nerd Font" w:cs="0xProto Nerd Font"/>
-          <w:color w:val="000000" w:themeColor="text1"/>
-          <w:sz w:val="20"/>
-          <w:szCs w:val="16"/>
-        </w:rPr>
-        <w:t xml:space="preserve">Console</w:t>
-      </w:r>
-      <w:r>
-        <w:rPr>
-          <w:rFonts w:ascii="0xProto Nerd Font" w:hAnsi="0xProto Nerd Font" w:eastAsia="0xProto Nerd Font" w:cs="0xProto Nerd Font"/>
-          <w:color w:val="000000" w:themeColor="text1"/>
-          <w:sz w:val="20"/>
-          <w:szCs w:val="16"/>
-        </w:rPr>
-        <w:t xml:space="preserve">.</w:t>
-      </w:r>
-      <w:r>
-        <w:rPr>
-          <w:rFonts w:ascii="0xProto Nerd Font" w:hAnsi="0xProto Nerd Font" w:eastAsia="0xProto Nerd Font" w:cs="0xProto Nerd Font"/>
-          <w:color w:val="000000" w:themeColor="text1"/>
-          <w:sz w:val="20"/>
-          <w:szCs w:val="16"/>
-        </w:rPr>
-        <w:t xml:space="preserve">WriteLine</w:t>
-      </w:r>
-      <w:r>
-        <w:rPr>
-          <w:rFonts w:ascii="0xProto Nerd Font" w:hAnsi="0xProto Nerd Font" w:eastAsia="0xProto Nerd Font" w:cs="0xProto Nerd Font"/>
-          <w:color w:val="000000" w:themeColor="text1"/>
-          <w:sz w:val="20"/>
-          <w:szCs w:val="16"/>
-        </w:rPr>
-        <w:t xml:space="preserve">(</w:t>
-      </w:r>
-      <w:r>
-        <w:rPr>
-          <w:rFonts w:ascii="0xProto Nerd Font" w:hAnsi="0xProto Nerd Font" w:eastAsia="0xProto Nerd Font" w:cs="0xProto Nerd Font"/>
-          <w:color w:val="000000" w:themeColor="text1"/>
-          <w:sz w:val="20"/>
-          <w:szCs w:val="16"/>
-        </w:rPr>
-        <w:t xml:space="preserve">"{0} is jumping!"</w:t>
-      </w:r>
-      <w:r>
-        <w:rPr>
-          <w:rFonts w:ascii="0xProto Nerd Font" w:hAnsi="0xProto Nerd Font" w:eastAsia="0xProto Nerd Font" w:cs="0xProto Nerd Font"/>
-          <w:color w:val="000000" w:themeColor="text1"/>
-          <w:sz w:val="20"/>
-          <w:szCs w:val="16"/>
-        </w:rPr>
-        <w:t xml:space="preserve">, </w:t>
-      </w:r>
-      <w:r>
-        <w:rPr>
-          <w:rFonts w:ascii="0xProto Nerd Font" w:hAnsi="0xProto Nerd Font" w:eastAsia="0xProto Nerd Font" w:cs="0xProto Nerd Font"/>
-          <w:color w:val="000000" w:themeColor="text1"/>
-          <w:sz w:val="20"/>
-          <w:szCs w:val="16"/>
-        </w:rPr>
-        <w:t xml:space="preserve">hero</w:t>
-      </w:r>
-      <w:r>
-        <w:rPr>
-          <w:rFonts w:ascii="0xProto Nerd Font" w:hAnsi="0xProto Nerd Font" w:eastAsia="0xProto Nerd Font" w:cs="0xProto Nerd Font"/>
-          <w:color w:val="000000" w:themeColor="text1"/>
-          <w:sz w:val="20"/>
-          <w:szCs w:val="16"/>
-        </w:rPr>
-        <w:t xml:space="preserve">.</w:t>
-      </w:r>
-      <w:r>
-        <w:rPr>
-          <w:rFonts w:ascii="0xProto Nerd Font" w:hAnsi="0xProto Nerd Font" w:eastAsia="0xProto Nerd Font" w:cs="0xProto Nerd Font"/>
-          <w:color w:val="000000" w:themeColor="text1"/>
-          <w:sz w:val="20"/>
-          <w:szCs w:val="16"/>
-        </w:rPr>
-        <w:t xml:space="preserve">Name</w:t>
-      </w:r>
-      <w:r>
-        <w:rPr>
-          <w:rFonts w:ascii="0xProto Nerd Font" w:hAnsi="0xProto Nerd Font" w:eastAsia="0xProto Nerd Font" w:cs="0xProto Nerd Font"/>
-          <w:color w:val="000000" w:themeColor="text1"/>
-          <w:sz w:val="20"/>
-          <w:szCs w:val="16"/>
-        </w:rPr>
-        <w:t xml:space="preserve">);</w:t>
-      </w:r>
-      <w:r>
-        <w:rPr>
-          <w:color w:val="000000" w:themeColor="text1"/>
-          <w:sz w:val="18"/>
-          <w:szCs w:val="16"/>
-        </w:rPr>
-      </w:r>
-    </w:p>
-    <w:p>
-      <w:pPr>
-        <w:pStyle w:val="892"/>
-        <w:pBdr/>
-        <w:spacing/>
-        <w:ind/>
-        <w:rPr>
-          <w:color w:val="000000" w:themeColor="text1"/>
-          <w:sz w:val="20"/>
-          <w:szCs w:val="16"/>
-        </w:rPr>
-      </w:pPr>
-      <w:r>
-        <w:rPr>
-          <w:rFonts w:ascii="0xProto Nerd Font" w:hAnsi="0xProto Nerd Font" w:eastAsia="0xProto Nerd Font" w:cs="0xProto Nerd Font"/>
-          <w:color w:val="000000" w:themeColor="text1"/>
-          <w:sz w:val="20"/>
-          <w:szCs w:val="16"/>
-        </w:rPr>
-        <w:t xml:space="preserve">                }</w:t>
-      </w:r>
-      <w:r>
-        <w:rPr>
-          <w:color w:val="000000" w:themeColor="text1"/>
-          <w:sz w:val="18"/>
-          <w:szCs w:val="16"/>
-        </w:rPr>
-      </w:r>
-    </w:p>
-    <w:p>
-      <w:pPr>
-        <w:pStyle w:val="892"/>
-        <w:pBdr/>
-        <w:spacing/>
-        <w:ind/>
-        <w:rPr>
-          <w:color w:val="000000" w:themeColor="text1"/>
-          <w:sz w:val="20"/>
-          <w:szCs w:val="16"/>
-        </w:rPr>
-      </w:pPr>
-      <w:r>
-        <w:rPr>
-          <w:rFonts w:ascii="0xProto Nerd Font" w:hAnsi="0xProto Nerd Font" w:eastAsia="0xProto Nerd Font" w:cs="0xProto Nerd Font"/>
-          <w:color w:val="000000" w:themeColor="text1"/>
-          <w:sz w:val="20"/>
-          <w:szCs w:val="16"/>
-        </w:rPr>
-        <w:t xml:space="preserve">                </w:t>
-      </w:r>
-      <w:r>
-        <w:rPr>
-          <w:rFonts w:ascii="0xProto Nerd Font" w:hAnsi="0xProto Nerd Font" w:eastAsia="0xProto Nerd Font" w:cs="0xProto Nerd Font"/>
-          <w:color w:val="000000" w:themeColor="text1"/>
-          <w:sz w:val="20"/>
-          <w:szCs w:val="16"/>
-        </w:rPr>
-        <w:t xml:space="preserve">else</w:t>
-      </w:r>
-      <w:r>
-        <w:rPr>
-          <w:color w:val="000000" w:themeColor="text1"/>
-          <w:sz w:val="18"/>
-          <w:szCs w:val="16"/>
-        </w:rPr>
-      </w:r>
-    </w:p>
-    <w:p>
-      <w:pPr>
-        <w:pStyle w:val="892"/>
-        <w:pBdr/>
-        <w:spacing/>
-        <w:ind/>
-        <w:rPr>
-          <w:color w:val="000000" w:themeColor="text1"/>
-          <w:sz w:val="20"/>
-          <w:szCs w:val="16"/>
-        </w:rPr>
-      </w:pPr>
-      <w:r>
-        <w:rPr>
-          <w:rFonts w:ascii="0xProto Nerd Font" w:hAnsi="0xProto Nerd Font" w:eastAsia="0xProto Nerd Font" w:cs="0xProto Nerd Font"/>
-          <w:color w:val="000000" w:themeColor="text1"/>
-          <w:sz w:val="20"/>
-          <w:szCs w:val="16"/>
-        </w:rPr>
-        <w:t xml:space="preserve">                {</w:t>
-      </w:r>
-      <w:r>
-        <w:rPr>
-          <w:color w:val="000000" w:themeColor="text1"/>
-          <w:sz w:val="18"/>
-          <w:szCs w:val="16"/>
-        </w:rPr>
-      </w:r>
-    </w:p>
-    <w:p>
-      <w:pPr>
-        <w:pStyle w:val="892"/>
-        <w:pBdr/>
-        <w:spacing/>
-        <w:ind/>
-        <w:rPr>
-          <w:color w:val="000000" w:themeColor="text1"/>
-          <w:sz w:val="20"/>
-          <w:szCs w:val="16"/>
-        </w:rPr>
-      </w:pPr>
-      <w:r>
-        <w:rPr>
-          <w:rFonts w:ascii="0xProto Nerd Font" w:hAnsi="0xProto Nerd Font" w:eastAsia="0xProto Nerd Font" w:cs="0xProto Nerd Font"/>
-          <w:color w:val="000000" w:themeColor="text1"/>
-          <w:sz w:val="20"/>
-          <w:szCs w:val="16"/>
-        </w:rPr>
-        <w:t xml:space="preserve">                    </w:t>
-      </w:r>
-      <w:r>
-        <w:rPr>
-          <w:rFonts w:ascii="0xProto Nerd Font" w:hAnsi="0xProto Nerd Font" w:eastAsia="0xProto Nerd Font" w:cs="0xProto Nerd Font"/>
-          <w:color w:val="000000" w:themeColor="text1"/>
-          <w:sz w:val="20"/>
-          <w:szCs w:val="16"/>
-        </w:rPr>
-        <w:t xml:space="preserve">Console</w:t>
-      </w:r>
-      <w:r>
-        <w:rPr>
-          <w:rFonts w:ascii="0xProto Nerd Font" w:hAnsi="0xProto Nerd Font" w:eastAsia="0xProto Nerd Font" w:cs="0xProto Nerd Font"/>
-          <w:color w:val="000000" w:themeColor="text1"/>
-          <w:sz w:val="20"/>
-          <w:szCs w:val="16"/>
-        </w:rPr>
-        <w:t xml:space="preserve">.</w:t>
-      </w:r>
-      <w:r>
-        <w:rPr>
-          <w:rFonts w:ascii="0xProto Nerd Font" w:hAnsi="0xProto Nerd Font" w:eastAsia="0xProto Nerd Font" w:cs="0xProto Nerd Font"/>
-          <w:color w:val="000000" w:themeColor="text1"/>
-          <w:sz w:val="20"/>
-          <w:szCs w:val="16"/>
-        </w:rPr>
-        <w:t xml:space="preserve">WriteLine</w:t>
-      </w:r>
-      <w:r>
-        <w:rPr>
-          <w:rFonts w:ascii="0xProto Nerd Font" w:hAnsi="0xProto Nerd Font" w:eastAsia="0xProto Nerd Font" w:cs="0xProto Nerd Font"/>
-          <w:color w:val="000000" w:themeColor="text1"/>
-          <w:sz w:val="20"/>
-          <w:szCs w:val="16"/>
-        </w:rPr>
-        <w:t xml:space="preserve">(</w:t>
-      </w:r>
-      <w:r>
-        <w:rPr>
-          <w:rFonts w:ascii="0xProto Nerd Font" w:hAnsi="0xProto Nerd Font" w:eastAsia="0xProto Nerd Font" w:cs="0xProto Nerd Font"/>
-          <w:color w:val="000000" w:themeColor="text1"/>
-          <w:sz w:val="20"/>
-          <w:szCs w:val="16"/>
-        </w:rPr>
-        <w:t xml:space="preserve">"{0} is in idle pose"</w:t>
-      </w:r>
-      <w:r>
-        <w:rPr>
-          <w:rFonts w:ascii="0xProto Nerd Font" w:hAnsi="0xProto Nerd Font" w:eastAsia="0xProto Nerd Font" w:cs="0xProto Nerd Font"/>
-          <w:color w:val="000000" w:themeColor="text1"/>
-          <w:sz w:val="20"/>
-          <w:szCs w:val="16"/>
-        </w:rPr>
-        <w:t xml:space="preserve">, </w:t>
-      </w:r>
-      <w:r>
-        <w:rPr>
-          <w:rFonts w:ascii="0xProto Nerd Font" w:hAnsi="0xProto Nerd Font" w:eastAsia="0xProto Nerd Font" w:cs="0xProto Nerd Font"/>
-          <w:color w:val="000000" w:themeColor="text1"/>
-          <w:sz w:val="20"/>
-          <w:szCs w:val="16"/>
-        </w:rPr>
-        <w:t xml:space="preserve">hero</w:t>
-      </w:r>
-      <w:r>
-        <w:rPr>
-          <w:rFonts w:ascii="0xProto Nerd Font" w:hAnsi="0xProto Nerd Font" w:eastAsia="0xProto Nerd Font" w:cs="0xProto Nerd Font"/>
-          <w:color w:val="000000" w:themeColor="text1"/>
-          <w:sz w:val="20"/>
-          <w:szCs w:val="16"/>
-        </w:rPr>
-        <w:t xml:space="preserve">.</w:t>
-      </w:r>
-      <w:r>
-        <w:rPr>
-          <w:rFonts w:ascii="0xProto Nerd Font" w:hAnsi="0xProto Nerd Font" w:eastAsia="0xProto Nerd Font" w:cs="0xProto Nerd Font"/>
-          <w:color w:val="000000" w:themeColor="text1"/>
-          <w:sz w:val="20"/>
-          <w:szCs w:val="16"/>
-        </w:rPr>
-        <w:t xml:space="preserve">Name</w:t>
-      </w:r>
-      <w:r>
-        <w:rPr>
-          <w:rFonts w:ascii="0xProto Nerd Font" w:hAnsi="0xProto Nerd Font" w:eastAsia="0xProto Nerd Font" w:cs="0xProto Nerd Font"/>
-          <w:color w:val="000000" w:themeColor="text1"/>
-          <w:sz w:val="20"/>
-          <w:szCs w:val="16"/>
-        </w:rPr>
-        <w:t xml:space="preserve">);</w:t>
-      </w:r>
-      <w:r>
-        <w:rPr>
-          <w:color w:val="000000" w:themeColor="text1"/>
-          <w:sz w:val="18"/>
-          <w:szCs w:val="16"/>
-        </w:rPr>
-      </w:r>
-    </w:p>
-    <w:p>
-      <w:pPr>
-        <w:pStyle w:val="892"/>
-        <w:pBdr/>
-        <w:spacing/>
-        <w:ind/>
-        <w:rPr>
-          <w:color w:val="000000" w:themeColor="text1"/>
-          <w:sz w:val="20"/>
-          <w:szCs w:val="16"/>
-        </w:rPr>
-      </w:pPr>
-      <w:r>
-        <w:rPr>
-          <w:rFonts w:ascii="0xProto Nerd Font" w:hAnsi="0xProto Nerd Font" w:eastAsia="0xProto Nerd Font" w:cs="0xProto Nerd Font"/>
-          <w:color w:val="000000" w:themeColor="text1"/>
-          <w:sz w:val="20"/>
-          <w:szCs w:val="16"/>
-        </w:rPr>
-        <w:t xml:space="preserve">                }</w:t>
-      </w:r>
-      <w:r>
-        <w:rPr>
-          <w:color w:val="000000" w:themeColor="text1"/>
-          <w:sz w:val="18"/>
-          <w:szCs w:val="16"/>
-        </w:rPr>
-      </w:r>
-    </w:p>
-    <w:p>
-      <w:pPr>
-        <w:pStyle w:val="892"/>
-        <w:pBdr/>
-        <w:spacing/>
-        <w:ind/>
-        <w:rPr>
-          <w:color w:val="000000" w:themeColor="text1"/>
-          <w:sz w:val="20"/>
-          <w:szCs w:val="16"/>
-        </w:rPr>
-      </w:pPr>
-      <w:r>
-        <w:rPr>
-          <w:rFonts w:ascii="0xProto Nerd Font" w:hAnsi="0xProto Nerd Font" w:eastAsia="0xProto Nerd Font" w:cs="0xProto Nerd Font"/>
-          <w:color w:val="000000" w:themeColor="text1"/>
-          <w:sz w:val="20"/>
-          <w:szCs w:val="16"/>
-        </w:rPr>
-        <w:t xml:space="preserve">            }</w:t>
-      </w:r>
-      <w:r>
-        <w:rPr>
-          <w:color w:val="000000" w:themeColor="text1"/>
-          <w:sz w:val="18"/>
-          <w:szCs w:val="16"/>
-        </w:rPr>
-      </w:r>
-    </w:p>
-    <w:p>
-      <w:pPr>
-        <w:pStyle w:val="892"/>
-        <w:pBdr/>
-        <w:spacing/>
-        <w:ind/>
-        <w:rPr>
-          <w:color w:val="000000" w:themeColor="text1"/>
-          <w:sz w:val="20"/>
-          <w:szCs w:val="16"/>
-        </w:rPr>
-      </w:pPr>
-      <w:r>
-        <w:rPr>
-          <w:rFonts w:ascii="0xProto Nerd Font" w:hAnsi="0xProto Nerd Font" w:eastAsia="0xProto Nerd Font" w:cs="0xProto Nerd Font"/>
-          <w:color w:val="000000" w:themeColor="text1"/>
-          <w:sz w:val="20"/>
-          <w:szCs w:val="16"/>
-        </w:rPr>
-        <w:t xml:space="preserve">        }</w:t>
-      </w:r>
-      <w:r>
-        <w:rPr>
-          <w:color w:val="000000" w:themeColor="text1"/>
-          <w:sz w:val="18"/>
-          <w:szCs w:val="16"/>
-        </w:rPr>
-      </w:r>
-    </w:p>
-    <w:p>
-      <w:pPr>
-        <w:pStyle w:val="892"/>
-        <w:pBdr/>
-        <w:spacing/>
-        <w:ind/>
-        <w:rPr>
-          <w:color w:val="000000" w:themeColor="text1"/>
-          <w:sz w:val="20"/>
-          <w:szCs w:val="16"/>
-        </w:rPr>
-      </w:pPr>
-      <w:r>
-        <w:rPr>
-          <w:rFonts w:ascii="0xProto Nerd Font" w:hAnsi="0xProto Nerd Font" w:eastAsia="0xProto Nerd Font" w:cs="0xProto Nerd Font"/>
-          <w:color w:val="000000" w:themeColor="text1"/>
-          <w:sz w:val="20"/>
-          <w:szCs w:val="16"/>
-        </w:rPr>
-        <w:t xml:space="preserve">    }</w:t>
-      </w:r>
-      <w:r>
-        <w:rPr>
-          <w:color w:val="000000" w:themeColor="text1"/>
-          <w:sz w:val="18"/>
-          <w:szCs w:val="16"/>
-        </w:rPr>
-      </w:r>
-    </w:p>
-    <w:p>
-      <w:pPr>
-        <w:pStyle w:val="892"/>
-        <w:pBdr/>
-        <w:spacing/>
-        <w:ind/>
-        <w:rPr>
-          <w:color w:val="000000" w:themeColor="text1"/>
-          <w:sz w:val="20"/>
-          <w:szCs w:val="16"/>
-        </w:rPr>
-      </w:pPr>
-      <w:r>
-        <w:rPr>
-          <w:rFonts w:ascii="0xProto Nerd Font" w:hAnsi="0xProto Nerd Font" w:eastAsia="0xProto Nerd Font" w:cs="0xProto Nerd Font"/>
-          <w:color w:val="000000" w:themeColor="text1"/>
-          <w:sz w:val="20"/>
-          <w:szCs w:val="16"/>
-        </w:rPr>
-        <w:t xml:space="preserve">}</w:t>
-      </w:r>
-      <w:r>
-        <w:rPr>
-          <w:color w:val="000000" w:themeColor="text1"/>
-          <w:sz w:val="18"/>
-          <w:szCs w:val="16"/>
-        </w:rPr>
-      </w:r>
-    </w:p>
-    <w:p>
-      <w:pPr>
         <w:pBdr/>
         <w:spacing/>
         <w:ind/>
         <w:rPr/>
       </w:pPr>
-      <w:r/>
-      <w:r/>
-      <w:r/>
-    </w:p>
-    <w:p>
-      <w:pPr>
-        <w:pStyle w:val="827"/>
-        <w:pBdr/>
-        <w:spacing/>
-        <w:ind/>
-        <w:rPr/>
-      </w:pPr>
-      <w:r>
-        <w:t xml:space="preserve">3 задание</w:t>
-      </w:r>
-      <w:r/>
-    </w:p>
-    <w:p>
-      <w:pPr>
-        <w:pBdr/>
-        <w:spacing/>
-        <w:ind/>
-        <w:rPr/>
-      </w:pPr>
       <w:r>
         <w:rPr>
           <w:lang w:val="en-US"/>
         </w:rPr>
-        <w:t xml:space="preserve">UML</w:t>
-      </w:r>
-      <w:r/>
+      </w:r>
+      <w:r>
+        <mc:AlternateContent>
+          <mc:Choice Requires="wpg">
+            <w:drawing>
+              <wp:inline xmlns:wp="http://schemas.openxmlformats.org/drawingml/2006/wordprocessingDrawing" distT="0" distB="0" distL="0" distR="0">
+                <wp:extent cx="5943600" cy="4126904"/>
+                <wp:effectExtent l="0" t="0" r="0" b="0"/>
+                <wp:docPr id="2" name=""/>
+                <wp:cNvGraphicFramePr>
+                  <a:graphicFrameLocks xmlns:a="http://schemas.openxmlformats.org/drawingml/2006/main" noChangeAspect="1"/>
+                </wp:cNvGraphicFramePr>
+                <a:graphic xmlns:a="http://schemas.openxmlformats.org/drawingml/2006/main">
+                  <a:graphicData uri="http://schemas.openxmlformats.org/drawingml/2006/picture">
+                    <pic:pic xmlns:pic="http://schemas.openxmlformats.org/drawingml/2006/picture">
+                      <pic:nvPicPr>
+                        <pic:cNvPr id="1194206529" name=""/>
+                        <pic:cNvPicPr>
+                          <a:picLocks noChangeAspect="1"/>
+                        </pic:cNvPicPr>
+                        <pic:nvPr/>
+                      </pic:nvPicPr>
+                      <pic:blipFill rotWithShape="1">
+                        <a:blip r:embed="rId9"/>
+                        <a:stretch/>
+                      </pic:blipFill>
+                      <pic:spPr bwMode="auto">
+                        <a:xfrm>
+                          <a:off x="0" y="0"/>
+                          <a:ext cx="5943599" cy="4126903"/>
+                        </a:xfrm>
+                        <a:prstGeom prst="rect">
+                          <a:avLst/>
+                        </a:prstGeom>
+                      </pic:spPr>
+                    </pic:pic>
+                  </a:graphicData>
+                </a:graphic>
+              </wp:inline>
+            </w:drawing>
+          </mc:Choice>
+          <mc:Fallback>
+            <w:pict>
+              <v:shapetype id="_x0000_t75" coordsize="21600,21600" o:spt="75" o:preferrelative="t" path="m@4@5l@4@11@9@11@9@5xe" filled="f" stroked="f">
+                <v:stroke joinstyle="miter"/>
+                <v:formulas>
+                  <v:f eqn="if lineDrawn pixelLineWidth 0"/>
+                  <v:f eqn="sum @0 1 0"/>
+                  <v:f eqn="sum 0 0 @1"/>
+                  <v:f eqn="prod @2 1 2"/>
+                  <v:f eqn="prod @3 21600 pixelWidth"/>
+                  <v:f eqn="prod @3 21600 pixelHeight"/>
+                  <v:f eqn="sum @0 0 1"/>
+                  <v:f eqn="prod @6 1 2"/>
+                  <v:f eqn="prod @7 21600 pixelWidth"/>
+                  <v:f eqn="sum @8 21600 0"/>
+                  <v:f eqn="prod @7 21600 pixelHeight"/>
+                  <v:f eqn="sum @10 21600 0"/>
+                </v:formulas>
+                <v:path o:extrusionok="f" gradientshapeok="t" o:connecttype="rect"/>
+                <o:lock v:ext="edit" aspectratio="t"/>
+              </v:shapetype>
+              <v:shape id="_x0000_i1" o:spid="_x0000_s1" type="#_x0000_t75" style="width:468.00pt;height:324.95pt;mso-wrap-distance-left:0.00pt;mso-wrap-distance-top:0.00pt;mso-wrap-distance-right:0.00pt;mso-wrap-distance-bottom:0.00pt;z-index:1;" stroked="false">
+                <v:imagedata r:id="rId9" o:title=""/>
+                <o:lock v:ext="edit" rotation="t"/>
+              </v:shape>
+            </w:pict>
+          </mc:Fallback>
+        </mc:AlternateContent>
+      </w:r>
+      <w:r>
+        <w:rPr>
+          <w:lang w:val="en-US"/>
+        </w:rPr>
+      </w:r>
       <w:r/>
     </w:p>
     <w:sectPr>
